--- a/downloads/teacher/ai-4-week-03.docx
+++ b/downloads/teacher/ai-4-week-03.docx
@@ -2816,6 +2816,396 @@
         <w:t>For your Responsible Plant Classifier, save the input, procedure, observed result and limitation of this check. Label this worked example as practice; use a different, previously unreviewed case when checking independent understanding.</w:t>
       </w:r>
     </w:p>
+    <w:p>
+      <w:pPr>
+        <w:pStyle w:val="Heading1"/>
+      </w:pPr>
+      <w:r>
+        <w:t>07. Prepare, teach and assess</w:t>
+      </w:r>
+    </w:p>
+    <w:p>
+      <w:r>
+        <w:t>Teaching target: Identify a task from the meaning of its target</w:t>
+      </w:r>
+    </w:p>
+    <w:p>
+      <w:r>
+        <w:t>Prepare the labelled worked-case picture, the matching workbook, fictional input cards and a place for individual responses. Check a local Python 3 environment before class; have a paper-trace version ready.</w:t>
+      </w:r>
+    </w:p>
+    <w:tbl>
+      <w:tblPr>
+        <w:tblStyle w:val="LightShading-Accent1"/>
+        <w:tblW w:type="auto" w:w="0"/>
+        <w:tblLook w:firstColumn="1" w:firstRow="1" w:lastColumn="0" w:lastRow="0" w:noHBand="0" w:noVBand="1" w:val="04A0"/>
+      </w:tblPr>
+      <w:tblGrid>
+        <w:gridCol w:w="3408"/>
+        <w:gridCol w:w="3408"/>
+        <w:gridCol w:w="3408"/>
+      </w:tblGrid>
+      <w:tr>
+        <w:trPr>
+          <w:tblHeader/>
+        </w:trPr>
+        <w:tc>
+          <w:tcPr>
+            <w:tcW w:type="dxa" w:w="3408"/>
+          </w:tcPr>
+          <w:p>
+            <w:r>
+              <w:t>Session</w:t>
+            </w:r>
+          </w:p>
+        </w:tc>
+        <w:tc>
+          <w:tcPr>
+            <w:tcW w:type="dxa" w:w="3408"/>
+          </w:tcPr>
+          <w:p>
+            <w:r>
+              <w:t>Plan</w:t>
+            </w:r>
+          </w:p>
+        </w:tc>
+        <w:tc>
+          <w:tcPr>
+            <w:tcW w:type="dxa" w:w="3408"/>
+          </w:tcPr>
+          <w:p>
+            <w:r>
+              <w:t>Resources</w:t>
+            </w:r>
+          </w:p>
+        </w:tc>
+      </w:tr>
+      <w:tr>
+        <w:tc>
+          <w:tcPr>
+            <w:tcW w:type="dxa" w:w="3408"/>
+          </w:tcPr>
+          <w:p>
+            <w:r>
+              <w:t>Session 1 · Understand · 45 min</w:t>
+            </w:r>
+          </w:p>
+        </w:tc>
+        <w:tc>
+          <w:tcPr>
+            <w:tcW w:type="dxa" w:w="3408"/>
+          </w:tcPr>
+          <w:p>
+            <w:r>
+              <w:t>0–7: recall and prerequisite; 7–15: inspect the concrete case and predict; 15–30: teacher models the worked trace; 30–40: learners explain a step using the text and visual; 40–45: check the core idea.</w:t>
+            </w:r>
+          </w:p>
+        </w:tc>
+        <w:tc>
+          <w:tcPr>
+            <w:tcW w:type="dxa" w:w="3408"/>
+          </w:tcPr>
+          <w:p>
+            <w:r>
+              <w:t>Sections 1–6; record the brief recall in the workbook.</w:t>
+            </w:r>
+          </w:p>
+        </w:tc>
+      </w:tr>
+      <w:tr>
+        <w:tc>
+          <w:tcPr>
+            <w:tcW w:type="dxa" w:w="3408"/>
+          </w:tcPr>
+          <w:p>
+            <w:r>
+              <w:t>Session 2 · Practise · 45 min</w:t>
+            </w:r>
+          </w:p>
+        </w:tc>
+        <w:tc>
+          <w:tcPr>
+            <w:tcW w:type="dxa" w:w="3408"/>
+          </w:tcPr>
+          <w:p>
+            <w:r>
+              <w:t>0–5: retrieve the procedure; 5–15: W2 completion practice; 15–23: explain and check with a partner; 23–30: each learner answers the misconception check; 30–40: targeted reteaching or a harder variation; 40–45: prepare the investigation.</w:t>
+            </w:r>
+          </w:p>
+        </w:tc>
+        <w:tc>
+          <w:tcPr>
+            <w:tcW w:type="dxa" w:w="3408"/>
+          </w:tcPr>
+          <w:p>
+            <w:r>
+              <w:t>Sections 7–10; use the matching workbook W2 and misconception check.</w:t>
+            </w:r>
+          </w:p>
+        </w:tc>
+      </w:tr>
+      <w:tr>
+        <w:tc>
+          <w:tcPr>
+            <w:tcW w:type="dxa" w:w="3408"/>
+          </w:tcPr>
+          <w:p>
+            <w:r>
+              <w:t>Session 3 · Investigate and transfer · 45 min</w:t>
+            </w:r>
+          </w:p>
+        </w:tc>
+        <w:tc>
+          <w:tcPr>
+            <w:tcW w:type="dxa" w:w="3408"/>
+          </w:tcPr>
+          <w:p>
+            <w:r>
+              <w:t>0–5: retrieve the decision rule; 5–20: investigate or trace; 20–30: start the independent case; 30–38: connect the project; 38–43: act on feedback; 43–45: plan the return check.</w:t>
+            </w:r>
+          </w:p>
+        </w:tc>
+        <w:tc>
+          <w:tcPr>
+            <w:tcW w:type="dxa" w:w="3408"/>
+          </w:tcPr>
+          <w:p>
+            <w:r>
+              <w:t>Sections 9 and 11–14. Give extra time to finish the full task set; use Section 15 when the week includes a coding lab.</w:t>
+            </w:r>
+          </w:p>
+        </w:tc>
+      </w:tr>
+    </w:tbl>
+    <w:p>
+      <w:r>
+        <w:t>Before class, solve the supported practice: For actual 14 minutes and estimate 12 minutes, calculate absolute error and both slow categories using greater than 10. Explain why a correct category does not mean an exact duration.</w:t>
+      </w:r>
+    </w:p>
+    <w:p>
+      <w:r>
+        <w:t>Reasoned practice answer: Absolute error is 2 minutes. Both actual and predicted categories are 1, so the category matches even though the duration estimate is 2 minutes too low.</w:t>
+      </w:r>
+    </w:p>
+    <w:p>
+      <w:r>
+        <w:t>Check every learner before discussion: Use the worked case for Classification and regression. Proposed explanation: “Numbers always mean regression”. Decide whether this explanation is supported. Point to the step or supplied fact that decides; explain your repair if needed.</w:t>
+      </w:r>
+    </w:p>
+    <w:p>
+      <w:r>
+        <w:t>Misconception repair: Category codes remain categories. Ask what a difference between the numbers would mean in the task.</w:t>
+      </w:r>
+    </w:p>
+    <w:p>
+      <w:r>
+        <w:t>Support: read the exact case aloud, enlarge the labelled picture, supply input cards and model only the first deciding step. Accept a spoken explanation or drawing; retain the reasoning goal.</w:t>
+      </w:r>
+    </w:p>
+    <w:p>
+      <w:r>
+        <w:t>Extension: Change the category boundary to strictly greater than 7 cm. Require a prediction and a reason before comparing. Expected result: Actual and estimated categories both become short, short, tall: 3/3 correct. Reason: The numerical estimates did not improve; the decision definition changed.</w:t>
+      </w:r>
+    </w:p>
+    <w:p>
+      <w:r>
+        <w:t>Independent assessment: withhold the reserved answer until the learner has attempted the new case. Record support separately from correctness.</w:t>
+      </w:r>
+    </w:p>
+    <w:tbl>
+      <w:tblPr>
+        <w:tblStyle w:val="LightShading-Accent1"/>
+        <w:tblW w:type="auto" w:w="0"/>
+        <w:tblLook w:firstColumn="1" w:firstRow="1" w:lastColumn="0" w:lastRow="0" w:noHBand="0" w:noVBand="1" w:val="04A0"/>
+      </w:tblPr>
+      <w:tblGrid>
+        <w:gridCol w:w="2556"/>
+        <w:gridCol w:w="2556"/>
+        <w:gridCol w:w="2556"/>
+        <w:gridCol w:w="2556"/>
+      </w:tblGrid>
+      <w:tr>
+        <w:trPr>
+          <w:tblHeader/>
+        </w:trPr>
+        <w:tc>
+          <w:tcPr>
+            <w:tcW w:type="dxa" w:w="2556"/>
+          </w:tcPr>
+          <w:p>
+            <w:r>
+              <w:t>Criterion</w:t>
+            </w:r>
+          </w:p>
+        </w:tc>
+        <w:tc>
+          <w:tcPr>
+            <w:tcW w:type="dxa" w:w="2556"/>
+          </w:tcPr>
+          <w:p>
+            <w:r>
+              <w:t>Not yet</w:t>
+            </w:r>
+          </w:p>
+        </w:tc>
+        <w:tc>
+          <w:tcPr>
+            <w:tcW w:type="dxa" w:w="2556"/>
+          </w:tcPr>
+          <w:p>
+            <w:r>
+              <w:t>With support</w:t>
+            </w:r>
+          </w:p>
+        </w:tc>
+        <w:tc>
+          <w:tcPr>
+            <w:tcW w:type="dxa" w:w="2556"/>
+          </w:tcPr>
+          <w:p>
+            <w:r>
+              <w:t>Independent</w:t>
+            </w:r>
+          </w:p>
+        </w:tc>
+      </w:tr>
+      <w:tr>
+        <w:tc>
+          <w:tcPr>
+            <w:tcW w:type="dxa" w:w="2556"/>
+          </w:tcPr>
+          <w:p>
+            <w:r>
+              <w:t>Explanation</w:t>
+            </w:r>
+          </w:p>
+        </w:tc>
+        <w:tc>
+          <w:tcPr>
+            <w:tcW w:type="dxa" w:w="2556"/>
+          </w:tcPr>
+          <w:p>
+            <w:r>
+              <w:t>Names an answer without a deciding fact</w:t>
+            </w:r>
+          </w:p>
+        </w:tc>
+        <w:tc>
+          <w:tcPr>
+            <w:tcW w:type="dxa" w:w="2556"/>
+          </w:tcPr>
+          <w:p>
+            <w:r>
+              <w:t>Uses a hint to link fact and decision</w:t>
+            </w:r>
+          </w:p>
+        </w:tc>
+        <w:tc>
+          <w:tcPr>
+            <w:tcW w:type="dxa" w:w="2556"/>
+          </w:tcPr>
+          <w:p>
+            <w:r>
+              <w:t>Explains the deciding fact in own words</w:t>
+            </w:r>
+          </w:p>
+        </w:tc>
+      </w:tr>
+      <w:tr>
+        <w:tc>
+          <w:tcPr>
+            <w:tcW w:type="dxa" w:w="2556"/>
+          </w:tcPr>
+          <w:p>
+            <w:r>
+              <w:t>Trace or test</w:t>
+            </w:r>
+          </w:p>
+        </w:tc>
+        <w:tc>
+          <w:tcPr>
+            <w:tcW w:type="dxa" w:w="2556"/>
+          </w:tcPr>
+          <w:p>
+            <w:r>
+              <w:t>Cannot connect input and result</w:t>
+            </w:r>
+          </w:p>
+        </w:tc>
+        <w:tc>
+          <w:tcPr>
+            <w:tcW w:type="dxa" w:w="2556"/>
+          </w:tcPr>
+          <w:p>
+            <w:r>
+              <w:t>Completes steps with prompts</w:t>
+            </w:r>
+          </w:p>
+        </w:tc>
+        <w:tc>
+          <w:tcPr>
+            <w:tcW w:type="dxa" w:w="2556"/>
+          </w:tcPr>
+          <w:p>
+            <w:r>
+              <w:t>Traces or tests a changed case accurately</w:t>
+            </w:r>
+          </w:p>
+        </w:tc>
+      </w:tr>
+      <w:tr>
+        <w:tc>
+          <w:tcPr>
+            <w:tcW w:type="dxa" w:w="2556"/>
+          </w:tcPr>
+          <w:p>
+            <w:r>
+              <w:t>Limits and revision</w:t>
+            </w:r>
+          </w:p>
+        </w:tc>
+        <w:tc>
+          <w:tcPr>
+            <w:tcW w:type="dxa" w:w="2556"/>
+          </w:tcPr>
+          <w:p>
+            <w:r>
+              <w:t>Claims more than evidence supports</w:t>
+            </w:r>
+          </w:p>
+        </w:tc>
+        <w:tc>
+          <w:tcPr>
+            <w:tcW w:type="dxa" w:w="2556"/>
+          </w:tcPr>
+          <w:p>
+            <w:r>
+              <w:t>Names a limit after a prompt</w:t>
+            </w:r>
+          </w:p>
+        </w:tc>
+        <w:tc>
+          <w:tcPr>
+            <w:tcW w:type="dxa" w:w="2556"/>
+          </w:tcPr>
+          <w:p>
+            <w:r>
+              <w:t>States a defensible limit and useful next test</w:t>
+            </w:r>
+          </w:p>
+        </w:tc>
+      </w:tr>
+    </w:tbl>
+    <w:p>
+      <w:r>
+        <w:t>Project checkpoint: Frame the need. Name the user, the problem, allowed inputs and a safe simple starting method.</w:t>
+      </w:r>
+    </w:p>
+    <w:p>
+      <w:r>
+        <w:t>Use the weekly teacher answer for topic-specific reasoning. A saved progress tick is an activity record; judge mastery from the learner’s explanation and evidence.</w:t>
+      </w:r>
+    </w:p>
     <w:sectPr>
       <w:pgSz w:w="12240" w:h="15840"/>
       <w:pgMar w:top="936" w:right="1008" w:bottom="936" w:left="1008" w:header="720" w:footer="720" w:gutter="0"/>

--- a/downloads/teacher/ai-4-week-03.docx
+++ b/downloads/teacher/ai-4-week-03.docx
@@ -3206,6 +3206,39 @@
         <w:t>Use the weekly teacher answer for topic-specific reasoning. A saved progress tick is an activity record; judge mastery from the learner’s explanation and evidence.</w:t>
       </w:r>
     </w:p>
+    <w:p>
+      <w:pPr>
+        <w:pStyle w:val="Heading1"/>
+      </w:pPr>
+      <w:r>
+        <w:t>08. Use feedback, labs and repair paths</w:t>
+      </w:r>
+    </w:p>
+    <w:p>
+      <w:r>
+        <w:t>Use the two formative questions as supported practice, not as independent mastery scores. Discuss the deciding evidence rather than accepting a guessed selection.</w:t>
+      </w:r>
+    </w:p>
+    <w:p>
+      <w:r>
+        <w:t>The feedback comes from the reviewed public worked case. Do not reveal the separately reserved independent teacher answer until the learner has attempted that case.</w:t>
+      </w:r>
+    </w:p>
+    <w:p>
+      <w:r>
+        <w:t>Ask students to predict before running code. Preserve errors and actual outputs; collect a changed test and an explanation. The branch-boundary and indexing lessons deliberately include failure cases.</w:t>
+      </w:r>
+    </w:p>
+    <w:p>
+      <w:r>
+        <w:t>Use the earlier worked-explanation links to address a specific missing building block, then return to the current question. Adapt this suggestion after observing the learner; it is not an automatic diagnosis.</w:t>
+      </w:r>
+    </w:p>
+    <w:p>
+      <w:r>
+        <w:t>Collect the completed-work portfolio as evidence. Record support separately from correctness, and assess explanation, trace/test and limitations. Progress ticks and quiz selections alone do not establish mastery.</w:t>
+      </w:r>
+    </w:p>
     <w:sectPr>
       <w:pgSz w:w="12240" w:h="15840"/>
       <w:pgMar w:top="936" w:right="1008" w:bottom="936" w:left="1008" w:header="720" w:footer="720" w:gutter="0"/>

--- a/downloads/teacher/ai-4-week-03.docx
+++ b/downloads/teacher/ai-4-week-03.docx
@@ -29,6 +29,11 @@
       </w:r>
     </w:p>
     <w:p>
+      <w:r>
+        <w:t>Prepare Classification or Regression?: check the target, prerequisites, resources and adaptable teaching schedule.</w:t>
+      </w:r>
+    </w:p>
+    <w:p>
       <w:pPr>
         <w:pStyle w:val="Heading3"/>
       </w:pPr>
@@ -37,7 +42,13 @@
       </w:r>
     </w:p>
     <w:p>
-      <w:r>
+      <w:pPr>
+        <w:spacing w:line="336" w:lineRule="auto" w:after="180"/>
+      </w:pPr>
+      <w:r>
+        <w:rPr>
+          <w:b w:val="0"/>
+        </w:rPr>
         <w:t>Primary target: Identify a task from the meaning of its target</w:t>
       </w:r>
     </w:p>
@@ -185,8 +196,37 @@
       </w:tr>
     </w:tbl>
     <w:p>
-      <w:r>
-        <w:t>This is a starting allocation of 135 minutes, not a validated duration. Preserve all named topics. Schedule extra time for connected examples, the full investigation, independent cases and project building. Repeated copies of a case share one recorded attempt; they are not new evidence.</w:t>
+      <w:pPr>
+        <w:spacing w:line="336" w:lineRule="auto" w:after="180"/>
+      </w:pPr>
+      <w:r>
+        <w:rPr>
+          <w:b w:val="0"/>
+        </w:rPr>
+        <w:t>This is a starting allocation of 135 minutes, not a validated duration. Preserve all named topics. Schedule extra time for connected examples, the full investigation, independent cases and project building.</w:t>
+      </w:r>
+    </w:p>
+    <w:p>
+      <w:pPr>
+        <w:spacing w:line="336" w:lineRule="auto" w:after="180"/>
+      </w:pPr>
+      <w:r>
+        <w:rPr>
+          <w:b w:val="0"/>
+        </w:rPr>
+        <w:t xml:space="preserve">Repeated copies of a case share one recorded attempt; they are not new </w:t>
+      </w:r>
+      <w:r>
+        <w:rPr>
+          <w:b/>
+        </w:rPr>
+        <w:t>evidence</w:t>
+      </w:r>
+      <w:r>
+        <w:rPr>
+          <w:b w:val="0"/>
+        </w:rPr>
+        <w:t>.</w:t>
       </w:r>
     </w:p>
     <w:p>
@@ -206,22 +246,93 @@
       </w:r>
     </w:p>
     <w:p>
-      <w:r>
+      <w:pPr>
+        <w:spacing w:line="336" w:lineRule="auto" w:after="180"/>
+      </w:pPr>
+      <w:r>
+        <w:rPr>
+          <w:b w:val="0"/>
+        </w:rPr>
         <w:t>Without opening the old lesson, explain one key idea from Features, Labels, Targets. Give an example and a mistake that the idea helps you avoid.</w:t>
       </w:r>
     </w:p>
     <w:p>
-      <w:r>
-        <w:t>Look for: Separate prediction inputs from observed targets</w:t>
-      </w:r>
-    </w:p>
-    <w:p>
-      <w:r>
-        <w:t>Reference example, not the only acceptable wording: Candidate features are pages and queue_at_checkout. The target is returned_late and the tracking field is loan_id. days_to_return is known only after return and directly defines the target, so it must not enter checkout predictions.</w:t>
-      </w:r>
-    </w:p>
-    <w:p>
-      <w:r>
+      <w:pPr>
+        <w:spacing w:line="336" w:lineRule="auto" w:after="180"/>
+      </w:pPr>
+      <w:r>
+        <w:rPr>
+          <w:b w:val="0"/>
+        </w:rPr>
+        <w:t xml:space="preserve">Look for: Separate </w:t>
+      </w:r>
+      <w:r>
+        <w:rPr>
+          <w:b/>
+        </w:rPr>
+        <w:t>prediction</w:t>
+      </w:r>
+      <w:r>
+        <w:rPr>
+          <w:b w:val="0"/>
+        </w:rPr>
+        <w:t xml:space="preserve"> </w:t>
+      </w:r>
+      <w:r>
+        <w:rPr>
+          <w:b/>
+        </w:rPr>
+        <w:t>input</w:t>
+      </w:r>
+      <w:r>
+        <w:rPr>
+          <w:b w:val="0"/>
+        </w:rPr>
+        <w:t>s from observed targets</w:t>
+      </w:r>
+    </w:p>
+    <w:p>
+      <w:pPr>
+        <w:spacing w:line="336" w:lineRule="auto" w:after="180"/>
+      </w:pPr>
+      <w:r>
+        <w:rPr>
+          <w:b w:val="0"/>
+        </w:rPr>
+        <w:t>Reference example, not the only acceptable wording: Candidate features are pages and queue_at_checkout.</w:t>
+      </w:r>
+    </w:p>
+    <w:p>
+      <w:pPr>
+        <w:spacing w:line="336" w:lineRule="auto" w:after="180"/>
+      </w:pPr>
+      <w:r>
+        <w:rPr>
+          <w:b w:val="0"/>
+        </w:rPr>
+        <w:t xml:space="preserve">The target is returned_late and the tracking field is loan_id. days_to_return is known only after return and directly defines the target, so it must not enter checkout </w:t>
+      </w:r>
+      <w:r>
+        <w:rPr>
+          <w:b/>
+        </w:rPr>
+        <w:t>prediction</w:t>
+      </w:r>
+      <w:r>
+        <w:rPr>
+          <w:b w:val="0"/>
+        </w:rPr>
+        <w:t>s.</w:t>
+      </w:r>
+    </w:p>
+    <w:p>
+      <w:pPr>
+        <w:spacing w:line="336" w:lineRule="auto" w:after="180"/>
+      </w:pPr>
+      <w:r>
+        <w:rPr>
+          <w:b w:val="0"/>
+        </w:rPr>
         <w:t>Use the student module and workbook section with this exact week title. The worked case, independent question and answers below form one aligned lesson sequence.</w:t>
       </w:r>
     </w:p>
@@ -234,8 +345,26 @@
       </w:r>
     </w:p>
     <w:p>
-      <w:r>
-        <w:t>System A predicts class codes 0=oak,1=maple. System B predicts leaf area in cm². Name the task types and explain why code 1 is not 'one more species' than code 0.</w:t>
+      <w:pPr>
+        <w:spacing w:line="336" w:lineRule="auto" w:after="180"/>
+      </w:pPr>
+      <w:r>
+        <w:rPr>
+          <w:b w:val="0"/>
+        </w:rPr>
+        <w:t xml:space="preserve">System A predicts </w:t>
+      </w:r>
+      <w:r>
+        <w:rPr>
+          <w:b/>
+        </w:rPr>
+        <w:t>class</w:t>
+      </w:r>
+      <w:r>
+        <w:rPr>
+          <w:b w:val="0"/>
+        </w:rPr>
+        <w:t xml:space="preserve"> codes 0=oak,1=maple. System B predicts leaf area in cm². Name the task types and explain why code 1 is not 'one more species' than code 0.</w:t>
       </w:r>
     </w:p>
     <w:p>
@@ -247,8 +376,44 @@
       </w:r>
     </w:p>
     <w:p>
-      <w:r>
-        <w:t>Classification predicts a category; regression predicts a numerical quantity. The target—not the input format—determines the task type.</w:t>
+      <w:pPr>
+        <w:spacing w:line="336" w:lineRule="auto" w:after="180"/>
+      </w:pPr>
+      <w:r>
+        <w:rPr>
+          <w:b/>
+        </w:rPr>
+        <w:t>Classification</w:t>
+      </w:r>
+      <w:r>
+        <w:rPr>
+          <w:b w:val="0"/>
+        </w:rPr>
+        <w:t xml:space="preserve"> predicts a category; </w:t>
+      </w:r>
+      <w:r>
+        <w:rPr>
+          <w:b/>
+        </w:rPr>
+        <w:t>regression</w:t>
+      </w:r>
+      <w:r>
+        <w:rPr>
+          <w:b w:val="0"/>
+        </w:rPr>
+        <w:t xml:space="preserve"> predicts a numerical quantity. The target—not the </w:t>
+      </w:r>
+      <w:r>
+        <w:rPr>
+          <w:b/>
+        </w:rPr>
+        <w:t>input</w:t>
+      </w:r>
+      <w:r>
+        <w:rPr>
+          <w:b w:val="0"/>
+        </w:rPr>
+        <w:t xml:space="preserve"> format—determines the task type.</w:t>
       </w:r>
     </w:p>
     <w:tbl>
@@ -384,12 +549,38 @@
       </w:r>
     </w:p>
     <w:p>
-      <w:r>
+      <w:pPr>
+        <w:spacing w:line="336" w:lineRule="auto" w:after="180"/>
+      </w:pPr>
+      <w:r>
+        <w:rPr>
+          <w:b w:val="0"/>
+        </w:rPr>
         <w:t>Use the supplied scenario, student illustrations and blank paper. For numeric work, offer counters or a calculator after learners show the setup. Fictional records are supplied; personal data and paid accounts are unnecessary.</w:t>
       </w:r>
     </w:p>
     <w:p>
-      <w:r>
+      <w:pPr>
+        <w:pStyle w:val="Heading3"/>
+      </w:pPr>
+      <w:r>
+        <w:t>Alternative compact allocation</w:t>
+      </w:r>
+    </w:p>
+    <w:p>
+      <w:r>
+        <w:t>This compact option is not the full-week schedule. Use the main teaching cycle and allow extra sessions for the investigation, independent work and project.</w:t>
+      </w:r>
+    </w:p>
+    <w:p>
+      <w:pPr>
+        <w:spacing w:line="336" w:lineRule="auto" w:after="180"/>
+        <w:shd w:fill="F1F6F8"/>
+      </w:pPr>
+      <w:r>
+        <w:rPr>
+          <w:b w:val="0"/>
+        </w:rPr>
         <w:t>Allow 80 minutes: recall 8; explanation 12; worked demonstration 15; guided practice 20; independent assessment 15; project and reflection 10. Extend the lab into a second session when needed.</w:t>
       </w:r>
     </w:p>
@@ -402,8 +593,61 @@
       </w:r>
     </w:p>
     <w:p>
-      <w:r>
-        <w:t>Use two 45-minute sessions to distinguish tasks by target meaning, not by input types or whether values contain decimals. Connect to Week 2 by keeping inputs available at dispatch and outcomes separate. Supplied duration estimates let students inspect category decisions and numerical errors without suggesting a model was trained. The threshold is fixed before evaluation. All examples are fictional.</w:t>
+      <w:pPr>
+        <w:spacing w:line="336" w:lineRule="auto" w:after="180"/>
+      </w:pPr>
+      <w:r>
+        <w:rPr>
+          <w:b w:val="0"/>
+        </w:rPr>
+        <w:t xml:space="preserve">Use two 45-minute sessions to distinguish tasks by target meaning, not by </w:t>
+      </w:r>
+      <w:r>
+        <w:rPr>
+          <w:b/>
+        </w:rPr>
+        <w:t>input</w:t>
+      </w:r>
+      <w:r>
+        <w:rPr>
+          <w:b w:val="0"/>
+        </w:rPr>
+        <w:t xml:space="preserve"> types or whether values contain decimals. Connect to Week 2 by keeping </w:t>
+      </w:r>
+      <w:r>
+        <w:rPr>
+          <w:b/>
+        </w:rPr>
+        <w:t>input</w:t>
+      </w:r>
+      <w:r>
+        <w:rPr>
+          <w:b w:val="0"/>
+        </w:rPr>
+        <w:t>s available at dispatch and outcomes separate.</w:t>
+      </w:r>
+    </w:p>
+    <w:p>
+      <w:pPr>
+        <w:spacing w:line="336" w:lineRule="auto" w:after="180"/>
+      </w:pPr>
+      <w:r>
+        <w:rPr>
+          <w:b w:val="0"/>
+        </w:rPr>
+        <w:t xml:space="preserve">Supplied duration estimates let students inspect category decisions and numerical errors without suggesting a model was trained. The </w:t>
+      </w:r>
+      <w:r>
+        <w:rPr>
+          <w:b/>
+        </w:rPr>
+        <w:t>threshold</w:t>
+      </w:r>
+      <w:r>
+        <w:rPr>
+          <w:b w:val="0"/>
+        </w:rPr>
+        <w:t xml:space="preserve"> is fixed before evaluation. All examples are fictional.</w:t>
       </w:r>
     </w:p>
     <w:p>
@@ -415,28 +659,82 @@
       </w:r>
     </w:p>
     <w:p>
-      <w:r>
-        <w:t>No. It is known later and is the outcome to predict, not an available dispatch-time input.</w:t>
-      </w:r>
-    </w:p>
-    <w:p>
-      <w:r>
+      <w:pPr>
+        <w:spacing w:line="336" w:lineRule="auto" w:after="180"/>
+      </w:pPr>
+      <w:r>
+        <w:rPr>
+          <w:b w:val="0"/>
+        </w:rPr>
+        <w:t xml:space="preserve">No. It is known later and is the outcome to predict, not an available dispatch-time </w:t>
+      </w:r>
+      <w:r>
+        <w:rPr>
+          <w:b/>
+        </w:rPr>
+        <w:t>input</w:t>
+      </w:r>
+      <w:r>
+        <w:rPr>
+          <w:b w:val="0"/>
+        </w:rPr>
+        <w:t>.</w:t>
+      </w:r>
+    </w:p>
+    <w:p>
+      <w:pPr>
+        <w:spacing w:line="336" w:lineRule="auto" w:after="180"/>
+      </w:pPr>
+      <w:r>
+        <w:rPr>
+          <w:b w:val="0"/>
+        </w:rPr>
         <w:t>Printed lesson and workbook</w:t>
       </w:r>
     </w:p>
     <w:p>
-      <w:r>
+      <w:pPr>
+        <w:spacing w:line="336" w:lineRule="auto" w:after="180"/>
+      </w:pPr>
+      <w:r>
+        <w:rPr>
+          <w:b w:val="0"/>
+        </w:rPr>
         <w:t>Number line marked at 10 minutes and cards for no and yes</w:t>
       </w:r>
     </w:p>
     <w:p>
-      <w:r>
+      <w:pPr>
+        <w:spacing w:line="336" w:lineRule="auto" w:after="180"/>
+      </w:pPr>
+      <w:r>
+        <w:rPr>
+          <w:b w:val="0"/>
+        </w:rPr>
         <w:t>Optional Python 3 editor; no packages needed</w:t>
       </w:r>
     </w:p>
     <w:p>
-      <w:r>
-        <w:t>Blank actual estimate category absolute error table</w:t>
+      <w:pPr>
+        <w:spacing w:line="336" w:lineRule="auto" w:after="180"/>
+      </w:pPr>
+      <w:r>
+        <w:rPr>
+          <w:b w:val="0"/>
+        </w:rPr>
+        <w:t xml:space="preserve">Blank actual estimate category </w:t>
+      </w:r>
+      <w:r>
+        <w:rPr>
+          <w:b/>
+        </w:rPr>
+        <w:t>absolute error</w:t>
+      </w:r>
+      <w:r>
+        <w:rPr>
+          <w:b w:val="0"/>
+        </w:rPr>
+        <w:t xml:space="preserve"> table</w:t>
       </w:r>
     </w:p>
     <w:p>
@@ -448,12 +746,48 @@
       </w:r>
     </w:p>
     <w:p>
-      <w:r>
-        <w:t>By the end, I can explain classification or regression? using a traced example and a stated limitation.</w:t>
-      </w:r>
-    </w:p>
-    <w:p>
-      <w:r>
+      <w:pPr>
+        <w:spacing w:line="336" w:lineRule="auto" w:after="180"/>
+      </w:pPr>
+      <w:r>
+        <w:rPr>
+          <w:b w:val="0"/>
+        </w:rPr>
+        <w:t xml:space="preserve">By the end, I can explain </w:t>
+      </w:r>
+      <w:r>
+        <w:rPr>
+          <w:b/>
+        </w:rPr>
+        <w:t>classification</w:t>
+      </w:r>
+      <w:r>
+        <w:rPr>
+          <w:b w:val="0"/>
+        </w:rPr>
+        <w:t xml:space="preserve"> or </w:t>
+      </w:r>
+      <w:r>
+        <w:rPr>
+          <w:b/>
+        </w:rPr>
+        <w:t>regression</w:t>
+      </w:r>
+      <w:r>
+        <w:rPr>
+          <w:b w:val="0"/>
+        </w:rPr>
+        <w:t>? using a traced example and a stated limitation.</w:t>
+      </w:r>
+    </w:p>
+    <w:p>
+      <w:pPr>
+        <w:spacing w:line="336" w:lineRule="auto" w:after="180"/>
+      </w:pPr>
+      <w:r>
+        <w:rPr>
+          <w:b w:val="0"/>
+        </w:rPr>
         <w:t>This added worked case illustrates the week’s main idea. Retain all original and connected topics; schedule its practice within the teaching cycle.</w:t>
       </w:r>
     </w:p>
@@ -466,140 +800,866 @@
       </w:r>
     </w:p>
     <w:p>
+      <w:r>
+        <w:t>Model Classification or Regression? using the supplied case, labelled mechanism and reasoning. Make the scope of each conclusion explicit.</w:t>
+      </w:r>
+    </w:p>
+    <w:p>
+      <w:pPr>
+        <w:spacing w:line="336" w:lineRule="auto" w:after="180"/>
+      </w:pPr>
+      <w:r>
+        <w:rPr>
+          <w:b w:val="0"/>
+        </w:rPr>
+        <w:t>Trace the information, fitted behavior, and evaluation proof separately.</w:t>
+      </w:r>
+    </w:p>
+    <w:p>
       <w:pPr>
         <w:pStyle w:val="Heading3"/>
       </w:pPr>
       <w:r>
-        <w:t>Explain the mechanism</w:t>
-      </w:r>
-    </w:p>
-    <w:p>
-      <w:r>
-        <w:t>Trace the information, fitted behavior, and evaluation proof separately.</w:t>
-      </w:r>
-    </w:p>
-    <w:p>
-      <w:r>
-        <w:t>QUESTION Choose the task type for six scenarios and define the output space precisely.</w:t>
-      </w:r>
-    </w:p>
-    <w:p>
-      <w:r>
-        <w:t>MODEL IDEA Classification predicts a category; regression predicts a numerical quantity. The target—not the input format—determines the task type.</w:t>
-      </w:r>
-    </w:p>
-    <w:p>
-      <w:r>
+        <w:t>Question to explain</w:t>
+      </w:r>
+    </w:p>
+    <w:p>
+      <w:pPr>
+        <w:spacing w:line="336" w:lineRule="auto" w:after="180"/>
+        <w:shd w:fill="F5F1FB"/>
+      </w:pPr>
+      <w:r>
+        <w:rPr>
+          <w:b w:val="0"/>
+        </w:rPr>
+        <w:t xml:space="preserve">QUESTION Choose the task type for six scenarios and define the </w:t>
+      </w:r>
+      <w:r>
+        <w:rPr>
+          <w:b/>
+        </w:rPr>
+        <w:t>output</w:t>
+      </w:r>
+      <w:r>
+        <w:rPr>
+          <w:b w:val="0"/>
+        </w:rPr>
+        <w:t xml:space="preserve"> space precisely.</w:t>
+      </w:r>
+    </w:p>
+    <w:p>
+      <w:pPr>
+        <w:spacing w:line="336" w:lineRule="auto" w:after="180"/>
+      </w:pPr>
+      <w:r>
+        <w:rPr>
+          <w:b w:val="0"/>
+        </w:rPr>
+        <w:t xml:space="preserve">MODEL IDEA </w:t>
+      </w:r>
+      <w:r>
+        <w:rPr>
+          <w:b/>
+        </w:rPr>
+        <w:t>Classification</w:t>
+      </w:r>
+      <w:r>
+        <w:rPr>
+          <w:b w:val="0"/>
+        </w:rPr>
+        <w:t xml:space="preserve"> predicts a category; </w:t>
+      </w:r>
+      <w:r>
+        <w:rPr>
+          <w:b/>
+        </w:rPr>
+        <w:t>regression</w:t>
+      </w:r>
+      <w:r>
+        <w:rPr>
+          <w:b w:val="0"/>
+        </w:rPr>
+        <w:t xml:space="preserve"> predicts a numerical quantity. The target—not the </w:t>
+      </w:r>
+      <w:r>
+        <w:rPr>
+          <w:b/>
+        </w:rPr>
+        <w:t>input</w:t>
+      </w:r>
+      <w:r>
+        <w:rPr>
+          <w:b w:val="0"/>
+        </w:rPr>
+        <w:t xml:space="preserve"> format—determines the task type.</w:t>
+      </w:r>
+    </w:p>
+    <w:p>
+      <w:pPr>
+        <w:spacing w:line="336" w:lineRule="auto" w:after="180"/>
+      </w:pPr>
+      <w:r>
+        <w:rPr>
+          <w:b w:val="0"/>
+        </w:rPr>
         <w:t>PROOF NEEDED Use an unseen case, visible calculation, error analysis, and a stated limitation.</w:t>
       </w:r>
     </w:p>
     <w:p>
-      <w:r>
-        <w:t>UNDER THE HOOD Predict plant species from a photo: target is a category, so classification. Predict plant height next week: target is centimeters, so regression.</w:t>
-      </w:r>
-    </w:p>
-    <w:p>
-      <w:r>
-        <w:t>Draw a fresh data → model → prediction → evaluation trace:</w:t>
-      </w:r>
-    </w:p>
-    <w:p>
-      <w:r>
-        <w:t>Predict first. Then check each step. A correct answer without visible evidence cannot be audited.</w:t>
-      </w:r>
-    </w:p>
-    <w:p>
-      <w:r>
-        <w:t>STEP 1 Predict plant species from a photo: target is a category, so classification.</w:t>
-      </w:r>
-    </w:p>
-    <w:p>
-      <w:r>
-        <w:t>STEP 2 Predict plant height next week: target is centimeters, so regression.</w:t>
-      </w:r>
-    </w:p>
-    <w:p>
-      <w:r>
+      <w:pPr>
+        <w:pStyle w:val="Heading3"/>
+      </w:pPr>
+      <w:r>
+        <w:t>How the mechanism works</w:t>
+      </w:r>
+    </w:p>
+    <w:p>
+      <w:pPr>
+        <w:spacing w:line="336" w:lineRule="auto" w:after="180"/>
+        <w:shd w:fill="F1F6F8"/>
+      </w:pPr>
+      <w:r>
+        <w:rPr>
+          <w:b w:val="0"/>
+        </w:rPr>
+        <w:t xml:space="preserve">UNDER THE HOOD Predict plant species from a photo: target is a category, so </w:t>
+      </w:r>
+      <w:r>
+        <w:rPr>
+          <w:b/>
+        </w:rPr>
+        <w:t>classification</w:t>
+      </w:r>
+      <w:r>
+        <w:rPr>
+          <w:b w:val="0"/>
+        </w:rPr>
+        <w:t xml:space="preserve">. Predict plant height next week: target is centimeters, so </w:t>
+      </w:r>
+      <w:r>
+        <w:rPr>
+          <w:b/>
+        </w:rPr>
+        <w:t>regression</w:t>
+      </w:r>
+      <w:r>
+        <w:rPr>
+          <w:b w:val="0"/>
+        </w:rPr>
+        <w:t>.</w:t>
+      </w:r>
+    </w:p>
+    <w:p>
+      <w:pPr>
+        <w:spacing w:line="336" w:lineRule="auto" w:after="180"/>
+      </w:pPr>
+      <w:r>
+        <w:rPr>
+          <w:b w:val="0"/>
+        </w:rPr>
+        <w:t xml:space="preserve">Draw a fresh data → model → </w:t>
+      </w:r>
+      <w:r>
+        <w:rPr>
+          <w:b/>
+        </w:rPr>
+        <w:t>prediction</w:t>
+      </w:r>
+      <w:r>
+        <w:rPr>
+          <w:b w:val="0"/>
+        </w:rPr>
+        <w:t xml:space="preserve"> → evaluation trace:</w:t>
+      </w:r>
+    </w:p>
+    <w:p>
+      <w:pPr>
+        <w:spacing w:line="336" w:lineRule="auto" w:after="180"/>
+      </w:pPr>
+      <w:r>
+        <w:rPr>
+          <w:b w:val="0"/>
+        </w:rPr>
+        <w:t xml:space="preserve">Predict first. Then check each step. A correct answer without visible </w:t>
+      </w:r>
+      <w:r>
+        <w:rPr>
+          <w:b/>
+        </w:rPr>
+        <w:t>evidence</w:t>
+      </w:r>
+      <w:r>
+        <w:rPr>
+          <w:b w:val="0"/>
+        </w:rPr>
+        <w:t xml:space="preserve"> cannot be audited.</w:t>
+      </w:r>
+    </w:p>
+    <w:p>
+      <w:pPr>
+        <w:pStyle w:val="Heading3"/>
+      </w:pPr>
+      <w:r>
+        <w:t>Step 1</w:t>
+      </w:r>
+    </w:p>
+    <w:p>
+      <w:pPr>
+        <w:spacing w:line="336" w:lineRule="auto" w:after="180"/>
+        <w:shd w:fill="F4F9FC"/>
+      </w:pPr>
+      <w:r>
+        <w:rPr>
+          <w:b w:val="0"/>
+        </w:rPr>
+        <w:t xml:space="preserve">STEP 1 Predict plant species from a photo: target is a category, so </w:t>
+      </w:r>
+      <w:r>
+        <w:rPr>
+          <w:b/>
+        </w:rPr>
+        <w:t>classification</w:t>
+      </w:r>
+      <w:r>
+        <w:rPr>
+          <w:b w:val="0"/>
+        </w:rPr>
+        <w:t>.</w:t>
+      </w:r>
+    </w:p>
+    <w:p>
+      <w:pPr>
+        <w:pStyle w:val="Heading3"/>
+      </w:pPr>
+      <w:r>
+        <w:t>Step 2</w:t>
+      </w:r>
+    </w:p>
+    <w:p>
+      <w:pPr>
+        <w:spacing w:line="336" w:lineRule="auto" w:after="180"/>
+        <w:shd w:fill="F4F9FC"/>
+      </w:pPr>
+      <w:r>
+        <w:rPr>
+          <w:b w:val="0"/>
+        </w:rPr>
+        <w:t xml:space="preserve">STEP 2 Predict plant height next week: target is centimeters, so </w:t>
+      </w:r>
+      <w:r>
+        <w:rPr>
+          <w:b/>
+        </w:rPr>
+        <w:t>regression</w:t>
+      </w:r>
+      <w:r>
+        <w:rPr>
+          <w:b w:val="0"/>
+        </w:rPr>
+        <w:t>.</w:t>
+      </w:r>
+    </w:p>
+    <w:p>
+      <w:pPr>
+        <w:pStyle w:val="Heading3"/>
+      </w:pPr>
+      <w:r>
+        <w:t>Step 3</w:t>
+      </w:r>
+    </w:p>
+    <w:p>
+      <w:pPr>
+        <w:spacing w:line="336" w:lineRule="auto" w:after="180"/>
+        <w:shd w:fill="F4F9FC"/>
+      </w:pPr>
+      <w:r>
+        <w:rPr>
+          <w:b w:val="0"/>
+        </w:rPr>
         <w:t>STEP 3 Predict low/medium/high growth: categories, even though ordered.</w:t>
       </w:r>
     </w:p>
     <w:p>
-      <w:r>
-        <w:t>STEP 4 State allowed classes or numerical unit before selecting a model and metric.</w:t>
-      </w:r>
-    </w:p>
-    <w:p>
-      <w:r>
-        <w:t>CHECK Verify the denominator, unit, split, class definition, and data version before interpreting a score.</w:t>
-      </w:r>
-    </w:p>
-    <w:p>
-      <w:r>
-        <w:t>Recalculate, retrace, or restate the evidence independently:</w:t>
-      </w:r>
-    </w:p>
-    <w:p>
       <w:pPr>
         <w:pStyle w:val="Heading3"/>
       </w:pPr>
       <w:r>
+        <w:t>Step 4</w:t>
+      </w:r>
+    </w:p>
+    <w:p>
+      <w:pPr>
+        <w:spacing w:line="336" w:lineRule="auto" w:after="180"/>
+        <w:shd w:fill="F4F9FC"/>
+      </w:pPr>
+      <w:r>
+        <w:rPr>
+          <w:b w:val="0"/>
+        </w:rPr>
+        <w:t xml:space="preserve">STEP 4 State allowed </w:t>
+      </w:r>
+      <w:r>
+        <w:rPr>
+          <w:b/>
+        </w:rPr>
+        <w:t>class</w:t>
+      </w:r>
+      <w:r>
+        <w:rPr>
+          <w:b w:val="0"/>
+        </w:rPr>
+        <w:t>es or numerical unit before selecting a model and metric.</w:t>
+      </w:r>
+    </w:p>
+    <w:p>
+      <w:pPr>
+        <w:spacing w:line="336" w:lineRule="auto" w:after="180"/>
+      </w:pPr>
+      <w:r>
+        <w:rPr>
+          <w:b w:val="0"/>
+        </w:rPr>
+        <w:t xml:space="preserve">CHECK Verify the denominator, unit, split, </w:t>
+      </w:r>
+      <w:r>
+        <w:rPr>
+          <w:b/>
+        </w:rPr>
+        <w:t>class</w:t>
+      </w:r>
+      <w:r>
+        <w:rPr>
+          <w:b w:val="0"/>
+        </w:rPr>
+        <w:t xml:space="preserve"> definition, and data version before interpreting a score.</w:t>
+      </w:r>
+    </w:p>
+    <w:p>
+      <w:pPr>
+        <w:spacing w:line="336" w:lineRule="auto" w:after="180"/>
+      </w:pPr>
+      <w:r>
+        <w:rPr>
+          <w:b w:val="0"/>
+        </w:rPr>
+        <w:t xml:space="preserve">Recalculate, retrace, or restate the </w:t>
+      </w:r>
+      <w:r>
+        <w:rPr>
+          <w:b/>
+        </w:rPr>
+        <w:t>evidence</w:t>
+      </w:r>
+      <w:r>
+        <w:rPr>
+          <w:b w:val="0"/>
+        </w:rPr>
+        <w:t xml:space="preserve"> independently:</w:t>
+      </w:r>
+    </w:p>
+    <w:p>
+      <w:pPr>
+        <w:pStyle w:val="Heading3"/>
+      </w:pPr>
+      <w:r>
         <w:t>Concrete teaching case</w:t>
       </w:r>
     </w:p>
     <w:p>
-      <w:r>
+      <w:pPr>
+        <w:pStyle w:val="Heading3"/>
+      </w:pPr>
+      <w:r>
+        <w:t>The teaching case</w:t>
+      </w:r>
+    </w:p>
+    <w:p>
+      <w:pPr>
+        <w:spacing w:line="336" w:lineRule="auto" w:after="180"/>
+        <w:shd w:fill="F1F6FC"/>
+      </w:pPr>
+      <w:r>
+        <w:rPr>
+          <w:b w:val="0"/>
+        </w:rPr>
         <w:t>Task A predicts healthy/spotted; B predicts next week's height in cm.</w:t>
       </w:r>
     </w:p>
     <w:p>
-      <w:r>
-        <w:t>Choose task and output types.</w:t>
-      </w:r>
-    </w:p>
-    <w:p>
       <w:pPr>
         <w:pStyle w:val="Heading3"/>
       </w:pPr>
       <w:r>
+        <w:t>The teaching case</w:t>
+      </w:r>
+    </w:p>
+    <w:p>
+      <w:pPr>
+        <w:spacing w:line="336" w:lineRule="auto" w:after="180"/>
+        <w:shd w:fill="F1F6FC"/>
+      </w:pPr>
+      <w:r>
+        <w:rPr>
+          <w:b w:val="0"/>
+        </w:rPr>
+        <w:t xml:space="preserve">Choose task and </w:t>
+      </w:r>
+      <w:r>
+        <w:rPr>
+          <w:b/>
+        </w:rPr>
+        <w:t>output</w:t>
+      </w:r>
+      <w:r>
+        <w:rPr>
+          <w:b w:val="0"/>
+        </w:rPr>
+        <w:t xml:space="preserve"> types.</w:t>
+      </w:r>
+    </w:p>
+    <w:p>
+      <w:pPr>
+        <w:pStyle w:val="Heading3"/>
+      </w:pPr>
+      <w:r>
         <w:t>Exact explanation to model</w:t>
       </w:r>
     </w:p>
     <w:p>
-      <w:r>
-        <w:t>A is classification with categorical output; B is regression with numeric output and units. Numeric class codes do not make classification regression.</w:t>
-      </w:r>
-    </w:p>
-    <w:p>
       <w:pPr>
         <w:pStyle w:val="Heading3"/>
       </w:pPr>
       <w:r>
+        <w:t>Why the result follows</w:t>
+      </w:r>
+    </w:p>
+    <w:p>
+      <w:pPr>
+        <w:spacing w:line="336" w:lineRule="auto" w:after="180"/>
+        <w:shd w:fill="F1F6FC"/>
+      </w:pPr>
+      <w:r>
+        <w:rPr>
+          <w:b w:val="0"/>
+        </w:rPr>
+        <w:t xml:space="preserve">A is </w:t>
+      </w:r>
+      <w:r>
+        <w:rPr>
+          <w:b/>
+        </w:rPr>
+        <w:t>classification</w:t>
+      </w:r>
+      <w:r>
+        <w:rPr>
+          <w:b w:val="0"/>
+        </w:rPr>
+        <w:t xml:space="preserve"> with categorical </w:t>
+      </w:r>
+      <w:r>
+        <w:rPr>
+          <w:b/>
+        </w:rPr>
+        <w:t>output</w:t>
+      </w:r>
+      <w:r>
+        <w:rPr>
+          <w:b w:val="0"/>
+        </w:rPr>
+        <w:t xml:space="preserve">; B is </w:t>
+      </w:r>
+      <w:r>
+        <w:rPr>
+          <w:b/>
+        </w:rPr>
+        <w:t>regression</w:t>
+      </w:r>
+      <w:r>
+        <w:rPr>
+          <w:b w:val="0"/>
+        </w:rPr>
+        <w:t xml:space="preserve"> with numeric </w:t>
+      </w:r>
+      <w:r>
+        <w:rPr>
+          <w:b/>
+        </w:rPr>
+        <w:t>output</w:t>
+      </w:r>
+      <w:r>
+        <w:rPr>
+          <w:b w:val="0"/>
+        </w:rPr>
+        <w:t xml:space="preserve"> and units. Numeric </w:t>
+      </w:r>
+      <w:r>
+        <w:rPr>
+          <w:b/>
+        </w:rPr>
+        <w:t>class</w:t>
+      </w:r>
+      <w:r>
+        <w:rPr>
+          <w:b w:val="0"/>
+        </w:rPr>
+        <w:t xml:space="preserve"> codes do not make </w:t>
+      </w:r>
+      <w:r>
+        <w:rPr>
+          <w:b/>
+        </w:rPr>
+        <w:t>classification</w:t>
+      </w:r>
+      <w:r>
+        <w:rPr>
+          <w:b w:val="0"/>
+        </w:rPr>
+        <w:t xml:space="preserve"> </w:t>
+      </w:r>
+      <w:r>
+        <w:rPr>
+          <w:b/>
+        </w:rPr>
+        <w:t>regression</w:t>
+      </w:r>
+      <w:r>
+        <w:rPr>
+          <w:b w:val="0"/>
+        </w:rPr>
+        <w:t>.</w:t>
+      </w:r>
+    </w:p>
+    <w:p>
+      <w:pPr>
+        <w:pStyle w:val="Heading3"/>
+      </w:pPr>
+      <w:r>
         <w:t>Explain the added worked example</w:t>
       </w:r>
     </w:p>
     <w:p>
-      <w:r>
-        <w:t>At robot dispatch, we can ask two questions about the same fictional trip. Will it take more than 10 minutes? Or how many minutes will it take? The first asks for a category. The second asks for an amount with units. The target question determines the task, even if both models would use the same dispatch-time inputs.</w:t>
-      </w:r>
-    </w:p>
-    <w:p>
-      <w:r>
-        <w:t>Classification predicts a category from a defined set. Regression estimates a numerical quantity for which differences have meaning. A category may be coded with numbers: 0 and 1 here are names for no and yes, not travel times. Conversely, a duration recorded as a whole number of minutes can still be a regression target. Decimal points do not decide the task.</w:t>
-      </w:r>
-    </w:p>
-    <w:p>
-      <w:r>
-        <w:t>Keep Week 2's prediction time: route length and the saved queue may exist at dispatch, while the observed duration is available later for training or evaluation. Do not feed that observed duration into an earlier dispatch prediction.</w:t>
-      </w:r>
-    </w:p>
-    <w:p>
-      <w:r>
-        <w:t>The following predictions are supplied for practice; no model is fitted here. Each estimate was written before revealing its matching observed duration. We compare duration error with a category decision made from that estimate. Predict slow when the estimated duration is greater than 10 minutes; exactly 10 is not slow. A classifier could also predict categories directly, but this example uses a threshold on estimates.</w:t>
-      </w:r>
-    </w:p>
-    <w:p>
-      <w:r>
-        <w:t>zip pairs the lists in order. They must have equal lengths and refer to the same trips; otherwise this loop is not a valid evaluation. abs gives the distance from zero, so both a one-minute overestimate and a one-minute underestimate have absolute error 1. The output is 2 3 followed by [1, 1, 2]. The mean absolute error is (1 + 1 + 2) / 3 = 4/3 minutes, about 1.33 minutes.</w:t>
+      <w:pPr>
+        <w:pStyle w:val="Heading3"/>
+      </w:pPr>
+      <w:r>
+        <w:t>Explain the added worked example · 1</w:t>
+      </w:r>
+    </w:p>
+    <w:p>
+      <w:pPr>
+        <w:spacing w:line="336" w:lineRule="auto" w:after="180"/>
+      </w:pPr>
+      <w:r>
+        <w:rPr>
+          <w:b w:val="0"/>
+        </w:rPr>
+        <w:t>At robot dispatch, we can ask two questions about the same fictional trip. Will it take more than 10 minutes? Or how many minutes will it take? The first asks for a category. The second asks for an amount with units.</w:t>
+      </w:r>
+    </w:p>
+    <w:p>
+      <w:pPr>
+        <w:spacing w:line="336" w:lineRule="auto" w:after="180"/>
+      </w:pPr>
+      <w:r>
+        <w:rPr>
+          <w:b w:val="0"/>
+        </w:rPr>
+        <w:t xml:space="preserve">The target question determines the task, even if both models would use the same dispatch-time </w:t>
+      </w:r>
+      <w:r>
+        <w:rPr>
+          <w:b/>
+        </w:rPr>
+        <w:t>input</w:t>
+      </w:r>
+      <w:r>
+        <w:rPr>
+          <w:b w:val="0"/>
+        </w:rPr>
+        <w:t>s.</w:t>
+      </w:r>
+    </w:p>
+    <w:p>
+      <w:pPr>
+        <w:pStyle w:val="Heading3"/>
+      </w:pPr>
+      <w:r>
+        <w:t>Explain the added worked example · 2</w:t>
+      </w:r>
+    </w:p>
+    <w:p>
+      <w:pPr>
+        <w:spacing w:line="336" w:lineRule="auto" w:after="180"/>
+      </w:pPr>
+      <w:r>
+        <w:rPr>
+          <w:b/>
+        </w:rPr>
+        <w:t>Classification</w:t>
+      </w:r>
+      <w:r>
+        <w:rPr>
+          <w:b w:val="0"/>
+        </w:rPr>
+        <w:t xml:space="preserve"> predicts a category from a defined set. </w:t>
+      </w:r>
+      <w:r>
+        <w:rPr>
+          <w:b/>
+        </w:rPr>
+        <w:t>Regression</w:t>
+      </w:r>
+      <w:r>
+        <w:rPr>
+          <w:b w:val="0"/>
+        </w:rPr>
+        <w:t xml:space="preserve"> estimates a numerical quantity for which differences have meaning.</w:t>
+      </w:r>
+    </w:p>
+    <w:p>
+      <w:pPr>
+        <w:spacing w:line="336" w:lineRule="auto" w:after="180"/>
+      </w:pPr>
+      <w:r>
+        <w:rPr>
+          <w:b w:val="0"/>
+        </w:rPr>
+        <w:t xml:space="preserve">A category may be coded with numbers: 0 and 1 here are names for no and yes, not travel times. Conversely, a duration recorded as a whole number of minutes can still be a </w:t>
+      </w:r>
+      <w:r>
+        <w:rPr>
+          <w:b/>
+        </w:rPr>
+        <w:t>regression</w:t>
+      </w:r>
+      <w:r>
+        <w:rPr>
+          <w:b w:val="0"/>
+        </w:rPr>
+        <w:t xml:space="preserve"> target.</w:t>
+      </w:r>
+    </w:p>
+    <w:p>
+      <w:pPr>
+        <w:spacing w:line="336" w:lineRule="auto" w:after="180"/>
+      </w:pPr>
+      <w:r>
+        <w:rPr>
+          <w:b w:val="0"/>
+        </w:rPr>
+        <w:t>Decimal points do not decide the task.</w:t>
+      </w:r>
+    </w:p>
+    <w:p>
+      <w:pPr>
+        <w:spacing w:line="336" w:lineRule="auto" w:after="180"/>
+      </w:pPr>
+      <w:r>
+        <w:rPr>
+          <w:b w:val="0"/>
+        </w:rPr>
+        <w:t xml:space="preserve">Keep Week 2's </w:t>
+      </w:r>
+      <w:r>
+        <w:rPr>
+          <w:b/>
+        </w:rPr>
+        <w:t>prediction</w:t>
+      </w:r>
+      <w:r>
+        <w:rPr>
+          <w:b w:val="0"/>
+        </w:rPr>
+        <w:t xml:space="preserve"> time: route length and the saved queue may exist at dispatch, while the observed duration is available later for </w:t>
+      </w:r>
+      <w:r>
+        <w:rPr>
+          <w:b/>
+        </w:rPr>
+        <w:t>training</w:t>
+      </w:r>
+      <w:r>
+        <w:rPr>
+          <w:b w:val="0"/>
+        </w:rPr>
+        <w:t xml:space="preserve"> or evaluation.</w:t>
+      </w:r>
+    </w:p>
+    <w:p>
+      <w:pPr>
+        <w:spacing w:line="336" w:lineRule="auto" w:after="180"/>
+      </w:pPr>
+      <w:r>
+        <w:rPr>
+          <w:b w:val="0"/>
+        </w:rPr>
+        <w:t xml:space="preserve">Do not feed that observed duration into an earlier dispatch </w:t>
+      </w:r>
+      <w:r>
+        <w:rPr>
+          <w:b/>
+        </w:rPr>
+        <w:t>prediction</w:t>
+      </w:r>
+      <w:r>
+        <w:rPr>
+          <w:b w:val="0"/>
+        </w:rPr>
+        <w:t>.</w:t>
+      </w:r>
+    </w:p>
+    <w:p>
+      <w:pPr>
+        <w:pStyle w:val="Heading3"/>
+      </w:pPr>
+      <w:r>
+        <w:t>Explain the added worked example · 3</w:t>
+      </w:r>
+    </w:p>
+    <w:p>
+      <w:pPr>
+        <w:spacing w:line="336" w:lineRule="auto" w:after="180"/>
+      </w:pPr>
+      <w:r>
+        <w:rPr>
+          <w:b w:val="0"/>
+        </w:rPr>
+        <w:t xml:space="preserve">The following </w:t>
+      </w:r>
+      <w:r>
+        <w:rPr>
+          <w:b/>
+        </w:rPr>
+        <w:t>prediction</w:t>
+      </w:r>
+      <w:r>
+        <w:rPr>
+          <w:b w:val="0"/>
+        </w:rPr>
+        <w:t>s are supplied for practice; no model is fitted here. Each estimate was written before revealing its matching observed duration.</w:t>
+      </w:r>
+    </w:p>
+    <w:p>
+      <w:pPr>
+        <w:spacing w:line="336" w:lineRule="auto" w:after="180"/>
+      </w:pPr>
+      <w:r>
+        <w:rPr>
+          <w:b w:val="0"/>
+        </w:rPr>
+        <w:t>We compare duration error with a category decision made from that estimate. Predict slow when the estimated duration is greater than 10 minutes; exactly 10 is not slow.</w:t>
+      </w:r>
+    </w:p>
+    <w:p>
+      <w:pPr>
+        <w:spacing w:line="336" w:lineRule="auto" w:after="180"/>
+      </w:pPr>
+      <w:r>
+        <w:rPr>
+          <w:b w:val="0"/>
+        </w:rPr>
+        <w:t xml:space="preserve">A </w:t>
+      </w:r>
+      <w:r>
+        <w:rPr>
+          <w:b/>
+        </w:rPr>
+        <w:t>class</w:t>
+      </w:r>
+      <w:r>
+        <w:rPr>
+          <w:b w:val="0"/>
+        </w:rPr>
+        <w:t xml:space="preserve">ifier could also predict categories directly, but this example uses a </w:t>
+      </w:r>
+      <w:r>
+        <w:rPr>
+          <w:b/>
+        </w:rPr>
+        <w:t>threshold</w:t>
+      </w:r>
+      <w:r>
+        <w:rPr>
+          <w:b w:val="0"/>
+        </w:rPr>
+        <w:t xml:space="preserve"> on estimates.</w:t>
+      </w:r>
+    </w:p>
+    <w:p>
+      <w:pPr>
+        <w:pStyle w:val="Heading3"/>
+      </w:pPr>
+      <w:r>
+        <w:t>Explain the added worked example · 4</w:t>
+      </w:r>
+    </w:p>
+    <w:p>
+      <w:pPr>
+        <w:spacing w:line="336" w:lineRule="auto" w:after="180"/>
+      </w:pPr>
+      <w:r>
+        <w:rPr>
+          <w:b w:val="0"/>
+        </w:rPr>
+        <w:t>zip pairs the lists in order.</w:t>
+      </w:r>
+    </w:p>
+    <w:p>
+      <w:pPr>
+        <w:spacing w:line="336" w:lineRule="auto" w:after="180"/>
+      </w:pPr>
+      <w:r>
+        <w:rPr>
+          <w:b w:val="0"/>
+        </w:rPr>
+        <w:t xml:space="preserve">They must have equal lengths and refer to the same trips; otherwise this loop is not a valid evaluation. abs gives the distance from zero, so both a one-minute overestimate and a one-minute underestimate have </w:t>
+      </w:r>
+      <w:r>
+        <w:rPr>
+          <w:b/>
+        </w:rPr>
+        <w:t>absolute error</w:t>
+      </w:r>
+      <w:r>
+        <w:rPr>
+          <w:b w:val="0"/>
+        </w:rPr>
+        <w:t xml:space="preserve"> 1.</w:t>
+      </w:r>
+    </w:p>
+    <w:p>
+      <w:pPr>
+        <w:spacing w:line="336" w:lineRule="auto" w:after="180"/>
+      </w:pPr>
+      <w:r>
+        <w:rPr>
+          <w:b w:val="0"/>
+        </w:rPr>
+        <w:t xml:space="preserve">The </w:t>
+      </w:r>
+      <w:r>
+        <w:rPr>
+          <w:b/>
+        </w:rPr>
+        <w:t>output</w:t>
+      </w:r>
+      <w:r>
+        <w:rPr>
+          <w:b w:val="0"/>
+        </w:rPr>
+        <w:t xml:space="preserve"> is 2 3 followed by [1, 1, 2]. The mean </w:t>
+      </w:r>
+      <w:r>
+        <w:rPr>
+          <w:b/>
+        </w:rPr>
+        <w:t>absolute error</w:t>
+      </w:r>
+      <w:r>
+        <w:rPr>
+          <w:b w:val="0"/>
+        </w:rPr>
+        <w:t xml:space="preserve"> is (1 + 1 + 2) / 3 = 4/3 minutes, about 1.33 minutes.</w:t>
       </w:r>
     </w:p>
     <w:p>
@@ -743,13 +1803,79 @@
       </w:r>
     </w:p>
     <w:p>
-      <w:r>
-        <w:t>Use the complete worked example below before asking learners to complete W2. Reveal a small part, invite a prediction, then explain the deciding step. These teacher notes contain solutions; do not reveal the independent case answer during modelling.</w:t>
-      </w:r>
-    </w:p>
-    <w:p>
-      <w:r>
-        <w:t>The 14-minute trip has the largest duration error in our example, yet its slow category is correct. The 10-minute trip has only a one-minute error but the category is wrong. These checks answer different questions. Report 2 correct out of 3 category decisions separately from a mean absolute error of about 1.33 minutes. Do not compare a fraction directly with minutes.</w:t>
+      <w:pPr>
+        <w:spacing w:line="336" w:lineRule="auto" w:after="180"/>
+      </w:pPr>
+      <w:r>
+        <w:rPr>
+          <w:b w:val="0"/>
+        </w:rPr>
+        <w:t xml:space="preserve">Use the complete worked example below before asking learners to complete W2. Reveal a small part, invite a </w:t>
+      </w:r>
+      <w:r>
+        <w:rPr>
+          <w:b/>
+        </w:rPr>
+        <w:t>prediction</w:t>
+      </w:r>
+      <w:r>
+        <w:rPr>
+          <w:b w:val="0"/>
+        </w:rPr>
+        <w:t>, then explain the deciding step.</w:t>
+      </w:r>
+    </w:p>
+    <w:p>
+      <w:pPr>
+        <w:spacing w:line="336" w:lineRule="auto" w:after="180"/>
+      </w:pPr>
+      <w:r>
+        <w:rPr>
+          <w:b w:val="0"/>
+        </w:rPr>
+        <w:t>These teacher notes contain solutions; do not reveal the independent case answer during modelling.</w:t>
+      </w:r>
+    </w:p>
+    <w:p>
+      <w:pPr>
+        <w:pStyle w:val="Heading3"/>
+      </w:pPr>
+      <w:r>
+        <w:t>Model the reasoning aloud · 5</w:t>
+      </w:r>
+    </w:p>
+    <w:p>
+      <w:pPr>
+        <w:spacing w:line="336" w:lineRule="auto" w:after="180"/>
+      </w:pPr>
+      <w:r>
+        <w:rPr>
+          <w:b w:val="0"/>
+        </w:rPr>
+        <w:t>The 14-minute trip has the largest duration error in our example, yet its slow category is correct. The 10-minute trip has only a one-minute error but the category is wrong. These checks answer different questions.</w:t>
+      </w:r>
+    </w:p>
+    <w:p>
+      <w:pPr>
+        <w:spacing w:line="336" w:lineRule="auto" w:after="180"/>
+      </w:pPr>
+      <w:r>
+        <w:rPr>
+          <w:b w:val="0"/>
+        </w:rPr>
+        <w:t xml:space="preserve">Report 2 correct out of 3 category decisions separately from a mean </w:t>
+      </w:r>
+      <w:r>
+        <w:rPr>
+          <w:b/>
+        </w:rPr>
+        <w:t>absolute error</w:t>
+      </w:r>
+      <w:r>
+        <w:rPr>
+          <w:b w:val="0"/>
+        </w:rPr>
+        <w:t xml:space="preserve"> of about 1.33 minutes. Do not compare a fraction directly with minutes.</w:t>
       </w:r>
     </w:p>
     <w:p>
@@ -888,7 +2014,13 @@
       </w:tr>
     </w:tbl>
     <w:p>
-      <w:r>
+      <w:pPr>
+        <w:spacing w:line="336" w:lineRule="auto" w:after="180"/>
+      </w:pPr>
+      <w:r>
+        <w:rPr>
+          <w:b w:val="0"/>
+        </w:rPr>
         <w:t>Use the diagram and verbal explanation together. Ask learners to match a sentence to a specific visual step; do not assign learners fixed visual or auditory learning styles.</w:t>
       </w:r>
     </w:p>
@@ -901,7 +2033,13 @@
       </w:r>
     </w:p>
     <w:p>
-      <w:r>
+      <w:pPr>
+        <w:spacing w:line="336" w:lineRule="auto" w:after="180"/>
+      </w:pPr>
+      <w:r>
+        <w:rPr>
+          <w:b w:val="0"/>
+        </w:rPr>
         <w:t>Distinguish predicting growth height from predicting a growth category.</w:t>
       </w:r>
     </w:p>
@@ -914,13 +2052,67 @@
       </w:r>
     </w:p>
     <w:p>
-      <w:r>
+      <w:pPr>
+        <w:pStyle w:val="Heading3"/>
+      </w:pPr>
+      <w:r>
+        <w:t>Supplied facts</w:t>
+      </w:r>
+    </w:p>
+    <w:p>
+      <w:pPr>
+        <w:spacing w:line="336" w:lineRule="auto" w:after="180"/>
+        <w:shd w:fill="F1F6FC"/>
+      </w:pPr>
+      <w:r>
+        <w:rPr>
+          <w:b w:val="0"/>
+        </w:rPr>
         <w:t>Actual heights are [4, 7, 9] cm; estimates are [5, 6, 10] cm. Tall means strictly greater than 6 cm.</w:t>
       </w:r>
     </w:p>
     <w:p>
-      <w:r>
-        <w:t>All inputs and outcomes in this worked example are invented classroom data; no real model run is claimed.</w:t>
+      <w:pPr>
+        <w:pStyle w:val="Heading3"/>
+      </w:pPr>
+      <w:r>
+        <w:t>Supplied facts</w:t>
+      </w:r>
+    </w:p>
+    <w:p>
+      <w:pPr>
+        <w:spacing w:line="336" w:lineRule="auto" w:after="180"/>
+        <w:shd w:fill="F1F6FC"/>
+      </w:pPr>
+      <w:r>
+        <w:rPr>
+          <w:b w:val="0"/>
+        </w:rPr>
+        <w:t xml:space="preserve">All </w:t>
+      </w:r>
+      <w:r>
+        <w:rPr>
+          <w:b/>
+        </w:rPr>
+        <w:t>input</w:t>
+      </w:r>
+      <w:r>
+        <w:rPr>
+          <w:b w:val="0"/>
+        </w:rPr>
+        <w:t xml:space="preserve">s and outcomes in this worked example are invented </w:t>
+      </w:r>
+      <w:r>
+        <w:rPr>
+          <w:b/>
+        </w:rPr>
+        <w:t>class</w:t>
+      </w:r>
+      <w:r>
+        <w:rPr>
+          <w:b w:val="0"/>
+        </w:rPr>
+        <w:t>room data; no real model run is claimed.</w:t>
       </w:r>
     </w:p>
     <w:p>
@@ -1119,43 +2311,166 @@
       </w:r>
     </w:p>
     <w:p>
-      <w:r>
-        <w:t>Read the picture in order. Estimated classes are short, short, tall: 2/3 correct. The arrows show which recorded input or intermediate result each decision uses. Explain the deciding step aloud before checking the changed case; pointing to the final answer alone does not show how it follows.</w:t>
-      </w:r>
-    </w:p>
-    <w:p>
       <w:pPr>
         <w:pStyle w:val="Heading3"/>
       </w:pPr>
       <w:r>
+        <w:t>Why the result follows</w:t>
+      </w:r>
+    </w:p>
+    <w:p>
+      <w:pPr>
+        <w:spacing w:line="336" w:lineRule="auto" w:after="180"/>
+        <w:shd w:fill="F1F6FC"/>
+      </w:pPr>
+      <w:r>
+        <w:rPr>
+          <w:b w:val="0"/>
+        </w:rPr>
+        <w:t xml:space="preserve">Read the picture in order. Estimated </w:t>
+      </w:r>
+      <w:r>
+        <w:rPr>
+          <w:b/>
+        </w:rPr>
+        <w:t>class</w:t>
+      </w:r>
+      <w:r>
+        <w:rPr>
+          <w:b w:val="0"/>
+        </w:rPr>
+        <w:t xml:space="preserve">es are short, short, tall: 2/3 correct. The arrows show which recorded </w:t>
+      </w:r>
+      <w:r>
+        <w:rPr>
+          <w:b/>
+        </w:rPr>
+        <w:t>input</w:t>
+      </w:r>
+      <w:r>
+        <w:rPr>
+          <w:b w:val="0"/>
+        </w:rPr>
+        <w:t xml:space="preserve"> or intermediate result each decision uses.</w:t>
+      </w:r>
+    </w:p>
+    <w:p>
+      <w:pPr>
+        <w:spacing w:line="336" w:lineRule="auto" w:after="180"/>
+        <w:shd w:fill="F1F6FC"/>
+      </w:pPr>
+      <w:r>
+        <w:rPr>
+          <w:b w:val="0"/>
+        </w:rPr>
+        <w:t>Explain the deciding step aloud before checking the changed case; pointing to the final answer alone does not show how it follows.</w:t>
+      </w:r>
+    </w:p>
+    <w:p>
+      <w:pPr>
+        <w:pStyle w:val="Heading3"/>
+      </w:pPr>
+      <w:r>
         <w:t>What this example does not establish</w:t>
       </w:r>
     </w:p>
     <w:p>
-      <w:r>
-        <w:t>Regression error and category accuracy measure different targets; neither alone covers every use consequence.</w:t>
-      </w:r>
-    </w:p>
-    <w:p>
       <w:pPr>
         <w:pStyle w:val="Heading3"/>
       </w:pPr>
       <w:r>
+        <w:t>Keep the stated limit</w:t>
+      </w:r>
+    </w:p>
+    <w:p>
+      <w:pPr>
+        <w:spacing w:line="336" w:lineRule="auto" w:after="180"/>
+        <w:shd w:fill="FFF5E6"/>
+      </w:pPr>
+      <w:r>
+        <w:rPr>
+          <w:b/>
+        </w:rPr>
+        <w:t>Regression</w:t>
+      </w:r>
+      <w:r>
+        <w:rPr>
+          <w:b w:val="0"/>
+        </w:rPr>
+        <w:t xml:space="preserve"> error and category accuracy measure different targets; neither alone covers every use consequence.</w:t>
+      </w:r>
+    </w:p>
+    <w:p>
+      <w:pPr>
+        <w:pStyle w:val="Heading3"/>
+      </w:pPr>
+      <w:r>
         <w:t>Change one thing in the pictured case</w:t>
       </w:r>
     </w:p>
     <w:p>
-      <w:r>
+      <w:pPr>
+        <w:pStyle w:val="Heading3"/>
+      </w:pPr>
+      <w:r>
+        <w:t>Change one thing</w:t>
+      </w:r>
+    </w:p>
+    <w:p>
+      <w:pPr>
+        <w:spacing w:line="336" w:lineRule="auto" w:after="180"/>
+        <w:shd w:fill="F5F1FB"/>
+      </w:pPr>
+      <w:r>
+        <w:rPr>
+          <w:b w:val="0"/>
+        </w:rPr>
         <w:t>Change: Change the category boundary to strictly greater than 7 cm.</w:t>
       </w:r>
     </w:p>
     <w:p>
-      <w:r>
-        <w:t>Prediction: Actual and estimated categories both become short, short, tall: 3/3 correct.</w:t>
-      </w:r>
-    </w:p>
-    <w:p>
-      <w:r>
+      <w:pPr>
+        <w:pStyle w:val="Heading3"/>
+      </w:pPr>
+      <w:r>
+        <w:t>Predicted result</w:t>
+      </w:r>
+    </w:p>
+    <w:p>
+      <w:pPr>
+        <w:spacing w:line="336" w:lineRule="auto" w:after="180"/>
+        <w:shd w:fill="F1F6FC"/>
+      </w:pPr>
+      <w:r>
+        <w:rPr>
+          <w:b/>
+        </w:rPr>
+        <w:t>Prediction</w:t>
+      </w:r>
+      <w:r>
+        <w:rPr>
+          <w:b w:val="0"/>
+        </w:rPr>
+        <w:t>: Actual and estimated categories both become short, short, tall: 3/3 correct.</w:t>
+      </w:r>
+    </w:p>
+    <w:p>
+      <w:pPr>
+        <w:pStyle w:val="Heading3"/>
+      </w:pPr>
+      <w:r>
+        <w:t>Why the result follows</w:t>
+      </w:r>
+    </w:p>
+    <w:p>
+      <w:pPr>
+        <w:spacing w:line="336" w:lineRule="auto" w:after="180"/>
+        <w:shd w:fill="F1F6FC"/>
+      </w:pPr>
+      <w:r>
+        <w:rPr>
+          <w:b w:val="0"/>
+        </w:rPr>
         <w:t>Reason: The numerical estimates did not improve; the decision definition changed.</w:t>
       </w:r>
     </w:p>
@@ -1168,8 +2483,57 @@
       </w:r>
     </w:p>
     <w:p>
-      <w:r>
-        <w:t>Cover the result. Ask learners to name the inputs and predict the next step. Uncover one step, connect the icon to the actual procedure, and explain its evidence. Then change the supplied condition and compare. The picture is a representation; it does not document execution of a real AI model.</w:t>
+      <w:pPr>
+        <w:pStyle w:val="Heading3"/>
+      </w:pPr>
+      <w:r>
+        <w:t>Ask while showing the picture · 6</w:t>
+      </w:r>
+    </w:p>
+    <w:p>
+      <w:pPr>
+        <w:spacing w:line="336" w:lineRule="auto" w:after="180"/>
+      </w:pPr>
+      <w:r>
+        <w:rPr>
+          <w:b w:val="0"/>
+        </w:rPr>
+        <w:t xml:space="preserve">Cover the result. Ask learners to name the </w:t>
+      </w:r>
+      <w:r>
+        <w:rPr>
+          <w:b/>
+        </w:rPr>
+        <w:t>input</w:t>
+      </w:r>
+      <w:r>
+        <w:rPr>
+          <w:b w:val="0"/>
+        </w:rPr>
+        <w:t xml:space="preserve">s and predict the next step. Uncover one step, connect the icon to the actual procedure, and explain its </w:t>
+      </w:r>
+      <w:r>
+        <w:rPr>
+          <w:b/>
+        </w:rPr>
+        <w:t>evidence</w:t>
+      </w:r>
+      <w:r>
+        <w:rPr>
+          <w:b w:val="0"/>
+        </w:rPr>
+        <w:t>. Then change the supplied condition and compare.</w:t>
+      </w:r>
+    </w:p>
+    <w:p>
+      <w:pPr>
+        <w:spacing w:line="336" w:lineRule="auto" w:after="180"/>
+      </w:pPr>
+      <w:r>
+        <w:rPr>
+          <w:b w:val="0"/>
+        </w:rPr>
+        <w:t>The picture is a representation; it does not document execution of a real AI model.</w:t>
       </w:r>
     </w:p>
     <w:p>
@@ -1181,11 +2545,16 @@
       </w:r>
     </w:p>
     <w:p>
+      <w:r>
+        <w:t>Demonstrate Classification or Regression?, reduce support deliberately and check individual reasoning before discussing answers.</w:t>
+      </w:r>
+    </w:p>
+    <w:p>
       <w:pPr>
         <w:pStyle w:val="Heading3"/>
       </w:pPr>
       <w:r>
-        <w:t>Demonstrate and guide practice</w:t>
+        <w:t>Board sequence</w:t>
       </w:r>
     </w:p>
     <w:p>
@@ -1193,55 +2562,293 @@
         <w:pStyle w:val="Heading3"/>
       </w:pPr>
       <w:r>
-        <w:t>Board sequence</w:t>
-      </w:r>
-    </w:p>
-    <w:p>
-      <w:r>
+        <w:t>1. Put the facts on the board</w:t>
+      </w:r>
+    </w:p>
+    <w:p>
+      <w:pPr>
+        <w:spacing w:line="336" w:lineRule="auto" w:after="180"/>
+        <w:shd w:fill="F4F9FC"/>
+      </w:pPr>
+      <w:r>
+        <w:rPr>
+          <w:b w:val="0"/>
+        </w:rPr>
         <w:t>Write the given facts: Task A predicts healthy/spotted; B predicts next week's height in cm.</w:t>
       </w:r>
     </w:p>
     <w:p>
-      <w:r>
-        <w:t>Write the question to explain: Choose task and output types.</w:t>
-      </w:r>
-    </w:p>
-    <w:p>
-      <w:r>
-        <w:t>Reveal after predictions: A is classification with categorical output; B is regression with numeric output and units. Numeric class codes do not make classification regression.</w:t>
-      </w:r>
-    </w:p>
-    <w:p>
-      <w:r>
-        <w:t>Keep for an independent attempt: Task A predicts whether a plant is fern or grass. Task B predicts its height in centimetres. Which is classification and which is regression?</w:t>
-      </w:r>
-    </w:p>
-    <w:p>
       <w:pPr>
         <w:pStyle w:val="Heading3"/>
       </w:pPr>
       <w:r>
+        <w:t>2. State the decision to explain</w:t>
+      </w:r>
+    </w:p>
+    <w:p>
+      <w:pPr>
+        <w:spacing w:line="336" w:lineRule="auto" w:after="180"/>
+        <w:shd w:fill="F4F9FC"/>
+      </w:pPr>
+      <w:r>
+        <w:rPr>
+          <w:b w:val="0"/>
+        </w:rPr>
+        <w:t xml:space="preserve">Write the question to explain: Choose task and </w:t>
+      </w:r>
+      <w:r>
+        <w:rPr>
+          <w:b/>
+        </w:rPr>
+        <w:t>output</w:t>
+      </w:r>
+      <w:r>
+        <w:rPr>
+          <w:b w:val="0"/>
+        </w:rPr>
+        <w:t xml:space="preserve"> types.</w:t>
+      </w:r>
+    </w:p>
+    <w:p>
+      <w:pPr>
+        <w:pStyle w:val="Heading3"/>
+      </w:pPr>
+      <w:r>
+        <w:t>3. Reveal the worked reasoning</w:t>
+      </w:r>
+    </w:p>
+    <w:p>
+      <w:pPr>
+        <w:spacing w:line="336" w:lineRule="auto" w:after="180"/>
+        <w:shd w:fill="F1F6FC"/>
+      </w:pPr>
+      <w:r>
+        <w:rPr>
+          <w:b w:val="0"/>
+        </w:rPr>
+        <w:t xml:space="preserve">Reveal after </w:t>
+      </w:r>
+      <w:r>
+        <w:rPr>
+          <w:b/>
+        </w:rPr>
+        <w:t>prediction</w:t>
+      </w:r>
+      <w:r>
+        <w:rPr>
+          <w:b w:val="0"/>
+        </w:rPr>
+        <w:t xml:space="preserve">s: A is </w:t>
+      </w:r>
+      <w:r>
+        <w:rPr>
+          <w:b/>
+        </w:rPr>
+        <w:t>classification</w:t>
+      </w:r>
+      <w:r>
+        <w:rPr>
+          <w:b w:val="0"/>
+        </w:rPr>
+        <w:t xml:space="preserve"> with categorical </w:t>
+      </w:r>
+      <w:r>
+        <w:rPr>
+          <w:b/>
+        </w:rPr>
+        <w:t>output</w:t>
+      </w:r>
+      <w:r>
+        <w:rPr>
+          <w:b w:val="0"/>
+        </w:rPr>
+        <w:t xml:space="preserve">; B is </w:t>
+      </w:r>
+      <w:r>
+        <w:rPr>
+          <w:b/>
+        </w:rPr>
+        <w:t>regression</w:t>
+      </w:r>
+      <w:r>
+        <w:rPr>
+          <w:b w:val="0"/>
+        </w:rPr>
+        <w:t xml:space="preserve"> with numeric </w:t>
+      </w:r>
+      <w:r>
+        <w:rPr>
+          <w:b/>
+        </w:rPr>
+        <w:t>output</w:t>
+      </w:r>
+      <w:r>
+        <w:rPr>
+          <w:b w:val="0"/>
+        </w:rPr>
+        <w:t xml:space="preserve"> and units. Numeric </w:t>
+      </w:r>
+      <w:r>
+        <w:rPr>
+          <w:b/>
+        </w:rPr>
+        <w:t>class</w:t>
+      </w:r>
+      <w:r>
+        <w:rPr>
+          <w:b w:val="0"/>
+        </w:rPr>
+        <w:t xml:space="preserve"> codes do not make </w:t>
+      </w:r>
+      <w:r>
+        <w:rPr>
+          <w:b/>
+        </w:rPr>
+        <w:t>classification</w:t>
+      </w:r>
+      <w:r>
+        <w:rPr>
+          <w:b w:val="0"/>
+        </w:rPr>
+        <w:t xml:space="preserve"> </w:t>
+      </w:r>
+      <w:r>
+        <w:rPr>
+          <w:b/>
+        </w:rPr>
+        <w:t>regression</w:t>
+      </w:r>
+      <w:r>
+        <w:rPr>
+          <w:b w:val="0"/>
+        </w:rPr>
+        <w:t>.</w:t>
+      </w:r>
+    </w:p>
+    <w:p>
+      <w:pPr>
+        <w:pStyle w:val="Heading3"/>
+      </w:pPr>
+      <w:r>
+        <w:t>Hold back the independent task</w:t>
+      </w:r>
+    </w:p>
+    <w:p>
+      <w:pPr>
+        <w:spacing w:line="336" w:lineRule="auto" w:after="180"/>
+        <w:shd w:fill="F5F1FB"/>
+      </w:pPr>
+      <w:r>
+        <w:rPr>
+          <w:b w:val="0"/>
+        </w:rPr>
+        <w:t xml:space="preserve">Keep for an independent attempt: Task A predicts whether a plant is fern or grass. Task B predicts its height in centimetres. Which is </w:t>
+      </w:r>
+      <w:r>
+        <w:rPr>
+          <w:b/>
+        </w:rPr>
+        <w:t>classification</w:t>
+      </w:r>
+      <w:r>
+        <w:rPr>
+          <w:b w:val="0"/>
+        </w:rPr>
+        <w:t xml:space="preserve"> and which is </w:t>
+      </w:r>
+      <w:r>
+        <w:rPr>
+          <w:b/>
+        </w:rPr>
+        <w:t>regression</w:t>
+      </w:r>
+      <w:r>
+        <w:rPr>
+          <w:b w:val="0"/>
+        </w:rPr>
+        <w:t>?</w:t>
+      </w:r>
+    </w:p>
+    <w:p>
+      <w:pPr>
+        <w:pStyle w:val="Heading3"/>
+      </w:pPr>
+      <w:r>
         <w:t>Classroom dialogue</w:t>
       </w:r>
     </w:p>
     <w:p>
-      <w:r>
+      <w:pPr>
+        <w:pStyle w:val="Heading3"/>
+      </w:pPr>
+      <w:r>
+        <w:t>Ask the class</w:t>
+      </w:r>
+    </w:p>
+    <w:p>
+      <w:pPr>
+        <w:spacing w:line="336" w:lineRule="auto" w:after="180"/>
+        <w:shd w:fill="F5F1FB"/>
+      </w:pPr>
+      <w:r>
+        <w:rPr>
+          <w:b w:val="0"/>
+        </w:rPr>
         <w:t>Ask: Which facts are given, and which would we have to assume? Learners mark relevant details before discussing answers.</w:t>
       </w:r>
     </w:p>
     <w:p>
-      <w:r>
+      <w:pPr>
+        <w:pStyle w:val="Heading3"/>
+      </w:pPr>
+      <w:r>
+        <w:t>Language to model</w:t>
+      </w:r>
+    </w:p>
+    <w:p>
+      <w:pPr>
+        <w:spacing w:line="336" w:lineRule="auto" w:after="180"/>
+        <w:shd w:fill="F1F6F8"/>
+      </w:pPr>
+      <w:r>
+        <w:rPr>
+          <w:b w:val="0"/>
+        </w:rPr>
         <w:t>Say: Predict first. Show the rule, information path or calculation that would produce the result. A correct guess is not yet an explanation.</w:t>
       </w:r>
     </w:p>
     <w:p>
-      <w:r>
+      <w:pPr>
+        <w:spacing w:line="336" w:lineRule="auto" w:after="180"/>
+      </w:pPr>
+      <w:r>
+        <w:rPr>
+          <w:b w:val="0"/>
+        </w:rPr>
         <w:t>Reveal reasoning one step at a time. Explain why a tempting alternative fails. Write units and denominators for arithmetic, trace conditions for decisions, and identify supporting sources for claims.</w:t>
       </w:r>
     </w:p>
     <w:p>
-      <w:r>
-        <w:t>In pairs, one learner solves while the other checks evidence; exchange roles. Remove the worked answer before independent assessment.</w:t>
+      <w:pPr>
+        <w:spacing w:line="336" w:lineRule="auto" w:after="180"/>
+      </w:pPr>
+      <w:r>
+        <w:rPr>
+          <w:b w:val="0"/>
+        </w:rPr>
+        <w:t xml:space="preserve">In pairs, one learner solves while the other checks </w:t>
+      </w:r>
+      <w:r>
+        <w:rPr>
+          <w:b/>
+        </w:rPr>
+        <w:t>evidence</w:t>
+      </w:r>
+      <w:r>
+        <w:rPr>
+          <w:b w:val="0"/>
+        </w:rPr>
+        <w:t>; exchange roles. Remove the worked answer before independent assessment.</w:t>
       </w:r>
     </w:p>
     <w:p>
@@ -1253,8 +2860,49 @@
       </w:r>
     </w:p>
     <w:p>
-      <w:r>
-        <w:t>Guided: actual category 0, predicted category 1, absolute duration error 0.5 minutes; the category is wrong. Exit: specify regression for duration in minutes and use a numerical error check such as mean absolute error in minutes. Category agreement does not report how close the duration estimates are to observed times.</w:t>
+      <w:pPr>
+        <w:spacing w:line="336" w:lineRule="auto" w:after="180"/>
+      </w:pPr>
+      <w:r>
+        <w:rPr>
+          <w:b w:val="0"/>
+        </w:rPr>
+        <w:t>Guided: actual category 0, predicted category 1, absolute duration error 0.5 minutes; the category is wrong.</w:t>
+      </w:r>
+    </w:p>
+    <w:p>
+      <w:pPr>
+        <w:spacing w:line="336" w:lineRule="auto" w:after="180"/>
+      </w:pPr>
+      <w:r>
+        <w:rPr>
+          <w:b w:val="0"/>
+        </w:rPr>
+        <w:t xml:space="preserve">Exit: specify </w:t>
+      </w:r>
+      <w:r>
+        <w:rPr>
+          <w:b/>
+        </w:rPr>
+        <w:t>regression</w:t>
+      </w:r>
+      <w:r>
+        <w:rPr>
+          <w:b w:val="0"/>
+        </w:rPr>
+        <w:t xml:space="preserve"> for duration in minutes and use a numerical error check such as mean </w:t>
+      </w:r>
+      <w:r>
+        <w:rPr>
+          <w:b/>
+        </w:rPr>
+        <w:t>absolute error</w:t>
+      </w:r>
+      <w:r>
+        <w:rPr>
+          <w:b w:val="0"/>
+        </w:rPr>
+        <w:t xml:space="preserve"> in minutes. Category agreement does not report how close the duration estimates are to observed times.</w:t>
       </w:r>
     </w:p>
     <w:p>
@@ -1486,41 +3134,233 @@
       </w:r>
     </w:p>
     <w:p>
-      <w:r>
-        <w:t>Completion task: For actual 14 minutes and estimate 12 minutes, calculate absolute error and both slow categories using greater than 10. Explain why a correct category does not mean an exact duration.</w:t>
-      </w:r>
-    </w:p>
-    <w:p>
-      <w:r>
-        <w:t>Teacher check: Absolute error is 2 minutes. Both actual and predicted categories are 1, so the category matches even though the duration estimate is 2 minutes too low.</w:t>
-      </w:r>
-    </w:p>
-    <w:p>
-      <w:r>
-        <w:t>Start by identifying the given inputs together. Leave the intermediate steps blank. If needed, model one step, then withdraw that help on the next step. Move to a full trace only when the partial trace is understood. For partners, alternate explainer and checker; collect a response from every learner before discussion.</w:t>
-      </w:r>
-    </w:p>
-    <w:p>
       <w:pPr>
         <w:pStyle w:val="Heading3"/>
       </w:pPr>
       <w:r>
+        <w:t>Completion practice</w:t>
+      </w:r>
+    </w:p>
+    <w:p>
+      <w:pPr>
+        <w:spacing w:line="336" w:lineRule="auto" w:after="180"/>
+        <w:shd w:fill="F5F1FB"/>
+      </w:pPr>
+      <w:r>
+        <w:rPr>
+          <w:b w:val="0"/>
+        </w:rPr>
+        <w:t xml:space="preserve">Completion task: For actual 14 minutes and estimate </w:t>
+      </w:r>
+      <w:r>
+        <w:rPr>
+          <w:b/>
+        </w:rPr>
+        <w:t>12 minutes</w:t>
+      </w:r>
+      <w:r>
+        <w:rPr>
+          <w:b w:val="0"/>
+        </w:rPr>
+        <w:t xml:space="preserve">, calculate </w:t>
+      </w:r>
+      <w:r>
+        <w:rPr>
+          <w:b/>
+        </w:rPr>
+        <w:t>absolute error</w:t>
+      </w:r>
+      <w:r>
+        <w:rPr>
+          <w:b w:val="0"/>
+        </w:rPr>
+        <w:t xml:space="preserve"> and both slow categories using greater than 10. Explain why a correct category does not mean an exact duration.</w:t>
+      </w:r>
+    </w:p>
+    <w:p>
+      <w:pPr>
+        <w:pStyle w:val="Heading3"/>
+      </w:pPr>
+      <w:r>
+        <w:t>Reasoning to listen for</w:t>
+      </w:r>
+    </w:p>
+    <w:p>
+      <w:pPr>
+        <w:spacing w:line="336" w:lineRule="auto" w:after="180"/>
+        <w:shd w:fill="F1F6FC"/>
+      </w:pPr>
+      <w:r>
+        <w:rPr>
+          <w:b w:val="0"/>
+        </w:rPr>
+        <w:t xml:space="preserve">Teacher check: </w:t>
+      </w:r>
+      <w:r>
+        <w:rPr>
+          <w:b/>
+        </w:rPr>
+        <w:t>Absolute error</w:t>
+      </w:r>
+      <w:r>
+        <w:rPr>
+          <w:b w:val="0"/>
+        </w:rPr>
+        <w:t xml:space="preserve"> is 2 minutes. Both actual and predicted categories are 1, so the category matches even though the duration estimate is 2 minutes too low.</w:t>
+      </w:r>
+    </w:p>
+    <w:p>
+      <w:pPr>
+        <w:spacing w:line="336" w:lineRule="auto" w:after="180"/>
+      </w:pPr>
+      <w:r>
+        <w:rPr>
+          <w:b w:val="0"/>
+        </w:rPr>
+        <w:t xml:space="preserve">Start by identifying the given </w:t>
+      </w:r>
+      <w:r>
+        <w:rPr>
+          <w:b/>
+        </w:rPr>
+        <w:t>input</w:t>
+      </w:r>
+      <w:r>
+        <w:rPr>
+          <w:b w:val="0"/>
+        </w:rPr>
+        <w:t>s together. Leave the intermediate steps blank. If needed, model one step, then withdraw that help on the next step. Move to a full trace only when the partial trace is understood.</w:t>
+      </w:r>
+    </w:p>
+    <w:p>
+      <w:pPr>
+        <w:spacing w:line="336" w:lineRule="auto" w:after="180"/>
+      </w:pPr>
+      <w:r>
+        <w:rPr>
+          <w:b w:val="0"/>
+        </w:rPr>
+        <w:t>For partners, alternate explainer and checker; collect a response from every learner before discussion.</w:t>
+      </w:r>
+    </w:p>
+    <w:p>
+      <w:pPr>
+        <w:pStyle w:val="Heading3"/>
+      </w:pPr>
+      <w:r>
         <w:t>Individual reasoning check</w:t>
       </w:r>
     </w:p>
     <w:p>
-      <w:r>
-        <w:t>Use the worked case for Classification and regression. Proposed explanation: “Numbers always mean regression”. Decide whether this explanation is supported. Point to the step or supplied fact that decides; explain your repair if needed.</w:t>
-      </w:r>
-    </w:p>
-    <w:p>
-      <w:r>
+      <w:pPr>
+        <w:spacing w:line="336" w:lineRule="auto" w:after="180"/>
+      </w:pPr>
+      <w:r>
+        <w:rPr>
+          <w:b w:val="0"/>
+        </w:rPr>
+        <w:t xml:space="preserve">Use the worked case for </w:t>
+      </w:r>
+      <w:r>
+        <w:rPr>
+          <w:b/>
+        </w:rPr>
+        <w:t>Classification</w:t>
+      </w:r>
+      <w:r>
+        <w:rPr>
+          <w:b w:val="0"/>
+        </w:rPr>
+        <w:t xml:space="preserve"> and </w:t>
+      </w:r>
+      <w:r>
+        <w:rPr>
+          <w:b/>
+        </w:rPr>
+        <w:t>regression</w:t>
+      </w:r>
+      <w:r>
+        <w:rPr>
+          <w:b w:val="0"/>
+        </w:rPr>
+        <w:t xml:space="preserve">. Proposed explanation: “Numbers always mean </w:t>
+      </w:r>
+      <w:r>
+        <w:rPr>
+          <w:b/>
+        </w:rPr>
+        <w:t>regression</w:t>
+      </w:r>
+      <w:r>
+        <w:rPr>
+          <w:b w:val="0"/>
+        </w:rPr>
+        <w:t>”. Decide whether this explanation is supported.</w:t>
+      </w:r>
+    </w:p>
+    <w:p>
+      <w:pPr>
+        <w:spacing w:line="336" w:lineRule="auto" w:after="180"/>
+      </w:pPr>
+      <w:r>
+        <w:rPr>
+          <w:b w:val="0"/>
+        </w:rPr>
+        <w:t>Point to the step or supplied fact that decides; explain your repair if needed.</w:t>
+      </w:r>
+    </w:p>
+    <w:p>
+      <w:pPr>
+        <w:pStyle w:val="Heading3"/>
+      </w:pPr>
+      <w:r>
+        <w:t>Expected repair</w:t>
+      </w:r>
+    </w:p>
+    <w:p>
+      <w:pPr>
+        <w:spacing w:line="336" w:lineRule="auto" w:after="180"/>
+        <w:shd w:fill="F1F6FC"/>
+      </w:pPr>
+      <w:r>
+        <w:rPr>
+          <w:b w:val="0"/>
+        </w:rPr>
         <w:t>Expected correction: Category codes remain categories. Ask what a difference between the numbers would mean in the task.</w:t>
       </w:r>
     </w:p>
     <w:p>
-      <w:r>
-        <w:t>Collect explanations, not only yes/no votes. If a misunderstanding is common, re-model the relevant step for the class. If it affects a few learners, give a short targeted group explanation while others solve a more demanding variation.</w:t>
+      <w:pPr>
+        <w:spacing w:line="336" w:lineRule="auto" w:after="180"/>
+      </w:pPr>
+      <w:r>
+        <w:rPr>
+          <w:b w:val="0"/>
+        </w:rPr>
+        <w:t xml:space="preserve">Collect explanations, not only yes/no votes. If a misunderstanding is common, re-model the relevant step for the </w:t>
+      </w:r>
+      <w:r>
+        <w:rPr>
+          <w:b/>
+        </w:rPr>
+        <w:t>class</w:t>
+      </w:r>
+      <w:r>
+        <w:rPr>
+          <w:b w:val="0"/>
+        </w:rPr>
+        <w:t>.</w:t>
+      </w:r>
+    </w:p>
+    <w:p>
+      <w:pPr>
+        <w:spacing w:line="336" w:lineRule="auto" w:after="180"/>
+      </w:pPr>
+      <w:r>
+        <w:rPr>
+          <w:b w:val="0"/>
+        </w:rPr>
+        <w:t>If it affects a few learners, give a short targeted group explanation while others solve a more demanding variation.</w:t>
       </w:r>
     </w:p>
     <w:p>
@@ -1532,8 +3372,38 @@
       </w:r>
     </w:p>
     <w:p>
-      <w:r>
-        <w:t>Did regression MAE improve when the boundary changed? Point to the relevant step in the picture, then write the changed result and the rule or evidence that supports it.</w:t>
+      <w:pPr>
+        <w:spacing w:line="336" w:lineRule="auto" w:after="180"/>
+      </w:pPr>
+      <w:r>
+        <w:rPr>
+          <w:b w:val="0"/>
+        </w:rPr>
+        <w:t xml:space="preserve">Did </w:t>
+      </w:r>
+      <w:r>
+        <w:rPr>
+          <w:b/>
+        </w:rPr>
+        <w:t>regression</w:t>
+      </w:r>
+      <w:r>
+        <w:rPr>
+          <w:b w:val="0"/>
+        </w:rPr>
+        <w:t xml:space="preserve"> MAE improve when the boundary changed? Point to the relevant step in the picture, then write the changed result and the rule or </w:t>
+      </w:r>
+      <w:r>
+        <w:rPr>
+          <w:b/>
+        </w:rPr>
+        <w:t>evidence</w:t>
+      </w:r>
+      <w:r>
+        <w:rPr>
+          <w:b w:val="0"/>
+        </w:rPr>
+        <w:t xml:space="preserve"> that supports it.</w:t>
       </w:r>
     </w:p>
     <w:p>
@@ -1545,18 +3415,95 @@
       </w:r>
     </w:p>
     <w:p>
-      <w:r>
-        <w:t>No. MAE remains 1 cm. Category agreement rose because the class boundary changed, not because predictions became numerically closer. Changed-case check: Actual and estimated categories both become short, short, tall: 3/3 correct. The numerical estimates did not improve; the decision definition changed.</w:t>
-      </w:r>
-    </w:p>
-    <w:p>
-      <w:r>
+      <w:pPr>
+        <w:spacing w:line="336" w:lineRule="auto" w:after="180"/>
+      </w:pPr>
+      <w:r>
+        <w:rPr>
+          <w:b w:val="0"/>
+        </w:rPr>
+        <w:t xml:space="preserve">No. MAE remains 1 cm. Category agreement rose because the </w:t>
+      </w:r>
+      <w:r>
+        <w:rPr>
+          <w:b/>
+        </w:rPr>
+        <w:t>class</w:t>
+      </w:r>
+      <w:r>
+        <w:rPr>
+          <w:b w:val="0"/>
+        </w:rPr>
+        <w:t xml:space="preserve"> boundary changed, not because </w:t>
+      </w:r>
+      <w:r>
+        <w:rPr>
+          <w:b/>
+        </w:rPr>
+        <w:t>prediction</w:t>
+      </w:r>
+      <w:r>
+        <w:rPr>
+          <w:b w:val="0"/>
+        </w:rPr>
+        <w:t>s became numerically closer.</w:t>
+      </w:r>
+    </w:p>
+    <w:p>
+      <w:pPr>
+        <w:spacing w:line="336" w:lineRule="auto" w:after="180"/>
+      </w:pPr>
+      <w:r>
+        <w:rPr>
+          <w:b w:val="0"/>
+        </w:rPr>
+        <w:t>Changed-case check: Actual and estimated categories both become short, short, tall: 3/3 correct. The numerical estimates did not improve; the decision definition changed.</w:t>
+      </w:r>
+    </w:p>
+    <w:p>
+      <w:pPr>
+        <w:spacing w:line="336" w:lineRule="auto" w:after="180"/>
+      </w:pPr>
+      <w:r>
+        <w:rPr>
+          <w:b w:val="0"/>
+        </w:rPr>
         <w:t>Changed-case reasoning: Actual and estimated categories both become short, short, tall: 3/3 correct. The numerical estimates did not improve; the decision definition changed.</w:t>
       </w:r>
     </w:p>
     <w:p>
-      <w:r>
-        <w:t>Collect each learner’s explanation before discussion. Use the first missing connection between input, deciding step and result to choose support. This question is worked-case practice, not fresh mastery evidence.</w:t>
+      <w:pPr>
+        <w:spacing w:line="336" w:lineRule="auto" w:after="180"/>
+      </w:pPr>
+      <w:r>
+        <w:rPr>
+          <w:b w:val="0"/>
+        </w:rPr>
+        <w:t xml:space="preserve">Collect each learner’s explanation before discussion. Use the first missing connection between </w:t>
+      </w:r>
+      <w:r>
+        <w:rPr>
+          <w:b/>
+        </w:rPr>
+        <w:t>input</w:t>
+      </w:r>
+      <w:r>
+        <w:rPr>
+          <w:b w:val="0"/>
+        </w:rPr>
+        <w:t xml:space="preserve">, deciding step and result to choose support. This question is worked-case practice, not fresh mastery </w:t>
+      </w:r>
+      <w:r>
+        <w:rPr>
+          <w:b/>
+        </w:rPr>
+        <w:t>evidence</w:t>
+      </w:r>
+      <w:r>
+        <w:rPr>
+          <w:b w:val="0"/>
+        </w:rPr>
+        <w:t>.</w:t>
       </w:r>
     </w:p>
     <w:p>
@@ -1568,54 +3515,133 @@
       </w:r>
     </w:p>
     <w:p>
+      <w:r>
+        <w:t>Run the Classification or Regression? investigation and use the first unsupported step to choose a teaching response.</w:t>
+      </w:r>
+    </w:p>
+    <w:p>
+      <w:pPr>
+        <w:spacing w:line="336" w:lineRule="auto" w:after="180"/>
+      </w:pPr>
+      <w:r>
+        <w:rPr>
+          <w:b w:val="0"/>
+        </w:rPr>
+        <w:t>Keep the test conditions fixed, record every result, and change only one planned factor.</w:t>
+      </w:r>
+    </w:p>
+    <w:p>
+      <w:pPr>
+        <w:spacing w:line="336" w:lineRule="auto" w:after="180"/>
+        <w:shd w:fill="F4F9FC"/>
+      </w:pPr>
+      <w:r>
+        <w:rPr>
+          <w:b w:val="0"/>
+        </w:rPr>
+        <w:t xml:space="preserve">1. Write the hypothesis and expected </w:t>
+      </w:r>
+      <w:r>
+        <w:rPr>
+          <w:b/>
+        </w:rPr>
+        <w:t>evidence</w:t>
+      </w:r>
+      <w:r>
+        <w:rPr>
+          <w:b w:val="0"/>
+        </w:rPr>
+        <w:t xml:space="preserve"> before running.</w:t>
+      </w:r>
+    </w:p>
+    <w:p>
+      <w:pPr>
+        <w:spacing w:line="336" w:lineRule="auto" w:after="180"/>
+        <w:shd w:fill="F4F9FC"/>
+      </w:pPr>
+      <w:r>
+        <w:rPr>
+          <w:b w:val="0"/>
+        </w:rPr>
+        <w:t xml:space="preserve">2. Task-Type Clinic: </w:t>
+      </w:r>
+      <w:r>
+        <w:rPr>
+          <w:b/>
+        </w:rPr>
+        <w:t>class</w:t>
+      </w:r>
+      <w:r>
+        <w:rPr>
+          <w:b w:val="0"/>
+        </w:rPr>
+        <w:t>ify six problem statements, rewrite vague targets, and match each to a useful metric.</w:t>
+      </w:r>
+    </w:p>
+    <w:p>
+      <w:pPr>
+        <w:spacing w:line="336" w:lineRule="auto" w:after="180"/>
+        <w:shd w:fill="F4F9FC"/>
+      </w:pPr>
+      <w:r>
+        <w:rPr>
+          <w:b w:val="0"/>
+        </w:rPr>
+        <w:t>3. Run one normal, one boundary, one missing, and one shifted case.</w:t>
+      </w:r>
+    </w:p>
+    <w:p>
+      <w:pPr>
+        <w:spacing w:line="336" w:lineRule="auto" w:after="180"/>
+        <w:shd w:fill="F4F9FC"/>
+      </w:pPr>
+      <w:r>
+        <w:rPr>
+          <w:b w:val="0"/>
+        </w:rPr>
+        <w:t>4. Calculate the metric from raw counts or row-level errors.</w:t>
+      </w:r>
+    </w:p>
+    <w:p>
+      <w:pPr>
+        <w:spacing w:line="336" w:lineRule="auto" w:after="180"/>
+        <w:shd w:fill="F4F9FC"/>
+      </w:pPr>
+      <w:r>
+        <w:rPr>
+          <w:b w:val="0"/>
+        </w:rPr>
+        <w:t>5. Interpret what changed, what did not, and what remains unsafe or unknown.</w:t>
+      </w:r>
+    </w:p>
+    <w:p>
       <w:pPr>
         <w:pStyle w:val="Heading3"/>
       </w:pPr>
       <w:r>
-        <w:t>Run the weekly evidence lab</w:t>
-      </w:r>
-    </w:p>
-    <w:p>
-      <w:r>
-        <w:t>Keep the test conditions fixed, record every result, and change only one planned factor.</w:t>
-      </w:r>
-    </w:p>
-    <w:p>
-      <w:r>
-        <w:t>1. Write the hypothesis and expected evidence before running.</w:t>
-      </w:r>
-    </w:p>
-    <w:p>
-      <w:r>
-        <w:t>2. Task-Type Clinic: classify six problem statements, rewrite vague targets, and match each to a useful metric.</w:t>
-      </w:r>
-    </w:p>
-    <w:p>
-      <w:r>
-        <w:t>3. Run one normal, one boundary, one missing, and one shifted case.</w:t>
-      </w:r>
-    </w:p>
-    <w:p>
-      <w:r>
-        <w:t>4. Calculate the metric from raw counts or row-level errors.</w:t>
-      </w:r>
-    </w:p>
-    <w:p>
-      <w:r>
-        <w:t>5. Interpret what changed, what did not, and what remains unsafe or unknown.</w:t>
-      </w:r>
-    </w:p>
-    <w:p>
-      <w:pPr>
-        <w:pStyle w:val="Heading3"/>
-      </w:pPr>
-      <w:r>
         <w:t>Make the lab runnable</w:t>
       </w:r>
     </w:p>
     <w:p>
-      <w:r>
-        <w:t>Use the concrete case as the shared normal case and the independent question as a second case. Each pair creates a boundary or missing-information case and predicts its result before testing. Keep the expected result separate from an observed mistake.</w:t>
+      <w:pPr>
+        <w:spacing w:line="336" w:lineRule="auto" w:after="180"/>
+      </w:pPr>
+      <w:r>
+        <w:rPr>
+          <w:b w:val="0"/>
+        </w:rPr>
+        <w:t>Use the concrete case as the shared normal case and the independent question as a second case. Each pair creates a boundary or missing-information case and predicts its result before testing.</w:t>
+      </w:r>
+    </w:p>
+    <w:p>
+      <w:pPr>
+        <w:spacing w:line="336" w:lineRule="auto" w:after="180"/>
+      </w:pPr>
+      <w:r>
+        <w:rPr>
+          <w:b w:val="0"/>
+        </w:rPr>
+        <w:t>Keep the expected result separate from an observed mistake.</w:t>
       </w:r>
     </w:p>
     <w:tbl>
@@ -1773,13 +3799,60 @@
       </w:r>
     </w:p>
     <w:p>
-      <w:r>
-        <w:t>MISCONCEPTION TO REPAIR A photograph always means classification and a table always means regression.</w:t>
-      </w:r>
-    </w:p>
-    <w:p>
-      <w:r>
-        <w:t>For guessing, return to given facts and request a trace. For vocabulary without application, use one example and one non-example. For arithmetic errors, check the setup before the calculation. Finish with a different uncoached case before recording mastery.</w:t>
+      <w:pPr>
+        <w:spacing w:line="336" w:lineRule="auto" w:after="180"/>
+      </w:pPr>
+      <w:r>
+        <w:rPr>
+          <w:b w:val="0"/>
+        </w:rPr>
+        <w:t xml:space="preserve">MISCONCEPTION TO REPAIR A photograph always means </w:t>
+      </w:r>
+      <w:r>
+        <w:rPr>
+          <w:b/>
+        </w:rPr>
+        <w:t>classification</w:t>
+      </w:r>
+      <w:r>
+        <w:rPr>
+          <w:b w:val="0"/>
+        </w:rPr>
+        <w:t xml:space="preserve"> and a table always means </w:t>
+      </w:r>
+      <w:r>
+        <w:rPr>
+          <w:b/>
+        </w:rPr>
+        <w:t>regression</w:t>
+      </w:r>
+      <w:r>
+        <w:rPr>
+          <w:b w:val="0"/>
+        </w:rPr>
+        <w:t>.</w:t>
+      </w:r>
+    </w:p>
+    <w:p>
+      <w:pPr>
+        <w:spacing w:line="336" w:lineRule="auto" w:after="180"/>
+      </w:pPr>
+      <w:r>
+        <w:rPr>
+          <w:b w:val="0"/>
+        </w:rPr>
+        <w:t>For guessing, return to given facts and request a trace. For vocabulary without application, use one example and one non-example. For arithmetic errors, check the setup before the calculation.</w:t>
+      </w:r>
+    </w:p>
+    <w:p>
+      <w:pPr>
+        <w:spacing w:line="336" w:lineRule="auto" w:after="180"/>
+      </w:pPr>
+      <w:r>
+        <w:rPr>
+          <w:b w:val="0"/>
+        </w:rPr>
+        <w:t>Finish with a different uncoached case before recording mastery.</w:t>
       </w:r>
     </w:p>
     <w:p>
@@ -1791,17 +3864,65 @@
       </w:r>
     </w:p>
     <w:p>
-      <w:r>
-        <w:t>Numbers always mean regression: Category codes remain categories. Ask what a difference between the numbers would mean in the task.</w:t>
-      </w:r>
-    </w:p>
-    <w:p>
-      <w:r>
-        <w:t>Regression requires decimal observations: A quantity measured or rounded to whole minutes still has meaningful numerical distances. Target meaning decides the task.</w:t>
-      </w:r>
-    </w:p>
-    <w:p>
-      <w:r>
+      <w:pPr>
+        <w:spacing w:line="336" w:lineRule="auto" w:after="180"/>
+      </w:pPr>
+      <w:r>
+        <w:rPr>
+          <w:b w:val="0"/>
+        </w:rPr>
+        <w:t xml:space="preserve">Numbers always mean </w:t>
+      </w:r>
+      <w:r>
+        <w:rPr>
+          <w:b/>
+        </w:rPr>
+        <w:t>regression</w:t>
+      </w:r>
+      <w:r>
+        <w:rPr>
+          <w:b w:val="0"/>
+        </w:rPr>
+        <w:t>: Category codes remain categories. Ask what a difference between the numbers would mean in the task.</w:t>
+      </w:r>
+    </w:p>
+    <w:p>
+      <w:pPr>
+        <w:spacing w:line="336" w:lineRule="auto" w:after="180"/>
+      </w:pPr>
+      <w:r>
+        <w:rPr>
+          <w:b/>
+        </w:rPr>
+        <w:t>Regression</w:t>
+      </w:r>
+      <w:r>
+        <w:rPr>
+          <w:b w:val="0"/>
+        </w:rPr>
+        <w:t xml:space="preserve"> requires decimal </w:t>
+      </w:r>
+      <w:r>
+        <w:rPr>
+          <w:b/>
+        </w:rPr>
+        <w:t>observation</w:t>
+      </w:r>
+      <w:r>
+        <w:rPr>
+          <w:b w:val="0"/>
+        </w:rPr>
+        <w:t>s: A quantity measured or rounded to whole minutes still has meaningful numerical distances. Target meaning decides the task.</w:t>
+      </w:r>
+    </w:p>
+    <w:p>
+      <w:pPr>
+        <w:spacing w:line="336" w:lineRule="auto" w:after="180"/>
+      </w:pPr>
+      <w:r>
+        <w:rPr>
+          <w:b w:val="0"/>
+        </w:rPr>
         <w:t>A correct category means a precise estimate: The 14 versus 12 minute example has a correct category but a two-minute error. Conversely, a small error near the boundary can change the category.</w:t>
       </w:r>
     </w:p>
@@ -1960,8 +4081,25 @@
       </w:tr>
     </w:tbl>
     <w:p>
-      <w:r>
-        <w:t>Offer an oral explanation, drawing, enlarged visual or fewer examples when that removes a reading/writing barrier. Keep the same reasoning goal. Stretch secure learners by changing a boundary or assumption and asking them to defend the effect, not simply by assigning more of the same questions.</w:t>
+      <w:pPr>
+        <w:spacing w:line="336" w:lineRule="auto" w:after="180"/>
+      </w:pPr>
+      <w:r>
+        <w:rPr>
+          <w:b w:val="0"/>
+        </w:rPr>
+        <w:t>Offer an oral explanation, drawing, enlarged visual or fewer examples when that removes a reading/writing barrier. Keep the same reasoning goal.</w:t>
+      </w:r>
+    </w:p>
+    <w:p>
+      <w:pPr>
+        <w:spacing w:line="336" w:lineRule="auto" w:after="180"/>
+      </w:pPr>
+      <w:r>
+        <w:rPr>
+          <w:b w:val="0"/>
+        </w:rPr>
+        <w:t>Stretch secure learners by changing a boundary or assumption and asking them to defend the effect, not simply by assigning more of the same questions.</w:t>
       </w:r>
     </w:p>
     <w:p>
@@ -1973,11 +4111,16 @@
       </w:r>
     </w:p>
     <w:p>
+      <w:r>
+        <w:t>Use the Classification or Regression? questions, teacher keys and criteria after the relevant attempts. Previously discussed cases are practice; protect the separately selected independent task.</w:t>
+      </w:r>
+    </w:p>
+    <w:p>
       <w:pPr>
         <w:pStyle w:val="Heading3"/>
       </w:pPr>
       <w:r>
-        <w:t>Assess and explain the answers</w:t>
+        <w:t>Worked case answer</w:t>
       </w:r>
     </w:p>
     <w:p>
@@ -1985,12 +4128,103 @@
         <w:pStyle w:val="Heading3"/>
       </w:pPr>
       <w:r>
-        <w:t>Worked case answer</w:t>
-      </w:r>
-    </w:p>
-    <w:p>
-      <w:r>
-        <w:t>A is classification with categorical output; B is regression with numeric output and units. Numeric class codes do not make classification regression.</w:t>
+        <w:t>Teacher key · Worked case answer</w:t>
+      </w:r>
+    </w:p>
+    <w:p>
+      <w:pPr>
+        <w:spacing w:line="336" w:lineRule="auto" w:after="180"/>
+        <w:shd w:fill="F1F6FC"/>
+      </w:pPr>
+      <w:r>
+        <w:rPr>
+          <w:b w:val="0"/>
+        </w:rPr>
+        <w:t xml:space="preserve">A is </w:t>
+      </w:r>
+      <w:r>
+        <w:rPr>
+          <w:b/>
+        </w:rPr>
+        <w:t>classification</w:t>
+      </w:r>
+      <w:r>
+        <w:rPr>
+          <w:b w:val="0"/>
+        </w:rPr>
+        <w:t xml:space="preserve"> with categorical </w:t>
+      </w:r>
+      <w:r>
+        <w:rPr>
+          <w:b/>
+        </w:rPr>
+        <w:t>output</w:t>
+      </w:r>
+      <w:r>
+        <w:rPr>
+          <w:b w:val="0"/>
+        </w:rPr>
+        <w:t xml:space="preserve">; B is </w:t>
+      </w:r>
+      <w:r>
+        <w:rPr>
+          <w:b/>
+        </w:rPr>
+        <w:t>regression</w:t>
+      </w:r>
+      <w:r>
+        <w:rPr>
+          <w:b w:val="0"/>
+        </w:rPr>
+        <w:t xml:space="preserve"> with numeric </w:t>
+      </w:r>
+      <w:r>
+        <w:rPr>
+          <w:b/>
+        </w:rPr>
+        <w:t>output</w:t>
+      </w:r>
+      <w:r>
+        <w:rPr>
+          <w:b w:val="0"/>
+        </w:rPr>
+        <w:t xml:space="preserve"> and units. Numeric </w:t>
+      </w:r>
+      <w:r>
+        <w:rPr>
+          <w:b/>
+        </w:rPr>
+        <w:t>class</w:t>
+      </w:r>
+      <w:r>
+        <w:rPr>
+          <w:b w:val="0"/>
+        </w:rPr>
+        <w:t xml:space="preserve"> codes do not make </w:t>
+      </w:r>
+      <w:r>
+        <w:rPr>
+          <w:b/>
+        </w:rPr>
+        <w:t>classification</w:t>
+      </w:r>
+      <w:r>
+        <w:rPr>
+          <w:b w:val="0"/>
+        </w:rPr>
+        <w:t xml:space="preserve"> </w:t>
+      </w:r>
+      <w:r>
+        <w:rPr>
+          <w:b/>
+        </w:rPr>
+        <w:t>regression</w:t>
+      </w:r>
+      <w:r>
+        <w:rPr>
+          <w:b w:val="0"/>
+        </w:rPr>
+        <w:t>.</w:t>
       </w:r>
     </w:p>
     <w:p>
@@ -2002,21 +4236,99 @@
       </w:r>
     </w:p>
     <w:p>
-      <w:r>
-        <w:t>Task A predicts whether a plant is fern or grass. Task B predicts its height in centimetres. Which is classification and which is regression?</w:t>
-      </w:r>
-    </w:p>
-    <w:p>
       <w:pPr>
         <w:pStyle w:val="Heading3"/>
       </w:pPr>
       <w:r>
+        <w:t>Independent question · withhold the key</w:t>
+      </w:r>
+    </w:p>
+    <w:p>
+      <w:pPr>
+        <w:spacing w:line="336" w:lineRule="auto" w:after="180"/>
+        <w:shd w:fill="F5F1FB"/>
+      </w:pPr>
+      <w:r>
+        <w:rPr>
+          <w:b w:val="0"/>
+        </w:rPr>
+        <w:t xml:space="preserve">Task A predicts whether a plant is fern or grass. Task B predicts its height in centimetres. Which is </w:t>
+      </w:r>
+      <w:r>
+        <w:rPr>
+          <w:b/>
+        </w:rPr>
+        <w:t>classification</w:t>
+      </w:r>
+      <w:r>
+        <w:rPr>
+          <w:b w:val="0"/>
+        </w:rPr>
+        <w:t xml:space="preserve"> and which is </w:t>
+      </w:r>
+      <w:r>
+        <w:rPr>
+          <w:b/>
+        </w:rPr>
+        <w:t>regression</w:t>
+      </w:r>
+      <w:r>
+        <w:rPr>
+          <w:b w:val="0"/>
+        </w:rPr>
+        <w:t>?</w:t>
+      </w:r>
+    </w:p>
+    <w:p>
+      <w:pPr>
+        <w:pStyle w:val="Heading3"/>
+      </w:pPr>
+      <w:r>
         <w:t>Expected independent answer</w:t>
       </w:r>
     </w:p>
     <w:p>
-      <w:r>
-        <w:t>A is classification because it selects a category; B is regression because it predicts a numerical quantity.</w:t>
+      <w:pPr>
+        <w:pStyle w:val="Heading3"/>
+      </w:pPr>
+      <w:r>
+        <w:t>Teacher key · Expected independent answer</w:t>
+      </w:r>
+    </w:p>
+    <w:p>
+      <w:pPr>
+        <w:spacing w:line="336" w:lineRule="auto" w:after="180"/>
+        <w:shd w:fill="F1F6FC"/>
+      </w:pPr>
+      <w:r>
+        <w:rPr>
+          <w:b w:val="0"/>
+        </w:rPr>
+        <w:t xml:space="preserve">A is </w:t>
+      </w:r>
+      <w:r>
+        <w:rPr>
+          <w:b/>
+        </w:rPr>
+        <w:t>classification</w:t>
+      </w:r>
+      <w:r>
+        <w:rPr>
+          <w:b w:val="0"/>
+        </w:rPr>
+        <w:t xml:space="preserve"> because it selects a category; B is </w:t>
+      </w:r>
+      <w:r>
+        <w:rPr>
+          <w:b/>
+        </w:rPr>
+        <w:t>regression</w:t>
+      </w:r>
+      <w:r>
+        <w:rPr>
+          <w:b w:val="0"/>
+        </w:rPr>
+        <w:t xml:space="preserve"> because it predicts a numerical quantity.</w:t>
       </w:r>
     </w:p>
     <w:p>
@@ -2254,8 +4566,49 @@
       </w:tr>
     </w:tbl>
     <w:p>
-      <w:r>
-        <w:t>Use 6/8 as a classroom checkpoint, with 2 required for both Result and Reasoning. This is a proposed teaching rule, not a validated certification threshold. Do not count a coached answer as independent mastery; correct unsafe or unsupported claims regardless of total.</w:t>
+      <w:pPr>
+        <w:spacing w:line="336" w:lineRule="auto" w:after="180"/>
+      </w:pPr>
+      <w:r>
+        <w:rPr>
+          <w:b w:val="0"/>
+        </w:rPr>
+        <w:t xml:space="preserve">Use 6/8 as a </w:t>
+      </w:r>
+      <w:r>
+        <w:rPr>
+          <w:b/>
+        </w:rPr>
+        <w:t>class</w:t>
+      </w:r>
+      <w:r>
+        <w:rPr>
+          <w:b w:val="0"/>
+        </w:rPr>
+        <w:t xml:space="preserve">room checkpoint, with 2 required for both Result and Reasoning. This is a proposed teaching rule, not a validated certification </w:t>
+      </w:r>
+      <w:r>
+        <w:rPr>
+          <w:b/>
+        </w:rPr>
+        <w:t>threshold</w:t>
+      </w:r>
+      <w:r>
+        <w:rPr>
+          <w:b w:val="0"/>
+        </w:rPr>
+        <w:t>.</w:t>
+      </w:r>
+    </w:p>
+    <w:p>
+      <w:pPr>
+        <w:spacing w:line="336" w:lineRule="auto" w:after="180"/>
+      </w:pPr>
+      <w:r>
+        <w:rPr>
+          <w:b w:val="0"/>
+        </w:rPr>
+        <w:t>Do not count a coached answer as independent mastery; correct unsafe or unsupported claims regardless of total.</w:t>
       </w:r>
     </w:p>
     <w:p>
@@ -2267,8 +4620,38 @@
       </w:r>
     </w:p>
     <w:p>
-      <w:r>
-        <w:t>Ask the learner to find the evidence that challenges this claim: “Any task involving plant measurements is regression.” Keep the first attempt and an uncoached retry separate.</w:t>
+      <w:pPr>
+        <w:spacing w:line="336" w:lineRule="auto" w:after="180"/>
+      </w:pPr>
+      <w:r>
+        <w:rPr>
+          <w:b w:val="0"/>
+        </w:rPr>
+        <w:t xml:space="preserve">Ask the learner to find the </w:t>
+      </w:r>
+      <w:r>
+        <w:rPr>
+          <w:b/>
+        </w:rPr>
+        <w:t>evidence</w:t>
+      </w:r>
+      <w:r>
+        <w:rPr>
+          <w:b w:val="0"/>
+        </w:rPr>
+        <w:t xml:space="preserve"> that challenges this claim: “Any task involving plant measurements is </w:t>
+      </w:r>
+      <w:r>
+        <w:rPr>
+          <w:b/>
+        </w:rPr>
+        <w:t>regression</w:t>
+      </w:r>
+      <w:r>
+        <w:rPr>
+          <w:b w:val="0"/>
+        </w:rPr>
+        <w:t>.” Keep the first attempt and an uncoached retry separate.</w:t>
       </w:r>
     </w:p>
     <w:p>
@@ -2280,15 +4663,78 @@
       </w:r>
     </w:p>
     <w:p>
-      <w:r>
-        <w:t>A is classification; B is regression. The codes name categories and do not establish arithmetic differences between species. Area is a numeric target with meaningful units and distances; choose evaluation appropriate to each output.</w:t>
-      </w:r>
-    </w:p>
-    <w:p>
       <w:pPr>
         <w:pStyle w:val="Heading3"/>
       </w:pPr>
       <w:r>
+        <w:t>Teacher key · Original transfer answer</w:t>
+      </w:r>
+    </w:p>
+    <w:p>
+      <w:pPr>
+        <w:spacing w:line="336" w:lineRule="auto" w:after="180"/>
+        <w:shd w:fill="F1F6FC"/>
+      </w:pPr>
+      <w:r>
+        <w:rPr>
+          <w:b w:val="0"/>
+        </w:rPr>
+        <w:t xml:space="preserve">A is </w:t>
+      </w:r>
+      <w:r>
+        <w:rPr>
+          <w:b/>
+        </w:rPr>
+        <w:t>classification</w:t>
+      </w:r>
+      <w:r>
+        <w:rPr>
+          <w:b w:val="0"/>
+        </w:rPr>
+        <w:t xml:space="preserve">; B is </w:t>
+      </w:r>
+      <w:r>
+        <w:rPr>
+          <w:b/>
+        </w:rPr>
+        <w:t>regression</w:t>
+      </w:r>
+      <w:r>
+        <w:rPr>
+          <w:b w:val="0"/>
+        </w:rPr>
+        <w:t>. The codes name categories and do not establish arithmetic differences between species.</w:t>
+      </w:r>
+    </w:p>
+    <w:p>
+      <w:pPr>
+        <w:spacing w:line="336" w:lineRule="auto" w:after="180"/>
+        <w:shd w:fill="F1F6FC"/>
+      </w:pPr>
+      <w:r>
+        <w:rPr>
+          <w:b w:val="0"/>
+        </w:rPr>
+        <w:t xml:space="preserve">Area is a numeric target with meaningful units and distances; choose evaluation appropriate to each </w:t>
+      </w:r>
+      <w:r>
+        <w:rPr>
+          <w:b/>
+        </w:rPr>
+        <w:t>output</w:t>
+      </w:r>
+      <w:r>
+        <w:rPr>
+          <w:b w:val="0"/>
+        </w:rPr>
+        <w:t>.</w:t>
+      </w:r>
+    </w:p>
+    <w:p>
+      <w:pPr>
+        <w:pStyle w:val="Heading3"/>
+      </w:pPr>
+      <w:r>
         <w:t>Explanations for the additional workbook examples</w:t>
       </w:r>
     </w:p>
@@ -2301,48 +4747,216 @@
       </w:r>
     </w:p>
     <w:p>
-      <w:r>
+      <w:pPr>
+        <w:pStyle w:val="Heading3"/>
+      </w:pPr>
+      <w:r>
+        <w:t>Workbook question · W1</w:t>
+      </w:r>
+    </w:p>
+    <w:p>
+      <w:pPr>
+        <w:spacing w:line="336" w:lineRule="auto" w:after="180"/>
+        <w:shd w:fill="F5F1FB"/>
+      </w:pPr>
+      <w:r>
+        <w:rPr>
+          <w:b w:val="0"/>
+        </w:rPr>
         <w:t>At dispatch, identify the task for predicting route type coded 1 or 2, duration in whole minutes, and whether duration exceeds 10 minutes. Explain your choices.</w:t>
       </w:r>
     </w:p>
     <w:p>
-      <w:r>
-        <w:t>Route type is classification because 1 and 2 encode categories. Whole-minute duration is regression because numerical differences measure time. Exceeding 10 minutes is binary classification because the target is yes or no.</w:t>
-      </w:r>
-    </w:p>
-    <w:p>
       <w:pPr>
         <w:pStyle w:val="Heading3"/>
       </w:pPr>
       <w:r>
+        <w:t>Teacher reasoning · W1</w:t>
+      </w:r>
+    </w:p>
+    <w:p>
+      <w:pPr>
+        <w:spacing w:line="336" w:lineRule="auto" w:after="180"/>
+        <w:shd w:fill="F1F6FC"/>
+      </w:pPr>
+      <w:r>
+        <w:rPr>
+          <w:b w:val="0"/>
+        </w:rPr>
+        <w:t xml:space="preserve">Route type is </w:t>
+      </w:r>
+      <w:r>
+        <w:rPr>
+          <w:b/>
+        </w:rPr>
+        <w:t>classification</w:t>
+      </w:r>
+      <w:r>
+        <w:rPr>
+          <w:b w:val="0"/>
+        </w:rPr>
+        <w:t xml:space="preserve"> because 1 and 2 encode categories. Whole-minute duration is </w:t>
+      </w:r>
+      <w:r>
+        <w:rPr>
+          <w:b/>
+        </w:rPr>
+        <w:t>regression</w:t>
+      </w:r>
+      <w:r>
+        <w:rPr>
+          <w:b w:val="0"/>
+        </w:rPr>
+        <w:t xml:space="preserve"> because numerical differences measure time. Exceeding 10 minutes is binary </w:t>
+      </w:r>
+      <w:r>
+        <w:rPr>
+          <w:b/>
+        </w:rPr>
+        <w:t>classification</w:t>
+      </w:r>
+      <w:r>
+        <w:rPr>
+          <w:b w:val="0"/>
+        </w:rPr>
+        <w:t xml:space="preserve"> because the target is yes or no.</w:t>
+      </w:r>
+    </w:p>
+    <w:p>
+      <w:pPr>
+        <w:pStyle w:val="Heading3"/>
+      </w:pPr>
+      <w:r>
         <w:t>W2 Trace both checks</w:t>
       </w:r>
     </w:p>
     <w:p>
-      <w:r>
-        <w:t>For actual 14 minutes and estimate 12 minutes, calculate absolute error and both slow categories using greater than 10. Explain why a correct category does not mean an exact duration.</w:t>
-      </w:r>
-    </w:p>
-    <w:p>
-      <w:r>
-        <w:t>Absolute error is 2 minutes. Both actual and predicted categories are 1, so the category matches even though the duration estimate is 2 minutes too low.</w:t>
-      </w:r>
-    </w:p>
-    <w:p>
       <w:pPr>
         <w:pStyle w:val="Heading3"/>
       </w:pPr>
       <w:r>
+        <w:t>Workbook question · W2</w:t>
+      </w:r>
+    </w:p>
+    <w:p>
+      <w:pPr>
+        <w:spacing w:line="336" w:lineRule="auto" w:after="180"/>
+        <w:shd w:fill="F5F1FB"/>
+      </w:pPr>
+      <w:r>
+        <w:rPr>
+          <w:b w:val="0"/>
+        </w:rPr>
+        <w:t xml:space="preserve">For actual 14 minutes and estimate </w:t>
+      </w:r>
+      <w:r>
+        <w:rPr>
+          <w:b/>
+        </w:rPr>
+        <w:t>12 minutes</w:t>
+      </w:r>
+      <w:r>
+        <w:rPr>
+          <w:b w:val="0"/>
+        </w:rPr>
+        <w:t xml:space="preserve">, calculate </w:t>
+      </w:r>
+      <w:r>
+        <w:rPr>
+          <w:b/>
+        </w:rPr>
+        <w:t>absolute error</w:t>
+      </w:r>
+      <w:r>
+        <w:rPr>
+          <w:b w:val="0"/>
+        </w:rPr>
+        <w:t xml:space="preserve"> and both slow categories using greater than 10. Explain why a correct category does not mean an exact duration.</w:t>
+      </w:r>
+    </w:p>
+    <w:p>
+      <w:pPr>
+        <w:pStyle w:val="Heading3"/>
+      </w:pPr>
+      <w:r>
+        <w:t>Teacher reasoning · W2</w:t>
+      </w:r>
+    </w:p>
+    <w:p>
+      <w:pPr>
+        <w:spacing w:line="336" w:lineRule="auto" w:after="180"/>
+        <w:shd w:fill="F1F6FC"/>
+      </w:pPr>
+      <w:r>
+        <w:rPr>
+          <w:b/>
+        </w:rPr>
+        <w:t>Absolute error</w:t>
+      </w:r>
+      <w:r>
+        <w:rPr>
+          <w:b w:val="0"/>
+        </w:rPr>
+        <w:t xml:space="preserve"> is 2 minutes. Both actual and predicted categories are 1, so the category matches even though the duration estimate is 2 minutes too low.</w:t>
+      </w:r>
+    </w:p>
+    <w:p>
+      <w:pPr>
+        <w:pStyle w:val="Heading3"/>
+      </w:pPr>
+      <w:r>
         <w:t>W3 Repair a category average</w:t>
       </w:r>
     </w:p>
     <w:p>
-      <w:r>
-        <w:t>Indoor is coded 1 and outdoor is coded 2. Someone averages predictions and reports route type 1.5 as an accurate halfway category. Explain the problem and name an appropriate check.</w:t>
-      </w:r>
-    </w:p>
-    <w:p>
-      <w:r>
+      <w:pPr>
+        <w:pStyle w:val="Heading3"/>
+      </w:pPr>
+      <w:r>
+        <w:t>Workbook question · W3</w:t>
+      </w:r>
+    </w:p>
+    <w:p>
+      <w:pPr>
+        <w:spacing w:line="336" w:lineRule="auto" w:after="180"/>
+        <w:shd w:fill="F5F1FB"/>
+      </w:pPr>
+      <w:r>
+        <w:rPr>
+          <w:b w:val="0"/>
+        </w:rPr>
+        <w:t xml:space="preserve">Indoor is coded 1 and outdoor is coded 2. Someone averages </w:t>
+      </w:r>
+      <w:r>
+        <w:rPr>
+          <w:b/>
+        </w:rPr>
+        <w:t>prediction</w:t>
+      </w:r>
+      <w:r>
+        <w:rPr>
+          <w:b w:val="0"/>
+        </w:rPr>
+        <w:t>s and reports route type 1.5 as an accurate halfway category. Explain the problem and name an appropriate check.</w:t>
+      </w:r>
+    </w:p>
+    <w:p>
+      <w:pPr>
+        <w:pStyle w:val="Heading3"/>
+      </w:pPr>
+      <w:r>
+        <w:t>Teacher reasoning · W3</w:t>
+      </w:r>
+    </w:p>
+    <w:p>
+      <w:pPr>
+        <w:spacing w:line="336" w:lineRule="auto" w:after="180"/>
+        <w:shd w:fill="F1F6FC"/>
+      </w:pPr>
+      <w:r>
+        <w:rPr>
+          <w:b w:val="0"/>
+        </w:rPr>
         <w:t>The codes label categories, so 1.5 is not a defined route type. Predict one of the defined categories and compare it with the observed category. A numerical midpoint of arbitrary codes does not establish correctness.</w:t>
       </w:r>
     </w:p>
@@ -2355,57 +4969,339 @@
       </w:r>
     </w:p>
     <w:p>
-      <w:r>
-        <w:t>For three fictional print jobs, actual completion times are 4, 5 and 9 minutes; estimates are 6, 5 and 8 minutes in matching order. Slow means more than 5 minutes. Write actual and predicted category lists, count correct categories, calculate each absolute error and the mean error in minutes. State what each result measures.</w:t>
-      </w:r>
-    </w:p>
-    <w:p>
-      <w:r>
-        <w:t>Actual categories are [0, 0, 1]; predicted categories are [1, 0, 1], so 2 of 3 match. Absolute errors are [2, 0, 1] minutes; their mean is 1 minute. The fraction measures threshold-category agreement on these jobs, while mean absolute error measures average duration discrepancy.</w:t>
-      </w:r>
-    </w:p>
-    <w:p>
       <w:pPr>
         <w:pStyle w:val="Heading3"/>
       </w:pPr>
       <w:r>
+        <w:t>Workbook question · W4</w:t>
+      </w:r>
+    </w:p>
+    <w:p>
+      <w:pPr>
+        <w:spacing w:line="336" w:lineRule="auto" w:after="180"/>
+        <w:shd w:fill="F5F1FB"/>
+      </w:pPr>
+      <w:r>
+        <w:rPr>
+          <w:b w:val="0"/>
+        </w:rPr>
+        <w:t>For three fictional print jobs, actual completion times are 4, 5 and 9 minutes; estimates are 6, 5 and 8 minutes in matching order. Slow means more than 5 minutes.</w:t>
+      </w:r>
+    </w:p>
+    <w:p>
+      <w:pPr>
+        <w:spacing w:line="336" w:lineRule="auto" w:after="180"/>
+        <w:shd w:fill="F5F1FB"/>
+      </w:pPr>
+      <w:r>
+        <w:rPr>
+          <w:b w:val="0"/>
+        </w:rPr>
+        <w:t xml:space="preserve">Write actual and predicted category lists, count correct categories, calculate each </w:t>
+      </w:r>
+      <w:r>
+        <w:rPr>
+          <w:b/>
+        </w:rPr>
+        <w:t>absolute error</w:t>
+      </w:r>
+      <w:r>
+        <w:rPr>
+          <w:b w:val="0"/>
+        </w:rPr>
+        <w:t xml:space="preserve"> and the mean error in minutes. State what each result measures.</w:t>
+      </w:r>
+    </w:p>
+    <w:p>
+      <w:pPr>
+        <w:pStyle w:val="Heading3"/>
+      </w:pPr>
+      <w:r>
+        <w:t>Teacher reasoning · W4</w:t>
+      </w:r>
+    </w:p>
+    <w:p>
+      <w:pPr>
+        <w:spacing w:line="336" w:lineRule="auto" w:after="180"/>
+        <w:shd w:fill="F1F6FC"/>
+      </w:pPr>
+      <w:r>
+        <w:rPr>
+          <w:b w:val="0"/>
+        </w:rPr>
+        <w:t xml:space="preserve">Actual categories are [0, 0, 1]; predicted categories are [1, 0, 1], so 2 of 3 match. </w:t>
+      </w:r>
+      <w:r>
+        <w:rPr>
+          <w:b/>
+        </w:rPr>
+        <w:t>Absolute error</w:t>
+      </w:r>
+      <w:r>
+        <w:rPr>
+          <w:b w:val="0"/>
+        </w:rPr>
+        <w:t>s are [2, 0, 1] minutes; their mean is 1 minute.</w:t>
+      </w:r>
+    </w:p>
+    <w:p>
+      <w:pPr>
+        <w:spacing w:line="336" w:lineRule="auto" w:after="180"/>
+        <w:shd w:fill="F1F6FC"/>
+      </w:pPr>
+      <w:r>
+        <w:rPr>
+          <w:b w:val="0"/>
+        </w:rPr>
+        <w:t xml:space="preserve">The fraction measures </w:t>
+      </w:r>
+      <w:r>
+        <w:rPr>
+          <w:b/>
+        </w:rPr>
+        <w:t>threshold</w:t>
+      </w:r>
+      <w:r>
+        <w:rPr>
+          <w:b w:val="0"/>
+        </w:rPr>
+        <w:t xml:space="preserve">-category agreement on these jobs, while mean </w:t>
+      </w:r>
+      <w:r>
+        <w:rPr>
+          <w:b/>
+        </w:rPr>
+        <w:t>absolute error</w:t>
+      </w:r>
+      <w:r>
+        <w:rPr>
+          <w:b w:val="0"/>
+        </w:rPr>
+        <w:t xml:space="preserve"> measures average duration discrepancy.</w:t>
+      </w:r>
+    </w:p>
+    <w:p>
+      <w:pPr>
+        <w:pStyle w:val="Heading3"/>
+      </w:pPr>
+      <w:r>
         <w:t>W5 Specify a useful output</w:t>
       </w:r>
     </w:p>
     <w:p>
-      <w:r>
-        <w:t>A user needs the arrival duration in minutes, but a report gives only slow or not slow. What task should be specified, and what information was lost by the category output?</w:t>
-      </w:r>
-    </w:p>
-    <w:p>
-      <w:r>
-        <w:t>Specify regression for duration in minutes and check numerical error, such as mean absolute error in minutes. The category omits the estimated duration and how far it is from the boundary; it cannot answer the requested quantity.</w:t>
-      </w:r>
-    </w:p>
-    <w:p>
       <w:pPr>
         <w:pStyle w:val="Heading3"/>
       </w:pPr>
       <w:r>
+        <w:t>Workbook question · W5</w:t>
+      </w:r>
+    </w:p>
+    <w:p>
+      <w:pPr>
+        <w:spacing w:line="336" w:lineRule="auto" w:after="180"/>
+        <w:shd w:fill="F5F1FB"/>
+      </w:pPr>
+      <w:r>
+        <w:rPr>
+          <w:b w:val="0"/>
+        </w:rPr>
+        <w:t xml:space="preserve">A user needs the arrival duration in minutes, but a report gives only slow or not slow. What task should be specified, and what information was lost by the category </w:t>
+      </w:r>
+      <w:r>
+        <w:rPr>
+          <w:b/>
+        </w:rPr>
+        <w:t>output</w:t>
+      </w:r>
+      <w:r>
+        <w:rPr>
+          <w:b w:val="0"/>
+        </w:rPr>
+        <w:t>?</w:t>
+      </w:r>
+    </w:p>
+    <w:p>
+      <w:pPr>
+        <w:pStyle w:val="Heading3"/>
+      </w:pPr>
+      <w:r>
+        <w:t>Teacher reasoning · W5</w:t>
+      </w:r>
+    </w:p>
+    <w:p>
+      <w:pPr>
+        <w:spacing w:line="336" w:lineRule="auto" w:after="180"/>
+        <w:shd w:fill="F1F6FC"/>
+      </w:pPr>
+      <w:r>
+        <w:rPr>
+          <w:b w:val="0"/>
+        </w:rPr>
+        <w:t xml:space="preserve">Specify </w:t>
+      </w:r>
+      <w:r>
+        <w:rPr>
+          <w:b/>
+        </w:rPr>
+        <w:t>regression</w:t>
+      </w:r>
+      <w:r>
+        <w:rPr>
+          <w:b w:val="0"/>
+        </w:rPr>
+        <w:t xml:space="preserve"> for duration in minutes and check numerical error, such as mean </w:t>
+      </w:r>
+      <w:r>
+        <w:rPr>
+          <w:b/>
+        </w:rPr>
+        <w:t>absolute error</w:t>
+      </w:r>
+      <w:r>
+        <w:rPr>
+          <w:b w:val="0"/>
+        </w:rPr>
+        <w:t xml:space="preserve"> in minutes.</w:t>
+      </w:r>
+    </w:p>
+    <w:p>
+      <w:pPr>
+        <w:spacing w:line="336" w:lineRule="auto" w:after="180"/>
+        <w:shd w:fill="F1F6FC"/>
+      </w:pPr>
+      <w:r>
+        <w:rPr>
+          <w:b w:val="0"/>
+        </w:rPr>
+        <w:t>The category omits the estimated duration and how far it is from the boundary; it cannot answer the requested quantity.</w:t>
+      </w:r>
+    </w:p>
+    <w:p>
+      <w:pPr>
+        <w:pStyle w:val="Heading3"/>
+      </w:pPr>
+      <w:r>
         <w:t>Assess independent transfer</w:t>
       </w:r>
     </w:p>
     <w:p>
-      <w:r>
-        <w:t>Selected case: For three fictional print jobs, actual completion times are 4, 5 and 9 minutes; estimates are 6, 5 and 8 minutes in matching order. Slow means more than 5 minutes. Write actual and predicted category lists, count correct categories, calculate each absolute error and the mean error in minutes. State what each result measures.</w:t>
-      </w:r>
-    </w:p>
-    <w:p>
       <w:pPr>
         <w:pStyle w:val="Heading3"/>
       </w:pPr>
       <w:r>
+        <w:t>Independent question · withhold the key</w:t>
+      </w:r>
+    </w:p>
+    <w:p>
+      <w:pPr>
+        <w:spacing w:line="336" w:lineRule="auto" w:after="180"/>
+        <w:shd w:fill="F5F1FB"/>
+      </w:pPr>
+      <w:r>
+        <w:rPr>
+          <w:b w:val="0"/>
+        </w:rPr>
+        <w:t>Selected case: For three fictional print jobs, actual completion times are 4, 5 and 9 minutes; estimates are 6, 5 and 8 minutes in matching order. Slow means more than 5 minutes.</w:t>
+      </w:r>
+    </w:p>
+    <w:p>
+      <w:pPr>
+        <w:spacing w:line="336" w:lineRule="auto" w:after="180"/>
+        <w:shd w:fill="F5F1FB"/>
+      </w:pPr>
+      <w:r>
+        <w:rPr>
+          <w:b w:val="0"/>
+        </w:rPr>
+        <w:t xml:space="preserve">Write actual and predicted category lists, count correct categories, calculate each </w:t>
+      </w:r>
+      <w:r>
+        <w:rPr>
+          <w:b/>
+        </w:rPr>
+        <w:t>absolute error</w:t>
+      </w:r>
+      <w:r>
+        <w:rPr>
+          <w:b w:val="0"/>
+        </w:rPr>
+        <w:t xml:space="preserve"> and the mean error in minutes. State what each result measures.</w:t>
+      </w:r>
+    </w:p>
+    <w:p>
+      <w:pPr>
+        <w:pStyle w:val="Heading3"/>
+      </w:pPr>
+      <w:r>
         <w:t>Selected case answer</w:t>
       </w:r>
     </w:p>
     <w:p>
-      <w:r>
-        <w:t>Actual categories are [0, 0, 1]; predicted categories are [1, 0, 1], so 2 of 3 match. Absolute errors are [2, 0, 1] minutes; their mean is 1 minute. The fraction measures threshold-category agreement on these jobs, while mean absolute error measures average duration discrepancy.</w:t>
+      <w:pPr>
+        <w:pStyle w:val="Heading3"/>
+      </w:pPr>
+      <w:r>
+        <w:t>Teacher key · Selected case answer</w:t>
+      </w:r>
+    </w:p>
+    <w:p>
+      <w:pPr>
+        <w:spacing w:line="336" w:lineRule="auto" w:after="180"/>
+        <w:shd w:fill="F1F6FC"/>
+      </w:pPr>
+      <w:r>
+        <w:rPr>
+          <w:b w:val="0"/>
+        </w:rPr>
+        <w:t xml:space="preserve">Actual categories are [0, 0, 1]; predicted categories are [1, 0, 1], so 2 of 3 match. </w:t>
+      </w:r>
+      <w:r>
+        <w:rPr>
+          <w:b/>
+        </w:rPr>
+        <w:t>Absolute error</w:t>
+      </w:r>
+      <w:r>
+        <w:rPr>
+          <w:b w:val="0"/>
+        </w:rPr>
+        <w:t>s are [2, 0, 1] minutes; their mean is 1 minute.</w:t>
+      </w:r>
+    </w:p>
+    <w:p>
+      <w:pPr>
+        <w:spacing w:line="336" w:lineRule="auto" w:after="180"/>
+        <w:shd w:fill="F1F6FC"/>
+      </w:pPr>
+      <w:r>
+        <w:rPr>
+          <w:b w:val="0"/>
+        </w:rPr>
+        <w:t xml:space="preserve">The fraction measures </w:t>
+      </w:r>
+      <w:r>
+        <w:rPr>
+          <w:b/>
+        </w:rPr>
+        <w:t>threshold</w:t>
+      </w:r>
+      <w:r>
+        <w:rPr>
+          <w:b w:val="0"/>
+        </w:rPr>
+        <w:t xml:space="preserve">-category agreement on these jobs, while mean </w:t>
+      </w:r>
+      <w:r>
+        <w:rPr>
+          <w:b/>
+        </w:rPr>
+        <w:t>absolute error</w:t>
+      </w:r>
+      <w:r>
+        <w:rPr>
+          <w:b w:val="0"/>
+        </w:rPr>
+        <w:t xml:space="preserve"> measures average duration discrepancy.</w:t>
       </w:r>
     </w:p>
     <w:tbl>
@@ -2511,21 +5407,77 @@
       </w:tr>
     </w:tbl>
     <w:p>
-      <w:r>
-        <w:t>Record each dimension as not yet, with support, or independent. Accept a valid alternative procedure with a defensible trace. Do not penalise an honestly recorded model failure if the learner correctly explains its evidence and limits.</w:t>
-      </w:r>
-    </w:p>
-    <w:p>
       <w:pPr>
         <w:pStyle w:val="Heading3"/>
       </w:pPr>
       <w:r>
+        <w:t>Teacher key · Selected case answer</w:t>
+      </w:r>
+    </w:p>
+    <w:p>
+      <w:pPr>
+        <w:spacing w:line="336" w:lineRule="auto" w:after="180"/>
+        <w:shd w:fill="F1F6FC"/>
+      </w:pPr>
+      <w:r>
+        <w:rPr>
+          <w:b w:val="0"/>
+        </w:rPr>
+        <w:t>Record each dimension as not yet, with support, or independent. Accept a valid alternative procedure with a defensible trace.</w:t>
+      </w:r>
+    </w:p>
+    <w:p>
+      <w:pPr>
+        <w:spacing w:line="336" w:lineRule="auto" w:after="180"/>
+        <w:shd w:fill="F1F6FC"/>
+      </w:pPr>
+      <w:r>
+        <w:rPr>
+          <w:b w:val="0"/>
+        </w:rPr>
+        <w:t xml:space="preserve">Do not penalise an honestly recorded model failure if the learner correctly explains its </w:t>
+      </w:r>
+      <w:r>
+        <w:rPr>
+          <w:b/>
+        </w:rPr>
+        <w:t>evidence</w:t>
+      </w:r>
+      <w:r>
+        <w:rPr>
+          <w:b w:val="0"/>
+        </w:rPr>
+        <w:t xml:space="preserve"> and limits.</w:t>
+      </w:r>
+    </w:p>
+    <w:p>
+      <w:pPr>
+        <w:pStyle w:val="Heading3"/>
+      </w:pPr>
+      <w:r>
         <w:t>Feedback that the learner uses</w:t>
       </w:r>
     </w:p>
     <w:p>
-      <w:r>
-        <w:t>Name the earliest unsupported step and give one action to repair it. Have the learner make that repair now and explain why. Then assess the relevant skill on a fresh, fully specified case. Confirm it was not previously practised with feedback; solve and check the new case before assigning it. A follow-up design prompt is a starting brief, not automatically an equivalent test.</w:t>
+      <w:pPr>
+        <w:spacing w:line="336" w:lineRule="auto" w:after="180"/>
+      </w:pPr>
+      <w:r>
+        <w:rPr>
+          <w:b w:val="0"/>
+        </w:rPr>
+        <w:t>Name the earliest unsupported step and give one action to repair it. Have the learner make that repair now and explain why. Then assess the relevant skill on a fresh, fully specified case.</w:t>
+      </w:r>
+    </w:p>
+    <w:p>
+      <w:pPr>
+        <w:spacing w:line="336" w:lineRule="auto" w:after="180"/>
+      </w:pPr>
+      <w:r>
+        <w:rPr>
+          <w:b w:val="0"/>
+        </w:rPr>
+        <w:t>Confirm it was not previously practised with feedback; solve and check the new case before assigning it. A follow-up design prompt is a starting brief, not automatically an equivalent test.</w:t>
       </w:r>
     </w:p>
     <w:p>
@@ -2537,11 +5489,74 @@
       </w:r>
     </w:p>
     <w:p>
+      <w:r>
+        <w:t>Connect Classification or Regression? to Responsible Plant Classifier, adapt support and plan a later changed-case check.</w:t>
+      </w:r>
+    </w:p>
+    <w:p>
       <w:pPr>
         <w:pStyle w:val="Heading3"/>
       </w:pPr>
       <w:r>
-        <w:t>Connect and extend learning</w:t>
+        <w:t>Responsible Plant Classifier</w:t>
+      </w:r>
+    </w:p>
+    <w:p>
+      <w:pPr>
+        <w:spacing w:line="336" w:lineRule="auto" w:after="180"/>
+      </w:pPr>
+      <w:r>
+        <w:rPr>
+          <w:b w:val="0"/>
+        </w:rPr>
+        <w:t xml:space="preserve">Confirm whether Plant </w:t>
+      </w:r>
+      <w:r>
+        <w:rPr>
+          <w:b/>
+        </w:rPr>
+        <w:t>Class</w:t>
+      </w:r>
+      <w:r>
+        <w:rPr>
+          <w:b w:val="0"/>
+        </w:rPr>
+        <w:t>ifier predicts a health category or a numerical severity score; document why.</w:t>
+      </w:r>
+    </w:p>
+    <w:p>
+      <w:pPr>
+        <w:spacing w:line="336" w:lineRule="auto" w:after="180"/>
+      </w:pPr>
+      <w:r>
+        <w:rPr>
+          <w:b w:val="0"/>
+        </w:rPr>
+        <w:t xml:space="preserve">Keep the decision, </w:t>
+      </w:r>
+      <w:r>
+        <w:rPr>
+          <w:b/>
+        </w:rPr>
+        <w:t>input</w:t>
+      </w:r>
+      <w:r>
+        <w:rPr>
+          <w:b w:val="0"/>
+        </w:rPr>
+        <w:t xml:space="preserve">, result, explanation and remaining limitation in the project </w:t>
+      </w:r>
+      <w:r>
+        <w:rPr>
+          <w:b/>
+        </w:rPr>
+        <w:t>evidence</w:t>
+      </w:r>
+      <w:r>
+        <w:rPr>
+          <w:b w:val="0"/>
+        </w:rPr>
+        <w:t xml:space="preserve"> record. Retrieve this record next week rather than restarting the project.</w:t>
       </w:r>
     </w:p>
     <w:p>
@@ -2549,17 +5564,30 @@
         <w:pStyle w:val="Heading3"/>
       </w:pPr>
       <w:r>
-        <w:t>Responsible Plant Classifier</w:t>
-      </w:r>
-    </w:p>
-    <w:p>
-      <w:r>
-        <w:t>Confirm whether Plant Classifier predicts a health category or a numerical severity score; document why.</w:t>
-      </w:r>
-    </w:p>
-    <w:p>
-      <w:r>
-        <w:t>Keep the decision, input, result, explanation and remaining limitation in the project evidence record. Retrieve this record next week rather than restarting the project.</w:t>
+        <w:t>Support and stretch</w:t>
+      </w:r>
+    </w:p>
+    <w:p>
+      <w:pPr>
+        <w:spacing w:line="336" w:lineRule="auto" w:after="180"/>
+      </w:pPr>
+      <w:r>
+        <w:rPr>
+          <w:b w:val="0"/>
+        </w:rPr>
+        <w:t xml:space="preserve">Use a tiny labelled dataset, explicit units and a named positive </w:t>
+      </w:r>
+      <w:r>
+        <w:rPr>
+          <w:b/>
+        </w:rPr>
+        <w:t>class</w:t>
+      </w:r>
+      <w:r>
+        <w:rPr>
+          <w:b w:val="0"/>
+        </w:rPr>
+        <w:t>. Stretch: require a baseline, held-out evaluation and subgroup or shifted-condition analysis with denominators.</w:t>
       </w:r>
     </w:p>
     <w:p>
@@ -2567,12 +5595,30 @@
         <w:pStyle w:val="Heading3"/>
       </w:pPr>
       <w:r>
-        <w:t>Support and stretch</w:t>
-      </w:r>
-    </w:p>
-    <w:p>
-      <w:r>
-        <w:t>Use a tiny labelled dataset, explicit units and a named positive class. Stretch: require a baseline, held-out evaluation and subgroup or shifted-condition analysis with denominators.</w:t>
+        <w:t>Exit reflection</w:t>
+      </w:r>
+    </w:p>
+    <w:p>
+      <w:pPr>
+        <w:spacing w:line="336" w:lineRule="auto" w:after="180"/>
+      </w:pPr>
+      <w:r>
+        <w:rPr>
+          <w:b w:val="0"/>
+        </w:rPr>
+        <w:t xml:space="preserve">Ask for one decision the learner can now justify and one situation requiring more </w:t>
+      </w:r>
+      <w:r>
+        <w:rPr>
+          <w:b/>
+        </w:rPr>
+        <w:t>evidence</w:t>
+      </w:r>
+      <w:r>
+        <w:rPr>
+          <w:b w:val="0"/>
+        </w:rPr>
+        <w:t xml:space="preserve"> or human review. Confidence ratings are separate from correct independent performance.</w:t>
       </w:r>
     </w:p>
     <w:p>
@@ -2580,12 +5626,30 @@
         <w:pStyle w:val="Heading3"/>
       </w:pPr>
       <w:r>
-        <w:t>Exit reflection</w:t>
-      </w:r>
-    </w:p>
-    <w:p>
-      <w:r>
-        <w:t>Ask for one decision the learner can now justify and one situation requiring more evidence or human review. Confidence ratings are separate from correct independent performance.</w:t>
+        <w:t>Bridge to the next week</w:t>
+      </w:r>
+    </w:p>
+    <w:p>
+      <w:pPr>
+        <w:spacing w:line="336" w:lineRule="auto" w:after="180"/>
+      </w:pPr>
+      <w:r>
+        <w:rPr>
+          <w:b w:val="0"/>
+        </w:rPr>
+        <w:t xml:space="preserve">Next: Week 4: Python and Table Readiness. Retrieve today’s </w:t>
+      </w:r>
+      <w:r>
+        <w:rPr>
+          <w:b/>
+        </w:rPr>
+        <w:t>evidence</w:t>
+      </w:r>
+      <w:r>
+        <w:rPr>
+          <w:b w:val="0"/>
+        </w:rPr>
+        <w:t xml:space="preserve"> and identify what carries forward and what is new.</w:t>
       </w:r>
     </w:p>
     <w:p>
@@ -2593,12 +5657,156 @@
         <w:pStyle w:val="Heading3"/>
       </w:pPr>
       <w:r>
-        <w:t>Bridge to the next week</w:t>
-      </w:r>
-    </w:p>
-    <w:p>
-      <w:r>
-        <w:t>Next: Week 4: Python and Table Readiness. Retrieve today’s evidence and identify what carries forward and what is new.</w:t>
+        <w:t>Support and fresh reassessment</w:t>
+      </w:r>
+    </w:p>
+    <w:p>
+      <w:pPr>
+        <w:spacing w:line="336" w:lineRule="auto" w:after="180"/>
+      </w:pPr>
+      <w:r>
+        <w:rPr>
+          <w:b w:val="0"/>
+        </w:rPr>
+        <w:t>Use a number line to mark actual and estimated times, then color which side of the boundary each lies on. Supply a blank table without answers. Extension: recode no and yes as 7 and 9.</w:t>
+      </w:r>
+    </w:p>
+    <w:p>
+      <w:pPr>
+        <w:spacing w:line="336" w:lineRule="auto" w:after="180"/>
+      </w:pPr>
+      <w:r>
+        <w:rPr>
+          <w:b w:val="0"/>
+        </w:rPr>
+        <w:t xml:space="preserve">The </w:t>
+      </w:r>
+      <w:r>
+        <w:rPr>
+          <w:b/>
+        </w:rPr>
+        <w:t>classification</w:t>
+      </w:r>
+      <w:r>
+        <w:rPr>
+          <w:b w:val="0"/>
+        </w:rPr>
+        <w:t xml:space="preserve"> task and matching count stay the same, while distances between those codes are not time errors.</w:t>
+      </w:r>
+    </w:p>
+    <w:p>
+      <w:pPr>
+        <w:spacing w:line="336" w:lineRule="auto" w:after="180"/>
+      </w:pPr>
+      <w:r>
+        <w:rPr>
+          <w:b w:val="0"/>
+        </w:rPr>
+        <w:t xml:space="preserve">Require W4 actual categories [0,0,1], predicted [1,0,1], 2 of 3 correct, </w:t>
+      </w:r>
+      <w:r>
+        <w:rPr>
+          <w:b/>
+        </w:rPr>
+        <w:t>absolute error</w:t>
+      </w:r>
+      <w:r>
+        <w:rPr>
+          <w:b w:val="0"/>
+        </w:rPr>
+        <w:t>s [2,0,1] and mean 1 minute. The learner must explain both meanings.</w:t>
+      </w:r>
+    </w:p>
+    <w:p>
+      <w:pPr>
+        <w:spacing w:line="336" w:lineRule="auto" w:after="180"/>
+      </w:pPr>
+      <w:r>
+        <w:rPr>
+          <w:b w:val="0"/>
+        </w:rPr>
+        <w:t xml:space="preserve">Fresh retry: actual times 3,6,8 and estimates 4,5,10; slow means greater than 6. Actual and predicted categories are both [0,0,1], so 3 of 3 match. </w:t>
+      </w:r>
+      <w:r>
+        <w:rPr>
+          <w:b/>
+        </w:rPr>
+        <w:t>Absolute error</w:t>
+      </w:r>
+      <w:r>
+        <w:rPr>
+          <w:b w:val="0"/>
+        </w:rPr>
+        <w:t>s [1,1,2] have mean 4/3 minutes, about 1.33.</w:t>
+      </w:r>
+    </w:p>
+    <w:p>
+      <w:pPr>
+        <w:spacing w:line="336" w:lineRule="auto" w:after="180"/>
+      </w:pPr>
+      <w:r>
+        <w:rPr>
+          <w:b w:val="0"/>
+        </w:rPr>
+        <w:t>Ask why perfect category agreement does not mean zero duration error.</w:t>
+      </w:r>
+    </w:p>
+    <w:p>
+      <w:pPr>
+        <w:spacing w:line="336" w:lineRule="auto" w:after="180"/>
+      </w:pPr>
+      <w:r>
+        <w:rPr>
+          <w:b w:val="0"/>
+        </w:rPr>
+        <w:t xml:space="preserve">Week 4 inspects datasets and documents their origin, units and limitations. Carry forward the target definition, </w:t>
+      </w:r>
+      <w:r>
+        <w:rPr>
+          <w:b/>
+        </w:rPr>
+        <w:t>prediction</w:t>
+      </w:r>
+      <w:r>
+        <w:rPr>
+          <w:b w:val="0"/>
+        </w:rPr>
+        <w:t xml:space="preserve"> moment and measurement units.</w:t>
+      </w:r>
+    </w:p>
+    <w:p>
+      <w:pPr>
+        <w:spacing w:line="336" w:lineRule="auto" w:after="180"/>
+      </w:pPr>
+      <w:r>
+        <w:rPr>
+          <w:b w:val="0"/>
+        </w:rPr>
+        <w:t>Teacher reference: https://scikit-learn.org/1.0/tutorial/basic/tutorial.html (</w:t>
+      </w:r>
+      <w:r>
+        <w:rPr>
+          <w:b/>
+        </w:rPr>
+        <w:t>classification</w:t>
+      </w:r>
+      <w:r>
+        <w:rPr>
+          <w:b w:val="0"/>
+        </w:rPr>
+        <w:t xml:space="preserve"> and </w:t>
+      </w:r>
+      <w:r>
+        <w:rPr>
+          <w:b/>
+        </w:rPr>
+        <w:t>regression</w:t>
+      </w:r>
+      <w:r>
+        <w:rPr>
+          <w:b w:val="0"/>
+        </w:rPr>
+        <w:t xml:space="preserve"> definitions; reviewed 2026-09-26).</w:t>
       </w:r>
     </w:p>
     <w:p>
@@ -2606,40 +5814,52 @@
         <w:pStyle w:val="Heading3"/>
       </w:pPr>
       <w:r>
-        <w:t>Support and fresh reassessment</w:t>
-      </w:r>
-    </w:p>
-    <w:p>
-      <w:r>
-        <w:t>Use a number line to mark actual and estimated times, then color which side of the boundary each lies on. Supply a blank table without answers. Extension: recode no and yes as 7 and 9. The classification task and matching count stay the same, while distances between those codes are not time errors.</w:t>
-      </w:r>
-    </w:p>
-    <w:p>
-      <w:r>
-        <w:t>Require W4 actual categories [0,0,1], predicted [1,0,1], 2 of 3 correct, absolute errors [2,0,1] and mean 1 minute. The learner must explain both meanings. Fresh retry: actual times 3,6,8 and estimates 4,5,10; slow means greater than 6. Actual and predicted categories are both [0,0,1], so 3 of 3 match. Absolute errors [1,1,2] have mean 4/3 minutes, about 1.33. Ask why perfect category agreement does not mean zero duration error.</w:t>
-      </w:r>
-    </w:p>
-    <w:p>
-      <w:r>
-        <w:t>Week 4 inspects datasets and documents their origin, units and limitations. Carry forward the target definition, prediction moment and measurement units. Teacher reference: https://scikit-learn.org/1.0/tutorial/basic/tutorial.html (classification and regression definitions; reviewed 2026-09-26).</w:t>
-      </w:r>
-    </w:p>
-    <w:p>
-      <w:pPr>
-        <w:pStyle w:val="Heading3"/>
-      </w:pPr>
-      <w:r>
         <w:t>Plan the delayed return</w:t>
       </w:r>
     </w:p>
     <w:p>
-      <w:r>
-        <w:t>Suggested return points in this level: ai-4/4, ai-4/6, ai-4/9. Use actual classroom dates, adjusting for holidays and gaps. One, three and six teaching weeks are scheduling choices, not a claimed optimal spacing.</w:t>
-      </w:r>
-    </w:p>
-    <w:p>
-      <w:r>
-        <w:t>At a delayed check, ask for the idea from memory and a changed application. Compare with the earlier independent response and record support used. For a new level, revisit the previous capstone before checking the new prerequisites.</w:t>
+      <w:pPr>
+        <w:spacing w:line="336" w:lineRule="auto" w:after="180"/>
+      </w:pPr>
+      <w:r>
+        <w:rPr>
+          <w:b w:val="0"/>
+        </w:rPr>
+        <w:t xml:space="preserve">Suggested return points in this level: ai-4/4, ai-4/6, ai-4/9. Use actual </w:t>
+      </w:r>
+      <w:r>
+        <w:rPr>
+          <w:b/>
+        </w:rPr>
+        <w:t>class</w:t>
+      </w:r>
+      <w:r>
+        <w:rPr>
+          <w:b w:val="0"/>
+        </w:rPr>
+        <w:t>room dates, adjusting for holidays and gaps. One, three and six teaching weeks are scheduling choices, not a claimed optimal spacing.</w:t>
+      </w:r>
+    </w:p>
+    <w:p>
+      <w:pPr>
+        <w:spacing w:line="336" w:lineRule="auto" w:after="180"/>
+      </w:pPr>
+      <w:r>
+        <w:rPr>
+          <w:b w:val="0"/>
+        </w:rPr>
+        <w:t>At a delayed check, ask for the idea from memory and a changed application. Compare with the earlier independent response and record support used.</w:t>
+      </w:r>
+    </w:p>
+    <w:p>
+      <w:pPr>
+        <w:spacing w:line="336" w:lineRule="auto" w:after="180"/>
+      </w:pPr>
+      <w:r>
+        <w:rPr>
+          <w:b w:val="0"/>
+        </w:rPr>
+        <w:t>For a new level, revisit the previous capstone before checking the new prerequisites.</w:t>
       </w:r>
     </w:p>
     <w:tbl>
@@ -2799,8 +6019,26 @@
       </w:tr>
     </w:tbl>
     <w:p>
-      <w:r>
-        <w:t>Use the evidence to choose reteaching or the next step. A completed page, confidence rating or attractive project does not by itself demonstrate understanding.</w:t>
+      <w:pPr>
+        <w:spacing w:line="336" w:lineRule="auto" w:after="180"/>
+      </w:pPr>
+      <w:r>
+        <w:rPr>
+          <w:b w:val="0"/>
+        </w:rPr>
+        <w:t xml:space="preserve">Use the </w:t>
+      </w:r>
+      <w:r>
+        <w:rPr>
+          <w:b/>
+        </w:rPr>
+        <w:t>evidence</w:t>
+      </w:r>
+      <w:r>
+        <w:rPr>
+          <w:b w:val="0"/>
+        </w:rPr>
+        <w:t xml:space="preserve"> to choose reteaching or the next step. A completed page, confidence rating or attractive project does not by itself demonstrate understanding.</w:t>
       </w:r>
     </w:p>
     <w:p>
@@ -2812,8 +6050,49 @@
       </w:r>
     </w:p>
     <w:p>
-      <w:r>
-        <w:t>For your Responsible Plant Classifier, save the input, procedure, observed result and limitation of this check. Label this worked example as practice; use a different, previously unreviewed case when checking independent understanding.</w:t>
+      <w:pPr>
+        <w:spacing w:line="336" w:lineRule="auto" w:after="180"/>
+      </w:pPr>
+      <w:r>
+        <w:rPr>
+          <w:b w:val="0"/>
+        </w:rPr>
+        <w:t xml:space="preserve">For your Responsible Plant </w:t>
+      </w:r>
+      <w:r>
+        <w:rPr>
+          <w:b/>
+        </w:rPr>
+        <w:t>Class</w:t>
+      </w:r>
+      <w:r>
+        <w:rPr>
+          <w:b w:val="0"/>
+        </w:rPr>
+        <w:t xml:space="preserve">ifier, save the </w:t>
+      </w:r>
+      <w:r>
+        <w:rPr>
+          <w:b/>
+        </w:rPr>
+        <w:t>input</w:t>
+      </w:r>
+      <w:r>
+        <w:rPr>
+          <w:b w:val="0"/>
+        </w:rPr>
+        <w:t>, procedure, observed result and limitation of this check.</w:t>
+      </w:r>
+    </w:p>
+    <w:p>
+      <w:pPr>
+        <w:spacing w:line="336" w:lineRule="auto" w:after="180"/>
+      </w:pPr>
+      <w:r>
+        <w:rPr>
+          <w:b w:val="0"/>
+        </w:rPr>
+        <w:t>Label this worked example as practice; use a different, previously unreviewed case when checking independent understanding.</w:t>
       </w:r>
     </w:p>
     <w:p>
@@ -2826,12 +6105,62 @@
     </w:p>
     <w:p>
       <w:r>
+        <w:t>Use this preparation summary alongside the detailed Classification or Regression? lesson; it is a checklist rather than a replacement for the full sequence.</w:t>
+      </w:r>
+    </w:p>
+    <w:p>
+      <w:pPr>
+        <w:pStyle w:val="Heading3"/>
+      </w:pPr>
+      <w:r>
+        <w:t>Teaching target</w:t>
+      </w:r>
+    </w:p>
+    <w:p>
+      <w:pPr>
+        <w:spacing w:line="336" w:lineRule="auto" w:after="180"/>
+        <w:shd w:fill="EDF7F3"/>
+      </w:pPr>
+      <w:r>
+        <w:rPr>
+          <w:b w:val="0"/>
+        </w:rPr>
         <w:t>Teaching target: Identify a task from the meaning of its target</w:t>
       </w:r>
     </w:p>
     <w:p>
-      <w:r>
-        <w:t>Prepare the labelled worked-case picture, the matching workbook, fictional input cards and a place for individual responses. Check a local Python 3 environment before class; have a paper-trace version ready.</w:t>
+      <w:pPr>
+        <w:spacing w:line="336" w:lineRule="auto" w:after="180"/>
+      </w:pPr>
+      <w:r>
+        <w:rPr>
+          <w:b w:val="0"/>
+        </w:rPr>
+        <w:t xml:space="preserve">Prepare the labelled worked-case picture, the matching workbook, fictional </w:t>
+      </w:r>
+      <w:r>
+        <w:rPr>
+          <w:b/>
+        </w:rPr>
+        <w:t>input</w:t>
+      </w:r>
+      <w:r>
+        <w:rPr>
+          <w:b w:val="0"/>
+        </w:rPr>
+        <w:t xml:space="preserve"> cards and a place for individual responses. Check a local Python 3 environment before </w:t>
+      </w:r>
+      <w:r>
+        <w:rPr>
+          <w:b/>
+        </w:rPr>
+        <w:t>class</w:t>
+      </w:r>
+      <w:r>
+        <w:rPr>
+          <w:b w:val="0"/>
+        </w:rPr>
+        <w:t>; have a paper-trace version ready.</w:t>
       </w:r>
     </w:p>
     <w:tbl>
@@ -2978,37 +6307,266 @@
       </w:tr>
     </w:tbl>
     <w:p>
-      <w:r>
-        <w:t>Before class, solve the supported practice: For actual 14 minutes and estimate 12 minutes, calculate absolute error and both slow categories using greater than 10. Explain why a correct category does not mean an exact duration.</w:t>
-      </w:r>
-    </w:p>
-    <w:p>
-      <w:r>
-        <w:t>Reasoned practice answer: Absolute error is 2 minutes. Both actual and predicted categories are 1, so the category matches even though the duration estimate is 2 minutes too low.</w:t>
-      </w:r>
-    </w:p>
-    <w:p>
-      <w:r>
-        <w:t>Check every learner before discussion: Use the worked case for Classification and regression. Proposed explanation: “Numbers always mean regression”. Decide whether this explanation is supported. Point to the step or supplied fact that decides; explain your repair if needed.</w:t>
-      </w:r>
-    </w:p>
-    <w:p>
-      <w:r>
+      <w:pPr>
+        <w:spacing w:line="336" w:lineRule="auto" w:after="180"/>
+      </w:pPr>
+      <w:r>
+        <w:rPr>
+          <w:b w:val="0"/>
+        </w:rPr>
+        <w:t xml:space="preserve">Before </w:t>
+      </w:r>
+      <w:r>
+        <w:rPr>
+          <w:b/>
+        </w:rPr>
+        <w:t>class</w:t>
+      </w:r>
+      <w:r>
+        <w:rPr>
+          <w:b w:val="0"/>
+        </w:rPr>
+        <w:t xml:space="preserve">, solve the supported practice: For actual 14 minutes and estimate </w:t>
+      </w:r>
+      <w:r>
+        <w:rPr>
+          <w:b/>
+        </w:rPr>
+        <w:t>12 minutes</w:t>
+      </w:r>
+      <w:r>
+        <w:rPr>
+          <w:b w:val="0"/>
+        </w:rPr>
+        <w:t xml:space="preserve">, calculate </w:t>
+      </w:r>
+      <w:r>
+        <w:rPr>
+          <w:b/>
+        </w:rPr>
+        <w:t>absolute error</w:t>
+      </w:r>
+      <w:r>
+        <w:rPr>
+          <w:b w:val="0"/>
+        </w:rPr>
+        <w:t xml:space="preserve"> and both slow categories using greater than 10.</w:t>
+      </w:r>
+    </w:p>
+    <w:p>
+      <w:pPr>
+        <w:spacing w:line="336" w:lineRule="auto" w:after="180"/>
+      </w:pPr>
+      <w:r>
+        <w:rPr>
+          <w:b w:val="0"/>
+        </w:rPr>
+        <w:t>Explain why a correct category does not mean an exact duration.</w:t>
+      </w:r>
+    </w:p>
+    <w:p>
+      <w:pPr>
+        <w:pStyle w:val="Heading3"/>
+      </w:pPr>
+      <w:r>
+        <w:t>Supported practice answer</w:t>
+      </w:r>
+    </w:p>
+    <w:p>
+      <w:pPr>
+        <w:spacing w:line="336" w:lineRule="auto" w:after="180"/>
+        <w:shd w:fill="F1F6FC"/>
+      </w:pPr>
+      <w:r>
+        <w:rPr>
+          <w:b w:val="0"/>
+        </w:rPr>
+        <w:t xml:space="preserve">Reasoned practice answer: </w:t>
+      </w:r>
+      <w:r>
+        <w:rPr>
+          <w:b/>
+        </w:rPr>
+        <w:t>Absolute error</w:t>
+      </w:r>
+      <w:r>
+        <w:rPr>
+          <w:b w:val="0"/>
+        </w:rPr>
+        <w:t xml:space="preserve"> is 2 minutes. Both actual and predicted categories are 1, so the category matches even though the duration estimate is 2 minutes too low.</w:t>
+      </w:r>
+    </w:p>
+    <w:p>
+      <w:pPr>
+        <w:spacing w:line="336" w:lineRule="auto" w:after="180"/>
+      </w:pPr>
+      <w:r>
+        <w:rPr>
+          <w:b w:val="0"/>
+        </w:rPr>
+        <w:t xml:space="preserve">Check every learner before discussion: Use the worked case for </w:t>
+      </w:r>
+      <w:r>
+        <w:rPr>
+          <w:b/>
+        </w:rPr>
+        <w:t>Classification</w:t>
+      </w:r>
+      <w:r>
+        <w:rPr>
+          <w:b w:val="0"/>
+        </w:rPr>
+        <w:t xml:space="preserve"> and </w:t>
+      </w:r>
+      <w:r>
+        <w:rPr>
+          <w:b/>
+        </w:rPr>
+        <w:t>regression</w:t>
+      </w:r>
+      <w:r>
+        <w:rPr>
+          <w:b w:val="0"/>
+        </w:rPr>
+        <w:t xml:space="preserve">. Proposed explanation: “Numbers always mean </w:t>
+      </w:r>
+      <w:r>
+        <w:rPr>
+          <w:b/>
+        </w:rPr>
+        <w:t>regression</w:t>
+      </w:r>
+      <w:r>
+        <w:rPr>
+          <w:b w:val="0"/>
+        </w:rPr>
+        <w:t>”. Decide whether this explanation is supported.</w:t>
+      </w:r>
+    </w:p>
+    <w:p>
+      <w:pPr>
+        <w:spacing w:line="336" w:lineRule="auto" w:after="180"/>
+      </w:pPr>
+      <w:r>
+        <w:rPr>
+          <w:b w:val="0"/>
+        </w:rPr>
+        <w:t>Point to the step or supplied fact that decides; explain your repair if needed.</w:t>
+      </w:r>
+    </w:p>
+    <w:p>
+      <w:pPr>
+        <w:pStyle w:val="Heading3"/>
+      </w:pPr>
+      <w:r>
+        <w:t>Repair the misconception</w:t>
+      </w:r>
+    </w:p>
+    <w:p>
+      <w:pPr>
+        <w:spacing w:line="336" w:lineRule="auto" w:after="180"/>
+        <w:shd w:fill="FFF5E6"/>
+      </w:pPr>
+      <w:r>
+        <w:rPr>
+          <w:b w:val="0"/>
+        </w:rPr>
         <w:t>Misconception repair: Category codes remain categories. Ask what a difference between the numbers would mean in the task.</w:t>
       </w:r>
     </w:p>
     <w:p>
-      <w:r>
-        <w:t>Support: read the exact case aloud, enlarge the labelled picture, supply input cards and model only the first deciding step. Accept a spoken explanation or drawing; retain the reasoning goal.</w:t>
-      </w:r>
-    </w:p>
-    <w:p>
-      <w:r>
-        <w:t>Extension: Change the category boundary to strictly greater than 7 cm. Require a prediction and a reason before comparing. Expected result: Actual and estimated categories both become short, short, tall: 3/3 correct. Reason: The numerical estimates did not improve; the decision definition changed.</w:t>
-      </w:r>
-    </w:p>
-    <w:p>
-      <w:r>
+      <w:pPr>
+        <w:pStyle w:val="Heading3"/>
+      </w:pPr>
+      <w:r>
+        <w:t>Support without giving away the answer</w:t>
+      </w:r>
+    </w:p>
+    <w:p>
+      <w:pPr>
+        <w:spacing w:line="336" w:lineRule="auto" w:after="180"/>
+        <w:shd w:fill="F1F6F8"/>
+      </w:pPr>
+      <w:r>
+        <w:rPr>
+          <w:b w:val="0"/>
+        </w:rPr>
+        <w:t xml:space="preserve">Support: read the exact case aloud, enlarge the labelled picture, supply </w:t>
+      </w:r>
+      <w:r>
+        <w:rPr>
+          <w:b/>
+        </w:rPr>
+        <w:t>input</w:t>
+      </w:r>
+      <w:r>
+        <w:rPr>
+          <w:b w:val="0"/>
+        </w:rPr>
+        <w:t xml:space="preserve"> cards and model only the first deciding step. Accept a spoken explanation or drawing; retain the reasoning goal.</w:t>
+      </w:r>
+    </w:p>
+    <w:p>
+      <w:pPr>
+        <w:pStyle w:val="Heading3"/>
+      </w:pPr>
+      <w:r>
+        <w:t>Extend the reasoning</w:t>
+      </w:r>
+    </w:p>
+    <w:p>
+      <w:pPr>
+        <w:spacing w:line="336" w:lineRule="auto" w:after="180"/>
+        <w:shd w:fill="F5F1FB"/>
+      </w:pPr>
+      <w:r>
+        <w:rPr>
+          <w:b w:val="0"/>
+        </w:rPr>
+        <w:t xml:space="preserve">Extension: Change the category boundary to strictly greater than 7 cm. Require a </w:t>
+      </w:r>
+      <w:r>
+        <w:rPr>
+          <w:b/>
+        </w:rPr>
+        <w:t>prediction</w:t>
+      </w:r>
+      <w:r>
+        <w:rPr>
+          <w:b w:val="0"/>
+        </w:rPr>
+        <w:t xml:space="preserve"> and a reason before comparing. Expected result: Actual and estimated categories both become short, short, tall: 3/3 correct.</w:t>
+      </w:r>
+    </w:p>
+    <w:p>
+      <w:pPr>
+        <w:spacing w:line="336" w:lineRule="auto" w:after="180"/>
+        <w:shd w:fill="F5F1FB"/>
+      </w:pPr>
+      <w:r>
+        <w:rPr>
+          <w:b w:val="0"/>
+        </w:rPr>
+        <w:t>Reason: The numerical estimates did not improve; the decision definition changed.</w:t>
+      </w:r>
+    </w:p>
+    <w:p>
+      <w:pPr>
+        <w:pStyle w:val="Heading3"/>
+      </w:pPr>
+      <w:r>
+        <w:t>Protect the independent attempt</w:t>
+      </w:r>
+    </w:p>
+    <w:p>
+      <w:pPr>
+        <w:spacing w:line="336" w:lineRule="auto" w:after="180"/>
+        <w:shd w:fill="FFF5E6"/>
+      </w:pPr>
+      <w:r>
+        <w:rPr>
+          <w:b w:val="0"/>
+        </w:rPr>
         <w:t>Independent assessment: withhold the reserved answer until the learner has attempted the new case. Record support separately from correctness.</w:t>
       </w:r>
     </w:p>
@@ -3197,13 +6755,58 @@
       </w:tr>
     </w:tbl>
     <w:p>
-      <w:r>
-        <w:t>Project checkpoint: Frame the need. Name the user, the problem, allowed inputs and a safe simple starting method.</w:t>
-      </w:r>
-    </w:p>
-    <w:p>
-      <w:r>
-        <w:t>Use the weekly teacher answer for topic-specific reasoning. A saved progress tick is an activity record; judge mastery from the learner’s explanation and evidence.</w:t>
+      <w:pPr>
+        <w:pStyle w:val="Heading3"/>
+      </w:pPr>
+      <w:r>
+        <w:t>Project checkpoint</w:t>
+      </w:r>
+    </w:p>
+    <w:p>
+      <w:pPr>
+        <w:spacing w:line="336" w:lineRule="auto" w:after="180"/>
+        <w:shd w:fill="EDF7F3"/>
+      </w:pPr>
+      <w:r>
+        <w:rPr>
+          <w:b w:val="0"/>
+        </w:rPr>
+        <w:t xml:space="preserve">Project checkpoint: Frame the need. Name the user, the problem, allowed </w:t>
+      </w:r>
+      <w:r>
+        <w:rPr>
+          <w:b/>
+        </w:rPr>
+        <w:t>input</w:t>
+      </w:r>
+      <w:r>
+        <w:rPr>
+          <w:b w:val="0"/>
+        </w:rPr>
+        <w:t>s and a safe simple starting method.</w:t>
+      </w:r>
+    </w:p>
+    <w:p>
+      <w:pPr>
+        <w:spacing w:line="336" w:lineRule="auto" w:after="180"/>
+      </w:pPr>
+      <w:r>
+        <w:rPr>
+          <w:b w:val="0"/>
+        </w:rPr>
+        <w:t xml:space="preserve">Use the weekly teacher answer for topic-specific reasoning. A saved progress tick is an activity record; judge mastery from the learner’s explanation and </w:t>
+      </w:r>
+      <w:r>
+        <w:rPr>
+          <w:b/>
+        </w:rPr>
+        <w:t>evidence</w:t>
+      </w:r>
+      <w:r>
+        <w:rPr>
+          <w:b w:val="0"/>
+        </w:rPr>
+        <w:t>.</w:t>
       </w:r>
     </w:p>
     <w:p>
@@ -3216,27 +6819,1064 @@
     </w:p>
     <w:p>
       <w:r>
-        <w:t>Use the two formative questions as supported practice, not as independent mastery scores. Discuss the deciding evidence rather than accepting a guessed selection.</w:t>
-      </w:r>
-    </w:p>
-    <w:p>
-      <w:r>
+        <w:t>Use feedback, earlier review and portfolios purposefully. Apply the coding routine only when this lesson has an executable lab.</w:t>
+      </w:r>
+    </w:p>
+    <w:p>
+      <w:pPr>
+        <w:spacing w:line="336" w:lineRule="auto" w:after="180"/>
+      </w:pPr>
+      <w:r>
+        <w:rPr>
+          <w:b w:val="0"/>
+        </w:rPr>
+        <w:t xml:space="preserve">Use the two formative questions as supported practice, not as independent mastery scores. Discuss the deciding </w:t>
+      </w:r>
+      <w:r>
+        <w:rPr>
+          <w:b/>
+        </w:rPr>
+        <w:t>evidence</w:t>
+      </w:r>
+      <w:r>
+        <w:rPr>
+          <w:b w:val="0"/>
+        </w:rPr>
+        <w:t xml:space="preserve"> rather than accepting a guessed selection.</w:t>
+      </w:r>
+    </w:p>
+    <w:p>
+      <w:pPr>
+        <w:spacing w:line="336" w:lineRule="auto" w:after="180"/>
+      </w:pPr>
+      <w:r>
+        <w:rPr>
+          <w:b w:val="0"/>
+        </w:rPr>
         <w:t>The feedback comes from the reviewed public worked case. Do not reveal the separately reserved independent teacher answer until the learner has attempted that case.</w:t>
       </w:r>
     </w:p>
     <w:p>
-      <w:r>
-        <w:t>Ask students to predict before running code. Preserve errors and actual outputs; collect a changed test and an explanation. The branch-boundary and indexing lessons deliberately include failure cases.</w:t>
-      </w:r>
-    </w:p>
-    <w:p>
-      <w:r>
+      <w:pPr>
+        <w:spacing w:line="336" w:lineRule="auto" w:after="180"/>
+      </w:pPr>
+      <w:r>
+        <w:rPr>
+          <w:b w:val="0"/>
+        </w:rPr>
+        <w:t xml:space="preserve">Ask students to predict before running code. Preserve errors and actual </w:t>
+      </w:r>
+      <w:r>
+        <w:rPr>
+          <w:b/>
+        </w:rPr>
+        <w:t>output</w:t>
+      </w:r>
+      <w:r>
+        <w:rPr>
+          <w:b w:val="0"/>
+        </w:rPr>
+        <w:t>s; collect a changed test and an explanation. The branch-boundary and indexing lessons deliberately include failure cases.</w:t>
+      </w:r>
+    </w:p>
+    <w:p>
+      <w:pPr>
+        <w:spacing w:line="336" w:lineRule="auto" w:after="180"/>
+      </w:pPr>
+      <w:r>
+        <w:rPr>
+          <w:b w:val="0"/>
+        </w:rPr>
         <w:t>Use the earlier worked-explanation links to address a specific missing building block, then return to the current question. Adapt this suggestion after observing the learner; it is not an automatic diagnosis.</w:t>
       </w:r>
     </w:p>
     <w:p>
-      <w:r>
-        <w:t>Collect the completed-work portfolio as evidence. Record support separately from correctness, and assess explanation, trace/test and limitations. Progress ticks and quiz selections alone do not establish mastery.</w:t>
+      <w:pPr>
+        <w:spacing w:line="336" w:lineRule="auto" w:after="180"/>
+      </w:pPr>
+      <w:r>
+        <w:rPr>
+          <w:b w:val="0"/>
+        </w:rPr>
+        <w:t xml:space="preserve">Collect the completed-work portfolio as </w:t>
+      </w:r>
+      <w:r>
+        <w:rPr>
+          <w:b/>
+        </w:rPr>
+        <w:t>evidence</w:t>
+      </w:r>
+      <w:r>
+        <w:rPr>
+          <w:b w:val="0"/>
+        </w:rPr>
+        <w:t>. Record support separately from correctness, and assess explanation, trace/test and limitations. Progress ticks and quiz selections alone do not establish mastery.</w:t>
+      </w:r>
+    </w:p>
+    <w:p>
+      <w:pPr>
+        <w:pStyle w:val="Heading1"/>
+      </w:pPr>
+      <w:r>
+        <w:t>09. Visual concept journey</w:t>
+      </w:r>
+    </w:p>
+    <w:p>
+      <w:r>
+        <w:t>Show one Classification or Regression? graphic at a time, request a prediction and discuss its trace before the independent assessment.</w:t>
+      </w:r>
+    </w:p>
+    <w:p>
+      <w:pPr>
+        <w:spacing w:line="336" w:lineRule="auto" w:after="180"/>
+      </w:pPr>
+      <w:r>
+        <w:rPr>
+          <w:b w:val="0"/>
+        </w:rPr>
+        <w:t xml:space="preserve">Use one picture at a time. Hide a worked result before asking for a </w:t>
+      </w:r>
+      <w:r>
+        <w:rPr>
+          <w:b/>
+        </w:rPr>
+        <w:t>prediction</w:t>
+      </w:r>
+      <w:r>
+        <w:rPr>
+          <w:b w:val="0"/>
+        </w:rPr>
+        <w:t>, then reveal it for feedback. These are supported teaching cases; retain the separate independent assessment for a fresh first attempt.</w:t>
+      </w:r>
+    </w:p>
+    <w:p>
+      <w:pPr>
+        <w:pStyle w:val="Heading3"/>
+      </w:pPr>
+      <w:r>
+        <w:t>01. Classification or Regression?: the case</w:t>
+      </w:r>
+    </w:p>
+    <w:p>
+      <w:r>
+        <w:drawing>
+          <wp:inline xmlns:a="http://schemas.openxmlformats.org/drawingml/2006/main" xmlns:pic="http://schemas.openxmlformats.org/drawingml/2006/picture">
+            <wp:extent cx="5486400" cy="3142488"/>
+            <wp:docPr id="3" name="Picture 3" descr="Distinguish predicting growth height from predicting a growth category. Supplied facts: Actual heights are [4, 7, 9] cm; estimates are [5, 6, 10] cm. Tall means strictly greater than 6 cm. All inputs and outcomes in this worked example are invented classroom data; no real model run is claimed."/>
+            <wp:cNvGraphicFramePr>
+              <a:graphicFrameLocks noChangeAspect="1"/>
+            </wp:cNvGraphicFramePr>
+            <a:graphic>
+              <a:graphicData uri="http://schemas.openxmlformats.org/drawingml/2006/picture">
+                <pic:pic>
+                  <pic:nvPicPr>
+                    <pic:cNvPr id="0" name="academy-story-ai-4-3-01.png"/>
+                    <pic:cNvPicPr/>
+                  </pic:nvPicPr>
+                  <pic:blipFill>
+                    <a:blip r:embed="rId11"/>
+                    <a:stretch>
+                      <a:fillRect/>
+                    </a:stretch>
+                  </pic:blipFill>
+                  <pic:spPr>
+                    <a:xfrm>
+                      <a:off x="0" y="0"/>
+                      <a:ext cx="5486400" cy="3142488"/>
+                    </a:xfrm>
+                    <a:prstGeom prst="rect"/>
+                  </pic:spPr>
+                </pic:pic>
+              </a:graphicData>
+            </a:graphic>
+          </wp:inline>
+        </w:drawing>
+      </w:r>
+    </w:p>
+    <w:p>
+      <w:pPr>
+        <w:spacing w:line="336" w:lineRule="auto" w:after="180"/>
+      </w:pPr>
+      <w:r>
+        <w:rPr>
+          <w:b w:val="0"/>
+        </w:rPr>
+        <w:t>Distinguish predicting growth height from predicting a growth category. Supplied facts: Actual heights are [4, 7, 9] cm; estimates are [5, 6, 10] cm. Tall means strictly greater than 6 cm.</w:t>
+      </w:r>
+    </w:p>
+    <w:p>
+      <w:pPr>
+        <w:spacing w:line="336" w:lineRule="auto" w:after="180"/>
+      </w:pPr>
+      <w:r>
+        <w:rPr>
+          <w:b w:val="0"/>
+        </w:rPr>
+        <w:t xml:space="preserve">All </w:t>
+      </w:r>
+      <w:r>
+        <w:rPr>
+          <w:b/>
+        </w:rPr>
+        <w:t>input</w:t>
+      </w:r>
+      <w:r>
+        <w:rPr>
+          <w:b w:val="0"/>
+        </w:rPr>
+        <w:t xml:space="preserve">s and outcomes in this worked example are invented </w:t>
+      </w:r>
+      <w:r>
+        <w:rPr>
+          <w:b/>
+        </w:rPr>
+        <w:t>class</w:t>
+      </w:r>
+      <w:r>
+        <w:rPr>
+          <w:b w:val="0"/>
+        </w:rPr>
+        <w:t>room data; no real model run is claimed.</w:t>
+      </w:r>
+    </w:p>
+    <w:p>
+      <w:pPr>
+        <w:spacing w:line="336" w:lineRule="auto" w:after="180"/>
+        <w:shd w:fill="F5F1FB"/>
+      </w:pPr>
+      <w:r>
+        <w:rPr>
+          <w:b w:val="0"/>
+        </w:rPr>
+        <w:t>Point to the given fact that matters most. Explain why it matters.</w:t>
+      </w:r>
+    </w:p>
+    <w:p>
+      <w:pPr>
+        <w:pStyle w:val="Heading3"/>
+      </w:pPr>
+      <w:r>
+        <w:t>Discuss while showing the picture</w:t>
+      </w:r>
+    </w:p>
+    <w:p>
+      <w:pPr>
+        <w:spacing w:line="336" w:lineRule="auto" w:after="180"/>
+        <w:shd w:fill="F1F6F8"/>
+      </w:pPr>
+      <w:r>
+        <w:rPr>
+          <w:b w:val="0"/>
+        </w:rPr>
+        <w:t>Teacher prompt: Point to the given fact that matters most. Explain why it matters. Ask learners to describe one label or arrow in ordinary words. Use the adjacent transcript if the image is difficult to see.</w:t>
+      </w:r>
+    </w:p>
+    <w:p>
+      <w:pPr>
+        <w:pStyle w:val="Heading3"/>
+      </w:pPr>
+      <w:r>
+        <w:t>02. Follow the deciding steps</w:t>
+      </w:r>
+    </w:p>
+    <w:p>
+      <w:r>
+        <w:drawing>
+          <wp:inline xmlns:a="http://schemas.openxmlformats.org/drawingml/2006/main" xmlns:pic="http://schemas.openxmlformats.org/drawingml/2006/picture">
+            <wp:extent cx="5486400" cy="3182112"/>
+            <wp:docPr id="4" name="Picture 4" descr="Regression errors: Absolute errors are 1, 1, 1 cm; mean absolute error is 1 cm. → Actual categories: Actual classes are short, tall, tall. → Predicted categories: Estimated classes are short, short, tall: 2/3 correct."/>
+            <wp:cNvGraphicFramePr>
+              <a:graphicFrameLocks noChangeAspect="1"/>
+            </wp:cNvGraphicFramePr>
+            <a:graphic>
+              <a:graphicData uri="http://schemas.openxmlformats.org/drawingml/2006/picture">
+                <pic:pic>
+                  <pic:nvPicPr>
+                    <pic:cNvPr id="0" name="academy-story-ai-4-3-02.png"/>
+                    <pic:cNvPicPr/>
+                  </pic:nvPicPr>
+                  <pic:blipFill>
+                    <a:blip r:embed="rId12"/>
+                    <a:stretch>
+                      <a:fillRect/>
+                    </a:stretch>
+                  </pic:blipFill>
+                  <pic:spPr>
+                    <a:xfrm>
+                      <a:off x="0" y="0"/>
+                      <a:ext cx="5486400" cy="3182112"/>
+                    </a:xfrm>
+                    <a:prstGeom prst="rect"/>
+                  </pic:spPr>
+                </pic:pic>
+              </a:graphicData>
+            </a:graphic>
+          </wp:inline>
+        </w:drawing>
+      </w:r>
+    </w:p>
+    <w:p>
+      <w:pPr>
+        <w:spacing w:line="336" w:lineRule="auto" w:after="180"/>
+      </w:pPr>
+      <w:r>
+        <w:rPr>
+          <w:b/>
+        </w:rPr>
+        <w:t>Regression</w:t>
+      </w:r>
+      <w:r>
+        <w:rPr>
+          <w:b w:val="0"/>
+        </w:rPr>
+        <w:t xml:space="preserve"> errors: </w:t>
+      </w:r>
+      <w:r>
+        <w:rPr>
+          <w:b/>
+        </w:rPr>
+        <w:t>Absolute error</w:t>
+      </w:r>
+      <w:r>
+        <w:rPr>
+          <w:b w:val="0"/>
+        </w:rPr>
+        <w:t xml:space="preserve">s are 1, 1, 1 cm; mean </w:t>
+      </w:r>
+      <w:r>
+        <w:rPr>
+          <w:b/>
+        </w:rPr>
+        <w:t>absolute error</w:t>
+      </w:r>
+      <w:r>
+        <w:rPr>
+          <w:b w:val="0"/>
+        </w:rPr>
+        <w:t xml:space="preserve"> is 1 cm. → Actual categories: Actual </w:t>
+      </w:r>
+      <w:r>
+        <w:rPr>
+          <w:b/>
+        </w:rPr>
+        <w:t>class</w:t>
+      </w:r>
+      <w:r>
+        <w:rPr>
+          <w:b w:val="0"/>
+        </w:rPr>
+        <w:t xml:space="preserve">es are short, tall, tall. → Predicted categories: Estimated </w:t>
+      </w:r>
+      <w:r>
+        <w:rPr>
+          <w:b/>
+        </w:rPr>
+        <w:t>class</w:t>
+      </w:r>
+      <w:r>
+        <w:rPr>
+          <w:b w:val="0"/>
+        </w:rPr>
+        <w:t>es are short, short, tall: 2/3 correct.</w:t>
+      </w:r>
+    </w:p>
+    <w:p>
+      <w:pPr>
+        <w:spacing w:line="336" w:lineRule="auto" w:after="180"/>
+        <w:shd w:fill="F5F1FB"/>
+      </w:pPr>
+      <w:r>
+        <w:rPr>
+          <w:b w:val="0"/>
+        </w:rPr>
+        <w:t xml:space="preserve">Point to each numbered stage and explain which recorded </w:t>
+      </w:r>
+      <w:r>
+        <w:rPr>
+          <w:b/>
+        </w:rPr>
+        <w:t>input</w:t>
+      </w:r>
+      <w:r>
+        <w:rPr>
+          <w:b w:val="0"/>
+        </w:rPr>
+        <w:t xml:space="preserve"> it uses.</w:t>
+      </w:r>
+    </w:p>
+    <w:p>
+      <w:pPr>
+        <w:pStyle w:val="Heading3"/>
+      </w:pPr>
+      <w:r>
+        <w:t>Discuss while showing the picture</w:t>
+      </w:r>
+    </w:p>
+    <w:p>
+      <w:pPr>
+        <w:spacing w:line="336" w:lineRule="auto" w:after="180"/>
+        <w:shd w:fill="F1F6F8"/>
+      </w:pPr>
+      <w:r>
+        <w:rPr>
+          <w:b w:val="0"/>
+        </w:rPr>
+        <w:t xml:space="preserve">Teacher prompt: Point to each numbered stage and explain which recorded </w:t>
+      </w:r>
+      <w:r>
+        <w:rPr>
+          <w:b/>
+        </w:rPr>
+        <w:t>input</w:t>
+      </w:r>
+      <w:r>
+        <w:rPr>
+          <w:b w:val="0"/>
+        </w:rPr>
+        <w:t xml:space="preserve"> it uses. Ask learners to describe one label or arrow in ordinary words. Use the adjacent transcript if the image is difficult to see.</w:t>
+      </w:r>
+    </w:p>
+    <w:p>
+      <w:pPr>
+        <w:pStyle w:val="Heading3"/>
+      </w:pPr>
+      <w:r>
+        <w:t>03. Actual and estimated heights (paired order)</w:t>
+      </w:r>
+    </w:p>
+    <w:p>
+      <w:r>
+        <w:drawing>
+          <wp:inline xmlns:a="http://schemas.openxmlformats.org/drawingml/2006/main" xmlns:pic="http://schemas.openxmlformats.org/drawingml/2006/picture">
+            <wp:extent cx="5486400" cy="3938016"/>
+            <wp:docPr id="5" name="Picture 5" descr="Actual and estimated heights (paired order). Units: cm. actual1: 4. estimate1: 5. actual2: 7. estimate2: 6. actual3: 9. estimate3: 10."/>
+            <wp:cNvGraphicFramePr>
+              <a:graphicFrameLocks noChangeAspect="1"/>
+            </wp:cNvGraphicFramePr>
+            <a:graphic>
+              <a:graphicData uri="http://schemas.openxmlformats.org/drawingml/2006/picture">
+                <pic:pic>
+                  <pic:nvPicPr>
+                    <pic:cNvPr id="0" name="academy-story-ai-4-3-03.png"/>
+                    <pic:cNvPicPr/>
+                  </pic:nvPicPr>
+                  <pic:blipFill>
+                    <a:blip r:embed="rId13"/>
+                    <a:stretch>
+                      <a:fillRect/>
+                    </a:stretch>
+                  </pic:blipFill>
+                  <pic:spPr>
+                    <a:xfrm>
+                      <a:off x="0" y="0"/>
+                      <a:ext cx="5486400" cy="3938016"/>
+                    </a:xfrm>
+                    <a:prstGeom prst="rect"/>
+                  </pic:spPr>
+                </pic:pic>
+              </a:graphicData>
+            </a:graphic>
+          </wp:inline>
+        </w:drawing>
+      </w:r>
+    </w:p>
+    <w:p>
+      <w:pPr>
+        <w:spacing w:line="336" w:lineRule="auto" w:after="180"/>
+      </w:pPr>
+      <w:r>
+        <w:rPr>
+          <w:b w:val="0"/>
+        </w:rPr>
+        <w:t>Actual and estimated heights (paired order). Units: cm. actual1: 4. estimate1: 5. actual2: 7. estimate2: 6. actual3: 9. estimate3: 10.</w:t>
+      </w:r>
+    </w:p>
+    <w:p>
+      <w:pPr>
+        <w:spacing w:line="336" w:lineRule="auto" w:after="180"/>
+        <w:shd w:fill="F5F1FB"/>
+      </w:pPr>
+      <w:r>
+        <w:rPr>
+          <w:b w:val="0"/>
+        </w:rPr>
+        <w:t>Read the labels and values. Explain the relationship the model shows.</w:t>
+      </w:r>
+    </w:p>
+    <w:p>
+      <w:pPr>
+        <w:pStyle w:val="Heading3"/>
+      </w:pPr>
+      <w:r>
+        <w:t>Discuss while showing the picture</w:t>
+      </w:r>
+    </w:p>
+    <w:p>
+      <w:pPr>
+        <w:spacing w:line="336" w:lineRule="auto" w:after="180"/>
+        <w:shd w:fill="F1F6F8"/>
+      </w:pPr>
+      <w:r>
+        <w:rPr>
+          <w:b w:val="0"/>
+        </w:rPr>
+        <w:t>Teacher prompt: Read the labels and values. Explain the relationship the model shows. Ask learners to describe one label or arrow in ordinary words. Use the adjacent transcript if the image is difficult to see.</w:t>
+      </w:r>
+    </w:p>
+    <w:p>
+      <w:pPr>
+        <w:spacing w:line="336" w:lineRule="auto" w:after="180"/>
+        <w:shd w:fill="F1F6F8"/>
+      </w:pPr>
+      <w:r>
+        <w:rPr>
+          <w:b w:val="0"/>
+        </w:rPr>
+        <w:t xml:space="preserve">Check row/column meanings, units and denominators before discussing a difference. Supplied toy values are not real </w:t>
+      </w:r>
+      <w:r>
+        <w:rPr>
+          <w:b/>
+        </w:rPr>
+        <w:t>class</w:t>
+      </w:r>
+      <w:r>
+        <w:rPr>
+          <w:b w:val="0"/>
+        </w:rPr>
+        <w:t xml:space="preserve"> or model results.</w:t>
+      </w:r>
+    </w:p>
+    <w:p>
+      <w:pPr>
+        <w:pStyle w:val="Heading3"/>
+      </w:pPr>
+      <w:r>
+        <w:t>04. Change one thing. Trace what follows.</w:t>
+      </w:r>
+    </w:p>
+    <w:p>
+      <w:r>
+        <w:drawing>
+          <wp:inline xmlns:a="http://schemas.openxmlformats.org/drawingml/2006/main" xmlns:pic="http://schemas.openxmlformats.org/drawingml/2006/picture">
+            <wp:extent cx="5486400" cy="3026664"/>
+            <wp:docPr id="6" name="Picture 6" descr="Original case: Estimated classes are short, short, tall: 2/3 correct. Changed condition: Change the category boundary to strictly greater than 7 cm. Expected result: Actual and estimated categories both become short, short, tall: 3/3 correct. Reason: The numerical estimates did not improve; the decision definition changed."/>
+            <wp:cNvGraphicFramePr>
+              <a:graphicFrameLocks noChangeAspect="1"/>
+            </wp:cNvGraphicFramePr>
+            <a:graphic>
+              <a:graphicData uri="http://schemas.openxmlformats.org/drawingml/2006/picture">
+                <pic:pic>
+                  <pic:nvPicPr>
+                    <pic:cNvPr id="0" name="academy-story-ai-4-3-04.png"/>
+                    <pic:cNvPicPr/>
+                  </pic:nvPicPr>
+                  <pic:blipFill>
+                    <a:blip r:embed="rId14"/>
+                    <a:stretch>
+                      <a:fillRect/>
+                    </a:stretch>
+                  </pic:blipFill>
+                  <pic:spPr>
+                    <a:xfrm>
+                      <a:off x="0" y="0"/>
+                      <a:ext cx="5486400" cy="3026664"/>
+                    </a:xfrm>
+                    <a:prstGeom prst="rect"/>
+                  </pic:spPr>
+                </pic:pic>
+              </a:graphicData>
+            </a:graphic>
+          </wp:inline>
+        </w:drawing>
+      </w:r>
+    </w:p>
+    <w:p>
+      <w:pPr>
+        <w:spacing w:line="336" w:lineRule="auto" w:after="180"/>
+      </w:pPr>
+      <w:r>
+        <w:rPr>
+          <w:b w:val="0"/>
+        </w:rPr>
+        <w:t xml:space="preserve">Original case: Estimated </w:t>
+      </w:r>
+      <w:r>
+        <w:rPr>
+          <w:b/>
+        </w:rPr>
+        <w:t>class</w:t>
+      </w:r>
+      <w:r>
+        <w:rPr>
+          <w:b w:val="0"/>
+        </w:rPr>
+        <w:t>es are short, short, tall: 2/3 correct. Changed condition: Change the category boundary to strictly greater than 7 cm.</w:t>
+      </w:r>
+    </w:p>
+    <w:p>
+      <w:pPr>
+        <w:spacing w:line="336" w:lineRule="auto" w:after="180"/>
+      </w:pPr>
+      <w:r>
+        <w:rPr>
+          <w:b w:val="0"/>
+        </w:rPr>
+        <w:t>Expected result: Actual and estimated categories both become short, short, tall: 3/3 correct. Reason: The numerical estimates did not improve; the decision definition changed.</w:t>
+      </w:r>
+    </w:p>
+    <w:p>
+      <w:pPr>
+        <w:spacing w:line="336" w:lineRule="auto" w:after="180"/>
+        <w:shd w:fill="F5F1FB"/>
+      </w:pPr>
+      <w:r>
+        <w:rPr>
+          <w:b w:val="0"/>
+        </w:rPr>
+        <w:t>Predict before checking the worked changed-case result. Name what changed and what the supplied facts allow you to conclude.</w:t>
+      </w:r>
+    </w:p>
+    <w:p>
+      <w:pPr>
+        <w:pStyle w:val="Heading3"/>
+      </w:pPr>
+      <w:r>
+        <w:t>Discuss while showing the picture</w:t>
+      </w:r>
+    </w:p>
+    <w:p>
+      <w:pPr>
+        <w:spacing w:line="336" w:lineRule="auto" w:after="180"/>
+        <w:shd w:fill="F1F6F8"/>
+      </w:pPr>
+      <w:r>
+        <w:rPr>
+          <w:b w:val="0"/>
+        </w:rPr>
+        <w:t>Teacher prompt: Predict before checking the worked changed-case result. Name what changed and what the supplied facts allow you to conclude. Ask learners to describe one label or arrow in ordinary words.</w:t>
+      </w:r>
+    </w:p>
+    <w:p>
+      <w:pPr>
+        <w:spacing w:line="336" w:lineRule="auto" w:after="180"/>
+        <w:shd w:fill="F1F6F8"/>
+      </w:pPr>
+      <w:r>
+        <w:rPr>
+          <w:b w:val="0"/>
+        </w:rPr>
+        <w:t>Use the adjacent transcript if the image is difficult to see. Changed-case reasoning: The numerical estimates did not improve; the decision definition changed.</w:t>
+      </w:r>
+    </w:p>
+    <w:p>
+      <w:pPr>
+        <w:pStyle w:val="Heading3"/>
+      </w:pPr>
+      <w:r>
+        <w:t>05. Connect the explanation to its limit</w:t>
+      </w:r>
+    </w:p>
+    <w:p>
+      <w:r>
+        <w:drawing>
+          <wp:inline xmlns:a="http://schemas.openxmlformats.org/drawingml/2006/main" xmlns:pic="http://schemas.openxmlformats.org/drawingml/2006/picture">
+            <wp:extent cx="5486400" cy="2834640"/>
+            <wp:docPr id="7" name="Picture 7" descr="Read the picture in order. Estimated classes are short, short, tall: 2/3 correct. The arrows show which recorded input or intermediate result each decision uses. Explain the deciding step aloud before checking the changed case; pointing to the final answer alone does not show how it follows. Limit: Regression error and category accuracy measure different targets; neither alone covers every use consequence."/>
+            <wp:cNvGraphicFramePr>
+              <a:graphicFrameLocks noChangeAspect="1"/>
+            </wp:cNvGraphicFramePr>
+            <a:graphic>
+              <a:graphicData uri="http://schemas.openxmlformats.org/drawingml/2006/picture">
+                <pic:pic>
+                  <pic:nvPicPr>
+                    <pic:cNvPr id="0" name="academy-story-ai-4-3-05.png"/>
+                    <pic:cNvPicPr/>
+                  </pic:nvPicPr>
+                  <pic:blipFill>
+                    <a:blip r:embed="rId15"/>
+                    <a:stretch>
+                      <a:fillRect/>
+                    </a:stretch>
+                  </pic:blipFill>
+                  <pic:spPr>
+                    <a:xfrm>
+                      <a:off x="0" y="0"/>
+                      <a:ext cx="5486400" cy="2834640"/>
+                    </a:xfrm>
+                    <a:prstGeom prst="rect"/>
+                  </pic:spPr>
+                </pic:pic>
+              </a:graphicData>
+            </a:graphic>
+          </wp:inline>
+        </w:drawing>
+      </w:r>
+    </w:p>
+    <w:p>
+      <w:pPr>
+        <w:spacing w:line="336" w:lineRule="auto" w:after="180"/>
+      </w:pPr>
+      <w:r>
+        <w:rPr>
+          <w:b w:val="0"/>
+        </w:rPr>
+        <w:t xml:space="preserve">Read the picture in order. Estimated </w:t>
+      </w:r>
+      <w:r>
+        <w:rPr>
+          <w:b/>
+        </w:rPr>
+        <w:t>class</w:t>
+      </w:r>
+      <w:r>
+        <w:rPr>
+          <w:b w:val="0"/>
+        </w:rPr>
+        <w:t xml:space="preserve">es are short, short, tall: 2/3 correct. The arrows show which recorded </w:t>
+      </w:r>
+      <w:r>
+        <w:rPr>
+          <w:b/>
+        </w:rPr>
+        <w:t>input</w:t>
+      </w:r>
+      <w:r>
+        <w:rPr>
+          <w:b w:val="0"/>
+        </w:rPr>
+        <w:t xml:space="preserve"> or intermediate result each decision uses.</w:t>
+      </w:r>
+    </w:p>
+    <w:p>
+      <w:pPr>
+        <w:spacing w:line="336" w:lineRule="auto" w:after="180"/>
+      </w:pPr>
+      <w:r>
+        <w:rPr>
+          <w:b w:val="0"/>
+        </w:rPr>
+        <w:t>Explain the deciding step aloud before checking the changed case; pointing to the final answer alone does not show how it follows.</w:t>
+      </w:r>
+    </w:p>
+    <w:p>
+      <w:pPr>
+        <w:spacing w:line="336" w:lineRule="auto" w:after="180"/>
+      </w:pPr>
+      <w:r>
+        <w:rPr>
+          <w:b w:val="0"/>
+        </w:rPr>
+        <w:t xml:space="preserve">Limit: </w:t>
+      </w:r>
+      <w:r>
+        <w:rPr>
+          <w:b/>
+        </w:rPr>
+        <w:t>Regression</w:t>
+      </w:r>
+      <w:r>
+        <w:rPr>
+          <w:b w:val="0"/>
+        </w:rPr>
+        <w:t xml:space="preserve"> error and category accuracy measure different targets; neither alone covers every use consequence.</w:t>
+      </w:r>
+    </w:p>
+    <w:p>
+      <w:pPr>
+        <w:spacing w:line="336" w:lineRule="auto" w:after="180"/>
+        <w:shd w:fill="F5F1FB"/>
+      </w:pPr>
+      <w:r>
+        <w:rPr>
+          <w:b w:val="0"/>
+        </w:rPr>
+        <w:t>Explain the case, then point to a limit on the claim.</w:t>
+      </w:r>
+    </w:p>
+    <w:p>
+      <w:pPr>
+        <w:pStyle w:val="Heading3"/>
+      </w:pPr>
+      <w:r>
+        <w:t>Discuss while showing the picture</w:t>
+      </w:r>
+    </w:p>
+    <w:p>
+      <w:pPr>
+        <w:spacing w:line="336" w:lineRule="auto" w:after="180"/>
+        <w:shd w:fill="F1F6F8"/>
+      </w:pPr>
+      <w:r>
+        <w:rPr>
+          <w:b w:val="0"/>
+        </w:rPr>
+        <w:t>Teacher prompt: Explain the case, then point to a limit on the claim. Ask learners to describe one label or arrow in ordinary words. Use the adjacent transcript if the image is difficult to see.</w:t>
+      </w:r>
+    </w:p>
+    <w:p>
+      <w:pPr>
+        <w:spacing w:line="336" w:lineRule="auto" w:after="180"/>
+        <w:shd w:fill="F1F6F8"/>
+      </w:pPr>
+      <w:r>
+        <w:rPr>
+          <w:b w:val="0"/>
+        </w:rPr>
+        <w:t xml:space="preserve">Keep the stated scope: </w:t>
+      </w:r>
+      <w:r>
+        <w:rPr>
+          <w:b/>
+        </w:rPr>
+        <w:t>Regression</w:t>
+      </w:r>
+      <w:r>
+        <w:rPr>
+          <w:b w:val="0"/>
+        </w:rPr>
+        <w:t xml:space="preserve"> error and category accuracy measure different targets; neither alone covers every use consequence.</w:t>
+      </w:r>
+    </w:p>
+    <w:p>
+      <w:pPr>
+        <w:pStyle w:val="Heading3"/>
+      </w:pPr>
+      <w:r>
+        <w:t>06. Make the idea visible in your project</w:t>
+      </w:r>
+    </w:p>
+    <w:p>
+      <w:r>
+        <w:drawing>
+          <wp:inline xmlns:a="http://schemas.openxmlformats.org/drawingml/2006/main" xmlns:pic="http://schemas.openxmlformats.org/drawingml/2006/picture">
+            <wp:extent cx="5486400" cy="3681984"/>
+            <wp:docPr id="8" name="Picture 8" descr="For your Responsible Plant Classifier, save the input, procedure, observed result and limitation of this check. Label this worked example as practice; use a different, previously unreviewed case when checking independent understanding. Draw your input, deciding step, result and limit. Supported question: Did regression MAE improve when the boundary changed? Point to the relevant step in the picture, then write the changed result and the rule or evidence that supports it."/>
+            <wp:cNvGraphicFramePr>
+              <a:graphicFrameLocks noChangeAspect="1"/>
+            </wp:cNvGraphicFramePr>
+            <a:graphic>
+              <a:graphicData uri="http://schemas.openxmlformats.org/drawingml/2006/picture">
+                <pic:pic>
+                  <pic:nvPicPr>
+                    <pic:cNvPr id="0" name="academy-story-ai-4-3-06.png"/>
+                    <pic:cNvPicPr/>
+                  </pic:nvPicPr>
+                  <pic:blipFill>
+                    <a:blip r:embed="rId16"/>
+                    <a:stretch>
+                      <a:fillRect/>
+                    </a:stretch>
+                  </pic:blipFill>
+                  <pic:spPr>
+                    <a:xfrm>
+                      <a:off x="0" y="0"/>
+                      <a:ext cx="5486400" cy="3681984"/>
+                    </a:xfrm>
+                    <a:prstGeom prst="rect"/>
+                  </pic:spPr>
+                </pic:pic>
+              </a:graphicData>
+            </a:graphic>
+          </wp:inline>
+        </w:drawing>
+      </w:r>
+    </w:p>
+    <w:p>
+      <w:pPr>
+        <w:spacing w:line="336" w:lineRule="auto" w:after="180"/>
+      </w:pPr>
+      <w:r>
+        <w:rPr>
+          <w:b w:val="0"/>
+        </w:rPr>
+        <w:t xml:space="preserve">For your Responsible Plant </w:t>
+      </w:r>
+      <w:r>
+        <w:rPr>
+          <w:b/>
+        </w:rPr>
+        <w:t>Class</w:t>
+      </w:r>
+      <w:r>
+        <w:rPr>
+          <w:b w:val="0"/>
+        </w:rPr>
+        <w:t xml:space="preserve">ifier, save the </w:t>
+      </w:r>
+      <w:r>
+        <w:rPr>
+          <w:b/>
+        </w:rPr>
+        <w:t>input</w:t>
+      </w:r>
+      <w:r>
+        <w:rPr>
+          <w:b w:val="0"/>
+        </w:rPr>
+        <w:t>, procedure, observed result and limitation of this check.</w:t>
+      </w:r>
+    </w:p>
+    <w:p>
+      <w:pPr>
+        <w:spacing w:line="336" w:lineRule="auto" w:after="180"/>
+      </w:pPr>
+      <w:r>
+        <w:rPr>
+          <w:b w:val="0"/>
+        </w:rPr>
+        <w:t xml:space="preserve">Label this worked example as practice; use a different, previously unreviewed case when checking independent understanding. Draw your </w:t>
+      </w:r>
+      <w:r>
+        <w:rPr>
+          <w:b/>
+        </w:rPr>
+        <w:t>input</w:t>
+      </w:r>
+      <w:r>
+        <w:rPr>
+          <w:b w:val="0"/>
+        </w:rPr>
+        <w:t>, deciding step, result and limit.</w:t>
+      </w:r>
+    </w:p>
+    <w:p>
+      <w:pPr>
+        <w:spacing w:line="336" w:lineRule="auto" w:after="180"/>
+      </w:pPr>
+      <w:r>
+        <w:rPr>
+          <w:b w:val="0"/>
+        </w:rPr>
+        <w:t xml:space="preserve">Supported question: Did </w:t>
+      </w:r>
+      <w:r>
+        <w:rPr>
+          <w:b/>
+        </w:rPr>
+        <w:t>regression</w:t>
+      </w:r>
+      <w:r>
+        <w:rPr>
+          <w:b w:val="0"/>
+        </w:rPr>
+        <w:t xml:space="preserve"> MAE improve when the boundary changed? Point to the relevant step in the picture, then write the changed result and the rule or </w:t>
+      </w:r>
+      <w:r>
+        <w:rPr>
+          <w:b/>
+        </w:rPr>
+        <w:t>evidence</w:t>
+      </w:r>
+      <w:r>
+        <w:rPr>
+          <w:b w:val="0"/>
+        </w:rPr>
+        <w:t xml:space="preserve"> that supports it.</w:t>
+      </w:r>
+    </w:p>
+    <w:p>
+      <w:pPr>
+        <w:spacing w:line="336" w:lineRule="auto" w:after="180"/>
+        <w:shd w:fill="F5F1FB"/>
+      </w:pPr>
+      <w:r>
+        <w:rPr>
+          <w:b w:val="0"/>
+        </w:rPr>
+        <w:t xml:space="preserve">Draw your project trace and justify the deciding step using </w:t>
+      </w:r>
+      <w:r>
+        <w:rPr>
+          <w:b/>
+        </w:rPr>
+        <w:t>evidence</w:t>
+      </w:r>
+      <w:r>
+        <w:rPr>
+          <w:b w:val="0"/>
+        </w:rPr>
+        <w:t>.</w:t>
+      </w:r>
+    </w:p>
+    <w:p>
+      <w:pPr>
+        <w:pStyle w:val="Heading3"/>
+      </w:pPr>
+      <w:r>
+        <w:t>Discuss while showing the picture</w:t>
+      </w:r>
+    </w:p>
+    <w:p>
+      <w:pPr>
+        <w:spacing w:line="336" w:lineRule="auto" w:after="180"/>
+        <w:shd w:fill="F1F6F8"/>
+      </w:pPr>
+      <w:r>
+        <w:rPr>
+          <w:b w:val="0"/>
+        </w:rPr>
+        <w:t xml:space="preserve">Teacher prompt: Draw your project trace and justify the deciding step using </w:t>
+      </w:r>
+      <w:r>
+        <w:rPr>
+          <w:b/>
+        </w:rPr>
+        <w:t>evidence</w:t>
+      </w:r>
+      <w:r>
+        <w:rPr>
+          <w:b w:val="0"/>
+        </w:rPr>
+        <w:t>. Ask learners to describe one label or arrow in ordinary words. Use the adjacent transcript if the image is difficult to see.</w:t>
+      </w:r>
+    </w:p>
+    <w:p>
+      <w:pPr>
+        <w:spacing w:line="336" w:lineRule="auto" w:after="180"/>
+        <w:shd w:fill="F1F6F8"/>
+      </w:pPr>
+      <w:r>
+        <w:rPr>
+          <w:b w:val="0"/>
+        </w:rPr>
+        <w:t xml:space="preserve">Supported practice key: No. MAE remains 1 cm. Category agreement rose because the </w:t>
+      </w:r>
+      <w:r>
+        <w:rPr>
+          <w:b/>
+        </w:rPr>
+        <w:t>class</w:t>
+      </w:r>
+      <w:r>
+        <w:rPr>
+          <w:b w:val="0"/>
+        </w:rPr>
+        <w:t xml:space="preserve"> boundary changed, not because </w:t>
+      </w:r>
+      <w:r>
+        <w:rPr>
+          <w:b/>
+        </w:rPr>
+        <w:t>prediction</w:t>
+      </w:r>
+      <w:r>
+        <w:rPr>
+          <w:b w:val="0"/>
+        </w:rPr>
+        <w:t>s became numerically closer.</w:t>
+      </w:r>
+    </w:p>
+    <w:p>
+      <w:pPr>
+        <w:spacing w:line="336" w:lineRule="auto" w:after="180"/>
+        <w:shd w:fill="F1F6F8"/>
+      </w:pPr>
+      <w:r>
+        <w:rPr>
+          <w:b w:val="0"/>
+        </w:rPr>
+        <w:t>Changed-case check: Actual and estimated categories both become short, short, tall: 3/3 correct. The numerical estimates did not improve; the decision definition changed.</w:t>
       </w:r>
     </w:p>
     <w:sectPr>

--- a/downloads/teacher/ai-4-week-03.docx
+++ b/downloads/teacher/ai-4-week-03.docx
@@ -189,7 +189,7 @@
           </w:tcPr>
           <w:p>
             <w:r>
-              <w:t>Sections 9 and 11–14. Give extra time to finish the full task set; use Section 15 when the week includes a coding lab.</w:t>
+              <w:t>Use “Run the investigation”, “Connect your project”, “Show what you know”, “Study a complete case” and “Try a new case independently”. Give extra time for the full task set. If this week has a coding lab, use its named section; section numbers can change when extra explanations are included.</w:t>
             </w:r>
           </w:p>
         </w:tc>
@@ -2547,6 +2547,26 @@
     <w:p>
       <w:r>
         <w:t>Demonstrate Classification or Regression?, reduce support deliberately and check individual reasoning before discussing answers.</w:t>
+      </w:r>
+    </w:p>
+    <w:p>
+      <w:pPr>
+        <w:pStyle w:val="Heading3"/>
+      </w:pPr>
+      <w:r>
+        <w:t>Choose the pacing route</w:t>
+      </w:r>
+    </w:p>
+    <w:p>
+      <w:pPr>
+        <w:spacing w:line="336" w:lineRule="auto" w:after="180"/>
+        <w:shd w:fill="F1F6F8"/>
+      </w:pPr>
+      <w:r>
+        <w:rPr>
+          <w:b w:val="0"/>
+        </w:rPr>
+        <w:t>Compact alternative: this two-session sequence covers selected core tasks. Use the three-session weekly plan for the full lesson, independent transfer, feedback and project work; allow extra time for extensions.</w:t>
       </w:r>
     </w:p>
     <w:p>
@@ -6300,7 +6320,7 @@
           </w:tcPr>
           <w:p>
             <w:r>
-              <w:t>Sections 9 and 11–14. Give extra time to finish the full task set; use Section 15 when the week includes a coding lab.</w:t>
+              <w:t>Use “Run the investigation”, “Connect your project”, “Show what you know”, “Study a complete case” and “Try a new case independently”. Give extra time for the full task set. If this week has a coding lab, use its named section; section numbers can change when extra explanations are included.</w:t>
             </w:r>
           </w:p>
         </w:tc>

--- a/downloads/teacher/ai-4-week-03.docx
+++ b/downloads/teacher/ai-4-week-03.docx
@@ -25,20 +25,38 @@
         <w:pStyle w:val="Heading1"/>
       </w:pPr>
       <w:r>
-        <w:t>01. Classification or Regression?</w:t>
-      </w:r>
-    </w:p>
-    <w:p>
-      <w:r>
-        <w:t>Prepare Classification or Regression?: check the target, prerequisites, resources and adaptable teaching schedule.</w:t>
-      </w:r>
-    </w:p>
-    <w:p>
-      <w:pPr>
-        <w:pStyle w:val="Heading3"/>
-      </w:pPr>
-      <w:r>
-        <w:t>Teach the learning cycle</w:t>
+        <w:t>Teach two valid questions about the same evidence.</w:t>
+      </w:r>
+    </w:p>
+    <w:p>
+      <w:r>
+        <w:t>Supply complete paired values, preserve units/alignment limits and assess a fresh threshold/quantity comparison.</w:t>
+      </w:r>
+    </w:p>
+    <w:p>
+      <w:r>
+        <w:t>Ask what a target number means and whether the metric answers the user’s actual question.</w:t>
+      </w:r>
+    </w:p>
+    <w:p>
+      <w:pPr>
+        <w:pStyle w:val="Heading1"/>
+      </w:pPr>
+      <w:r>
+        <w:t>01. Prepare the connected experiment</w:t>
+      </w:r>
+    </w:p>
+    <w:p>
+      <w:r>
+        <w:t>Keep prior exposure, shared practice and independent evidence distinct.</w:t>
+      </w:r>
+    </w:p>
+    <w:p>
+      <w:pPr>
+        <w:pStyle w:val="Heading2"/>
+      </w:pPr>
+      <w:r>
+        <w:t>Goal and main teaching plan</w:t>
       </w:r>
     </w:p>
     <w:p>
@@ -231,9 +249,312 @@
     </w:p>
     <w:p>
       <w:pPr>
+        <w:pStyle w:val="Heading2"/>
+      </w:pPr>
+      <w:r>
+        <w:t>Materials and prerequisite</w:t>
+      </w:r>
+    </w:p>
+    <w:p>
+      <w:pPr>
+        <w:spacing w:line="336" w:lineRule="auto" w:after="180"/>
+      </w:pPr>
+      <w:r>
+        <w:rPr>
+          <w:b w:val="0"/>
+        </w:rPr>
+        <w:t xml:space="preserve">Use two 45-minute sessions to distinguish tasks by target meaning, not by </w:t>
+      </w:r>
+      <w:r>
+        <w:rPr>
+          <w:b/>
+        </w:rPr>
+        <w:t>input</w:t>
+      </w:r>
+      <w:r>
+        <w:rPr>
+          <w:b w:val="0"/>
+        </w:rPr>
+        <w:t xml:space="preserve"> types or whether values contain decimals. Connect to Week 2 by keeping </w:t>
+      </w:r>
+      <w:r>
+        <w:rPr>
+          <w:b/>
+        </w:rPr>
+        <w:t>input</w:t>
+      </w:r>
+      <w:r>
+        <w:rPr>
+          <w:b w:val="0"/>
+        </w:rPr>
+        <w:t>s available at dispatch and outcomes separate.</w:t>
+      </w:r>
+    </w:p>
+    <w:p>
+      <w:pPr>
+        <w:spacing w:line="336" w:lineRule="auto" w:after="180"/>
+      </w:pPr>
+      <w:r>
+        <w:rPr>
+          <w:b w:val="0"/>
+        </w:rPr>
+        <w:t xml:space="preserve">Supplied duration estimates let students inspect category decisions and numerical errors without suggesting a model was trained. The </w:t>
+      </w:r>
+      <w:r>
+        <w:rPr>
+          <w:b/>
+        </w:rPr>
+        <w:t>threshold</w:t>
+      </w:r>
+      <w:r>
+        <w:rPr>
+          <w:b w:val="0"/>
+        </w:rPr>
+        <w:t xml:space="preserve"> is fixed before evaluation. All examples are fictional.</w:t>
+      </w:r>
+    </w:p>
+    <w:p>
+      <w:pPr>
+        <w:spacing w:line="336" w:lineRule="auto" w:after="180"/>
+      </w:pPr>
+      <w:r>
+        <w:rPr>
+          <w:b w:val="0"/>
+        </w:rPr>
+        <w:t>Use the supplied scenario, student illustrations and blank paper. For numeric work, offer counters or a calculator after learners show the setup. Fictional records are supplied; personal data and paid accounts are unnecessary.</w:t>
+      </w:r>
+    </w:p>
+    <w:p>
+      <w:pPr>
+        <w:spacing w:line="336" w:lineRule="auto" w:after="180"/>
+      </w:pPr>
+      <w:r>
+        <w:rPr>
+          <w:b w:val="0"/>
+        </w:rPr>
+        <w:t xml:space="preserve">No. It is known later and is the outcome to predict, not an available dispatch-time </w:t>
+      </w:r>
+      <w:r>
+        <w:rPr>
+          <w:b/>
+        </w:rPr>
+        <w:t>input</w:t>
+      </w:r>
+      <w:r>
+        <w:rPr>
+          <w:b w:val="0"/>
+        </w:rPr>
+        <w:t>.</w:t>
+      </w:r>
+    </w:p>
+    <w:p>
+      <w:pPr>
+        <w:spacing w:line="336" w:lineRule="auto" w:after="180"/>
+      </w:pPr>
+      <w:r>
+        <w:rPr>
+          <w:b w:val="0"/>
+        </w:rPr>
+        <w:t>Printed lesson and workbook</w:t>
+      </w:r>
+    </w:p>
+    <w:p>
+      <w:pPr>
+        <w:spacing w:line="336" w:lineRule="auto" w:after="180"/>
+      </w:pPr>
+      <w:r>
+        <w:rPr>
+          <w:b w:val="0"/>
+        </w:rPr>
+        <w:t>Number line marked at 10 minutes and cards for no and yes</w:t>
+      </w:r>
+    </w:p>
+    <w:p>
+      <w:pPr>
+        <w:spacing w:line="336" w:lineRule="auto" w:after="180"/>
+      </w:pPr>
+      <w:r>
+        <w:rPr>
+          <w:b w:val="0"/>
+        </w:rPr>
+        <w:t>Optional Python 3 editor; no packages needed</w:t>
+      </w:r>
+    </w:p>
+    <w:p>
+      <w:pPr>
+        <w:spacing w:line="336" w:lineRule="auto" w:after="180"/>
+      </w:pPr>
+      <w:r>
+        <w:rPr>
+          <w:b w:val="0"/>
+        </w:rPr>
+        <w:t xml:space="preserve">Blank actual estimate category </w:t>
+      </w:r>
+      <w:r>
+        <w:rPr>
+          <w:b/>
+        </w:rPr>
+        <w:t>absolute error</w:t>
+      </w:r>
+      <w:r>
+        <w:rPr>
+          <w:b w:val="0"/>
+        </w:rPr>
+        <w:t xml:space="preserve"> table</w:t>
+      </w:r>
+    </w:p>
+    <w:p>
+      <w:pPr>
+        <w:pStyle w:val="Heading2"/>
+      </w:pPr>
+      <w:r>
+        <w:t>Opening retrieval</w:t>
+      </w:r>
+    </w:p>
+    <w:p>
+      <w:pPr>
+        <w:spacing w:line="336" w:lineRule="auto" w:after="180"/>
+      </w:pPr>
+      <w:r>
+        <w:rPr>
+          <w:b w:val="0"/>
+        </w:rPr>
+        <w:t>Without opening the old lesson, explain one key idea from Features, Labels, Targets. Give an example and a mistake that the idea helps you avoid.</w:t>
+      </w:r>
+    </w:p>
+    <w:p>
+      <w:pPr>
+        <w:spacing w:line="336" w:lineRule="auto" w:after="180"/>
+      </w:pPr>
+      <w:r>
+        <w:rPr>
+          <w:b w:val="0"/>
+        </w:rPr>
+        <w:t xml:space="preserve">Look for: Separate </w:t>
+      </w:r>
+      <w:r>
+        <w:rPr>
+          <w:b/>
+        </w:rPr>
+        <w:t>prediction</w:t>
+      </w:r>
+      <w:r>
+        <w:rPr>
+          <w:b w:val="0"/>
+        </w:rPr>
+        <w:t xml:space="preserve"> </w:t>
+      </w:r>
+      <w:r>
+        <w:rPr>
+          <w:b/>
+        </w:rPr>
+        <w:t>input</w:t>
+      </w:r>
+      <w:r>
+        <w:rPr>
+          <w:b w:val="0"/>
+        </w:rPr>
+        <w:t>s from observed targets</w:t>
+      </w:r>
+    </w:p>
+    <w:p>
+      <w:pPr>
+        <w:spacing w:line="336" w:lineRule="auto" w:after="180"/>
+      </w:pPr>
+      <w:r>
+        <w:rPr>
+          <w:b w:val="0"/>
+        </w:rPr>
+        <w:t>Reference example, not the only acceptable wording: Candidate features are pages and queue_at_checkout.</w:t>
+      </w:r>
+    </w:p>
+    <w:p>
+      <w:pPr>
+        <w:spacing w:line="336" w:lineRule="auto" w:after="180"/>
+      </w:pPr>
+      <w:r>
+        <w:rPr>
+          <w:b w:val="0"/>
+        </w:rPr>
+        <w:t xml:space="preserve">The target is returned_late and the tracking field is loan_id. days_to_return is known only after return and directly defines the target, so it must not enter checkout </w:t>
+      </w:r>
+      <w:r>
+        <w:rPr>
+          <w:b/>
+        </w:rPr>
+        <w:t>prediction</w:t>
+      </w:r>
+      <w:r>
+        <w:rPr>
+          <w:b w:val="0"/>
+        </w:rPr>
+        <w:t>s.</w:t>
+      </w:r>
+    </w:p>
+    <w:p>
+      <w:pPr>
+        <w:pStyle w:val="Heading2"/>
+      </w:pPr>
+      <w:r>
+        <w:t>End goal</w:t>
+      </w:r>
+    </w:p>
+    <w:p>
+      <w:pPr>
+        <w:spacing w:line="336" w:lineRule="auto" w:after="180"/>
+      </w:pPr>
+      <w:r>
+        <w:rPr>
+          <w:b w:val="0"/>
+        </w:rPr>
+        <w:t xml:space="preserve">By the end, I can explain </w:t>
+      </w:r>
+      <w:r>
+        <w:rPr>
+          <w:b/>
+        </w:rPr>
+        <w:t>classification</w:t>
+      </w:r>
+      <w:r>
+        <w:rPr>
+          <w:b w:val="0"/>
+        </w:rPr>
+        <w:t xml:space="preserve"> or </w:t>
+      </w:r>
+      <w:r>
+        <w:rPr>
+          <w:b/>
+        </w:rPr>
+        <w:t>regression</w:t>
+      </w:r>
+      <w:r>
+        <w:rPr>
+          <w:b w:val="0"/>
+        </w:rPr>
+        <w:t>? using a traced example and a stated limitation.</w:t>
+      </w:r>
+    </w:p>
+    <w:p>
+      <w:pPr>
+        <w:pStyle w:val="Heading2"/>
+      </w:pPr>
+      <w:r>
+        <w:t>Earlier wording, alternatives and picture transcripts · reference / check after trying</w:t>
+      </w:r>
+    </w:p>
+    <w:p>
+      <w:pPr>
         <w:pStyle w:val="Heading3"/>
       </w:pPr>
       <w:r>
+        <w:t>Teach the learning cycle</w:t>
+      </w:r>
+    </w:p>
+    <w:p>
+      <w:pPr>
+        <w:pStyle w:val="Heading3"/>
+      </w:pPr>
+      <w:r>
         <w:t>Retrieval answer guidance</w:t>
       </w:r>
     </w:p>
@@ -243,86 +564,6 @@
       </w:pPr>
       <w:r>
         <w:t>Features, Labels, Targets</w:t>
-      </w:r>
-    </w:p>
-    <w:p>
-      <w:pPr>
-        <w:spacing w:line="336" w:lineRule="auto" w:after="180"/>
-      </w:pPr>
-      <w:r>
-        <w:rPr>
-          <w:b w:val="0"/>
-        </w:rPr>
-        <w:t>Without opening the old lesson, explain one key idea from Features, Labels, Targets. Give an example and a mistake that the idea helps you avoid.</w:t>
-      </w:r>
-    </w:p>
-    <w:p>
-      <w:pPr>
-        <w:spacing w:line="336" w:lineRule="auto" w:after="180"/>
-      </w:pPr>
-      <w:r>
-        <w:rPr>
-          <w:b w:val="0"/>
-        </w:rPr>
-        <w:t xml:space="preserve">Look for: Separate </w:t>
-      </w:r>
-      <w:r>
-        <w:rPr>
-          <w:b/>
-        </w:rPr>
-        <w:t>prediction</w:t>
-      </w:r>
-      <w:r>
-        <w:rPr>
-          <w:b w:val="0"/>
-        </w:rPr>
-        <w:t xml:space="preserve"> </w:t>
-      </w:r>
-      <w:r>
-        <w:rPr>
-          <w:b/>
-        </w:rPr>
-        <w:t>input</w:t>
-      </w:r>
-      <w:r>
-        <w:rPr>
-          <w:b w:val="0"/>
-        </w:rPr>
-        <w:t>s from observed targets</w:t>
-      </w:r>
-    </w:p>
-    <w:p>
-      <w:pPr>
-        <w:spacing w:line="336" w:lineRule="auto" w:after="180"/>
-      </w:pPr>
-      <w:r>
-        <w:rPr>
-          <w:b w:val="0"/>
-        </w:rPr>
-        <w:t>Reference example, not the only acceptable wording: Candidate features are pages and queue_at_checkout.</w:t>
-      </w:r>
-    </w:p>
-    <w:p>
-      <w:pPr>
-        <w:spacing w:line="336" w:lineRule="auto" w:after="180"/>
-      </w:pPr>
-      <w:r>
-        <w:rPr>
-          <w:b w:val="0"/>
-        </w:rPr>
-        <w:t xml:space="preserve">The target is returned_late and the tracking field is loan_id. days_to_return is known only after return and directly defines the target, so it must not enter checkout </w:t>
-      </w:r>
-      <w:r>
-        <w:rPr>
-          <w:b/>
-        </w:rPr>
-        <w:t>prediction</w:t>
-      </w:r>
-      <w:r>
-        <w:rPr>
-          <w:b w:val="0"/>
-        </w:rPr>
-        <w:t>s.</w:t>
       </w:r>
     </w:p>
     <w:p>
@@ -549,6 +790,11 @@
       </w:r>
     </w:p>
     <w:p>
+      <w:r>
+        <w:t>This compact option is not the full-week schedule. Use the main teaching cycle and allow extra sessions for the investigation, independent work and project.</w:t>
+      </w:r>
+    </w:p>
+    <w:p>
       <w:pPr>
         <w:spacing w:line="336" w:lineRule="auto" w:after="180"/>
       </w:pPr>
@@ -556,7 +802,7 @@
         <w:rPr>
           <w:b w:val="0"/>
         </w:rPr>
-        <w:t>Use the supplied scenario, student illustrations and blank paper. For numeric work, offer counters or a calculator after learners show the setup. Fictional records are supplied; personal data and paid accounts are unnecessary.</w:t>
+        <w:t>Allow 80 minutes: recall 8; explanation 12; worked demonstration 15; guided practice 20; independent assessment 15; project and reflection 10. Extend the lab into a second session when needed.</w:t>
       </w:r>
     </w:p>
     <w:p>
@@ -564,24 +810,732 @@
         <w:pStyle w:val="Heading3"/>
       </w:pPr>
       <w:r>
-        <w:t>Alternative compact allocation</w:t>
-      </w:r>
-    </w:p>
-    <w:p>
-      <w:r>
-        <w:t>This compact option is not the full-week schedule. Use the main teaching cycle and allow extra sessions for the investigation, independent work and project.</w:t>
+        <w:t>Preparation for the connected explanation</w:t>
+      </w:r>
+    </w:p>
+    <w:p>
+      <w:pPr>
+        <w:pStyle w:val="Heading3"/>
+      </w:pPr>
+      <w:r>
+        <w:t>Readiness answer</w:t>
+      </w:r>
+    </w:p>
+    <w:p>
+      <w:pPr>
+        <w:pStyle w:val="Heading3"/>
+      </w:pPr>
+      <w:r>
+        <w:t>End goal for the pictorial case</w:t>
       </w:r>
     </w:p>
     <w:p>
       <w:pPr>
         <w:spacing w:line="336" w:lineRule="auto" w:after="180"/>
-        <w:shd w:fill="F1F6F8"/>
-      </w:pPr>
-      <w:r>
-        <w:rPr>
-          <w:b w:val="0"/>
-        </w:rPr>
-        <w:t>Allow 80 minutes: recall 8; explanation 12; worked demonstration 15; guided practice 20; independent assessment 15; project and reflection 10. Extend the lab into a second session when needed.</w:t>
+      </w:pPr>
+      <w:r>
+        <w:rPr>
+          <w:b w:val="0"/>
+        </w:rPr>
+        <w:t>This added worked case illustrates the week’s main idea. Retain all original and connected topics; schedule its practice within the teaching cycle.</w:t>
+      </w:r>
+    </w:p>
+    <w:p>
+      <w:pPr>
+        <w:pStyle w:val="Heading1"/>
+      </w:pPr>
+      <w:r>
+        <w:t>02. Teach target meaning before model type or metric</w:t>
+      </w:r>
+    </w:p>
+    <w:p>
+      <w:r>
+        <w:t>Keep duration, height and encoded-category examples separately labelled.</w:t>
+      </w:r>
+    </w:p>
+    <w:p>
+      <w:pPr>
+        <w:pStyle w:val="Heading2"/>
+      </w:pPr>
+      <w:r>
+        <w:t>Read dispatch questions, target types and timing</w:t>
+      </w:r>
+    </w:p>
+    <w:p>
+      <w:pPr>
+        <w:spacing w:line="336" w:lineRule="auto" w:after="180"/>
+      </w:pPr>
+      <w:r>
+        <w:rPr>
+          <w:b w:val="0"/>
+        </w:rPr>
+        <w:t>At robot dispatch, we can ask two questions about the same fictional trip. Will it take more than 10 minutes? Or how many minutes will it take? The first asks for a category. The second asks for an amount with units.</w:t>
+      </w:r>
+    </w:p>
+    <w:p>
+      <w:pPr>
+        <w:spacing w:line="336" w:lineRule="auto" w:after="180"/>
+      </w:pPr>
+      <w:r>
+        <w:rPr>
+          <w:b w:val="0"/>
+        </w:rPr>
+        <w:t xml:space="preserve">The target question determines the task, even if both models would use the same dispatch-time </w:t>
+      </w:r>
+      <w:r>
+        <w:rPr>
+          <w:b/>
+        </w:rPr>
+        <w:t>input</w:t>
+      </w:r>
+      <w:r>
+        <w:rPr>
+          <w:b w:val="0"/>
+        </w:rPr>
+        <w:t>s.</w:t>
+      </w:r>
+    </w:p>
+    <w:p>
+      <w:pPr>
+        <w:spacing w:line="336" w:lineRule="auto" w:after="180"/>
+      </w:pPr>
+      <w:r>
+        <w:rPr>
+          <w:b/>
+        </w:rPr>
+        <w:t>Classification</w:t>
+      </w:r>
+      <w:r>
+        <w:rPr>
+          <w:b w:val="0"/>
+        </w:rPr>
+        <w:t xml:space="preserve"> predicts a category from a defined set. </w:t>
+      </w:r>
+      <w:r>
+        <w:rPr>
+          <w:b/>
+        </w:rPr>
+        <w:t>Regression</w:t>
+      </w:r>
+      <w:r>
+        <w:rPr>
+          <w:b w:val="0"/>
+        </w:rPr>
+        <w:t xml:space="preserve"> estimates a numerical quantity for which differences have meaning.</w:t>
+      </w:r>
+    </w:p>
+    <w:p>
+      <w:pPr>
+        <w:spacing w:line="336" w:lineRule="auto" w:after="180"/>
+      </w:pPr>
+      <w:r>
+        <w:rPr>
+          <w:b w:val="0"/>
+        </w:rPr>
+        <w:t xml:space="preserve">A category may be coded with numbers: 0 and 1 here are names for no and yes, not travel times. Conversely, a duration recorded as a whole number of minutes can still be a </w:t>
+      </w:r>
+      <w:r>
+        <w:rPr>
+          <w:b/>
+        </w:rPr>
+        <w:t>regression</w:t>
+      </w:r>
+      <w:r>
+        <w:rPr>
+          <w:b w:val="0"/>
+        </w:rPr>
+        <w:t xml:space="preserve"> target.</w:t>
+      </w:r>
+    </w:p>
+    <w:p>
+      <w:pPr>
+        <w:spacing w:line="336" w:lineRule="auto" w:after="180"/>
+      </w:pPr>
+      <w:r>
+        <w:rPr>
+          <w:b w:val="0"/>
+        </w:rPr>
+        <w:t>Decimal points do not decide the task.</w:t>
+      </w:r>
+    </w:p>
+    <w:p>
+      <w:pPr>
+        <w:spacing w:line="336" w:lineRule="auto" w:after="180"/>
+      </w:pPr>
+      <w:r>
+        <w:rPr>
+          <w:b w:val="0"/>
+        </w:rPr>
+        <w:t xml:space="preserve">Keep Week 2's </w:t>
+      </w:r>
+      <w:r>
+        <w:rPr>
+          <w:b/>
+        </w:rPr>
+        <w:t>prediction</w:t>
+      </w:r>
+      <w:r>
+        <w:rPr>
+          <w:b w:val="0"/>
+        </w:rPr>
+        <w:t xml:space="preserve"> time: route length and the saved queue may exist at dispatch, while the observed duration is available later for </w:t>
+      </w:r>
+      <w:r>
+        <w:rPr>
+          <w:b/>
+        </w:rPr>
+        <w:t>training</w:t>
+      </w:r>
+      <w:r>
+        <w:rPr>
+          <w:b w:val="0"/>
+        </w:rPr>
+        <w:t xml:space="preserve"> or evaluation.</w:t>
+      </w:r>
+    </w:p>
+    <w:p>
+      <w:pPr>
+        <w:spacing w:line="336" w:lineRule="auto" w:after="180"/>
+      </w:pPr>
+      <w:r>
+        <w:rPr>
+          <w:b w:val="0"/>
+        </w:rPr>
+        <w:t xml:space="preserve">Do not feed that observed duration into an earlier dispatch </w:t>
+      </w:r>
+      <w:r>
+        <w:rPr>
+          <w:b/>
+        </w:rPr>
+        <w:t>prediction</w:t>
+      </w:r>
+      <w:r>
+        <w:rPr>
+          <w:b w:val="0"/>
+        </w:rPr>
+        <w:t>.</w:t>
+      </w:r>
+    </w:p>
+    <w:tbl>
+      <w:tblPr>
+        <w:tblStyle w:val="LightShading-Accent1"/>
+        <w:tblW w:type="auto" w:w="0"/>
+        <w:tblLook w:firstColumn="1" w:firstRow="1" w:lastColumn="0" w:lastRow="0" w:noHBand="0" w:noVBand="1" w:val="04A0"/>
+      </w:tblPr>
+      <w:tblGrid>
+        <w:gridCol w:w="3408"/>
+        <w:gridCol w:w="3408"/>
+        <w:gridCol w:w="3408"/>
+      </w:tblGrid>
+      <w:tr>
+        <w:trPr>
+          <w:tblHeader/>
+        </w:trPr>
+        <w:tc>
+          <w:tcPr>
+            <w:tcW w:type="dxa" w:w="3408"/>
+          </w:tcPr>
+          <w:p>
+            <w:r>
+              <w:t>Question</w:t>
+            </w:r>
+          </w:p>
+        </w:tc>
+        <w:tc>
+          <w:tcPr>
+            <w:tcW w:type="dxa" w:w="3408"/>
+          </w:tcPr>
+          <w:p>
+            <w:r>
+              <w:t>Target meaning</w:t>
+            </w:r>
+          </w:p>
+        </w:tc>
+        <w:tc>
+          <w:tcPr>
+            <w:tcW w:type="dxa" w:w="3408"/>
+          </w:tcPr>
+          <w:p>
+            <w:r>
+              <w:t>Output check</w:t>
+            </w:r>
+          </w:p>
+        </w:tc>
+      </w:tr>
+      <w:tr>
+        <w:tc>
+          <w:tcPr>
+            <w:tcW w:type="dxa" w:w="3408"/>
+          </w:tcPr>
+          <w:p>
+            <w:r>
+              <w:t>Will the trip exceed 10 minutes?</w:t>
+            </w:r>
+          </w:p>
+        </w:tc>
+        <w:tc>
+          <w:tcPr>
+            <w:tcW w:type="dxa" w:w="3408"/>
+          </w:tcPr>
+          <w:p>
+            <w:r>
+              <w:t>No/yes category; 0 and 1 are category codes</w:t>
+            </w:r>
+          </w:p>
+        </w:tc>
+        <w:tc>
+          <w:tcPr>
+            <w:tcW w:type="dxa" w:w="3408"/>
+          </w:tcPr>
+          <w:p>
+            <w:r>
+              <w:t>Compare category with the defined observed category</w:t>
+            </w:r>
+          </w:p>
+        </w:tc>
+      </w:tr>
+      <w:tr>
+        <w:tc>
+          <w:tcPr>
+            <w:tcW w:type="dxa" w:w="3408"/>
+          </w:tcPr>
+          <w:p>
+            <w:r>
+              <w:t>How many minutes will it take?</w:t>
+            </w:r>
+          </w:p>
+        </w:tc>
+        <w:tc>
+          <w:tcPr>
+            <w:tcW w:type="dxa" w:w="3408"/>
+          </w:tcPr>
+          <w:p>
+            <w:r>
+              <w:t>Numerical duration with meaningful differences</w:t>
+            </w:r>
+          </w:p>
+        </w:tc>
+        <w:tc>
+          <w:tcPr>
+            <w:tcW w:type="dxa" w:w="3408"/>
+          </w:tcPr>
+          <w:p>
+            <w:r>
+              <w:t>Absolute discrepancy in minutes; average error with case count</w:t>
+            </w:r>
+          </w:p>
+        </w:tc>
+      </w:tr>
+      <w:tr>
+        <w:tc>
+          <w:tcPr>
+            <w:tcW w:type="dxa" w:w="3408"/>
+          </w:tcPr>
+          <w:p>
+            <w:r>
+              <w:t>Can a duration estimate be thresholded?</w:t>
+            </w:r>
+          </w:p>
+        </w:tc>
+        <w:tc>
+          <w:tcPr>
+            <w:tcW w:type="dxa" w:w="3408"/>
+          </w:tcPr>
+          <w:p>
+            <w:r>
+              <w:t>Yes: this example uses estimate&gt;10 to form a category</w:t>
+            </w:r>
+          </w:p>
+        </w:tc>
+        <w:tc>
+          <w:tcPr>
+            <w:tcW w:type="dxa" w:w="3408"/>
+          </w:tcPr>
+          <w:p>
+            <w:r>
+              <w:t>That does not turn a matching category into an exact duration estimate</w:t>
+            </w:r>
+          </w:p>
+        </w:tc>
+      </w:tr>
+      <w:tr>
+        <w:tc>
+          <w:tcPr>
+            <w:tcW w:type="dxa" w:w="3408"/>
+          </w:tcPr>
+          <w:p>
+            <w:r>
+              <w:t>Data pairing</w:t>
+            </w:r>
+          </w:p>
+        </w:tc>
+        <w:tc>
+          <w:tcPr>
+            <w:tcW w:type="dxa" w:w="3408"/>
+          </w:tcPr>
+          <w:p>
+            <w:r>
+              <w:t>Each actual/estimate pair must be the same trip</w:t>
+            </w:r>
+          </w:p>
+        </w:tc>
+        <w:tc>
+          <w:tcPr>
+            <w:tcW w:type="dxa" w:w="3408"/>
+          </w:tcPr>
+          <w:p>
+            <w:r>
+              <w:t>Equal lengths alone do not establish matching identities</w:t>
+            </w:r>
+          </w:p>
+        </w:tc>
+      </w:tr>
+    </w:tbl>
+    <w:p>
+      <w:pPr>
+        <w:pStyle w:val="Heading2"/>
+      </w:pPr>
+      <w:r>
+        <w:t>Trace supplied duration estimates and paired errors</w:t>
+      </w:r>
+    </w:p>
+    <w:p>
+      <w:pPr>
+        <w:spacing w:line="336" w:lineRule="auto" w:after="180"/>
+      </w:pPr>
+      <w:r>
+        <w:rPr>
+          <w:b w:val="0"/>
+        </w:rPr>
+        <w:t xml:space="preserve">The following </w:t>
+      </w:r>
+      <w:r>
+        <w:rPr>
+          <w:b/>
+        </w:rPr>
+        <w:t>prediction</w:t>
+      </w:r>
+      <w:r>
+        <w:rPr>
+          <w:b w:val="0"/>
+        </w:rPr>
+        <w:t>s are supplied for practice; no model is fitted here. Each estimate was written before revealing its matching observed duration.</w:t>
+      </w:r>
+    </w:p>
+    <w:p>
+      <w:pPr>
+        <w:spacing w:line="336" w:lineRule="auto" w:after="180"/>
+      </w:pPr>
+      <w:r>
+        <w:rPr>
+          <w:b w:val="0"/>
+        </w:rPr>
+        <w:t>We compare duration error with a category decision made from that estimate. Predict slow when the estimated duration is greater than 10 minutes; exactly 10 is not slow.</w:t>
+      </w:r>
+    </w:p>
+    <w:p>
+      <w:pPr>
+        <w:spacing w:line="336" w:lineRule="auto" w:after="180"/>
+      </w:pPr>
+      <w:r>
+        <w:rPr>
+          <w:b w:val="0"/>
+        </w:rPr>
+        <w:t xml:space="preserve">A </w:t>
+      </w:r>
+      <w:r>
+        <w:rPr>
+          <w:b/>
+        </w:rPr>
+        <w:t>class</w:t>
+      </w:r>
+      <w:r>
+        <w:rPr>
+          <w:b w:val="0"/>
+        </w:rPr>
+        <w:t xml:space="preserve">ifier could also predict categories directly, but this example uses a </w:t>
+      </w:r>
+      <w:r>
+        <w:rPr>
+          <w:b/>
+        </w:rPr>
+        <w:t>threshold</w:t>
+      </w:r>
+      <w:r>
+        <w:rPr>
+          <w:b w:val="0"/>
+        </w:rPr>
+        <w:t xml:space="preserve"> on estimates.</w:t>
+      </w:r>
+    </w:p>
+    <w:p>
+      <w:pPr>
+        <w:spacing w:line="336" w:lineRule="auto" w:after="180"/>
+      </w:pPr>
+      <w:r>
+        <w:rPr>
+          <w:b w:val="0"/>
+        </w:rPr>
+        <w:t>zip pairs the lists in order.</w:t>
+      </w:r>
+    </w:p>
+    <w:p>
+      <w:pPr>
+        <w:spacing w:line="336" w:lineRule="auto" w:after="180"/>
+      </w:pPr>
+      <w:r>
+        <w:rPr>
+          <w:b w:val="0"/>
+        </w:rPr>
+        <w:t xml:space="preserve">They must have equal lengths and refer to the same trips; otherwise this loop is not a valid evaluation. abs gives the distance from zero, so both a one-minute overestimate and a one-minute underestimate have </w:t>
+      </w:r>
+      <w:r>
+        <w:rPr>
+          <w:b/>
+        </w:rPr>
+        <w:t>absolute error</w:t>
+      </w:r>
+      <w:r>
+        <w:rPr>
+          <w:b w:val="0"/>
+        </w:rPr>
+        <w:t xml:space="preserve"> 1.</w:t>
+      </w:r>
+    </w:p>
+    <w:p>
+      <w:pPr>
+        <w:spacing w:line="336" w:lineRule="auto" w:after="180"/>
+      </w:pPr>
+      <w:r>
+        <w:rPr>
+          <w:b w:val="0"/>
+        </w:rPr>
+        <w:t xml:space="preserve">The </w:t>
+      </w:r>
+      <w:r>
+        <w:rPr>
+          <w:b/>
+        </w:rPr>
+        <w:t>output</w:t>
+      </w:r>
+      <w:r>
+        <w:rPr>
+          <w:b w:val="0"/>
+        </w:rPr>
+        <w:t xml:space="preserve"> is 2 3 followed by [1, 1, 2]. The mean </w:t>
+      </w:r>
+      <w:r>
+        <w:rPr>
+          <w:b/>
+        </w:rPr>
+        <w:t>absolute error</w:t>
+      </w:r>
+      <w:r>
+        <w:rPr>
+          <w:b w:val="0"/>
+        </w:rPr>
+        <w:t xml:space="preserve"> is (1 + 1 + 2) / 3 = 4/3 minutes, about 1.33 minutes.</w:t>
+      </w:r>
+    </w:p>
+    <w:p>
+      <w:pPr>
+        <w:spacing w:line="336" w:lineRule="auto" w:after="180"/>
+      </w:pPr>
+      <w:r>
+        <w:rPr>
+          <w:b w:val="0"/>
+        </w:rPr>
+        <w:t>The 14-minute trip has the largest duration error in our example, yet its slow category is correct. The 10-minute trip has only a one-minute error but the category is wrong. These checks answer different questions.</w:t>
+      </w:r>
+    </w:p>
+    <w:p>
+      <w:pPr>
+        <w:spacing w:line="336" w:lineRule="auto" w:after="180"/>
+      </w:pPr>
+      <w:r>
+        <w:rPr>
+          <w:b w:val="0"/>
+        </w:rPr>
+        <w:t xml:space="preserve">Report 2 correct out of 3 category decisions separately from a mean </w:t>
+      </w:r>
+      <w:r>
+        <w:rPr>
+          <w:b/>
+        </w:rPr>
+        <w:t>absolute error</w:t>
+      </w:r>
+      <w:r>
+        <w:rPr>
+          <w:b w:val="0"/>
+        </w:rPr>
+        <w:t xml:space="preserve"> of about 1.33 minutes. Do not compare a fraction directly with minutes.</w:t>
+      </w:r>
+    </w:p>
+    <w:p>
+      <w:pPr>
+        <w:pStyle w:val="Heading2"/>
+      </w:pPr>
+      <w:r>
+        <w:t>Read the complete height pairs</w:t>
+      </w:r>
+    </w:p>
+    <w:p>
+      <w:pPr>
+        <w:spacing w:line="336" w:lineRule="auto" w:after="180"/>
+      </w:pPr>
+      <w:r>
+        <w:rPr>
+          <w:b w:val="0"/>
+        </w:rPr>
+        <w:t>Distinguish predicting growth height from predicting a growth category.</w:t>
+      </w:r>
+    </w:p>
+    <w:p>
+      <w:pPr>
+        <w:spacing w:line="336" w:lineRule="auto" w:after="180"/>
+      </w:pPr>
+      <w:r>
+        <w:rPr>
+          <w:b w:val="0"/>
+        </w:rPr>
+        <w:t>Actual heights are [4, 7, 9] cm; estimates are [5, 6, 10] cm. Tall means strictly greater than 6 cm.</w:t>
+      </w:r>
+    </w:p>
+    <w:p>
+      <w:pPr>
+        <w:spacing w:line="336" w:lineRule="auto" w:after="180"/>
+      </w:pPr>
+      <w:r>
+        <w:rPr>
+          <w:b w:val="0"/>
+        </w:rPr>
+        <w:t xml:space="preserve">All </w:t>
+      </w:r>
+      <w:r>
+        <w:rPr>
+          <w:b/>
+        </w:rPr>
+        <w:t>input</w:t>
+      </w:r>
+      <w:r>
+        <w:rPr>
+          <w:b w:val="0"/>
+        </w:rPr>
+        <w:t xml:space="preserve">s and outcomes in this worked example are invented </w:t>
+      </w:r>
+      <w:r>
+        <w:rPr>
+          <w:b/>
+        </w:rPr>
+        <w:t>class</w:t>
+      </w:r>
+      <w:r>
+        <w:rPr>
+          <w:b w:val="0"/>
+        </w:rPr>
+        <w:t>room data; no real model run is claimed.</w:t>
+      </w:r>
+    </w:p>
+    <w:p>
+      <w:pPr>
+        <w:spacing w:line="336" w:lineRule="auto" w:after="180"/>
+      </w:pPr>
+      <w:r>
+        <w:rPr>
+          <w:b w:val="0"/>
+        </w:rPr>
+        <w:t>Keep units and scenarios separate. Dispatch durations actual 8,10,14 and estimated 9,11,12 give errors 1,1,2 minutes and 2/3 categories correct at&gt;10. Pictured heights actual 4,7,9 cm and estimates 5,6,10 cm give errors 1,1,1 cm. Strict &gt;6 cm gives 2/3 matching categories; changing only to &gt;7 cm gives 3/3. Height estimates and MAE 1 cm do not change.</w:t>
+      </w:r>
+    </w:p>
+    <w:p>
+      <w:pPr>
+        <w:spacing w:line="336" w:lineRule="auto" w:after="180"/>
+      </w:pPr>
+      <w:r>
+        <w:rPr>
+          <w:b w:val="0"/>
+        </w:rPr>
+        <w:t>These are measured-height targets, not growth increments; no initial-height differences are supplied. Changing the category definition is not evidence of a better numerical estimate.</w:t>
+      </w:r>
+    </w:p>
+    <w:p>
+      <w:pPr>
+        <w:pStyle w:val="Heading2"/>
+      </w:pPr>
+      <w:r>
+        <w:t>Trace numerical and categorical outcomes</w:t>
+      </w:r>
+    </w:p>
+    <w:p>
+      <w:r>
+        <w:drawing>
+          <wp:inline xmlns:a="http://schemas.openxmlformats.org/drawingml/2006/main" xmlns:pic="http://schemas.openxmlformats.org/drawingml/2006/picture">
+            <wp:extent cx="5486400" cy="3182112"/>
+            <wp:docPr id="1" name="Picture 1" descr="Regression errors: Absolute errors are 1, 1, 1 cm; mean absolute error is 1 cm. → Actual categories: Actual classes are short, tall, tall. → Predicted categories: Estimated classes are short, short, tall: 2/3 correct."/>
+            <wp:cNvGraphicFramePr>
+              <a:graphicFrameLocks noChangeAspect="1"/>
+            </wp:cNvGraphicFramePr>
+            <a:graphic>
+              <a:graphicData uri="http://schemas.openxmlformats.org/drawingml/2006/picture">
+                <pic:pic>
+                  <pic:nvPicPr>
+                    <pic:cNvPr id="0" name="academy-story-ai-4-3-02.png"/>
+                    <pic:cNvPicPr/>
+                  </pic:nvPicPr>
+                  <pic:blipFill>
+                    <a:blip r:embed="rId9"/>
+                    <a:stretch>
+                      <a:fillRect/>
+                    </a:stretch>
+                  </pic:blipFill>
+                  <pic:spPr>
+                    <a:xfrm>
+                      <a:off x="0" y="0"/>
+                      <a:ext cx="5486400" cy="3182112"/>
+                    </a:xfrm>
+                    <a:prstGeom prst="rect"/>
+                  </pic:spPr>
+                </pic:pic>
+              </a:graphicData>
+            </a:graphic>
+          </wp:inline>
+        </w:drawing>
+      </w:r>
+    </w:p>
+    <w:p>
+      <w:r>
+        <w:drawing>
+          <wp:inline xmlns:a="http://schemas.openxmlformats.org/drawingml/2006/main" xmlns:pic="http://schemas.openxmlformats.org/drawingml/2006/picture">
+            <wp:extent cx="5486400" cy="4601029"/>
+            <wp:docPr id="2" name="Picture 2" descr="Actual and estimated heights (paired order)"/>
+            <wp:cNvGraphicFramePr>
+              <a:graphicFrameLocks noChangeAspect="1"/>
+            </wp:cNvGraphicFramePr>
+            <a:graphic>
+              <a:graphicData uri="http://schemas.openxmlformats.org/drawingml/2006/picture">
+                <pic:pic>
+                  <pic:nvPicPr>
+                    <pic:cNvPr id="0" name="academy-detail-ai-4-3.png"/>
+                    <pic:cNvPicPr/>
+                  </pic:nvPicPr>
+                  <pic:blipFill>
+                    <a:blip r:embed="rId10"/>
+                    <a:stretch>
+                      <a:fillRect/>
+                    </a:stretch>
+                  </pic:blipFill>
+                  <pic:spPr>
+                    <a:xfrm>
+                      <a:off x="0" y="0"/>
+                      <a:ext cx="5486400" cy="4601029"/>
+                    </a:xfrm>
+                    <a:prstGeom prst="rect"/>
+                  </pic:spPr>
+                </pic:pic>
+              </a:graphicData>
+            </a:graphic>
+          </wp:inline>
+        </w:drawing>
       </w:r>
     </w:p>
     <w:p>
@@ -589,7 +1543,114 @@
         <w:pStyle w:val="Heading3"/>
       </w:pPr>
       <w:r>
-        <w:t>Preparation for the connected explanation</w:t>
+        <w:t>Read the picture one step at a time</w:t>
+      </w:r>
+    </w:p>
+    <w:tbl>
+      <w:tblPr>
+        <w:tblStyle w:val="LightShading-Accent1"/>
+        <w:tblW w:type="auto" w:w="0"/>
+        <w:tblLook w:firstColumn="1" w:firstRow="1" w:lastColumn="0" w:lastRow="0" w:noHBand="0" w:noVBand="1" w:val="04A0"/>
+      </w:tblPr>
+      <w:tblGrid>
+        <w:gridCol w:w="5112"/>
+        <w:gridCol w:w="5112"/>
+      </w:tblGrid>
+      <w:tr>
+        <w:trPr>
+          <w:tblHeader/>
+        </w:trPr>
+        <w:tc>
+          <w:tcPr>
+            <w:tcW w:type="dxa" w:w="5112"/>
+          </w:tcPr>
+          <w:p>
+            <w:r>
+              <w:t>Step</w:t>
+            </w:r>
+          </w:p>
+        </w:tc>
+        <w:tc>
+          <w:tcPr>
+            <w:tcW w:type="dxa" w:w="5112"/>
+          </w:tcPr>
+          <w:p>
+            <w:r>
+              <w:t>What happens and why</w:t>
+            </w:r>
+          </w:p>
+        </w:tc>
+      </w:tr>
+      <w:tr>
+        <w:tc>
+          <w:tcPr>
+            <w:tcW w:type="dxa" w:w="5112"/>
+          </w:tcPr>
+          <w:p>
+            <w:r>
+              <w:t>1. Regression errors</w:t>
+            </w:r>
+          </w:p>
+        </w:tc>
+        <w:tc>
+          <w:tcPr>
+            <w:tcW w:type="dxa" w:w="5112"/>
+          </w:tcPr>
+          <w:p>
+            <w:r>
+              <w:t>Absolute errors are 1, 1, 1 cm; mean absolute error is 1 cm.</w:t>
+            </w:r>
+          </w:p>
+        </w:tc>
+      </w:tr>
+      <w:tr>
+        <w:tc>
+          <w:tcPr>
+            <w:tcW w:type="dxa" w:w="5112"/>
+          </w:tcPr>
+          <w:p>
+            <w:r>
+              <w:t>2. Actual categories</w:t>
+            </w:r>
+          </w:p>
+        </w:tc>
+        <w:tc>
+          <w:tcPr>
+            <w:tcW w:type="dxa" w:w="5112"/>
+          </w:tcPr>
+          <w:p>
+            <w:r>
+              <w:t>Actual classes are short, tall, tall.</w:t>
+            </w:r>
+          </w:p>
+        </w:tc>
+      </w:tr>
+      <w:tr>
+        <w:tc>
+          <w:tcPr>
+            <w:tcW w:type="dxa" w:w="5112"/>
+          </w:tcPr>
+          <w:p>
+            <w:r>
+              <w:t>3. Predicted categories</w:t>
+            </w:r>
+          </w:p>
+        </w:tc>
+        <w:tc>
+          <w:tcPr>
+            <w:tcW w:type="dxa" w:w="5112"/>
+          </w:tcPr>
+          <w:p>
+            <w:r>
+              <w:t>Estimated classes are short, short, tall: 2/3 correct.</w:t>
+            </w:r>
+          </w:p>
+        </w:tc>
+      </w:tr>
+    </w:tbl>
+    <w:p>
+      <w:r>
+        <w:t>Match each pictured step to the supplied facts. This is a worked teaching case, not an independent assessment.</w:t>
       </w:r>
     </w:p>
     <w:p>
@@ -600,31 +1661,149 @@
         <w:rPr>
           <w:b w:val="0"/>
         </w:rPr>
-        <w:t xml:space="preserve">Use two 45-minute sessions to distinguish tasks by target meaning, not by </w:t>
+        <w:t xml:space="preserve">Read the picture in order. Estimated </w:t>
       </w:r>
       <w:r>
         <w:rPr>
           <w:b/>
         </w:rPr>
+        <w:t>class</w:t>
+      </w:r>
+      <w:r>
+        <w:rPr>
+          <w:b w:val="0"/>
+        </w:rPr>
+        <w:t xml:space="preserve">es are short, short, tall: 2/3 correct. The arrows show which recorded </w:t>
+      </w:r>
+      <w:r>
+        <w:rPr>
+          <w:b/>
+        </w:rPr>
         <w:t>input</w:t>
       </w:r>
       <w:r>
         <w:rPr>
           <w:b w:val="0"/>
         </w:rPr>
-        <w:t xml:space="preserve"> types or whether values contain decimals. Connect to Week 2 by keeping </w:t>
-      </w:r>
+        <w:t xml:space="preserve"> or intermediate result each decision uses.</w:t>
+      </w:r>
+    </w:p>
+    <w:p>
+      <w:pPr>
+        <w:spacing w:line="336" w:lineRule="auto" w:after="180"/>
+      </w:pPr>
+      <w:r>
+        <w:rPr>
+          <w:b w:val="0"/>
+        </w:rPr>
+        <w:t>Explain the deciding step aloud before checking the changed case; pointing to the final answer alone does not show how it follows.</w:t>
+      </w:r>
+    </w:p>
+    <w:p>
+      <w:pPr>
+        <w:pStyle w:val="Heading2"/>
+      </w:pPr>
+      <w:r>
+        <w:t>Predict changing only the category boundary</w:t>
+      </w:r>
+    </w:p>
+    <w:p>
+      <w:pPr>
+        <w:spacing w:line="336" w:lineRule="auto" w:after="180"/>
+      </w:pPr>
+      <w:r>
+        <w:rPr>
+          <w:b w:val="0"/>
+        </w:rPr>
+        <w:t>Change: Change the category boundary to strictly greater than 7 cm.</w:t>
+      </w:r>
+    </w:p>
+    <w:p>
+      <w:pPr>
+        <w:spacing w:line="336" w:lineRule="auto" w:after="180"/>
+      </w:pPr>
       <w:r>
         <w:rPr>
           <w:b/>
         </w:rPr>
+        <w:t>Prediction</w:t>
+      </w:r>
+      <w:r>
+        <w:rPr>
+          <w:b w:val="0"/>
+        </w:rPr>
+        <w:t>: Actual and estimated categories both become short, short, tall: 3/3 correct.</w:t>
+      </w:r>
+    </w:p>
+    <w:p>
+      <w:pPr>
+        <w:spacing w:line="336" w:lineRule="auto" w:after="180"/>
+      </w:pPr>
+      <w:r>
+        <w:rPr>
+          <w:b w:val="0"/>
+        </w:rPr>
+        <w:t>Reason: The numerical estimates did not improve; the decision definition changed.</w:t>
+      </w:r>
+    </w:p>
+    <w:p>
+      <w:pPr>
+        <w:pStyle w:val="Heading2"/>
+      </w:pPr>
+      <w:r>
+        <w:t>State metric/use consequences and diagram limits</w:t>
+      </w:r>
+    </w:p>
+    <w:p>
+      <w:pPr>
+        <w:spacing w:line="336" w:lineRule="auto" w:after="180"/>
+      </w:pPr>
+      <w:r>
+        <w:rPr>
+          <w:b/>
+        </w:rPr>
+        <w:t>Regression</w:t>
+      </w:r>
+      <w:r>
+        <w:rPr>
+          <w:b w:val="0"/>
+        </w:rPr>
+        <w:t xml:space="preserve"> error and category accuracy measure different targets; neither alone covers every use consequence.</w:t>
+      </w:r>
+    </w:p>
+    <w:p>
+      <w:pPr>
+        <w:spacing w:line="336" w:lineRule="auto" w:after="180"/>
+      </w:pPr>
+      <w:r>
+        <w:rPr>
+          <w:b w:val="0"/>
+        </w:rPr>
+        <w:t xml:space="preserve">Cover the result. Ask learners to name the </w:t>
+      </w:r>
+      <w:r>
+        <w:rPr>
+          <w:b/>
+        </w:rPr>
         <w:t>input</w:t>
       </w:r>
       <w:r>
         <w:rPr>
           <w:b w:val="0"/>
         </w:rPr>
-        <w:t>s available at dispatch and outcomes separate.</w:t>
+        <w:t xml:space="preserve">s and predict the next step. Uncover one step, connect the icon to the actual procedure, and explain its </w:t>
+      </w:r>
+      <w:r>
+        <w:rPr>
+          <w:b/>
+        </w:rPr>
+        <w:t>evidence</w:t>
+      </w:r>
+      <w:r>
+        <w:rPr>
+          <w:b w:val="0"/>
+        </w:rPr>
+        <w:t>. Then change the supplied condition and compare.</w:t>
       </w:r>
     </w:p>
     <w:p>
@@ -635,19 +1814,462 @@
         <w:rPr>
           <w:b w:val="0"/>
         </w:rPr>
-        <w:t xml:space="preserve">Supplied duration estimates let students inspect category decisions and numerical errors without suggesting a model was trained. The </w:t>
+        <w:t>The picture is a representation; it does not document execution of a real AI model.</w:t>
+      </w:r>
+    </w:p>
+    <w:p>
+      <w:pPr>
+        <w:pStyle w:val="Heading2"/>
+      </w:pPr>
+      <w:r>
+        <w:t>Additional task-type review · reference / check after trying</w:t>
+      </w:r>
+    </w:p>
+    <w:p>
+      <w:pPr>
+        <w:spacing w:line="336" w:lineRule="auto" w:after="180"/>
+      </w:pPr>
+      <w:r>
+        <w:rPr>
+          <w:b w:val="0"/>
+        </w:rPr>
+        <w:t>Task A predicts healthy/spotted; B predicts next week's height in cm.</w:t>
+      </w:r>
+    </w:p>
+    <w:p>
+      <w:pPr>
+        <w:spacing w:line="336" w:lineRule="auto" w:after="180"/>
+      </w:pPr>
+      <w:r>
+        <w:rPr>
+          <w:b w:val="0"/>
+        </w:rPr>
+        <w:t xml:space="preserve">Choose task and </w:t>
       </w:r>
       <w:r>
         <w:rPr>
           <w:b/>
         </w:rPr>
-        <w:t>threshold</w:t>
-      </w:r>
-      <w:r>
-        <w:rPr>
-          <w:b w:val="0"/>
-        </w:rPr>
-        <w:t xml:space="preserve"> is fixed before evaluation. All examples are fictional.</w:t>
+        <w:t>output</w:t>
+      </w:r>
+      <w:r>
+        <w:rPr>
+          <w:b w:val="0"/>
+        </w:rPr>
+        <w:t xml:space="preserve"> types.</w:t>
+      </w:r>
+    </w:p>
+    <w:p>
+      <w:pPr>
+        <w:spacing w:line="336" w:lineRule="auto" w:after="180"/>
+      </w:pPr>
+      <w:r>
+        <w:rPr>
+          <w:b w:val="0"/>
+        </w:rPr>
+        <w:t xml:space="preserve">A is </w:t>
+      </w:r>
+      <w:r>
+        <w:rPr>
+          <w:b/>
+        </w:rPr>
+        <w:t>classification</w:t>
+      </w:r>
+      <w:r>
+        <w:rPr>
+          <w:b w:val="0"/>
+        </w:rPr>
+        <w:t xml:space="preserve"> with categorical </w:t>
+      </w:r>
+      <w:r>
+        <w:rPr>
+          <w:b/>
+        </w:rPr>
+        <w:t>output</w:t>
+      </w:r>
+      <w:r>
+        <w:rPr>
+          <w:b w:val="0"/>
+        </w:rPr>
+        <w:t xml:space="preserve">; B is </w:t>
+      </w:r>
+      <w:r>
+        <w:rPr>
+          <w:b/>
+        </w:rPr>
+        <w:t>regression</w:t>
+      </w:r>
+      <w:r>
+        <w:rPr>
+          <w:b w:val="0"/>
+        </w:rPr>
+        <w:t xml:space="preserve"> with numeric </w:t>
+      </w:r>
+      <w:r>
+        <w:rPr>
+          <w:b/>
+        </w:rPr>
+        <w:t>output</w:t>
+      </w:r>
+      <w:r>
+        <w:rPr>
+          <w:b w:val="0"/>
+        </w:rPr>
+        <w:t xml:space="preserve"> and units. Numeric </w:t>
+      </w:r>
+      <w:r>
+        <w:rPr>
+          <w:b/>
+        </w:rPr>
+        <w:t>class</w:t>
+      </w:r>
+      <w:r>
+        <w:rPr>
+          <w:b w:val="0"/>
+        </w:rPr>
+        <w:t xml:space="preserve"> codes do not make </w:t>
+      </w:r>
+      <w:r>
+        <w:rPr>
+          <w:b/>
+        </w:rPr>
+        <w:t>classification</w:t>
+      </w:r>
+      <w:r>
+        <w:rPr>
+          <w:b w:val="0"/>
+        </w:rPr>
+        <w:t xml:space="preserve"> </w:t>
+      </w:r>
+      <w:r>
+        <w:rPr>
+          <w:b/>
+        </w:rPr>
+        <w:t>regression</w:t>
+      </w:r>
+      <w:r>
+        <w:rPr>
+          <w:b w:val="0"/>
+        </w:rPr>
+        <w:t>.</w:t>
+      </w:r>
+    </w:p>
+    <w:p>
+      <w:pPr>
+        <w:pStyle w:val="Heading2"/>
+      </w:pPr>
+      <w:r>
+        <w:t>Earlier wording, alternatives and picture transcripts · reference / check after trying</w:t>
+      </w:r>
+    </w:p>
+    <w:p>
+      <w:pPr>
+        <w:spacing w:line="336" w:lineRule="auto" w:after="180"/>
+      </w:pPr>
+      <w:r>
+        <w:rPr>
+          <w:b w:val="0"/>
+        </w:rPr>
+        <w:t>Explain the mechanism</w:t>
+      </w:r>
+    </w:p>
+    <w:p>
+      <w:pPr>
+        <w:spacing w:line="336" w:lineRule="auto" w:after="180"/>
+      </w:pPr>
+      <w:r>
+        <w:rPr>
+          <w:b w:val="0"/>
+        </w:rPr>
+        <w:t>Trace the information, fitted behavior, and evaluation proof separately.</w:t>
+      </w:r>
+    </w:p>
+    <w:p>
+      <w:pPr>
+        <w:spacing w:line="336" w:lineRule="auto" w:after="180"/>
+      </w:pPr>
+      <w:r>
+        <w:rPr>
+          <w:b w:val="0"/>
+        </w:rPr>
+        <w:t xml:space="preserve">QUESTION Choose the task type for six scenarios and define the </w:t>
+      </w:r>
+      <w:r>
+        <w:rPr>
+          <w:b/>
+        </w:rPr>
+        <w:t>output</w:t>
+      </w:r>
+      <w:r>
+        <w:rPr>
+          <w:b w:val="0"/>
+        </w:rPr>
+        <w:t xml:space="preserve"> space precisely.</w:t>
+      </w:r>
+    </w:p>
+    <w:p>
+      <w:pPr>
+        <w:spacing w:line="336" w:lineRule="auto" w:after="180"/>
+      </w:pPr>
+      <w:r>
+        <w:rPr>
+          <w:b w:val="0"/>
+        </w:rPr>
+        <w:t xml:space="preserve">MODEL IDEA </w:t>
+      </w:r>
+      <w:r>
+        <w:rPr>
+          <w:b/>
+        </w:rPr>
+        <w:t>Classification</w:t>
+      </w:r>
+      <w:r>
+        <w:rPr>
+          <w:b w:val="0"/>
+        </w:rPr>
+        <w:t xml:space="preserve"> predicts a category; </w:t>
+      </w:r>
+      <w:r>
+        <w:rPr>
+          <w:b/>
+        </w:rPr>
+        <w:t>regression</w:t>
+      </w:r>
+      <w:r>
+        <w:rPr>
+          <w:b w:val="0"/>
+        </w:rPr>
+        <w:t xml:space="preserve"> predicts a numerical quantity. The target—not the </w:t>
+      </w:r>
+      <w:r>
+        <w:rPr>
+          <w:b/>
+        </w:rPr>
+        <w:t>input</w:t>
+      </w:r>
+      <w:r>
+        <w:rPr>
+          <w:b w:val="0"/>
+        </w:rPr>
+        <w:t xml:space="preserve"> format—determines the task type.</w:t>
+      </w:r>
+    </w:p>
+    <w:p>
+      <w:pPr>
+        <w:spacing w:line="336" w:lineRule="auto" w:after="180"/>
+      </w:pPr>
+      <w:r>
+        <w:rPr>
+          <w:b w:val="0"/>
+        </w:rPr>
+        <w:t>PROOF NEEDED Use an unseen case, visible calculation, error analysis, and a stated limitation.</w:t>
+      </w:r>
+    </w:p>
+    <w:p>
+      <w:pPr>
+        <w:spacing w:line="336" w:lineRule="auto" w:after="180"/>
+      </w:pPr>
+      <w:r>
+        <w:rPr>
+          <w:b w:val="0"/>
+        </w:rPr>
+        <w:t xml:space="preserve">UNDER THE HOOD Predict plant species from a photo: target is a category, so </w:t>
+      </w:r>
+      <w:r>
+        <w:rPr>
+          <w:b/>
+        </w:rPr>
+        <w:t>classification</w:t>
+      </w:r>
+      <w:r>
+        <w:rPr>
+          <w:b w:val="0"/>
+        </w:rPr>
+        <w:t xml:space="preserve">. Predict plant height next week: target is centimeters, so </w:t>
+      </w:r>
+      <w:r>
+        <w:rPr>
+          <w:b/>
+        </w:rPr>
+        <w:t>regression</w:t>
+      </w:r>
+      <w:r>
+        <w:rPr>
+          <w:b w:val="0"/>
+        </w:rPr>
+        <w:t>.</w:t>
+      </w:r>
+    </w:p>
+    <w:p>
+      <w:pPr>
+        <w:spacing w:line="336" w:lineRule="auto" w:after="180"/>
+      </w:pPr>
+      <w:r>
+        <w:rPr>
+          <w:b w:val="0"/>
+        </w:rPr>
+        <w:t xml:space="preserve">Draw a fresh data → model → </w:t>
+      </w:r>
+      <w:r>
+        <w:rPr>
+          <w:b/>
+        </w:rPr>
+        <w:t>prediction</w:t>
+      </w:r>
+      <w:r>
+        <w:rPr>
+          <w:b w:val="0"/>
+        </w:rPr>
+        <w:t xml:space="preserve"> → evaluation trace:</w:t>
+      </w:r>
+    </w:p>
+    <w:p>
+      <w:pPr>
+        <w:spacing w:line="336" w:lineRule="auto" w:after="180"/>
+      </w:pPr>
+      <w:r>
+        <w:rPr>
+          <w:b w:val="0"/>
+        </w:rPr>
+        <w:t xml:space="preserve">Predict first. Then check each step. A correct answer without visible </w:t>
+      </w:r>
+      <w:r>
+        <w:rPr>
+          <w:b/>
+        </w:rPr>
+        <w:t>evidence</w:t>
+      </w:r>
+      <w:r>
+        <w:rPr>
+          <w:b w:val="0"/>
+        </w:rPr>
+        <w:t xml:space="preserve"> cannot be audited.</w:t>
+      </w:r>
+    </w:p>
+    <w:p>
+      <w:pPr>
+        <w:spacing w:line="336" w:lineRule="auto" w:after="180"/>
+      </w:pPr>
+      <w:r>
+        <w:rPr>
+          <w:b w:val="0"/>
+        </w:rPr>
+        <w:t xml:space="preserve">STEP 1 Predict plant species from a photo: target is a category, so </w:t>
+      </w:r>
+      <w:r>
+        <w:rPr>
+          <w:b/>
+        </w:rPr>
+        <w:t>classification</w:t>
+      </w:r>
+      <w:r>
+        <w:rPr>
+          <w:b w:val="0"/>
+        </w:rPr>
+        <w:t>.</w:t>
+      </w:r>
+    </w:p>
+    <w:p>
+      <w:pPr>
+        <w:spacing w:line="336" w:lineRule="auto" w:after="180"/>
+      </w:pPr>
+      <w:r>
+        <w:rPr>
+          <w:b w:val="0"/>
+        </w:rPr>
+        <w:t xml:space="preserve">STEP 2 Predict plant height next week: target is centimeters, so </w:t>
+      </w:r>
+      <w:r>
+        <w:rPr>
+          <w:b/>
+        </w:rPr>
+        <w:t>regression</w:t>
+      </w:r>
+      <w:r>
+        <w:rPr>
+          <w:b w:val="0"/>
+        </w:rPr>
+        <w:t>.</w:t>
+      </w:r>
+    </w:p>
+    <w:p>
+      <w:pPr>
+        <w:spacing w:line="336" w:lineRule="auto" w:after="180"/>
+      </w:pPr>
+      <w:r>
+        <w:rPr>
+          <w:b w:val="0"/>
+        </w:rPr>
+        <w:t>STEP 3 Predict low/medium/high growth: categories, even though ordered.</w:t>
+      </w:r>
+    </w:p>
+    <w:p>
+      <w:pPr>
+        <w:spacing w:line="336" w:lineRule="auto" w:after="180"/>
+      </w:pPr>
+      <w:r>
+        <w:rPr>
+          <w:b w:val="0"/>
+        </w:rPr>
+        <w:t xml:space="preserve">STEP 4 State allowed </w:t>
+      </w:r>
+      <w:r>
+        <w:rPr>
+          <w:b/>
+        </w:rPr>
+        <w:t>class</w:t>
+      </w:r>
+      <w:r>
+        <w:rPr>
+          <w:b w:val="0"/>
+        </w:rPr>
+        <w:t>es or numerical unit before selecting a model and metric.</w:t>
+      </w:r>
+    </w:p>
+    <w:p>
+      <w:pPr>
+        <w:spacing w:line="336" w:lineRule="auto" w:after="180"/>
+      </w:pPr>
+      <w:r>
+        <w:rPr>
+          <w:b w:val="0"/>
+        </w:rPr>
+        <w:t xml:space="preserve">CHECK Verify the denominator, unit, split, </w:t>
+      </w:r>
+      <w:r>
+        <w:rPr>
+          <w:b/>
+        </w:rPr>
+        <w:t>class</w:t>
+      </w:r>
+      <w:r>
+        <w:rPr>
+          <w:b w:val="0"/>
+        </w:rPr>
+        <w:t xml:space="preserve"> definition, and data version before interpreting a score.</w:t>
+      </w:r>
+    </w:p>
+    <w:p>
+      <w:pPr>
+        <w:spacing w:line="336" w:lineRule="auto" w:after="180"/>
+      </w:pPr>
+      <w:r>
+        <w:rPr>
+          <w:b w:val="0"/>
+        </w:rPr>
+        <w:t xml:space="preserve">Recalculate, retrace, or restate the </w:t>
+      </w:r>
+      <w:r>
+        <w:rPr>
+          <w:b/>
+        </w:rPr>
+        <w:t>evidence</w:t>
+      </w:r>
+      <w:r>
+        <w:rPr>
+          <w:b w:val="0"/>
+        </w:rPr>
+        <w:t xml:space="preserve"> independently:</w:t>
       </w:r>
     </w:p>
     <w:p>
@@ -655,86 +2277,7 @@
         <w:pStyle w:val="Heading3"/>
       </w:pPr>
       <w:r>
-        <w:t>Readiness answer</w:t>
-      </w:r>
-    </w:p>
-    <w:p>
-      <w:pPr>
-        <w:spacing w:line="336" w:lineRule="auto" w:after="180"/>
-      </w:pPr>
-      <w:r>
-        <w:rPr>
-          <w:b w:val="0"/>
-        </w:rPr>
-        <w:t xml:space="preserve">No. It is known later and is the outcome to predict, not an available dispatch-time </w:t>
-      </w:r>
-      <w:r>
-        <w:rPr>
-          <w:b/>
-        </w:rPr>
-        <w:t>input</w:t>
-      </w:r>
-      <w:r>
-        <w:rPr>
-          <w:b w:val="0"/>
-        </w:rPr>
-        <w:t>.</w:t>
-      </w:r>
-    </w:p>
-    <w:p>
-      <w:pPr>
-        <w:spacing w:line="336" w:lineRule="auto" w:after="180"/>
-      </w:pPr>
-      <w:r>
-        <w:rPr>
-          <w:b w:val="0"/>
-        </w:rPr>
-        <w:t>Printed lesson and workbook</w:t>
-      </w:r>
-    </w:p>
-    <w:p>
-      <w:pPr>
-        <w:spacing w:line="336" w:lineRule="auto" w:after="180"/>
-      </w:pPr>
-      <w:r>
-        <w:rPr>
-          <w:b w:val="0"/>
-        </w:rPr>
-        <w:t>Number line marked at 10 minutes and cards for no and yes</w:t>
-      </w:r>
-    </w:p>
-    <w:p>
-      <w:pPr>
-        <w:spacing w:line="336" w:lineRule="auto" w:after="180"/>
-      </w:pPr>
-      <w:r>
-        <w:rPr>
-          <w:b w:val="0"/>
-        </w:rPr>
-        <w:t>Optional Python 3 editor; no packages needed</w:t>
-      </w:r>
-    </w:p>
-    <w:p>
-      <w:pPr>
-        <w:spacing w:line="336" w:lineRule="auto" w:after="180"/>
-      </w:pPr>
-      <w:r>
-        <w:rPr>
-          <w:b w:val="0"/>
-        </w:rPr>
-        <w:t xml:space="preserve">Blank actual estimate category </w:t>
-      </w:r>
-      <w:r>
-        <w:rPr>
-          <w:b/>
-        </w:rPr>
-        <w:t>absolute error</w:t>
-      </w:r>
-      <w:r>
-        <w:rPr>
-          <w:b w:val="0"/>
-        </w:rPr>
-        <w:t xml:space="preserve"> table</w:t>
+        <w:t>Concrete teaching case</w:t>
       </w:r>
     </w:p>
     <w:p>
@@ -742,77 +2285,7 @@
         <w:pStyle w:val="Heading3"/>
       </w:pPr>
       <w:r>
-        <w:t>End goal for the pictorial case</w:t>
-      </w:r>
-    </w:p>
-    <w:p>
-      <w:pPr>
-        <w:spacing w:line="336" w:lineRule="auto" w:after="180"/>
-      </w:pPr>
-      <w:r>
-        <w:rPr>
-          <w:b w:val="0"/>
-        </w:rPr>
-        <w:t xml:space="preserve">By the end, I can explain </w:t>
-      </w:r>
-      <w:r>
-        <w:rPr>
-          <w:b/>
-        </w:rPr>
-        <w:t>classification</w:t>
-      </w:r>
-      <w:r>
-        <w:rPr>
-          <w:b w:val="0"/>
-        </w:rPr>
-        <w:t xml:space="preserve"> or </w:t>
-      </w:r>
-      <w:r>
-        <w:rPr>
-          <w:b/>
-        </w:rPr>
-        <w:t>regression</w:t>
-      </w:r>
-      <w:r>
-        <w:rPr>
-          <w:b w:val="0"/>
-        </w:rPr>
-        <w:t>? using a traced example and a stated limitation.</w:t>
-      </w:r>
-    </w:p>
-    <w:p>
-      <w:pPr>
-        <w:spacing w:line="336" w:lineRule="auto" w:after="180"/>
-      </w:pPr>
-      <w:r>
-        <w:rPr>
-          <w:b w:val="0"/>
-        </w:rPr>
-        <w:t>This added worked case illustrates the week’s main idea. Retain all original and connected topics; schedule its practice within the teaching cycle.</w:t>
-      </w:r>
-    </w:p>
-    <w:p>
-      <w:pPr>
-        <w:pStyle w:val="Heading1"/>
-      </w:pPr>
-      <w:r>
-        <w:t>02. Explain the mechanism</w:t>
-      </w:r>
-    </w:p>
-    <w:p>
-      <w:r>
-        <w:t>Model Classification or Regression? using the supplied case, labelled mechanism and reasoning. Make the scope of each conclusion explicit.</w:t>
-      </w:r>
-    </w:p>
-    <w:p>
-      <w:pPr>
-        <w:spacing w:line="336" w:lineRule="auto" w:after="180"/>
-      </w:pPr>
-      <w:r>
-        <w:rPr>
-          <w:b w:val="0"/>
-        </w:rPr>
-        <w:t>Trace the information, fitted behavior, and evaluation proof separately.</w:t>
+        <w:t>Exact explanation to model</w:t>
       </w:r>
     </w:p>
     <w:p>
@@ -820,846 +2293,7 @@
         <w:pStyle w:val="Heading3"/>
       </w:pPr>
       <w:r>
-        <w:t>Question to explain</w:t>
-      </w:r>
-    </w:p>
-    <w:p>
-      <w:pPr>
-        <w:spacing w:line="336" w:lineRule="auto" w:after="180"/>
-        <w:shd w:fill="F5F1FB"/>
-      </w:pPr>
-      <w:r>
-        <w:rPr>
-          <w:b w:val="0"/>
-        </w:rPr>
-        <w:t xml:space="preserve">QUESTION Choose the task type for six scenarios and define the </w:t>
-      </w:r>
-      <w:r>
-        <w:rPr>
-          <w:b/>
-        </w:rPr>
-        <w:t>output</w:t>
-      </w:r>
-      <w:r>
-        <w:rPr>
-          <w:b w:val="0"/>
-        </w:rPr>
-        <w:t xml:space="preserve"> space precisely.</w:t>
-      </w:r>
-    </w:p>
-    <w:p>
-      <w:pPr>
-        <w:spacing w:line="336" w:lineRule="auto" w:after="180"/>
-      </w:pPr>
-      <w:r>
-        <w:rPr>
-          <w:b w:val="0"/>
-        </w:rPr>
-        <w:t xml:space="preserve">MODEL IDEA </w:t>
-      </w:r>
-      <w:r>
-        <w:rPr>
-          <w:b/>
-        </w:rPr>
-        <w:t>Classification</w:t>
-      </w:r>
-      <w:r>
-        <w:rPr>
-          <w:b w:val="0"/>
-        </w:rPr>
-        <w:t xml:space="preserve"> predicts a category; </w:t>
-      </w:r>
-      <w:r>
-        <w:rPr>
-          <w:b/>
-        </w:rPr>
-        <w:t>regression</w:t>
-      </w:r>
-      <w:r>
-        <w:rPr>
-          <w:b w:val="0"/>
-        </w:rPr>
-        <w:t xml:space="preserve"> predicts a numerical quantity. The target—not the </w:t>
-      </w:r>
-      <w:r>
-        <w:rPr>
-          <w:b/>
-        </w:rPr>
-        <w:t>input</w:t>
-      </w:r>
-      <w:r>
-        <w:rPr>
-          <w:b w:val="0"/>
-        </w:rPr>
-        <w:t xml:space="preserve"> format—determines the task type.</w:t>
-      </w:r>
-    </w:p>
-    <w:p>
-      <w:pPr>
-        <w:spacing w:line="336" w:lineRule="auto" w:after="180"/>
-      </w:pPr>
-      <w:r>
-        <w:rPr>
-          <w:b w:val="0"/>
-        </w:rPr>
-        <w:t>PROOF NEEDED Use an unseen case, visible calculation, error analysis, and a stated limitation.</w:t>
-      </w:r>
-    </w:p>
-    <w:p>
-      <w:pPr>
-        <w:pStyle w:val="Heading3"/>
-      </w:pPr>
-      <w:r>
-        <w:t>How the mechanism works</w:t>
-      </w:r>
-    </w:p>
-    <w:p>
-      <w:pPr>
-        <w:spacing w:line="336" w:lineRule="auto" w:after="180"/>
-        <w:shd w:fill="F1F6F8"/>
-      </w:pPr>
-      <w:r>
-        <w:rPr>
-          <w:b w:val="0"/>
-        </w:rPr>
-        <w:t xml:space="preserve">UNDER THE HOOD Predict plant species from a photo: target is a category, so </w:t>
-      </w:r>
-      <w:r>
-        <w:rPr>
-          <w:b/>
-        </w:rPr>
-        <w:t>classification</w:t>
-      </w:r>
-      <w:r>
-        <w:rPr>
-          <w:b w:val="0"/>
-        </w:rPr>
-        <w:t xml:space="preserve">. Predict plant height next week: target is centimeters, so </w:t>
-      </w:r>
-      <w:r>
-        <w:rPr>
-          <w:b/>
-        </w:rPr>
-        <w:t>regression</w:t>
-      </w:r>
-      <w:r>
-        <w:rPr>
-          <w:b w:val="0"/>
-        </w:rPr>
-        <w:t>.</w:t>
-      </w:r>
-    </w:p>
-    <w:p>
-      <w:pPr>
-        <w:spacing w:line="336" w:lineRule="auto" w:after="180"/>
-      </w:pPr>
-      <w:r>
-        <w:rPr>
-          <w:b w:val="0"/>
-        </w:rPr>
-        <w:t xml:space="preserve">Draw a fresh data → model → </w:t>
-      </w:r>
-      <w:r>
-        <w:rPr>
-          <w:b/>
-        </w:rPr>
-        <w:t>prediction</w:t>
-      </w:r>
-      <w:r>
-        <w:rPr>
-          <w:b w:val="0"/>
-        </w:rPr>
-        <w:t xml:space="preserve"> → evaluation trace:</w:t>
-      </w:r>
-    </w:p>
-    <w:p>
-      <w:pPr>
-        <w:spacing w:line="336" w:lineRule="auto" w:after="180"/>
-      </w:pPr>
-      <w:r>
-        <w:rPr>
-          <w:b w:val="0"/>
-        </w:rPr>
-        <w:t xml:space="preserve">Predict first. Then check each step. A correct answer without visible </w:t>
-      </w:r>
-      <w:r>
-        <w:rPr>
-          <w:b/>
-        </w:rPr>
-        <w:t>evidence</w:t>
-      </w:r>
-      <w:r>
-        <w:rPr>
-          <w:b w:val="0"/>
-        </w:rPr>
-        <w:t xml:space="preserve"> cannot be audited.</w:t>
-      </w:r>
-    </w:p>
-    <w:p>
-      <w:pPr>
-        <w:pStyle w:val="Heading3"/>
-      </w:pPr>
-      <w:r>
-        <w:t>Step 1</w:t>
-      </w:r>
-    </w:p>
-    <w:p>
-      <w:pPr>
-        <w:spacing w:line="336" w:lineRule="auto" w:after="180"/>
-        <w:shd w:fill="F4F9FC"/>
-      </w:pPr>
-      <w:r>
-        <w:rPr>
-          <w:b w:val="0"/>
-        </w:rPr>
-        <w:t xml:space="preserve">STEP 1 Predict plant species from a photo: target is a category, so </w:t>
-      </w:r>
-      <w:r>
-        <w:rPr>
-          <w:b/>
-        </w:rPr>
-        <w:t>classification</w:t>
-      </w:r>
-      <w:r>
-        <w:rPr>
-          <w:b w:val="0"/>
-        </w:rPr>
-        <w:t>.</w:t>
-      </w:r>
-    </w:p>
-    <w:p>
-      <w:pPr>
-        <w:pStyle w:val="Heading3"/>
-      </w:pPr>
-      <w:r>
-        <w:t>Step 2</w:t>
-      </w:r>
-    </w:p>
-    <w:p>
-      <w:pPr>
-        <w:spacing w:line="336" w:lineRule="auto" w:after="180"/>
-        <w:shd w:fill="F4F9FC"/>
-      </w:pPr>
-      <w:r>
-        <w:rPr>
-          <w:b w:val="0"/>
-        </w:rPr>
-        <w:t xml:space="preserve">STEP 2 Predict plant height next week: target is centimeters, so </w:t>
-      </w:r>
-      <w:r>
-        <w:rPr>
-          <w:b/>
-        </w:rPr>
-        <w:t>regression</w:t>
-      </w:r>
-      <w:r>
-        <w:rPr>
-          <w:b w:val="0"/>
-        </w:rPr>
-        <w:t>.</w:t>
-      </w:r>
-    </w:p>
-    <w:p>
-      <w:pPr>
-        <w:pStyle w:val="Heading3"/>
-      </w:pPr>
-      <w:r>
-        <w:t>Step 3</w:t>
-      </w:r>
-    </w:p>
-    <w:p>
-      <w:pPr>
-        <w:spacing w:line="336" w:lineRule="auto" w:after="180"/>
-        <w:shd w:fill="F4F9FC"/>
-      </w:pPr>
-      <w:r>
-        <w:rPr>
-          <w:b w:val="0"/>
-        </w:rPr>
-        <w:t>STEP 3 Predict low/medium/high growth: categories, even though ordered.</w:t>
-      </w:r>
-    </w:p>
-    <w:p>
-      <w:pPr>
-        <w:pStyle w:val="Heading3"/>
-      </w:pPr>
-      <w:r>
-        <w:t>Step 4</w:t>
-      </w:r>
-    </w:p>
-    <w:p>
-      <w:pPr>
-        <w:spacing w:line="336" w:lineRule="auto" w:after="180"/>
-        <w:shd w:fill="F4F9FC"/>
-      </w:pPr>
-      <w:r>
-        <w:rPr>
-          <w:b w:val="0"/>
-        </w:rPr>
-        <w:t xml:space="preserve">STEP 4 State allowed </w:t>
-      </w:r>
-      <w:r>
-        <w:rPr>
-          <w:b/>
-        </w:rPr>
-        <w:t>class</w:t>
-      </w:r>
-      <w:r>
-        <w:rPr>
-          <w:b w:val="0"/>
-        </w:rPr>
-        <w:t>es or numerical unit before selecting a model and metric.</w:t>
-      </w:r>
-    </w:p>
-    <w:p>
-      <w:pPr>
-        <w:spacing w:line="336" w:lineRule="auto" w:after="180"/>
-      </w:pPr>
-      <w:r>
-        <w:rPr>
-          <w:b w:val="0"/>
-        </w:rPr>
-        <w:t xml:space="preserve">CHECK Verify the denominator, unit, split, </w:t>
-      </w:r>
-      <w:r>
-        <w:rPr>
-          <w:b/>
-        </w:rPr>
-        <w:t>class</w:t>
-      </w:r>
-      <w:r>
-        <w:rPr>
-          <w:b w:val="0"/>
-        </w:rPr>
-        <w:t xml:space="preserve"> definition, and data version before interpreting a score.</w:t>
-      </w:r>
-    </w:p>
-    <w:p>
-      <w:pPr>
-        <w:spacing w:line="336" w:lineRule="auto" w:after="180"/>
-      </w:pPr>
-      <w:r>
-        <w:rPr>
-          <w:b w:val="0"/>
-        </w:rPr>
-        <w:t xml:space="preserve">Recalculate, retrace, or restate the </w:t>
-      </w:r>
-      <w:r>
-        <w:rPr>
-          <w:b/>
-        </w:rPr>
-        <w:t>evidence</w:t>
-      </w:r>
-      <w:r>
-        <w:rPr>
-          <w:b w:val="0"/>
-        </w:rPr>
-        <w:t xml:space="preserve"> independently:</w:t>
-      </w:r>
-    </w:p>
-    <w:p>
-      <w:pPr>
-        <w:pStyle w:val="Heading3"/>
-      </w:pPr>
-      <w:r>
-        <w:t>Concrete teaching case</w:t>
-      </w:r>
-    </w:p>
-    <w:p>
-      <w:pPr>
-        <w:pStyle w:val="Heading3"/>
-      </w:pPr>
-      <w:r>
-        <w:t>The teaching case</w:t>
-      </w:r>
-    </w:p>
-    <w:p>
-      <w:pPr>
-        <w:spacing w:line="336" w:lineRule="auto" w:after="180"/>
-        <w:shd w:fill="F1F6FC"/>
-      </w:pPr>
-      <w:r>
-        <w:rPr>
-          <w:b w:val="0"/>
-        </w:rPr>
-        <w:t>Task A predicts healthy/spotted; B predicts next week's height in cm.</w:t>
-      </w:r>
-    </w:p>
-    <w:p>
-      <w:pPr>
-        <w:pStyle w:val="Heading3"/>
-      </w:pPr>
-      <w:r>
-        <w:t>The teaching case</w:t>
-      </w:r>
-    </w:p>
-    <w:p>
-      <w:pPr>
-        <w:spacing w:line="336" w:lineRule="auto" w:after="180"/>
-        <w:shd w:fill="F1F6FC"/>
-      </w:pPr>
-      <w:r>
-        <w:rPr>
-          <w:b w:val="0"/>
-        </w:rPr>
-        <w:t xml:space="preserve">Choose task and </w:t>
-      </w:r>
-      <w:r>
-        <w:rPr>
-          <w:b/>
-        </w:rPr>
-        <w:t>output</w:t>
-      </w:r>
-      <w:r>
-        <w:rPr>
-          <w:b w:val="0"/>
-        </w:rPr>
-        <w:t xml:space="preserve"> types.</w:t>
-      </w:r>
-    </w:p>
-    <w:p>
-      <w:pPr>
-        <w:pStyle w:val="Heading3"/>
-      </w:pPr>
-      <w:r>
-        <w:t>Exact explanation to model</w:t>
-      </w:r>
-    </w:p>
-    <w:p>
-      <w:pPr>
-        <w:pStyle w:val="Heading3"/>
-      </w:pPr>
-      <w:r>
-        <w:t>Why the result follows</w:t>
-      </w:r>
-    </w:p>
-    <w:p>
-      <w:pPr>
-        <w:spacing w:line="336" w:lineRule="auto" w:after="180"/>
-        <w:shd w:fill="F1F6FC"/>
-      </w:pPr>
-      <w:r>
-        <w:rPr>
-          <w:b w:val="0"/>
-        </w:rPr>
-        <w:t xml:space="preserve">A is </w:t>
-      </w:r>
-      <w:r>
-        <w:rPr>
-          <w:b/>
-        </w:rPr>
-        <w:t>classification</w:t>
-      </w:r>
-      <w:r>
-        <w:rPr>
-          <w:b w:val="0"/>
-        </w:rPr>
-        <w:t xml:space="preserve"> with categorical </w:t>
-      </w:r>
-      <w:r>
-        <w:rPr>
-          <w:b/>
-        </w:rPr>
-        <w:t>output</w:t>
-      </w:r>
-      <w:r>
-        <w:rPr>
-          <w:b w:val="0"/>
-        </w:rPr>
-        <w:t xml:space="preserve">; B is </w:t>
-      </w:r>
-      <w:r>
-        <w:rPr>
-          <w:b/>
-        </w:rPr>
-        <w:t>regression</w:t>
-      </w:r>
-      <w:r>
-        <w:rPr>
-          <w:b w:val="0"/>
-        </w:rPr>
-        <w:t xml:space="preserve"> with numeric </w:t>
-      </w:r>
-      <w:r>
-        <w:rPr>
-          <w:b/>
-        </w:rPr>
-        <w:t>output</w:t>
-      </w:r>
-      <w:r>
-        <w:rPr>
-          <w:b w:val="0"/>
-        </w:rPr>
-        <w:t xml:space="preserve"> and units. Numeric </w:t>
-      </w:r>
-      <w:r>
-        <w:rPr>
-          <w:b/>
-        </w:rPr>
-        <w:t>class</w:t>
-      </w:r>
-      <w:r>
-        <w:rPr>
-          <w:b w:val="0"/>
-        </w:rPr>
-        <w:t xml:space="preserve"> codes do not make </w:t>
-      </w:r>
-      <w:r>
-        <w:rPr>
-          <w:b/>
-        </w:rPr>
-        <w:t>classification</w:t>
-      </w:r>
-      <w:r>
-        <w:rPr>
-          <w:b w:val="0"/>
-        </w:rPr>
-        <w:t xml:space="preserve"> </w:t>
-      </w:r>
-      <w:r>
-        <w:rPr>
-          <w:b/>
-        </w:rPr>
-        <w:t>regression</w:t>
-      </w:r>
-      <w:r>
-        <w:rPr>
-          <w:b w:val="0"/>
-        </w:rPr>
-        <w:t>.</w:t>
-      </w:r>
-    </w:p>
-    <w:p>
-      <w:pPr>
-        <w:pStyle w:val="Heading3"/>
-      </w:pPr>
-      <w:r>
         <w:t>Explain the added worked example</w:t>
-      </w:r>
-    </w:p>
-    <w:p>
-      <w:pPr>
-        <w:pStyle w:val="Heading3"/>
-      </w:pPr>
-      <w:r>
-        <w:t>Explain the added worked example · 1</w:t>
-      </w:r>
-    </w:p>
-    <w:p>
-      <w:pPr>
-        <w:spacing w:line="336" w:lineRule="auto" w:after="180"/>
-      </w:pPr>
-      <w:r>
-        <w:rPr>
-          <w:b w:val="0"/>
-        </w:rPr>
-        <w:t>At robot dispatch, we can ask two questions about the same fictional trip. Will it take more than 10 minutes? Or how many minutes will it take? The first asks for a category. The second asks for an amount with units.</w:t>
-      </w:r>
-    </w:p>
-    <w:p>
-      <w:pPr>
-        <w:spacing w:line="336" w:lineRule="auto" w:after="180"/>
-      </w:pPr>
-      <w:r>
-        <w:rPr>
-          <w:b w:val="0"/>
-        </w:rPr>
-        <w:t xml:space="preserve">The target question determines the task, even if both models would use the same dispatch-time </w:t>
-      </w:r>
-      <w:r>
-        <w:rPr>
-          <w:b/>
-        </w:rPr>
-        <w:t>input</w:t>
-      </w:r>
-      <w:r>
-        <w:rPr>
-          <w:b w:val="0"/>
-        </w:rPr>
-        <w:t>s.</w:t>
-      </w:r>
-    </w:p>
-    <w:p>
-      <w:pPr>
-        <w:pStyle w:val="Heading3"/>
-      </w:pPr>
-      <w:r>
-        <w:t>Explain the added worked example · 2</w:t>
-      </w:r>
-    </w:p>
-    <w:p>
-      <w:pPr>
-        <w:spacing w:line="336" w:lineRule="auto" w:after="180"/>
-      </w:pPr>
-      <w:r>
-        <w:rPr>
-          <w:b/>
-        </w:rPr>
-        <w:t>Classification</w:t>
-      </w:r>
-      <w:r>
-        <w:rPr>
-          <w:b w:val="0"/>
-        </w:rPr>
-        <w:t xml:space="preserve"> predicts a category from a defined set. </w:t>
-      </w:r>
-      <w:r>
-        <w:rPr>
-          <w:b/>
-        </w:rPr>
-        <w:t>Regression</w:t>
-      </w:r>
-      <w:r>
-        <w:rPr>
-          <w:b w:val="0"/>
-        </w:rPr>
-        <w:t xml:space="preserve"> estimates a numerical quantity for which differences have meaning.</w:t>
-      </w:r>
-    </w:p>
-    <w:p>
-      <w:pPr>
-        <w:spacing w:line="336" w:lineRule="auto" w:after="180"/>
-      </w:pPr>
-      <w:r>
-        <w:rPr>
-          <w:b w:val="0"/>
-        </w:rPr>
-        <w:t xml:space="preserve">A category may be coded with numbers: 0 and 1 here are names for no and yes, not travel times. Conversely, a duration recorded as a whole number of minutes can still be a </w:t>
-      </w:r>
-      <w:r>
-        <w:rPr>
-          <w:b/>
-        </w:rPr>
-        <w:t>regression</w:t>
-      </w:r>
-      <w:r>
-        <w:rPr>
-          <w:b w:val="0"/>
-        </w:rPr>
-        <w:t xml:space="preserve"> target.</w:t>
-      </w:r>
-    </w:p>
-    <w:p>
-      <w:pPr>
-        <w:spacing w:line="336" w:lineRule="auto" w:after="180"/>
-      </w:pPr>
-      <w:r>
-        <w:rPr>
-          <w:b w:val="0"/>
-        </w:rPr>
-        <w:t>Decimal points do not decide the task.</w:t>
-      </w:r>
-    </w:p>
-    <w:p>
-      <w:pPr>
-        <w:spacing w:line="336" w:lineRule="auto" w:after="180"/>
-      </w:pPr>
-      <w:r>
-        <w:rPr>
-          <w:b w:val="0"/>
-        </w:rPr>
-        <w:t xml:space="preserve">Keep Week 2's </w:t>
-      </w:r>
-      <w:r>
-        <w:rPr>
-          <w:b/>
-        </w:rPr>
-        <w:t>prediction</w:t>
-      </w:r>
-      <w:r>
-        <w:rPr>
-          <w:b w:val="0"/>
-        </w:rPr>
-        <w:t xml:space="preserve"> time: route length and the saved queue may exist at dispatch, while the observed duration is available later for </w:t>
-      </w:r>
-      <w:r>
-        <w:rPr>
-          <w:b/>
-        </w:rPr>
-        <w:t>training</w:t>
-      </w:r>
-      <w:r>
-        <w:rPr>
-          <w:b w:val="0"/>
-        </w:rPr>
-        <w:t xml:space="preserve"> or evaluation.</w:t>
-      </w:r>
-    </w:p>
-    <w:p>
-      <w:pPr>
-        <w:spacing w:line="336" w:lineRule="auto" w:after="180"/>
-      </w:pPr>
-      <w:r>
-        <w:rPr>
-          <w:b w:val="0"/>
-        </w:rPr>
-        <w:t xml:space="preserve">Do not feed that observed duration into an earlier dispatch </w:t>
-      </w:r>
-      <w:r>
-        <w:rPr>
-          <w:b/>
-        </w:rPr>
-        <w:t>prediction</w:t>
-      </w:r>
-      <w:r>
-        <w:rPr>
-          <w:b w:val="0"/>
-        </w:rPr>
-        <w:t>.</w:t>
-      </w:r>
-    </w:p>
-    <w:p>
-      <w:pPr>
-        <w:pStyle w:val="Heading3"/>
-      </w:pPr>
-      <w:r>
-        <w:t>Explain the added worked example · 3</w:t>
-      </w:r>
-    </w:p>
-    <w:p>
-      <w:pPr>
-        <w:spacing w:line="336" w:lineRule="auto" w:after="180"/>
-      </w:pPr>
-      <w:r>
-        <w:rPr>
-          <w:b w:val="0"/>
-        </w:rPr>
-        <w:t xml:space="preserve">The following </w:t>
-      </w:r>
-      <w:r>
-        <w:rPr>
-          <w:b/>
-        </w:rPr>
-        <w:t>prediction</w:t>
-      </w:r>
-      <w:r>
-        <w:rPr>
-          <w:b w:val="0"/>
-        </w:rPr>
-        <w:t>s are supplied for practice; no model is fitted here. Each estimate was written before revealing its matching observed duration.</w:t>
-      </w:r>
-    </w:p>
-    <w:p>
-      <w:pPr>
-        <w:spacing w:line="336" w:lineRule="auto" w:after="180"/>
-      </w:pPr>
-      <w:r>
-        <w:rPr>
-          <w:b w:val="0"/>
-        </w:rPr>
-        <w:t>We compare duration error with a category decision made from that estimate. Predict slow when the estimated duration is greater than 10 minutes; exactly 10 is not slow.</w:t>
-      </w:r>
-    </w:p>
-    <w:p>
-      <w:pPr>
-        <w:spacing w:line="336" w:lineRule="auto" w:after="180"/>
-      </w:pPr>
-      <w:r>
-        <w:rPr>
-          <w:b w:val="0"/>
-        </w:rPr>
-        <w:t xml:space="preserve">A </w:t>
-      </w:r>
-      <w:r>
-        <w:rPr>
-          <w:b/>
-        </w:rPr>
-        <w:t>class</w:t>
-      </w:r>
-      <w:r>
-        <w:rPr>
-          <w:b w:val="0"/>
-        </w:rPr>
-        <w:t xml:space="preserve">ifier could also predict categories directly, but this example uses a </w:t>
-      </w:r>
-      <w:r>
-        <w:rPr>
-          <w:b/>
-        </w:rPr>
-        <w:t>threshold</w:t>
-      </w:r>
-      <w:r>
-        <w:rPr>
-          <w:b w:val="0"/>
-        </w:rPr>
-        <w:t xml:space="preserve"> on estimates.</w:t>
-      </w:r>
-    </w:p>
-    <w:p>
-      <w:pPr>
-        <w:pStyle w:val="Heading3"/>
-      </w:pPr>
-      <w:r>
-        <w:t>Explain the added worked example · 4</w:t>
-      </w:r>
-    </w:p>
-    <w:p>
-      <w:pPr>
-        <w:spacing w:line="336" w:lineRule="auto" w:after="180"/>
-      </w:pPr>
-      <w:r>
-        <w:rPr>
-          <w:b w:val="0"/>
-        </w:rPr>
-        <w:t>zip pairs the lists in order.</w:t>
-      </w:r>
-    </w:p>
-    <w:p>
-      <w:pPr>
-        <w:spacing w:line="336" w:lineRule="auto" w:after="180"/>
-      </w:pPr>
-      <w:r>
-        <w:rPr>
-          <w:b w:val="0"/>
-        </w:rPr>
-        <w:t xml:space="preserve">They must have equal lengths and refer to the same trips; otherwise this loop is not a valid evaluation. abs gives the distance from zero, so both a one-minute overestimate and a one-minute underestimate have </w:t>
-      </w:r>
-      <w:r>
-        <w:rPr>
-          <w:b/>
-        </w:rPr>
-        <w:t>absolute error</w:t>
-      </w:r>
-      <w:r>
-        <w:rPr>
-          <w:b w:val="0"/>
-        </w:rPr>
-        <w:t xml:space="preserve"> 1.</w:t>
-      </w:r>
-    </w:p>
-    <w:p>
-      <w:pPr>
-        <w:spacing w:line="336" w:lineRule="auto" w:after="180"/>
-      </w:pPr>
-      <w:r>
-        <w:rPr>
-          <w:b w:val="0"/>
-        </w:rPr>
-        <w:t xml:space="preserve">The </w:t>
-      </w:r>
-      <w:r>
-        <w:rPr>
-          <w:b/>
-        </w:rPr>
-        <w:t>output</w:t>
-      </w:r>
-      <w:r>
-        <w:rPr>
-          <w:b w:val="0"/>
-        </w:rPr>
-        <w:t xml:space="preserve"> is 2 3 followed by [1, 1, 2]. The mean </w:t>
-      </w:r>
-      <w:r>
-        <w:rPr>
-          <w:b/>
-        </w:rPr>
-        <w:t>absolute error</w:t>
-      </w:r>
-      <w:r>
-        <w:rPr>
-          <w:b w:val="0"/>
-        </w:rPr>
-        <w:t xml:space="preserve"> is (1 + 1 + 2) / 3 = 4/3 minutes, about 1.33 minutes.</w:t>
       </w:r>
     </w:p>
     <w:p>
@@ -1841,48 +2475,6 @@
         <w:pStyle w:val="Heading3"/>
       </w:pPr>
       <w:r>
-        <w:t>Model the reasoning aloud · 5</w:t>
-      </w:r>
-    </w:p>
-    <w:p>
-      <w:pPr>
-        <w:spacing w:line="336" w:lineRule="auto" w:after="180"/>
-      </w:pPr>
-      <w:r>
-        <w:rPr>
-          <w:b w:val="0"/>
-        </w:rPr>
-        <w:t>The 14-minute trip has the largest duration error in our example, yet its slow category is correct. The 10-minute trip has only a one-minute error but the category is wrong. These checks answer different questions.</w:t>
-      </w:r>
-    </w:p>
-    <w:p>
-      <w:pPr>
-        <w:spacing w:line="336" w:lineRule="auto" w:after="180"/>
-      </w:pPr>
-      <w:r>
-        <w:rPr>
-          <w:b w:val="0"/>
-        </w:rPr>
-        <w:t xml:space="preserve">Report 2 correct out of 3 category decisions separately from a mean </w:t>
-      </w:r>
-      <w:r>
-        <w:rPr>
-          <w:b/>
-        </w:rPr>
-        <w:t>absolute error</w:t>
-      </w:r>
-      <w:r>
-        <w:rPr>
-          <w:b w:val="0"/>
-        </w:rPr>
-        <w:t xml:space="preserve"> of about 1.33 minutes. Do not compare a fraction directly with minutes.</w:t>
-      </w:r>
-    </w:p>
-    <w:p>
-      <w:pPr>
-        <w:pStyle w:val="Heading3"/>
-      </w:pPr>
-      <w:r>
         <w:t>A trip actually takes 10 minutes and its estimate is 10.5 minutes. At the greater-than-10 boundary, give the actual category, predicted category and absolute duration error. Is the category decision correct?</w:t>
       </w:r>
     </w:p>
@@ -2034,121 +2626,10 @@
     </w:p>
     <w:p>
       <w:pPr>
-        <w:spacing w:line="336" w:lineRule="auto" w:after="180"/>
-      </w:pPr>
-      <w:r>
-        <w:rPr>
-          <w:b w:val="0"/>
-        </w:rPr>
-        <w:t>Distinguish predicting growth height from predicting a growth category.</w:t>
-      </w:r>
-    </w:p>
-    <w:p>
-      <w:pPr>
         <w:pStyle w:val="Heading3"/>
       </w:pPr>
       <w:r>
         <w:t>The facts we will use</w:t>
-      </w:r>
-    </w:p>
-    <w:p>
-      <w:pPr>
-        <w:pStyle w:val="Heading3"/>
-      </w:pPr>
-      <w:r>
-        <w:t>Supplied facts</w:t>
-      </w:r>
-    </w:p>
-    <w:p>
-      <w:pPr>
-        <w:spacing w:line="336" w:lineRule="auto" w:after="180"/>
-        <w:shd w:fill="F1F6FC"/>
-      </w:pPr>
-      <w:r>
-        <w:rPr>
-          <w:b w:val="0"/>
-        </w:rPr>
-        <w:t>Actual heights are [4, 7, 9] cm; estimates are [5, 6, 10] cm. Tall means strictly greater than 6 cm.</w:t>
-      </w:r>
-    </w:p>
-    <w:p>
-      <w:pPr>
-        <w:pStyle w:val="Heading3"/>
-      </w:pPr>
-      <w:r>
-        <w:t>Supplied facts</w:t>
-      </w:r>
-    </w:p>
-    <w:p>
-      <w:pPr>
-        <w:spacing w:line="336" w:lineRule="auto" w:after="180"/>
-        <w:shd w:fill="F1F6FC"/>
-      </w:pPr>
-      <w:r>
-        <w:rPr>
-          <w:b w:val="0"/>
-        </w:rPr>
-        <w:t xml:space="preserve">All </w:t>
-      </w:r>
-      <w:r>
-        <w:rPr>
-          <w:b/>
-        </w:rPr>
-        <w:t>input</w:t>
-      </w:r>
-      <w:r>
-        <w:rPr>
-          <w:b w:val="0"/>
-        </w:rPr>
-        <w:t xml:space="preserve">s and outcomes in this worked example are invented </w:t>
-      </w:r>
-      <w:r>
-        <w:rPr>
-          <w:b/>
-        </w:rPr>
-        <w:t>class</w:t>
-      </w:r>
-      <w:r>
-        <w:rPr>
-          <w:b w:val="0"/>
-        </w:rPr>
-        <w:t>room data; no real model run is claimed.</w:t>
-      </w:r>
-    </w:p>
-    <w:p>
-      <w:r>
-        <w:drawing>
-          <wp:inline xmlns:a="http://schemas.openxmlformats.org/drawingml/2006/main" xmlns:pic="http://schemas.openxmlformats.org/drawingml/2006/picture">
-            <wp:extent cx="5486400" cy="4601029"/>
-            <wp:docPr id="1" name="Picture 1" descr="Actual and estimated heights (paired order)"/>
-            <wp:cNvGraphicFramePr>
-              <a:graphicFrameLocks noChangeAspect="1"/>
-            </wp:cNvGraphicFramePr>
-            <a:graphic>
-              <a:graphicData uri="http://schemas.openxmlformats.org/drawingml/2006/picture">
-                <pic:pic>
-                  <pic:nvPicPr>
-                    <pic:cNvPr id="0" name="academy-detail-ai-4-3.png"/>
-                    <pic:cNvPicPr/>
-                  </pic:nvPicPr>
-                  <pic:blipFill>
-                    <a:blip r:embed="rId9"/>
-                    <a:stretch>
-                      <a:fillRect/>
-                    </a:stretch>
-                  </pic:blipFill>
-                  <pic:spPr>
-                    <a:xfrm>
-                      <a:off x="0" y="0"/>
-                      <a:ext cx="5486400" cy="4601029"/>
-                    </a:xfrm>
-                    <a:prstGeom prst="rect"/>
-                  </pic:spPr>
-                </pic:pic>
-              </a:graphicData>
-            </a:graphic>
-          </wp:inline>
-        </w:drawing>
       </w:r>
     </w:p>
     <w:p>
@@ -2156,7 +2637,7 @@
         <w:drawing>
           <wp:inline xmlns:a="http://schemas.openxmlformats.org/drawingml/2006/main" xmlns:pic="http://schemas.openxmlformats.org/drawingml/2006/picture">
             <wp:extent cx="5486400" cy="5185229"/>
-            <wp:docPr id="2" name="Picture 2" descr="Classification or Regression?. Regression errors: Absolute errors are 1, 1, 1 cm; mean absolute error is 1 cm.. Actual categories: Actual classes are short, tall, tall.. Predicted categories: Estimated classes are short, short, tall: 2/3 correct."/>
+            <wp:docPr id="3" name="Picture 3" descr="Classification or Regression?. Regression errors: Absolute errors are 1, 1, 1 cm; mean absolute error is 1 cm.. Actual categories: Actual classes are short, tall, tall.. Predicted categories: Estimated classes are short, short, tall: 2/3 correct."/>
             <wp:cNvGraphicFramePr>
               <a:graphicFrameLocks noChangeAspect="1"/>
             </wp:cNvGraphicFramePr>
@@ -2168,7 +2649,7 @@
                     <pic:cNvPicPr/>
                   </pic:nvPicPr>
                   <pic:blipFill>
-                    <a:blip r:embed="rId10"/>
+                    <a:blip r:embed="rId11"/>
                     <a:stretch>
                       <a:fillRect/>
                     </a:stretch>
@@ -2192,114 +2673,7 @@
         <w:pStyle w:val="Heading3"/>
       </w:pPr>
       <w:r>
-        <w:t>Read the picture one step at a time</w:t>
-      </w:r>
-    </w:p>
-    <w:tbl>
-      <w:tblPr>
-        <w:tblStyle w:val="LightShading-Accent1"/>
-        <w:tblW w:type="auto" w:w="0"/>
-        <w:tblLook w:firstColumn="1" w:firstRow="1" w:lastColumn="0" w:lastRow="0" w:noHBand="0" w:noVBand="1" w:val="04A0"/>
-      </w:tblPr>
-      <w:tblGrid>
-        <w:gridCol w:w="5112"/>
-        <w:gridCol w:w="5112"/>
-      </w:tblGrid>
-      <w:tr>
-        <w:trPr>
-          <w:tblHeader/>
-        </w:trPr>
-        <w:tc>
-          <w:tcPr>
-            <w:tcW w:type="dxa" w:w="5112"/>
-          </w:tcPr>
-          <w:p>
-            <w:r>
-              <w:t>Step</w:t>
-            </w:r>
-          </w:p>
-        </w:tc>
-        <w:tc>
-          <w:tcPr>
-            <w:tcW w:type="dxa" w:w="5112"/>
-          </w:tcPr>
-          <w:p>
-            <w:r>
-              <w:t>What happens and why</w:t>
-            </w:r>
-          </w:p>
-        </w:tc>
-      </w:tr>
-      <w:tr>
-        <w:tc>
-          <w:tcPr>
-            <w:tcW w:type="dxa" w:w="5112"/>
-          </w:tcPr>
-          <w:p>
-            <w:r>
-              <w:t>1. Regression errors</w:t>
-            </w:r>
-          </w:p>
-        </w:tc>
-        <w:tc>
-          <w:tcPr>
-            <w:tcW w:type="dxa" w:w="5112"/>
-          </w:tcPr>
-          <w:p>
-            <w:r>
-              <w:t>Absolute errors are 1, 1, 1 cm; mean absolute error is 1 cm.</w:t>
-            </w:r>
-          </w:p>
-        </w:tc>
-      </w:tr>
-      <w:tr>
-        <w:tc>
-          <w:tcPr>
-            <w:tcW w:type="dxa" w:w="5112"/>
-          </w:tcPr>
-          <w:p>
-            <w:r>
-              <w:t>2. Actual categories</w:t>
-            </w:r>
-          </w:p>
-        </w:tc>
-        <w:tc>
-          <w:tcPr>
-            <w:tcW w:type="dxa" w:w="5112"/>
-          </w:tcPr>
-          <w:p>
-            <w:r>
-              <w:t>Actual classes are short, tall, tall.</w:t>
-            </w:r>
-          </w:p>
-        </w:tc>
-      </w:tr>
-      <w:tr>
-        <w:tc>
-          <w:tcPr>
-            <w:tcW w:type="dxa" w:w="5112"/>
-          </w:tcPr>
-          <w:p>
-            <w:r>
-              <w:t>3. Predicted categories</w:t>
-            </w:r>
-          </w:p>
-        </w:tc>
-        <w:tc>
-          <w:tcPr>
-            <w:tcW w:type="dxa" w:w="5112"/>
-          </w:tcPr>
-          <w:p>
-            <w:r>
-              <w:t>Estimated classes are short, short, tall: 2/3 correct.</w:t>
-            </w:r>
-          </w:p>
-        </w:tc>
-      </w:tr>
-    </w:tbl>
-    <w:p>
-      <w:r>
-        <w:t>Match each pictured step to the supplied facts. This is a worked teaching case, not an independent assessment.</w:t>
+        <w:t>Why this result follows</w:t>
       </w:r>
     </w:p>
     <w:p>
@@ -2307,7 +2681,7 @@
         <w:pStyle w:val="Heading3"/>
       </w:pPr>
       <w:r>
-        <w:t>Why this result follows</w:t>
+        <w:t>What this example does not establish</w:t>
       </w:r>
     </w:p>
     <w:p>
@@ -2315,55 +2689,457 @@
         <w:pStyle w:val="Heading3"/>
       </w:pPr>
       <w:r>
-        <w:t>Why the result follows</w:t>
+        <w:t>Change one thing in the pictured case</w:t>
+      </w:r>
+    </w:p>
+    <w:p>
+      <w:pPr>
+        <w:pStyle w:val="Heading3"/>
+      </w:pPr>
+      <w:r>
+        <w:t>Ask while showing the picture</w:t>
+      </w:r>
+    </w:p>
+    <w:p>
+      <w:pPr>
+        <w:pStyle w:val="Heading1"/>
+      </w:pPr>
+      <w:r>
+        <w:t>03. Guide the calculation, then remove help</w:t>
+      </w:r>
+    </w:p>
+    <w:p>
+      <w:r>
+        <w:t>Collect each learner’s prediction before showing its key.</w:t>
+      </w:r>
+    </w:p>
+    <w:p>
+      <w:pPr>
+        <w:pStyle w:val="Heading2"/>
+      </w:pPr>
+      <w:r>
+        <w:t>Current completion task and checked key</w:t>
       </w:r>
     </w:p>
     <w:p>
       <w:pPr>
         <w:spacing w:line="336" w:lineRule="auto" w:after="180"/>
-        <w:shd w:fill="F1F6FC"/>
-      </w:pPr>
-      <w:r>
-        <w:rPr>
-          <w:b w:val="0"/>
-        </w:rPr>
-        <w:t xml:space="preserve">Read the picture in order. Estimated </w:t>
+      </w:pPr>
+      <w:r>
+        <w:rPr>
+          <w:b w:val="0"/>
+        </w:rPr>
+        <w:t xml:space="preserve">Completion task: For actual 14 minutes and estimate </w:t>
       </w:r>
       <w:r>
         <w:rPr>
           <w:b/>
         </w:rPr>
+        <w:t>12 minutes</w:t>
+      </w:r>
+      <w:r>
+        <w:rPr>
+          <w:b w:val="0"/>
+        </w:rPr>
+        <w:t xml:space="preserve">, calculate </w:t>
+      </w:r>
+      <w:r>
+        <w:rPr>
+          <w:b/>
+        </w:rPr>
+        <w:t>absolute error</w:t>
+      </w:r>
+      <w:r>
+        <w:rPr>
+          <w:b w:val="0"/>
+        </w:rPr>
+        <w:t xml:space="preserve"> and both slow categories using greater than 10. Explain why a correct category does not mean an exact duration.</w:t>
+      </w:r>
+    </w:p>
+    <w:p>
+      <w:pPr>
+        <w:spacing w:line="336" w:lineRule="auto" w:after="180"/>
+      </w:pPr>
+      <w:r>
+        <w:rPr>
+          <w:b w:val="0"/>
+        </w:rPr>
+        <w:t xml:space="preserve">Teacher check: </w:t>
+      </w:r>
+      <w:r>
+        <w:rPr>
+          <w:b/>
+        </w:rPr>
+        <w:t>Absolute error</w:t>
+      </w:r>
+      <w:r>
+        <w:rPr>
+          <w:b w:val="0"/>
+        </w:rPr>
+        <w:t xml:space="preserve"> is 2 minutes. Both actual and predicted categories are 1, so the category matches even though the duration estimate is 2 minutes too low.</w:t>
+      </w:r>
+    </w:p>
+    <w:p>
+      <w:pPr>
+        <w:spacing w:line="336" w:lineRule="auto" w:after="180"/>
+      </w:pPr>
+      <w:r>
+        <w:rPr>
+          <w:b w:val="0"/>
+        </w:rPr>
+        <w:t xml:space="preserve">Start by identifying the given </w:t>
+      </w:r>
+      <w:r>
+        <w:rPr>
+          <w:b/>
+        </w:rPr>
+        <w:t>input</w:t>
+      </w:r>
+      <w:r>
+        <w:rPr>
+          <w:b w:val="0"/>
+        </w:rPr>
+        <w:t>s together. Leave the intermediate steps blank. If needed, model one step, then withdraw that help on the next step. Move to a full trace only when the partial trace is understood.</w:t>
+      </w:r>
+    </w:p>
+    <w:p>
+      <w:pPr>
+        <w:spacing w:line="336" w:lineRule="auto" w:after="180"/>
+      </w:pPr>
+      <w:r>
+        <w:rPr>
+          <w:b w:val="0"/>
+        </w:rPr>
+        <w:t>For partners, alternate explainer and checker; collect a response from every learner before discussion.</w:t>
+      </w:r>
+    </w:p>
+    <w:p>
+      <w:pPr>
+        <w:pStyle w:val="Heading2"/>
+      </w:pPr>
+      <w:r>
+        <w:t>Individual misconception check</w:t>
+      </w:r>
+    </w:p>
+    <w:p>
+      <w:pPr>
+        <w:spacing w:line="336" w:lineRule="auto" w:after="180"/>
+      </w:pPr>
+      <w:r>
+        <w:rPr>
+          <w:b w:val="0"/>
+        </w:rPr>
+        <w:t xml:space="preserve">Use the worked case for </w:t>
+      </w:r>
+      <w:r>
+        <w:rPr>
+          <w:b/>
+        </w:rPr>
+        <w:t>Classification</w:t>
+      </w:r>
+      <w:r>
+        <w:rPr>
+          <w:b w:val="0"/>
+        </w:rPr>
+        <w:t xml:space="preserve"> and </w:t>
+      </w:r>
+      <w:r>
+        <w:rPr>
+          <w:b/>
+        </w:rPr>
+        <w:t>regression</w:t>
+      </w:r>
+      <w:r>
+        <w:rPr>
+          <w:b w:val="0"/>
+        </w:rPr>
+        <w:t xml:space="preserve">. Proposed explanation: “Numbers always mean </w:t>
+      </w:r>
+      <w:r>
+        <w:rPr>
+          <w:b/>
+        </w:rPr>
+        <w:t>regression</w:t>
+      </w:r>
+      <w:r>
+        <w:rPr>
+          <w:b w:val="0"/>
+        </w:rPr>
+        <w:t>”. Decide whether this explanation is supported.</w:t>
+      </w:r>
+    </w:p>
+    <w:p>
+      <w:pPr>
+        <w:spacing w:line="336" w:lineRule="auto" w:after="180"/>
+      </w:pPr>
+      <w:r>
+        <w:rPr>
+          <w:b w:val="0"/>
+        </w:rPr>
+        <w:t>Point to the step or supplied fact that decides; explain your repair if needed.</w:t>
+      </w:r>
+    </w:p>
+    <w:p>
+      <w:pPr>
+        <w:spacing w:line="336" w:lineRule="auto" w:after="180"/>
+      </w:pPr>
+      <w:r>
+        <w:rPr>
+          <w:b w:val="0"/>
+        </w:rPr>
+        <w:t>Expected correction: Category codes remain categories. Ask what a difference between the numbers would mean in the task.</w:t>
+      </w:r>
+    </w:p>
+    <w:p>
+      <w:pPr>
+        <w:spacing w:line="336" w:lineRule="auto" w:after="180"/>
+      </w:pPr>
+      <w:r>
+        <w:rPr>
+          <w:b w:val="0"/>
+        </w:rPr>
+        <w:t xml:space="preserve">Collect explanations, not only yes/no votes. If a misunderstanding is common, re-model the relevant step for the </w:t>
+      </w:r>
+      <w:r>
+        <w:rPr>
+          <w:b/>
+        </w:rPr>
         <w:t>class</w:t>
       </w:r>
       <w:r>
         <w:rPr>
           <w:b w:val="0"/>
         </w:rPr>
-        <w:t xml:space="preserve">es are short, short, tall: 2/3 correct. The arrows show which recorded </w:t>
+        <w:t>.</w:t>
+      </w:r>
+    </w:p>
+    <w:p>
+      <w:pPr>
+        <w:spacing w:line="336" w:lineRule="auto" w:after="180"/>
+      </w:pPr>
+      <w:r>
+        <w:rPr>
+          <w:b w:val="0"/>
+        </w:rPr>
+        <w:t>If it affects a few learners, give a short targeted group explanation while others solve a more demanding variation.</w:t>
+      </w:r>
+    </w:p>
+    <w:p>
+      <w:pPr>
+        <w:pStyle w:val="Heading2"/>
+      </w:pPr>
+      <w:r>
+        <w:t>Pictorial question and changed-case reasoning</w:t>
+      </w:r>
+    </w:p>
+    <w:p>
+      <w:pPr>
+        <w:spacing w:line="336" w:lineRule="auto" w:after="180"/>
+      </w:pPr>
+      <w:r>
+        <w:rPr>
+          <w:b w:val="0"/>
+        </w:rPr>
+        <w:t xml:space="preserve">Did </w:t>
       </w:r>
       <w:r>
         <w:rPr>
           <w:b/>
         </w:rPr>
+        <w:t>regression</w:t>
+      </w:r>
+      <w:r>
+        <w:rPr>
+          <w:b w:val="0"/>
+        </w:rPr>
+        <w:t xml:space="preserve"> MAE improve when the boundary changed? Point to the relevant step in the picture, then write the changed result and the rule or </w:t>
+      </w:r>
+      <w:r>
+        <w:rPr>
+          <w:b/>
+        </w:rPr>
+        <w:t>evidence</w:t>
+      </w:r>
+      <w:r>
+        <w:rPr>
+          <w:b w:val="0"/>
+        </w:rPr>
+        <w:t xml:space="preserve"> that supports it.</w:t>
+      </w:r>
+    </w:p>
+    <w:p>
+      <w:pPr>
+        <w:spacing w:line="336" w:lineRule="auto" w:after="180"/>
+      </w:pPr>
+      <w:r>
+        <w:rPr>
+          <w:b w:val="0"/>
+        </w:rPr>
+        <w:t xml:space="preserve">No. MAE remains 1 cm. Category agreement rose because the </w:t>
+      </w:r>
+      <w:r>
+        <w:rPr>
+          <w:b/>
+        </w:rPr>
+        <w:t>class</w:t>
+      </w:r>
+      <w:r>
+        <w:rPr>
+          <w:b w:val="0"/>
+        </w:rPr>
+        <w:t xml:space="preserve"> boundary changed, not because </w:t>
+      </w:r>
+      <w:r>
+        <w:rPr>
+          <w:b/>
+        </w:rPr>
+        <w:t>prediction</w:t>
+      </w:r>
+      <w:r>
+        <w:rPr>
+          <w:b w:val="0"/>
+        </w:rPr>
+        <w:t>s became numerically closer.</w:t>
+      </w:r>
+    </w:p>
+    <w:p>
+      <w:pPr>
+        <w:spacing w:line="336" w:lineRule="auto" w:after="180"/>
+      </w:pPr>
+      <w:r>
+        <w:rPr>
+          <w:b w:val="0"/>
+        </w:rPr>
+        <w:t>Changed-case check: Actual and estimated categories both become short, short, tall: 3/3 correct. The numerical estimates did not improve; the decision definition changed.</w:t>
+      </w:r>
+    </w:p>
+    <w:p>
+      <w:pPr>
+        <w:spacing w:line="336" w:lineRule="auto" w:after="180"/>
+      </w:pPr>
+      <w:r>
+        <w:rPr>
+          <w:b w:val="0"/>
+        </w:rPr>
+        <w:t>Changed-case reasoning: Actual and estimated categories both become short, short, tall: 3/3 correct. The numerical estimates did not improve; the decision definition changed.</w:t>
+      </w:r>
+    </w:p>
+    <w:p>
+      <w:pPr>
+        <w:spacing w:line="336" w:lineRule="auto" w:after="180"/>
+      </w:pPr>
+      <w:r>
+        <w:rPr>
+          <w:b w:val="0"/>
+        </w:rPr>
+        <w:t xml:space="preserve">Collect each learner’s explanation before discussion. Use the first missing connection between </w:t>
+      </w:r>
+      <w:r>
+        <w:rPr>
+          <w:b/>
+        </w:rPr>
         <w:t>input</w:t>
       </w:r>
       <w:r>
         <w:rPr>
           <w:b w:val="0"/>
         </w:rPr>
-        <w:t xml:space="preserve"> or intermediate result each decision uses.</w:t>
+        <w:t xml:space="preserve">, deciding step and result to choose support. This question is worked-case practice, not fresh mastery </w:t>
+      </w:r>
+      <w:r>
+        <w:rPr>
+          <w:b/>
+        </w:rPr>
+        <w:t>evidence</w:t>
+      </w:r>
+      <w:r>
+        <w:rPr>
+          <w:b w:val="0"/>
+        </w:rPr>
+        <w:t>.</w:t>
+      </w:r>
+    </w:p>
+    <w:p>
+      <w:pPr>
+        <w:pStyle w:val="Heading2"/>
+      </w:pPr>
+      <w:r>
+        <w:t>Keep each learner explaining</w:t>
       </w:r>
     </w:p>
     <w:p>
       <w:pPr>
         <w:spacing w:line="336" w:lineRule="auto" w:after="180"/>
-        <w:shd w:fill="F1F6FC"/>
-      </w:pPr>
-      <w:r>
-        <w:rPr>
-          <w:b w:val="0"/>
-        </w:rPr>
-        <w:t>Explain the deciding step aloud before checking the changed case; pointing to the final answer alone does not show how it follows.</w:t>
+      </w:pPr>
+      <w:r>
+        <w:rPr>
+          <w:b w:val="0"/>
+        </w:rPr>
+        <w:t>Ask: Which facts are given, and which would we have to assume? Learners mark relevant details before discussing answers.</w:t>
+      </w:r>
+    </w:p>
+    <w:p>
+      <w:pPr>
+        <w:spacing w:line="336" w:lineRule="auto" w:after="180"/>
+      </w:pPr>
+      <w:r>
+        <w:rPr>
+          <w:b w:val="0"/>
+        </w:rPr>
+        <w:t>Say: Predict first. Show the rule, information path or calculation that would produce the result. A correct guess is not yet an explanation.</w:t>
+      </w:r>
+    </w:p>
+    <w:p>
+      <w:pPr>
+        <w:spacing w:line="336" w:lineRule="auto" w:after="180"/>
+      </w:pPr>
+      <w:r>
+        <w:rPr>
+          <w:b w:val="0"/>
+        </w:rPr>
+        <w:t xml:space="preserve">In pairs, one learner solves while the other checks </w:t>
+      </w:r>
+      <w:r>
+        <w:rPr>
+          <w:b/>
+        </w:rPr>
+        <w:t>evidence</w:t>
+      </w:r>
+      <w:r>
+        <w:rPr>
+          <w:b w:val="0"/>
+        </w:rPr>
+        <w:t>; exchange roles. Remove the worked answer before independent assessment.</w:t>
+      </w:r>
+    </w:p>
+    <w:p>
+      <w:pPr>
+        <w:pStyle w:val="Heading2"/>
+      </w:pPr>
+      <w:r>
+        <w:t>Earlier wording, alternatives and picture transcripts · reference / check after trying</w:t>
+      </w:r>
+    </w:p>
+    <w:p>
+      <w:pPr>
+        <w:spacing w:line="336" w:lineRule="auto" w:after="180"/>
+      </w:pPr>
+      <w:r>
+        <w:rPr>
+          <w:b w:val="0"/>
+        </w:rPr>
+        <w:t>Compact alternative: this two-session sequence covers selected core tasks. Use the three-session weekly plan for the full lesson, independent transfer, feedback and project work; allow extra time for extensions.</w:t>
+      </w:r>
+    </w:p>
+    <w:p>
+      <w:pPr>
+        <w:spacing w:line="336" w:lineRule="auto" w:after="180"/>
+      </w:pPr>
+      <w:r>
+        <w:rPr>
+          <w:b w:val="0"/>
+        </w:rPr>
+        <w:t>Demonstrate and guide practice</w:t>
       </w:r>
     </w:p>
     <w:p>
@@ -2371,7 +3147,159 @@
         <w:pStyle w:val="Heading3"/>
       </w:pPr>
       <w:r>
-        <w:t>What this example does not establish</w:t>
+        <w:t>Board sequence</w:t>
+      </w:r>
+    </w:p>
+    <w:p>
+      <w:pPr>
+        <w:spacing w:line="336" w:lineRule="auto" w:after="180"/>
+      </w:pPr>
+      <w:r>
+        <w:rPr>
+          <w:b w:val="0"/>
+        </w:rPr>
+        <w:t>Write the given facts: Task A predicts healthy/spotted; B predicts next week's height in cm.</w:t>
+      </w:r>
+    </w:p>
+    <w:p>
+      <w:pPr>
+        <w:spacing w:line="336" w:lineRule="auto" w:after="180"/>
+      </w:pPr>
+      <w:r>
+        <w:rPr>
+          <w:b w:val="0"/>
+        </w:rPr>
+        <w:t xml:space="preserve">Write the question to explain: Choose task and </w:t>
+      </w:r>
+      <w:r>
+        <w:rPr>
+          <w:b/>
+        </w:rPr>
+        <w:t>output</w:t>
+      </w:r>
+      <w:r>
+        <w:rPr>
+          <w:b w:val="0"/>
+        </w:rPr>
+        <w:t xml:space="preserve"> types.</w:t>
+      </w:r>
+    </w:p>
+    <w:p>
+      <w:pPr>
+        <w:spacing w:line="336" w:lineRule="auto" w:after="180"/>
+      </w:pPr>
+      <w:r>
+        <w:rPr>
+          <w:b w:val="0"/>
+        </w:rPr>
+        <w:t xml:space="preserve">Reveal after </w:t>
+      </w:r>
+      <w:r>
+        <w:rPr>
+          <w:b/>
+        </w:rPr>
+        <w:t>prediction</w:t>
+      </w:r>
+      <w:r>
+        <w:rPr>
+          <w:b w:val="0"/>
+        </w:rPr>
+        <w:t xml:space="preserve">s: A is </w:t>
+      </w:r>
+      <w:r>
+        <w:rPr>
+          <w:b/>
+        </w:rPr>
+        <w:t>classification</w:t>
+      </w:r>
+      <w:r>
+        <w:rPr>
+          <w:b w:val="0"/>
+        </w:rPr>
+        <w:t xml:space="preserve"> with categorical </w:t>
+      </w:r>
+      <w:r>
+        <w:rPr>
+          <w:b/>
+        </w:rPr>
+        <w:t>output</w:t>
+      </w:r>
+      <w:r>
+        <w:rPr>
+          <w:b w:val="0"/>
+        </w:rPr>
+        <w:t xml:space="preserve">; B is </w:t>
+      </w:r>
+      <w:r>
+        <w:rPr>
+          <w:b/>
+        </w:rPr>
+        <w:t>regression</w:t>
+      </w:r>
+      <w:r>
+        <w:rPr>
+          <w:b w:val="0"/>
+        </w:rPr>
+        <w:t xml:space="preserve"> with numeric </w:t>
+      </w:r>
+      <w:r>
+        <w:rPr>
+          <w:b/>
+        </w:rPr>
+        <w:t>output</w:t>
+      </w:r>
+      <w:r>
+        <w:rPr>
+          <w:b w:val="0"/>
+        </w:rPr>
+        <w:t xml:space="preserve"> and units. Numeric </w:t>
+      </w:r>
+      <w:r>
+        <w:rPr>
+          <w:b/>
+        </w:rPr>
+        <w:t>class</w:t>
+      </w:r>
+      <w:r>
+        <w:rPr>
+          <w:b w:val="0"/>
+        </w:rPr>
+        <w:t xml:space="preserve"> codes do not make </w:t>
+      </w:r>
+      <w:r>
+        <w:rPr>
+          <w:b/>
+        </w:rPr>
+        <w:t>classification</w:t>
+      </w:r>
+      <w:r>
+        <w:rPr>
+          <w:b w:val="0"/>
+        </w:rPr>
+        <w:t xml:space="preserve"> </w:t>
+      </w:r>
+      <w:r>
+        <w:rPr>
+          <w:b/>
+        </w:rPr>
+        <w:t>regression</w:t>
+      </w:r>
+      <w:r>
+        <w:rPr>
+          <w:b w:val="0"/>
+        </w:rPr>
+        <w:t>.</w:t>
+      </w:r>
+    </w:p>
+    <w:p>
+      <w:pPr>
+        <w:spacing w:line="336" w:lineRule="auto" w:after="180"/>
+      </w:pPr>
+      <w:r>
+        <w:rPr>
+          <w:b w:val="0"/>
+        </w:rPr>
+        <w:t>Use the earlier transfer question as additional practice. Reserve Compare the new print-job evidence independently for the first individual attempt and record support used.</w:t>
       </w:r>
     </w:p>
     <w:p>
@@ -2379,496 +3307,18 @@
         <w:pStyle w:val="Heading3"/>
       </w:pPr>
       <w:r>
-        <w:t>Keep the stated limit</w:t>
+        <w:t>Classroom dialogue</w:t>
       </w:r>
     </w:p>
     <w:p>
       <w:pPr>
         <w:spacing w:line="336" w:lineRule="auto" w:after="180"/>
-        <w:shd w:fill="FFF5E6"/>
-      </w:pPr>
-      <w:r>
-        <w:rPr>
-          <w:b/>
-        </w:rPr>
-        <w:t>Regression</w:t>
-      </w:r>
-      <w:r>
-        <w:rPr>
-          <w:b w:val="0"/>
-        </w:rPr>
-        <w:t xml:space="preserve"> error and category accuracy measure different targets; neither alone covers every use consequence.</w:t>
-      </w:r>
-    </w:p>
-    <w:p>
-      <w:pPr>
-        <w:pStyle w:val="Heading3"/>
-      </w:pPr>
-      <w:r>
-        <w:t>Change one thing in the pictured case</w:t>
-      </w:r>
-    </w:p>
-    <w:p>
-      <w:pPr>
-        <w:pStyle w:val="Heading3"/>
-      </w:pPr>
-      <w:r>
-        <w:t>Change one thing</w:t>
-      </w:r>
-    </w:p>
-    <w:p>
-      <w:pPr>
-        <w:spacing w:line="336" w:lineRule="auto" w:after="180"/>
-        <w:shd w:fill="F5F1FB"/>
-      </w:pPr>
-      <w:r>
-        <w:rPr>
-          <w:b w:val="0"/>
-        </w:rPr>
-        <w:t>Change: Change the category boundary to strictly greater than 7 cm.</w:t>
-      </w:r>
-    </w:p>
-    <w:p>
-      <w:pPr>
-        <w:pStyle w:val="Heading3"/>
-      </w:pPr>
-      <w:r>
-        <w:t>Predicted result</w:t>
-      </w:r>
-    </w:p>
-    <w:p>
-      <w:pPr>
-        <w:spacing w:line="336" w:lineRule="auto" w:after="180"/>
-        <w:shd w:fill="F1F6FC"/>
-      </w:pPr>
-      <w:r>
-        <w:rPr>
-          <w:b/>
-        </w:rPr>
-        <w:t>Prediction</w:t>
-      </w:r>
-      <w:r>
-        <w:rPr>
-          <w:b w:val="0"/>
-        </w:rPr>
-        <w:t>: Actual and estimated categories both become short, short, tall: 3/3 correct.</w:t>
-      </w:r>
-    </w:p>
-    <w:p>
-      <w:pPr>
-        <w:pStyle w:val="Heading3"/>
-      </w:pPr>
-      <w:r>
-        <w:t>Why the result follows</w:t>
-      </w:r>
-    </w:p>
-    <w:p>
-      <w:pPr>
-        <w:spacing w:line="336" w:lineRule="auto" w:after="180"/>
-        <w:shd w:fill="F1F6FC"/>
-      </w:pPr>
-      <w:r>
-        <w:rPr>
-          <w:b w:val="0"/>
-        </w:rPr>
-        <w:t>Reason: The numerical estimates did not improve; the decision definition changed.</w:t>
-      </w:r>
-    </w:p>
-    <w:p>
-      <w:pPr>
-        <w:pStyle w:val="Heading3"/>
-      </w:pPr>
-      <w:r>
-        <w:t>Ask while showing the picture</w:t>
-      </w:r>
-    </w:p>
-    <w:p>
-      <w:pPr>
-        <w:pStyle w:val="Heading3"/>
-      </w:pPr>
-      <w:r>
-        <w:t>Ask while showing the picture · 6</w:t>
-      </w:r>
-    </w:p>
-    <w:p>
-      <w:pPr>
-        <w:spacing w:line="336" w:lineRule="auto" w:after="180"/>
-      </w:pPr>
-      <w:r>
-        <w:rPr>
-          <w:b w:val="0"/>
-        </w:rPr>
-        <w:t xml:space="preserve">Cover the result. Ask learners to name the </w:t>
-      </w:r>
-      <w:r>
-        <w:rPr>
-          <w:b/>
-        </w:rPr>
-        <w:t>input</w:t>
-      </w:r>
-      <w:r>
-        <w:rPr>
-          <w:b w:val="0"/>
-        </w:rPr>
-        <w:t xml:space="preserve">s and predict the next step. Uncover one step, connect the icon to the actual procedure, and explain its </w:t>
-      </w:r>
-      <w:r>
-        <w:rPr>
-          <w:b/>
-        </w:rPr>
-        <w:t>evidence</w:t>
-      </w:r>
-      <w:r>
-        <w:rPr>
-          <w:b w:val="0"/>
-        </w:rPr>
-        <w:t>. Then change the supplied condition and compare.</w:t>
-      </w:r>
-    </w:p>
-    <w:p>
-      <w:pPr>
-        <w:spacing w:line="336" w:lineRule="auto" w:after="180"/>
-      </w:pPr>
-      <w:r>
-        <w:rPr>
-          <w:b w:val="0"/>
-        </w:rPr>
-        <w:t>The picture is a representation; it does not document execution of a real AI model.</w:t>
-      </w:r>
-    </w:p>
-    <w:p>
-      <w:pPr>
-        <w:pStyle w:val="Heading1"/>
-      </w:pPr>
-      <w:r>
-        <w:t>03. Demonstrate and guide practice</w:t>
-      </w:r>
-    </w:p>
-    <w:p>
-      <w:r>
-        <w:t>Demonstrate Classification or Regression?, reduce support deliberately and check individual reasoning before discussing answers.</w:t>
-      </w:r>
-    </w:p>
-    <w:p>
-      <w:pPr>
-        <w:pStyle w:val="Heading3"/>
-      </w:pPr>
-      <w:r>
-        <w:t>Choose the pacing route</w:t>
-      </w:r>
-    </w:p>
-    <w:p>
-      <w:pPr>
-        <w:spacing w:line="336" w:lineRule="auto" w:after="180"/>
-        <w:shd w:fill="F1F6F8"/>
-      </w:pPr>
-      <w:r>
-        <w:rPr>
-          <w:b w:val="0"/>
-        </w:rPr>
-        <w:t>Compact alternative: this two-session sequence covers selected core tasks. Use the three-session weekly plan for the full lesson, independent transfer, feedback and project work; allow extra time for extensions.</w:t>
-      </w:r>
-    </w:p>
-    <w:p>
-      <w:pPr>
-        <w:pStyle w:val="Heading3"/>
-      </w:pPr>
-      <w:r>
-        <w:t>Board sequence</w:t>
-      </w:r>
-    </w:p>
-    <w:p>
-      <w:pPr>
-        <w:pStyle w:val="Heading3"/>
-      </w:pPr>
-      <w:r>
-        <w:t>1. Put the facts on the board</w:t>
-      </w:r>
-    </w:p>
-    <w:p>
-      <w:pPr>
-        <w:spacing w:line="336" w:lineRule="auto" w:after="180"/>
-        <w:shd w:fill="F4F9FC"/>
-      </w:pPr>
-      <w:r>
-        <w:rPr>
-          <w:b w:val="0"/>
-        </w:rPr>
-        <w:t>Write the given facts: Task A predicts healthy/spotted; B predicts next week's height in cm.</w:t>
-      </w:r>
-    </w:p>
-    <w:p>
-      <w:pPr>
-        <w:pStyle w:val="Heading3"/>
-      </w:pPr>
-      <w:r>
-        <w:t>2. State the decision to explain</w:t>
-      </w:r>
-    </w:p>
-    <w:p>
-      <w:pPr>
-        <w:spacing w:line="336" w:lineRule="auto" w:after="180"/>
-        <w:shd w:fill="F4F9FC"/>
-      </w:pPr>
-      <w:r>
-        <w:rPr>
-          <w:b w:val="0"/>
-        </w:rPr>
-        <w:t xml:space="preserve">Write the question to explain: Choose task and </w:t>
-      </w:r>
-      <w:r>
-        <w:rPr>
-          <w:b/>
-        </w:rPr>
-        <w:t>output</w:t>
-      </w:r>
-      <w:r>
-        <w:rPr>
-          <w:b w:val="0"/>
-        </w:rPr>
-        <w:t xml:space="preserve"> types.</w:t>
-      </w:r>
-    </w:p>
-    <w:p>
-      <w:pPr>
-        <w:pStyle w:val="Heading3"/>
-      </w:pPr>
-      <w:r>
-        <w:t>3. Reveal the worked reasoning</w:t>
-      </w:r>
-    </w:p>
-    <w:p>
-      <w:pPr>
-        <w:spacing w:line="336" w:lineRule="auto" w:after="180"/>
-        <w:shd w:fill="F1F6FC"/>
-      </w:pPr>
-      <w:r>
-        <w:rPr>
-          <w:b w:val="0"/>
-        </w:rPr>
-        <w:t xml:space="preserve">Reveal after </w:t>
-      </w:r>
-      <w:r>
-        <w:rPr>
-          <w:b/>
-        </w:rPr>
-        <w:t>prediction</w:t>
-      </w:r>
-      <w:r>
-        <w:rPr>
-          <w:b w:val="0"/>
-        </w:rPr>
-        <w:t xml:space="preserve">s: A is </w:t>
-      </w:r>
-      <w:r>
-        <w:rPr>
-          <w:b/>
-        </w:rPr>
-        <w:t>classification</w:t>
-      </w:r>
-      <w:r>
-        <w:rPr>
-          <w:b w:val="0"/>
-        </w:rPr>
-        <w:t xml:space="preserve"> with categorical </w:t>
-      </w:r>
-      <w:r>
-        <w:rPr>
-          <w:b/>
-        </w:rPr>
-        <w:t>output</w:t>
-      </w:r>
-      <w:r>
-        <w:rPr>
-          <w:b w:val="0"/>
-        </w:rPr>
-        <w:t xml:space="preserve">; B is </w:t>
-      </w:r>
-      <w:r>
-        <w:rPr>
-          <w:b/>
-        </w:rPr>
-        <w:t>regression</w:t>
-      </w:r>
-      <w:r>
-        <w:rPr>
-          <w:b w:val="0"/>
-        </w:rPr>
-        <w:t xml:space="preserve"> with numeric </w:t>
-      </w:r>
-      <w:r>
-        <w:rPr>
-          <w:b/>
-        </w:rPr>
-        <w:t>output</w:t>
-      </w:r>
-      <w:r>
-        <w:rPr>
-          <w:b w:val="0"/>
-        </w:rPr>
-        <w:t xml:space="preserve"> and units. Numeric </w:t>
-      </w:r>
-      <w:r>
-        <w:rPr>
-          <w:b/>
-        </w:rPr>
-        <w:t>class</w:t>
-      </w:r>
-      <w:r>
-        <w:rPr>
-          <w:b w:val="0"/>
-        </w:rPr>
-        <w:t xml:space="preserve"> codes do not make </w:t>
-      </w:r>
-      <w:r>
-        <w:rPr>
-          <w:b/>
-        </w:rPr>
-        <w:t>classification</w:t>
-      </w:r>
-      <w:r>
-        <w:rPr>
-          <w:b w:val="0"/>
-        </w:rPr>
-        <w:t xml:space="preserve"> </w:t>
-      </w:r>
-      <w:r>
-        <w:rPr>
-          <w:b/>
-        </w:rPr>
-        <w:t>regression</w:t>
-      </w:r>
-      <w:r>
-        <w:rPr>
-          <w:b w:val="0"/>
-        </w:rPr>
-        <w:t>.</w:t>
-      </w:r>
-    </w:p>
-    <w:p>
-      <w:pPr>
-        <w:pStyle w:val="Heading3"/>
-      </w:pPr>
-      <w:r>
-        <w:t>Hold back the independent task</w:t>
-      </w:r>
-    </w:p>
-    <w:p>
-      <w:pPr>
-        <w:spacing w:line="336" w:lineRule="auto" w:after="180"/>
-        <w:shd w:fill="F5F1FB"/>
-      </w:pPr>
-      <w:r>
-        <w:rPr>
-          <w:b w:val="0"/>
-        </w:rPr>
-        <w:t xml:space="preserve">Keep for an independent attempt: Task A predicts whether a plant is fern or grass. Task B predicts its height in centimetres. Which is </w:t>
-      </w:r>
-      <w:r>
-        <w:rPr>
-          <w:b/>
-        </w:rPr>
-        <w:t>classification</w:t>
-      </w:r>
-      <w:r>
-        <w:rPr>
-          <w:b w:val="0"/>
-        </w:rPr>
-        <w:t xml:space="preserve"> and which is </w:t>
-      </w:r>
-      <w:r>
-        <w:rPr>
-          <w:b/>
-        </w:rPr>
-        <w:t>regression</w:t>
-      </w:r>
-      <w:r>
-        <w:rPr>
-          <w:b w:val="0"/>
-        </w:rPr>
-        <w:t>?</w:t>
-      </w:r>
-    </w:p>
-    <w:p>
-      <w:pPr>
-        <w:pStyle w:val="Heading3"/>
-      </w:pPr>
-      <w:r>
-        <w:t>Classroom dialogue</w:t>
-      </w:r>
-    </w:p>
-    <w:p>
-      <w:pPr>
-        <w:pStyle w:val="Heading3"/>
-      </w:pPr>
-      <w:r>
-        <w:t>Ask the class</w:t>
-      </w:r>
-    </w:p>
-    <w:p>
-      <w:pPr>
-        <w:spacing w:line="336" w:lineRule="auto" w:after="180"/>
-        <w:shd w:fill="F5F1FB"/>
-      </w:pPr>
-      <w:r>
-        <w:rPr>
-          <w:b w:val="0"/>
-        </w:rPr>
-        <w:t>Ask: Which facts are given, and which would we have to assume? Learners mark relevant details before discussing answers.</w:t>
-      </w:r>
-    </w:p>
-    <w:p>
-      <w:pPr>
-        <w:pStyle w:val="Heading3"/>
-      </w:pPr>
-      <w:r>
-        <w:t>Language to model</w:t>
-      </w:r>
-    </w:p>
-    <w:p>
-      <w:pPr>
-        <w:spacing w:line="336" w:lineRule="auto" w:after="180"/>
-        <w:shd w:fill="F1F6F8"/>
-      </w:pPr>
-      <w:r>
-        <w:rPr>
-          <w:b w:val="0"/>
-        </w:rPr>
-        <w:t>Say: Predict first. Show the rule, information path or calculation that would produce the result. A correct guess is not yet an explanation.</w:t>
-      </w:r>
-    </w:p>
-    <w:p>
-      <w:pPr>
-        <w:spacing w:line="336" w:lineRule="auto" w:after="180"/>
       </w:pPr>
       <w:r>
         <w:rPr>
           <w:b w:val="0"/>
         </w:rPr>
         <w:t>Reveal reasoning one step at a time. Explain why a tempting alternative fails. Write units and denominators for arithmetic, trace conditions for decisions, and identify supporting sources for claims.</w:t>
-      </w:r>
-    </w:p>
-    <w:p>
-      <w:pPr>
-        <w:spacing w:line="336" w:lineRule="auto" w:after="180"/>
-      </w:pPr>
-      <w:r>
-        <w:rPr>
-          <w:b w:val="0"/>
-        </w:rPr>
-        <w:t xml:space="preserve">In pairs, one learner solves while the other checks </w:t>
-      </w:r>
-      <w:r>
-        <w:rPr>
-          <w:b/>
-        </w:rPr>
-        <w:t>evidence</w:t>
-      </w:r>
-      <w:r>
-        <w:rPr>
-          <w:b w:val="0"/>
-        </w:rPr>
-        <w:t>; exchange roles. Remove the worked answer before independent assessment.</w:t>
       </w:r>
     </w:p>
     <w:p>
@@ -3158,510 +3608,122 @@
         <w:pStyle w:val="Heading3"/>
       </w:pPr>
       <w:r>
-        <w:t>Completion practice</w:t>
+        <w:t>Individual reasoning check</w:t>
+      </w:r>
+    </w:p>
+    <w:p>
+      <w:pPr>
+        <w:pStyle w:val="Heading3"/>
+      </w:pPr>
+      <w:r>
+        <w:t>Pictorial practice question</w:t>
+      </w:r>
+    </w:p>
+    <w:p>
+      <w:pPr>
+        <w:pStyle w:val="Heading3"/>
+      </w:pPr>
+      <w:r>
+        <w:t>Reasoned teacher answer</w:t>
+      </w:r>
+    </w:p>
+    <w:p>
+      <w:pPr>
+        <w:pStyle w:val="Heading1"/>
+      </w:pPr>
+      <w:r>
+        <w:t>04. Run the complete supplied investigation</w:t>
+      </w:r>
+    </w:p>
+    <w:p>
+      <w:r>
+        <w:t>Keep predictions, observed or supplied outcomes and unmeasured cases separate.</w:t>
+      </w:r>
+    </w:p>
+    <w:p>
+      <w:pPr>
+        <w:pStyle w:val="Heading2"/>
+      </w:pPr>
+      <w:r>
+        <w:t>Supplied inputs and checked guidance</w:t>
       </w:r>
     </w:p>
     <w:p>
       <w:pPr>
         <w:spacing w:line="336" w:lineRule="auto" w:after="180"/>
-        <w:shd w:fill="F5F1FB"/>
-      </w:pPr>
-      <w:r>
-        <w:rPr>
-          <w:b w:val="0"/>
-        </w:rPr>
-        <w:t xml:space="preserve">Completion task: For actual 14 minutes and estimate </w:t>
-      </w:r>
-      <w:r>
-        <w:rPr>
-          <w:b/>
-        </w:rPr>
-        <w:t>12 minutes</w:t>
-      </w:r>
-      <w:r>
-        <w:rPr>
-          <w:b w:val="0"/>
-        </w:rPr>
-        <w:t xml:space="preserve">, calculate </w:t>
-      </w:r>
-      <w:r>
-        <w:rPr>
-          <w:b/>
-        </w:rPr>
-        <w:t>absolute error</w:t>
-      </w:r>
-      <w:r>
-        <w:rPr>
-          <w:b w:val="0"/>
-        </w:rPr>
-        <w:t xml:space="preserve"> and both slow categories using greater than 10. Explain why a correct category does not mean an exact duration.</w:t>
-      </w:r>
-    </w:p>
-    <w:p>
-      <w:pPr>
-        <w:pStyle w:val="Heading3"/>
-      </w:pPr>
-      <w:r>
-        <w:t>Reasoning to listen for</w:t>
+      </w:pPr>
+      <w:r>
+        <w:rPr>
+          <w:b w:val="0"/>
+        </w:rPr>
+        <w:t>Clinic: 1 healthy/spotted classification; 2 height quantity regression; 3 route codes classification; 4 box-count quantity regression under declared discrepancy meaning; 5 vague target needs definition; 6 ordered class classification. Height probes MAE 1 cm unchanged while category 2/3→3/3 under new cutoff; reject incomplete pairing or mismatched units.</w:t>
       </w:r>
     </w:p>
     <w:p>
       <w:pPr>
         <w:spacing w:line="336" w:lineRule="auto" w:after="180"/>
-        <w:shd w:fill="F1F6FC"/>
-      </w:pPr>
-      <w:r>
-        <w:rPr>
-          <w:b w:val="0"/>
-        </w:rPr>
-        <w:t xml:space="preserve">Teacher check: </w:t>
-      </w:r>
-      <w:r>
-        <w:rPr>
-          <w:b/>
-        </w:rPr>
-        <w:t>Absolute error</w:t>
-      </w:r>
-      <w:r>
-        <w:rPr>
-          <w:b w:val="0"/>
-        </w:rPr>
-        <w:t xml:space="preserve"> is 2 minutes. Both actual and predicted categories are 1, so the category matches even though the duration estimate is 2 minutes too low.</w:t>
-      </w:r>
-    </w:p>
-    <w:p>
-      <w:pPr>
-        <w:spacing w:line="336" w:lineRule="auto" w:after="180"/>
-      </w:pPr>
-      <w:r>
-        <w:rPr>
-          <w:b w:val="0"/>
-        </w:rPr>
-        <w:t xml:space="preserve">Start by identifying the given </w:t>
-      </w:r>
-      <w:r>
-        <w:rPr>
-          <w:b/>
-        </w:rPr>
-        <w:t>input</w:t>
-      </w:r>
-      <w:r>
-        <w:rPr>
-          <w:b w:val="0"/>
-        </w:rPr>
-        <w:t>s together. Leave the intermediate steps blank. If needed, model one step, then withdraw that help on the next step. Move to a full trace only when the partial trace is understood.</w:t>
-      </w:r>
-    </w:p>
-    <w:p>
-      <w:pPr>
-        <w:spacing w:line="336" w:lineRule="auto" w:after="180"/>
-      </w:pPr>
-      <w:r>
-        <w:rPr>
-          <w:b w:val="0"/>
-        </w:rPr>
-        <w:t>For partners, alternate explainer and checker; collect a response from every learner before discussion.</w:t>
-      </w:r>
-    </w:p>
-    <w:p>
-      <w:pPr>
-        <w:pStyle w:val="Heading3"/>
-      </w:pPr>
-      <w:r>
-        <w:t>Individual reasoning check</w:t>
-      </w:r>
-    </w:p>
-    <w:p>
-      <w:pPr>
-        <w:spacing w:line="336" w:lineRule="auto" w:after="180"/>
-      </w:pPr>
-      <w:r>
-        <w:rPr>
-          <w:b w:val="0"/>
-        </w:rPr>
-        <w:t xml:space="preserve">Use the worked case for </w:t>
-      </w:r>
-      <w:r>
-        <w:rPr>
-          <w:b/>
-        </w:rPr>
-        <w:t>Classification</w:t>
-      </w:r>
-      <w:r>
-        <w:rPr>
-          <w:b w:val="0"/>
-        </w:rPr>
-        <w:t xml:space="preserve"> and </w:t>
-      </w:r>
-      <w:r>
-        <w:rPr>
-          <w:b/>
-        </w:rPr>
-        <w:t>regression</w:t>
-      </w:r>
-      <w:r>
-        <w:rPr>
-          <w:b w:val="0"/>
-        </w:rPr>
-        <w:t xml:space="preserve">. Proposed explanation: “Numbers always mean </w:t>
-      </w:r>
-      <w:r>
-        <w:rPr>
-          <w:b/>
-        </w:rPr>
-        <w:t>regression</w:t>
-      </w:r>
-      <w:r>
-        <w:rPr>
-          <w:b w:val="0"/>
-        </w:rPr>
-        <w:t>”. Decide whether this explanation is supported.</w:t>
-      </w:r>
-    </w:p>
-    <w:p>
-      <w:pPr>
-        <w:spacing w:line="336" w:lineRule="auto" w:after="180"/>
-      </w:pPr>
-      <w:r>
-        <w:rPr>
-          <w:b w:val="0"/>
-        </w:rPr>
-        <w:t>Point to the step or supplied fact that decides; explain your repair if needed.</w:t>
-      </w:r>
-    </w:p>
-    <w:p>
-      <w:pPr>
-        <w:pStyle w:val="Heading3"/>
-      </w:pPr>
-      <w:r>
-        <w:t>Expected repair</w:t>
-      </w:r>
-    </w:p>
-    <w:p>
-      <w:pPr>
-        <w:spacing w:line="336" w:lineRule="auto" w:after="180"/>
-        <w:shd w:fill="F1F6FC"/>
-      </w:pPr>
-      <w:r>
-        <w:rPr>
-          <w:b w:val="0"/>
-        </w:rPr>
-        <w:t>Expected correction: Category codes remain categories. Ask what a difference between the numbers would mean in the task.</w:t>
-      </w:r>
-    </w:p>
-    <w:p>
-      <w:pPr>
-        <w:spacing w:line="336" w:lineRule="auto" w:after="180"/>
-      </w:pPr>
-      <w:r>
-        <w:rPr>
-          <w:b w:val="0"/>
-        </w:rPr>
-        <w:t xml:space="preserve">Collect explanations, not only yes/no votes. If a misunderstanding is common, re-model the relevant step for the </w:t>
-      </w:r>
-      <w:r>
-        <w:rPr>
-          <w:b/>
-        </w:rPr>
-        <w:t>class</w:t>
-      </w:r>
-      <w:r>
-        <w:rPr>
-          <w:b w:val="0"/>
-        </w:rPr>
-        <w:t>.</w:t>
-      </w:r>
-    </w:p>
-    <w:p>
-      <w:pPr>
-        <w:spacing w:line="336" w:lineRule="auto" w:after="180"/>
-      </w:pPr>
-      <w:r>
-        <w:rPr>
-          <w:b w:val="0"/>
-        </w:rPr>
-        <w:t>If it affects a few learners, give a short targeted group explanation while others solve a more demanding variation.</w:t>
-      </w:r>
-    </w:p>
-    <w:p>
-      <w:pPr>
-        <w:pStyle w:val="Heading3"/>
-      </w:pPr>
-      <w:r>
-        <w:t>Pictorial practice question</w:t>
-      </w:r>
-    </w:p>
-    <w:p>
-      <w:pPr>
-        <w:spacing w:line="336" w:lineRule="auto" w:after="180"/>
-      </w:pPr>
-      <w:r>
-        <w:rPr>
-          <w:b w:val="0"/>
-        </w:rPr>
-        <w:t xml:space="preserve">Did </w:t>
-      </w:r>
-      <w:r>
-        <w:rPr>
-          <w:b/>
-        </w:rPr>
-        <w:t>regression</w:t>
-      </w:r>
-      <w:r>
-        <w:rPr>
-          <w:b w:val="0"/>
-        </w:rPr>
-        <w:t xml:space="preserve"> MAE improve when the boundary changed? Point to the relevant step in the picture, then write the changed result and the rule or </w:t>
-      </w:r>
-      <w:r>
-        <w:rPr>
-          <w:b/>
-        </w:rPr>
-        <w:t>evidence</w:t>
-      </w:r>
-      <w:r>
-        <w:rPr>
-          <w:b w:val="0"/>
-        </w:rPr>
-        <w:t xml:space="preserve"> that supports it.</w:t>
-      </w:r>
-    </w:p>
-    <w:p>
-      <w:pPr>
-        <w:pStyle w:val="Heading3"/>
-      </w:pPr>
-      <w:r>
-        <w:t>Reasoned teacher answer</w:t>
-      </w:r>
-    </w:p>
-    <w:p>
-      <w:pPr>
-        <w:spacing w:line="336" w:lineRule="auto" w:after="180"/>
-      </w:pPr>
-      <w:r>
-        <w:rPr>
-          <w:b w:val="0"/>
-        </w:rPr>
-        <w:t xml:space="preserve">No. MAE remains 1 cm. Category agreement rose because the </w:t>
-      </w:r>
-      <w:r>
-        <w:rPr>
-          <w:b/>
-        </w:rPr>
-        <w:t>class</w:t>
-      </w:r>
-      <w:r>
-        <w:rPr>
-          <w:b w:val="0"/>
-        </w:rPr>
-        <w:t xml:space="preserve"> boundary changed, not because </w:t>
-      </w:r>
-      <w:r>
-        <w:rPr>
-          <w:b/>
-        </w:rPr>
-        <w:t>prediction</w:t>
-      </w:r>
-      <w:r>
-        <w:rPr>
-          <w:b w:val="0"/>
-        </w:rPr>
-        <w:t>s became numerically closer.</w:t>
-      </w:r>
-    </w:p>
-    <w:p>
-      <w:pPr>
-        <w:spacing w:line="336" w:lineRule="auto" w:after="180"/>
-      </w:pPr>
-      <w:r>
-        <w:rPr>
-          <w:b w:val="0"/>
-        </w:rPr>
-        <w:t>Changed-case check: Actual and estimated categories both become short, short, tall: 3/3 correct. The numerical estimates did not improve; the decision definition changed.</w:t>
-      </w:r>
-    </w:p>
-    <w:p>
-      <w:pPr>
-        <w:spacing w:line="336" w:lineRule="auto" w:after="180"/>
-      </w:pPr>
-      <w:r>
-        <w:rPr>
-          <w:b w:val="0"/>
-        </w:rPr>
-        <w:t>Changed-case reasoning: Actual and estimated categories both become short, short, tall: 3/3 correct. The numerical estimates did not improve; the decision definition changed.</w:t>
-      </w:r>
-    </w:p>
-    <w:p>
-      <w:pPr>
-        <w:spacing w:line="336" w:lineRule="auto" w:after="180"/>
-      </w:pPr>
-      <w:r>
-        <w:rPr>
-          <w:b w:val="0"/>
-        </w:rPr>
-        <w:t xml:space="preserve">Collect each learner’s explanation before discussion. Use the first missing connection between </w:t>
-      </w:r>
-      <w:r>
-        <w:rPr>
-          <w:b/>
-        </w:rPr>
-        <w:t>input</w:t>
-      </w:r>
-      <w:r>
-        <w:rPr>
-          <w:b w:val="0"/>
-        </w:rPr>
-        <w:t xml:space="preserve">, deciding step and result to choose support. This question is worked-case practice, not fresh mastery </w:t>
-      </w:r>
-      <w:r>
-        <w:rPr>
-          <w:b/>
-        </w:rPr>
-        <w:t>evidence</w:t>
-      </w:r>
-      <w:r>
-        <w:rPr>
-          <w:b w:val="0"/>
-        </w:rPr>
-        <w:t>.</w:t>
-      </w:r>
-    </w:p>
-    <w:p>
-      <w:pPr>
-        <w:pStyle w:val="Heading1"/>
-      </w:pPr>
-      <w:r>
-        <w:t>04. Run the weekly evidence lab</w:t>
-      </w:r>
-    </w:p>
-    <w:p>
-      <w:r>
-        <w:t>Run the Classification or Regression? investigation and use the first unsupported step to choose a teaching response.</w:t>
-      </w:r>
-    </w:p>
-    <w:p>
-      <w:pPr>
-        <w:spacing w:line="336" w:lineRule="auto" w:after="180"/>
-      </w:pPr>
-      <w:r>
-        <w:rPr>
-          <w:b w:val="0"/>
-        </w:rPr>
-        <w:t>Keep the test conditions fixed, record every result, and change only one planned factor.</w:t>
-      </w:r>
-    </w:p>
-    <w:p>
-      <w:pPr>
-        <w:spacing w:line="336" w:lineRule="auto" w:after="180"/>
-        <w:shd w:fill="F4F9FC"/>
-      </w:pPr>
-      <w:r>
-        <w:rPr>
-          <w:b w:val="0"/>
-        </w:rPr>
-        <w:t xml:space="preserve">1. Write the hypothesis and expected </w:t>
-      </w:r>
-      <w:r>
-        <w:rPr>
-          <w:b/>
-        </w:rPr>
-        <w:t>evidence</w:t>
-      </w:r>
-      <w:r>
-        <w:rPr>
-          <w:b w:val="0"/>
-        </w:rPr>
-        <w:t xml:space="preserve"> before running.</w:t>
-      </w:r>
-    </w:p>
-    <w:p>
-      <w:pPr>
-        <w:spacing w:line="336" w:lineRule="auto" w:after="180"/>
-        <w:shd w:fill="F4F9FC"/>
-      </w:pPr>
-      <w:r>
-        <w:rPr>
-          <w:b w:val="0"/>
-        </w:rPr>
-        <w:t xml:space="preserve">2. Task-Type Clinic: </w:t>
-      </w:r>
-      <w:r>
-        <w:rPr>
-          <w:b/>
-        </w:rPr>
-        <w:t>class</w:t>
-      </w:r>
-      <w:r>
-        <w:rPr>
-          <w:b w:val="0"/>
-        </w:rPr>
-        <w:t>ify six problem statements, rewrite vague targets, and match each to a useful metric.</w:t>
-      </w:r>
-    </w:p>
-    <w:p>
-      <w:pPr>
-        <w:spacing w:line="336" w:lineRule="auto" w:after="180"/>
-        <w:shd w:fill="F4F9FC"/>
-      </w:pPr>
-      <w:r>
-        <w:rPr>
-          <w:b w:val="0"/>
-        </w:rPr>
+      </w:pPr>
+      <w:r>
+        <w:rPr>
+          <w:b w:val="0"/>
+        </w:rPr>
+        <w:t>Independent actual [4,5,9], estimated [6,5,8], slow&gt;5: categories [0,0,1]/[1,0,1], 2/3 correct; errors [2,0,1], MAE 1 minute. No training or universal result.</w:t>
+      </w:r>
+    </w:p>
+    <w:p>
+      <w:pPr>
+        <w:pStyle w:val="Heading2"/>
+      </w:pPr>
+      <w:r>
+        <w:t>Predict, investigate and record</w:t>
+      </w:r>
+    </w:p>
+    <w:p>
+      <w:pPr>
+        <w:pStyle w:val="ListNumber"/>
+      </w:pPr>
+      <w:r>
+        <w:t>1. Write the hypothesis and expected evidence before running.</w:t>
+      </w:r>
+    </w:p>
+    <w:p>
+      <w:pPr>
+        <w:pStyle w:val="ListNumber"/>
+      </w:pPr>
+      <w:r>
+        <w:t>2. Task-Type Clinic: classify six problem statements, rewrite vague targets, and match each to a useful metric.</w:t>
+      </w:r>
+    </w:p>
+    <w:p>
+      <w:pPr>
+        <w:pStyle w:val="ListNumber"/>
+      </w:pPr>
+      <w:r>
         <w:t>3. Run one normal, one boundary, one missing, and one shifted case.</w:t>
       </w:r>
     </w:p>
     <w:p>
       <w:pPr>
-        <w:spacing w:line="336" w:lineRule="auto" w:after="180"/>
-        <w:shd w:fill="F4F9FC"/>
-      </w:pPr>
-      <w:r>
-        <w:rPr>
-          <w:b w:val="0"/>
-        </w:rPr>
+        <w:pStyle w:val="ListNumber"/>
+      </w:pPr>
+      <w:r>
         <w:t>4. Calculate the metric from raw counts or row-level errors.</w:t>
       </w:r>
     </w:p>
     <w:p>
       <w:pPr>
-        <w:spacing w:line="336" w:lineRule="auto" w:after="180"/>
-        <w:shd w:fill="F4F9FC"/>
-      </w:pPr>
-      <w:r>
-        <w:rPr>
-          <w:b w:val="0"/>
-        </w:rPr>
+        <w:pStyle w:val="ListNumber"/>
+      </w:pPr>
+      <w:r>
         <w:t>5. Interpret what changed, what did not, and what remains unsafe or unknown.</w:t>
       </w:r>
     </w:p>
     <w:p>
       <w:pPr>
-        <w:pStyle w:val="Heading3"/>
-      </w:pPr>
-      <w:r>
-        <w:t>Make the lab runnable</w:t>
-      </w:r>
-    </w:p>
-    <w:p>
-      <w:pPr>
-        <w:spacing w:line="336" w:lineRule="auto" w:after="180"/>
-      </w:pPr>
-      <w:r>
-        <w:rPr>
-          <w:b w:val="0"/>
-        </w:rPr>
-        <w:t>Use the concrete case as the shared normal case and the independent question as a second case. Each pair creates a boundary or missing-information case and predicts its result before testing.</w:t>
-      </w:r>
-    </w:p>
-    <w:p>
-      <w:pPr>
-        <w:spacing w:line="336" w:lineRule="auto" w:after="180"/>
-      </w:pPr>
-      <w:r>
-        <w:rPr>
-          <w:b w:val="0"/>
-        </w:rPr>
-        <w:t>Keep the expected result separate from an observed mistake.</w:t>
+        <w:pStyle w:val="Heading2"/>
+      </w:pPr>
+      <w:r>
+        <w:t>Keep the experiment ledger</w:t>
       </w:r>
     </w:p>
     <w:tbl>
@@ -3812,10 +3874,10 @@
     </w:tbl>
     <w:p>
       <w:pPr>
-        <w:pStyle w:val="Heading3"/>
-      </w:pPr>
-      <w:r>
-        <w:t>Diagnose and reteach</w:t>
+        <w:pStyle w:val="Heading2"/>
+      </w:pPr>
+      <w:r>
+        <w:t>Diagnose the current misconceptions</w:t>
       </w:r>
     </w:p>
     <w:p>
@@ -3826,31 +3888,48 @@
         <w:rPr>
           <w:b w:val="0"/>
         </w:rPr>
-        <w:t xml:space="preserve">MISCONCEPTION TO REPAIR A photograph always means </w:t>
+        <w:t xml:space="preserve">Numbers always mean </w:t>
       </w:r>
       <w:r>
         <w:rPr>
           <w:b/>
         </w:rPr>
-        <w:t>classification</w:t>
-      </w:r>
-      <w:r>
-        <w:rPr>
-          <w:b w:val="0"/>
-        </w:rPr>
-        <w:t xml:space="preserve"> and a table always means </w:t>
-      </w:r>
+        <w:t>regression</w:t>
+      </w:r>
+      <w:r>
+        <w:rPr>
+          <w:b w:val="0"/>
+        </w:rPr>
+        <w:t>: Category codes remain categories. Ask what a difference between the numbers would mean in the task.</w:t>
+      </w:r>
+    </w:p>
+    <w:p>
+      <w:pPr>
+        <w:spacing w:line="336" w:lineRule="auto" w:after="180"/>
+      </w:pPr>
       <w:r>
         <w:rPr>
           <w:b/>
         </w:rPr>
-        <w:t>regression</w:t>
-      </w:r>
-      <w:r>
-        <w:rPr>
-          <w:b w:val="0"/>
-        </w:rPr>
-        <w:t>.</w:t>
+        <w:t>Regression</w:t>
+      </w:r>
+      <w:r>
+        <w:rPr>
+          <w:b w:val="0"/>
+        </w:rPr>
+        <w:t xml:space="preserve"> requires decimal </w:t>
+      </w:r>
+      <w:r>
+        <w:rPr>
+          <w:b/>
+        </w:rPr>
+        <w:t>observation</w:t>
+      </w:r>
+      <w:r>
+        <w:rPr>
+          <w:b w:val="0"/>
+        </w:rPr>
+        <w:t>s: A quantity measured or rounded to whole minutes still has meaningful numerical distances. Target meaning decides the task.</w:t>
       </w:r>
     </w:p>
     <w:p>
@@ -3861,97 +3940,15 @@
         <w:rPr>
           <w:b w:val="0"/>
         </w:rPr>
-        <w:t>For guessing, return to given facts and request a trace. For vocabulary without application, use one example and one non-example. For arithmetic errors, check the setup before the calculation.</w:t>
-      </w:r>
-    </w:p>
-    <w:p>
-      <w:pPr>
-        <w:spacing w:line="336" w:lineRule="auto" w:after="180"/>
-      </w:pPr>
-      <w:r>
-        <w:rPr>
-          <w:b w:val="0"/>
-        </w:rPr>
-        <w:t>Finish with a different uncoached case before recording mastery.</w:t>
-      </w:r>
-    </w:p>
-    <w:p>
-      <w:pPr>
-        <w:pStyle w:val="Heading3"/>
-      </w:pPr>
-      <w:r>
-        <w:t>Address these additional misconceptions</w:t>
-      </w:r>
-    </w:p>
-    <w:p>
-      <w:pPr>
-        <w:spacing w:line="336" w:lineRule="auto" w:after="180"/>
-      </w:pPr>
-      <w:r>
-        <w:rPr>
-          <w:b w:val="0"/>
-        </w:rPr>
-        <w:t xml:space="preserve">Numbers always mean </w:t>
-      </w:r>
-      <w:r>
-        <w:rPr>
-          <w:b/>
-        </w:rPr>
-        <w:t>regression</w:t>
-      </w:r>
-      <w:r>
-        <w:rPr>
-          <w:b w:val="0"/>
-        </w:rPr>
-        <w:t>: Category codes remain categories. Ask what a difference between the numbers would mean in the task.</w:t>
-      </w:r>
-    </w:p>
-    <w:p>
-      <w:pPr>
-        <w:spacing w:line="336" w:lineRule="auto" w:after="180"/>
-      </w:pPr>
-      <w:r>
-        <w:rPr>
-          <w:b/>
-        </w:rPr>
-        <w:t>Regression</w:t>
-      </w:r>
-      <w:r>
-        <w:rPr>
-          <w:b w:val="0"/>
-        </w:rPr>
-        <w:t xml:space="preserve"> requires decimal </w:t>
-      </w:r>
-      <w:r>
-        <w:rPr>
-          <w:b/>
-        </w:rPr>
-        <w:t>observation</w:t>
-      </w:r>
-      <w:r>
-        <w:rPr>
-          <w:b w:val="0"/>
-        </w:rPr>
-        <w:t>s: A quantity measured or rounded to whole minutes still has meaningful numerical distances. Target meaning decides the task.</w:t>
-      </w:r>
-    </w:p>
-    <w:p>
-      <w:pPr>
-        <w:spacing w:line="336" w:lineRule="auto" w:after="180"/>
-      </w:pPr>
-      <w:r>
-        <w:rPr>
-          <w:b w:val="0"/>
-        </w:rPr>
         <w:t>A correct category means a precise estimate: The 14 versus 12 minute example has a correct category but a two-minute error. Conversely, a small error near the boundary can change the category.</w:t>
       </w:r>
     </w:p>
     <w:p>
       <w:pPr>
-        <w:pStyle w:val="Heading3"/>
-      </w:pPr>
-      <w:r>
-        <w:t>Match the support to the first error</w:t>
+        <w:pStyle w:val="Heading2"/>
+      </w:pPr>
+      <w:r>
+        <w:t>Choose accessible support</w:t>
       </w:r>
     </w:p>
     <w:tbl>
@@ -4124,15 +4121,683 @@
     </w:p>
     <w:p>
       <w:pPr>
+        <w:pStyle w:val="Heading2"/>
+      </w:pPr>
+      <w:r>
+        <w:t>Earlier wording, alternatives and picture transcripts · reference / check after trying</w:t>
+      </w:r>
+    </w:p>
+    <w:p>
+      <w:pPr>
+        <w:spacing w:line="336" w:lineRule="auto" w:after="180"/>
+      </w:pPr>
+      <w:r>
+        <w:rPr>
+          <w:b w:val="0"/>
+        </w:rPr>
+        <w:t>Run the weekly evidence lab</w:t>
+      </w:r>
+    </w:p>
+    <w:p>
+      <w:pPr>
+        <w:spacing w:line="336" w:lineRule="auto" w:after="180"/>
+      </w:pPr>
+      <w:r>
+        <w:rPr>
+          <w:b w:val="0"/>
+        </w:rPr>
+        <w:t>Keep the test conditions fixed, record every result, and change only one planned factor.</w:t>
+      </w:r>
+    </w:p>
+    <w:p>
+      <w:pPr>
+        <w:pStyle w:val="Heading3"/>
+      </w:pPr>
+      <w:r>
+        <w:t>Make the lab runnable</w:t>
+      </w:r>
+    </w:p>
+    <w:p>
+      <w:pPr>
+        <w:spacing w:line="336" w:lineRule="auto" w:after="180"/>
+      </w:pPr>
+      <w:r>
+        <w:rPr>
+          <w:b w:val="0"/>
+        </w:rPr>
+        <w:t>Use the supplied complete investigation for shared practice. Reserve Compare the new print-job evidence independently for the individual first attempt before hints or feedback; earlier transfer questions remain additional practice.</w:t>
+      </w:r>
+    </w:p>
+    <w:p>
+      <w:pPr>
+        <w:pStyle w:val="Heading3"/>
+      </w:pPr>
+      <w:r>
+        <w:t>Diagnose and reteach</w:t>
+      </w:r>
+    </w:p>
+    <w:p>
+      <w:pPr>
+        <w:spacing w:line="336" w:lineRule="auto" w:after="180"/>
+      </w:pPr>
+      <w:r>
+        <w:rPr>
+          <w:b w:val="0"/>
+        </w:rPr>
+        <w:t xml:space="preserve">MISCONCEPTION TO REPAIR A photograph always means </w:t>
+      </w:r>
+      <w:r>
+        <w:rPr>
+          <w:b/>
+        </w:rPr>
+        <w:t>classification</w:t>
+      </w:r>
+      <w:r>
+        <w:rPr>
+          <w:b w:val="0"/>
+        </w:rPr>
+        <w:t xml:space="preserve"> and a table always means </w:t>
+      </w:r>
+      <w:r>
+        <w:rPr>
+          <w:b/>
+        </w:rPr>
+        <w:t>regression</w:t>
+      </w:r>
+      <w:r>
+        <w:rPr>
+          <w:b w:val="0"/>
+        </w:rPr>
+        <w:t>.</w:t>
+      </w:r>
+    </w:p>
+    <w:p>
+      <w:pPr>
+        <w:spacing w:line="336" w:lineRule="auto" w:after="180"/>
+      </w:pPr>
+      <w:r>
+        <w:rPr>
+          <w:b w:val="0"/>
+        </w:rPr>
+        <w:t>For guessing, return to given facts and request a trace. For vocabulary without application, use one example and one non-example. For arithmetic errors, check the setup before the calculation.</w:t>
+      </w:r>
+    </w:p>
+    <w:p>
+      <w:pPr>
+        <w:spacing w:line="336" w:lineRule="auto" w:after="180"/>
+      </w:pPr>
+      <w:r>
+        <w:rPr>
+          <w:b w:val="0"/>
+        </w:rPr>
+        <w:t>Finish with a different uncoached case before recording mastery.</w:t>
+      </w:r>
+    </w:p>
+    <w:p>
+      <w:pPr>
+        <w:pStyle w:val="Heading3"/>
+      </w:pPr>
+      <w:r>
+        <w:t>Address these additional misconceptions</w:t>
+      </w:r>
+    </w:p>
+    <w:p>
+      <w:pPr>
+        <w:pStyle w:val="Heading3"/>
+      </w:pPr>
+      <w:r>
+        <w:t>Match the support to the first error</w:t>
+      </w:r>
+    </w:p>
+    <w:p>
+      <w:pPr>
         <w:pStyle w:val="Heading1"/>
       </w:pPr>
       <w:r>
-        <w:t>05. Assess and explain the answers</w:t>
-      </w:r>
-    </w:p>
-    <w:p>
-      <w:r>
-        <w:t>Use the Classification or Regression? questions, teacher keys and criteria after the relevant attempts. Previously discussed cases are practice; protect the separately selected independent task.</w:t>
+        <w:t>05. Assess the selected experiment transfer</w:t>
+      </w:r>
+    </w:p>
+    <w:p>
+      <w:r>
+        <w:t>Keep this key until after a first attempt; record any help and prior exposure.</w:t>
+      </w:r>
+    </w:p>
+    <w:p>
+      <w:pPr>
+        <w:pStyle w:val="Heading2"/>
+      </w:pPr>
+      <w:r>
+        <w:t>Selected independent task and checked key</w:t>
+      </w:r>
+    </w:p>
+    <w:p>
+      <w:pPr>
+        <w:spacing w:line="336" w:lineRule="auto" w:after="180"/>
+      </w:pPr>
+      <w:r>
+        <w:rPr>
+          <w:b w:val="0"/>
+        </w:rPr>
+        <w:t>Selected case: For three fictional print jobs, actual completion times are 4, 5 and 9 minutes; estimates are 6, 5 and 8 minutes in matching order. Slow means more than 5 minutes.</w:t>
+      </w:r>
+    </w:p>
+    <w:p>
+      <w:pPr>
+        <w:spacing w:line="336" w:lineRule="auto" w:after="180"/>
+      </w:pPr>
+      <w:r>
+        <w:rPr>
+          <w:b w:val="0"/>
+        </w:rPr>
+        <w:t xml:space="preserve">Write actual and predicted category lists, count correct categories, calculate each </w:t>
+      </w:r>
+      <w:r>
+        <w:rPr>
+          <w:b/>
+        </w:rPr>
+        <w:t>absolute error</w:t>
+      </w:r>
+      <w:r>
+        <w:rPr>
+          <w:b w:val="0"/>
+        </w:rPr>
+        <w:t xml:space="preserve"> and the mean error in minutes. State what each result measures.</w:t>
+      </w:r>
+    </w:p>
+    <w:p>
+      <w:pPr>
+        <w:spacing w:line="336" w:lineRule="auto" w:after="180"/>
+      </w:pPr>
+      <w:r>
+        <w:rPr>
+          <w:b w:val="0"/>
+        </w:rPr>
+        <w:t xml:space="preserve">Actual categories are [0, 0, 1]; predicted categories are [1, 0, 1], so 2 of 3 match. </w:t>
+      </w:r>
+      <w:r>
+        <w:rPr>
+          <w:b/>
+        </w:rPr>
+        <w:t>Absolute error</w:t>
+      </w:r>
+      <w:r>
+        <w:rPr>
+          <w:b w:val="0"/>
+        </w:rPr>
+        <w:t>s are [2, 0, 1] minutes; their mean is 1 minute.</w:t>
+      </w:r>
+    </w:p>
+    <w:p>
+      <w:pPr>
+        <w:spacing w:line="336" w:lineRule="auto" w:after="180"/>
+      </w:pPr>
+      <w:r>
+        <w:rPr>
+          <w:b w:val="0"/>
+        </w:rPr>
+        <w:t xml:space="preserve">The fraction measures </w:t>
+      </w:r>
+      <w:r>
+        <w:rPr>
+          <w:b/>
+        </w:rPr>
+        <w:t>threshold</w:t>
+      </w:r>
+      <w:r>
+        <w:rPr>
+          <w:b w:val="0"/>
+        </w:rPr>
+        <w:t xml:space="preserve">-category agreement on these jobs, while mean </w:t>
+      </w:r>
+      <w:r>
+        <w:rPr>
+          <w:b/>
+        </w:rPr>
+        <w:t>absolute error</w:t>
+      </w:r>
+      <w:r>
+        <w:rPr>
+          <w:b w:val="0"/>
+        </w:rPr>
+        <w:t xml:space="preserve"> measures average duration discrepancy.</w:t>
+      </w:r>
+    </w:p>
+    <w:p>
+      <w:pPr>
+        <w:pStyle w:val="Heading2"/>
+      </w:pPr>
+      <w:r>
+        <w:t>Judge trace, scope and support</w:t>
+      </w:r>
+    </w:p>
+    <w:tbl>
+      <w:tblPr>
+        <w:tblStyle w:val="LightShading-Accent1"/>
+        <w:tblW w:type="auto" w:w="0"/>
+        <w:tblLook w:firstColumn="1" w:firstRow="1" w:lastColumn="0" w:lastRow="0" w:noHBand="0" w:noVBand="1" w:val="04A0"/>
+      </w:tblPr>
+      <w:tblGrid>
+        <w:gridCol w:w="5112"/>
+        <w:gridCol w:w="5112"/>
+      </w:tblGrid>
+      <w:tr>
+        <w:trPr>
+          <w:tblHeader/>
+        </w:trPr>
+        <w:tc>
+          <w:tcPr>
+            <w:tcW w:type="dxa" w:w="5112"/>
+          </w:tcPr>
+          <w:p>
+            <w:r>
+              <w:t>Dimension</w:t>
+            </w:r>
+          </w:p>
+        </w:tc>
+        <w:tc>
+          <w:tcPr>
+            <w:tcW w:type="dxa" w:w="5112"/>
+          </w:tcPr>
+          <w:p>
+            <w:r>
+              <w:t>Evidence required</w:t>
+            </w:r>
+          </w:p>
+        </w:tc>
+      </w:tr>
+      <w:tr>
+        <w:tc>
+          <w:tcPr>
+            <w:tcW w:type="dxa" w:w="5112"/>
+          </w:tcPr>
+          <w:p>
+            <w:r>
+              <w:t>Explanation</w:t>
+            </w:r>
+          </w:p>
+        </w:tc>
+        <w:tc>
+          <w:tcPr>
+            <w:tcW w:type="dxa" w:w="5112"/>
+          </w:tcPr>
+          <w:p>
+            <w:r>
+              <w:t>Names the applicable idea or procedure and ties it to the supplied facts.</w:t>
+            </w:r>
+          </w:p>
+        </w:tc>
+      </w:tr>
+      <w:tr>
+        <w:tc>
+          <w:tcPr>
+            <w:tcW w:type="dxa" w:w="5112"/>
+          </w:tcPr>
+          <w:p>
+            <w:r>
+              <w:t>Trace and result</w:t>
+            </w:r>
+          </w:p>
+        </w:tc>
+        <w:tc>
+          <w:tcPr>
+            <w:tcW w:type="dxa" w:w="5112"/>
+          </w:tcPr>
+          <w:p>
+            <w:r>
+              <w:t>Preserves the given inputs and shows the relevant intermediate steps; distinguishes a prediction from an observed execution.</w:t>
+            </w:r>
+          </w:p>
+        </w:tc>
+      </w:tr>
+      <w:tr>
+        <w:tc>
+          <w:tcPr>
+            <w:tcW w:type="dxa" w:w="5112"/>
+          </w:tcPr>
+          <w:p>
+            <w:r>
+              <w:t>Limits</w:t>
+            </w:r>
+          </w:p>
+        </w:tc>
+        <w:tc>
+          <w:tcPr>
+            <w:tcW w:type="dxa" w:w="5112"/>
+          </w:tcPr>
+          <w:p>
+            <w:r>
+              <w:t>States the assumptions, missing evidence or conditions under which the result would change.</w:t>
+            </w:r>
+          </w:p>
+        </w:tc>
+      </w:tr>
+    </w:tbl>
+    <w:p>
+      <w:pPr>
+        <w:spacing w:line="336" w:lineRule="auto" w:after="180"/>
+      </w:pPr>
+      <w:r>
+        <w:rPr>
+          <w:b w:val="0"/>
+        </w:rPr>
+        <w:t>Record each dimension as not yet, with support, or independent. Accept a valid alternative procedure with a defensible trace.</w:t>
+      </w:r>
+    </w:p>
+    <w:p>
+      <w:pPr>
+        <w:spacing w:line="336" w:lineRule="auto" w:after="180"/>
+      </w:pPr>
+      <w:r>
+        <w:rPr>
+          <w:b w:val="0"/>
+        </w:rPr>
+        <w:t xml:space="preserve">Do not penalise an honestly recorded model failure if the learner correctly explains its </w:t>
+      </w:r>
+      <w:r>
+        <w:rPr>
+          <w:b/>
+        </w:rPr>
+        <w:t>evidence</w:t>
+      </w:r>
+      <w:r>
+        <w:rPr>
+          <w:b w:val="0"/>
+        </w:rPr>
+        <w:t xml:space="preserve"> and limits.</w:t>
+      </w:r>
+    </w:p>
+    <w:p>
+      <w:pPr>
+        <w:pStyle w:val="Heading2"/>
+      </w:pPr>
+      <w:r>
+        <w:t>Give one repair action</w:t>
+      </w:r>
+    </w:p>
+    <w:p>
+      <w:pPr>
+        <w:spacing w:line="336" w:lineRule="auto" w:after="180"/>
+      </w:pPr>
+      <w:r>
+        <w:rPr>
+          <w:b w:val="0"/>
+        </w:rPr>
+        <w:t>Name the earliest unsupported step and give one action to repair it. Have the learner make that repair now and explain why. Then assess the relevant skill on a fresh, fully specified case.</w:t>
+      </w:r>
+    </w:p>
+    <w:p>
+      <w:pPr>
+        <w:spacing w:line="336" w:lineRule="auto" w:after="180"/>
+      </w:pPr>
+      <w:r>
+        <w:rPr>
+          <w:b w:val="0"/>
+        </w:rPr>
+        <w:t>Confirm it was not previously practised with feedback; solve and check the new case before assigning it. A follow-up design prompt is a starting brief, not automatically an equivalent test.</w:t>
+      </w:r>
+    </w:p>
+    <w:p>
+      <w:pPr>
+        <w:pStyle w:val="Heading2"/>
+      </w:pPr>
+      <w:r>
+        <w:t>W1 Classify the target meaning</w:t>
+      </w:r>
+    </w:p>
+    <w:p>
+      <w:pPr>
+        <w:spacing w:line="336" w:lineRule="auto" w:after="180"/>
+      </w:pPr>
+      <w:r>
+        <w:rPr>
+          <w:b w:val="0"/>
+        </w:rPr>
+        <w:t>At dispatch, identify the task for predicting route type coded 1 or 2, duration in whole minutes, and whether duration exceeds 10 minutes. Explain your choices.</w:t>
+      </w:r>
+    </w:p>
+    <w:p>
+      <w:pPr>
+        <w:spacing w:line="336" w:lineRule="auto" w:after="180"/>
+      </w:pPr>
+      <w:r>
+        <w:rPr>
+          <w:b w:val="0"/>
+        </w:rPr>
+        <w:t xml:space="preserve">Route type is </w:t>
+      </w:r>
+      <w:r>
+        <w:rPr>
+          <w:b/>
+        </w:rPr>
+        <w:t>classification</w:t>
+      </w:r>
+      <w:r>
+        <w:rPr>
+          <w:b w:val="0"/>
+        </w:rPr>
+        <w:t xml:space="preserve"> because 1 and 2 encode categories. Whole-minute duration is </w:t>
+      </w:r>
+      <w:r>
+        <w:rPr>
+          <w:b/>
+        </w:rPr>
+        <w:t>regression</w:t>
+      </w:r>
+      <w:r>
+        <w:rPr>
+          <w:b w:val="0"/>
+        </w:rPr>
+        <w:t xml:space="preserve"> because numerical differences measure time. Exceeding 10 minutes is binary </w:t>
+      </w:r>
+      <w:r>
+        <w:rPr>
+          <w:b/>
+        </w:rPr>
+        <w:t>classification</w:t>
+      </w:r>
+      <w:r>
+        <w:rPr>
+          <w:b w:val="0"/>
+        </w:rPr>
+        <w:t xml:space="preserve"> because the target is yes or no.</w:t>
+      </w:r>
+    </w:p>
+    <w:p>
+      <w:pPr>
+        <w:pStyle w:val="Heading2"/>
+      </w:pPr>
+      <w:r>
+        <w:t>W2 Trace both checks</w:t>
+      </w:r>
+    </w:p>
+    <w:p>
+      <w:pPr>
+        <w:spacing w:line="336" w:lineRule="auto" w:after="180"/>
+      </w:pPr>
+      <w:r>
+        <w:rPr>
+          <w:b w:val="0"/>
+        </w:rPr>
+        <w:t xml:space="preserve">For actual 14 minutes and estimate </w:t>
+      </w:r>
+      <w:r>
+        <w:rPr>
+          <w:b/>
+        </w:rPr>
+        <w:t>12 minutes</w:t>
+      </w:r>
+      <w:r>
+        <w:rPr>
+          <w:b w:val="0"/>
+        </w:rPr>
+        <w:t xml:space="preserve">, calculate </w:t>
+      </w:r>
+      <w:r>
+        <w:rPr>
+          <w:b/>
+        </w:rPr>
+        <w:t>absolute error</w:t>
+      </w:r>
+      <w:r>
+        <w:rPr>
+          <w:b w:val="0"/>
+        </w:rPr>
+        <w:t xml:space="preserve"> and both slow categories using greater than 10. Explain why a correct category does not mean an exact duration.</w:t>
+      </w:r>
+    </w:p>
+    <w:p>
+      <w:pPr>
+        <w:spacing w:line="336" w:lineRule="auto" w:after="180"/>
+      </w:pPr>
+      <w:r>
+        <w:rPr>
+          <w:b/>
+        </w:rPr>
+        <w:t>Absolute error</w:t>
+      </w:r>
+      <w:r>
+        <w:rPr>
+          <w:b w:val="0"/>
+        </w:rPr>
+        <w:t xml:space="preserve"> is 2 minutes. Both actual and predicted categories are 1, so the category matches even though the duration estimate is 2 minutes too low.</w:t>
+      </w:r>
+    </w:p>
+    <w:p>
+      <w:pPr>
+        <w:pStyle w:val="Heading2"/>
+      </w:pPr>
+      <w:r>
+        <w:t>W3 Repair a category average</w:t>
+      </w:r>
+    </w:p>
+    <w:p>
+      <w:pPr>
+        <w:spacing w:line="336" w:lineRule="auto" w:after="180"/>
+      </w:pPr>
+      <w:r>
+        <w:rPr>
+          <w:b w:val="0"/>
+        </w:rPr>
+        <w:t xml:space="preserve">Indoor is coded 1 and outdoor is coded 2. Someone averages </w:t>
+      </w:r>
+      <w:r>
+        <w:rPr>
+          <w:b/>
+        </w:rPr>
+        <w:t>prediction</w:t>
+      </w:r>
+      <w:r>
+        <w:rPr>
+          <w:b w:val="0"/>
+        </w:rPr>
+        <w:t>s and reports route type 1.5 as an accurate halfway category. Explain the problem and name an appropriate check.</w:t>
+      </w:r>
+    </w:p>
+    <w:p>
+      <w:pPr>
+        <w:spacing w:line="336" w:lineRule="auto" w:after="180"/>
+      </w:pPr>
+      <w:r>
+        <w:rPr>
+          <w:b w:val="0"/>
+        </w:rPr>
+        <w:t>The codes label categories, so 1.5 is not a defined route type. Predict one of the defined categories and compare it with the observed category. A numerical midpoint of arbitrary codes does not establish correctness.</w:t>
+      </w:r>
+    </w:p>
+    <w:p>
+      <w:pPr>
+        <w:pStyle w:val="Heading2"/>
+      </w:pPr>
+      <w:r>
+        <w:t>W5 Specify a useful output</w:t>
+      </w:r>
+    </w:p>
+    <w:p>
+      <w:pPr>
+        <w:spacing w:line="336" w:lineRule="auto" w:after="180"/>
+      </w:pPr>
+      <w:r>
+        <w:rPr>
+          <w:b w:val="0"/>
+        </w:rPr>
+        <w:t xml:space="preserve">A user needs the arrival duration in minutes, but a report gives only slow or not slow. What task should be specified, and what information was lost by the category </w:t>
+      </w:r>
+      <w:r>
+        <w:rPr>
+          <w:b/>
+        </w:rPr>
+        <w:t>output</w:t>
+      </w:r>
+      <w:r>
+        <w:rPr>
+          <w:b w:val="0"/>
+        </w:rPr>
+        <w:t>?</w:t>
+      </w:r>
+    </w:p>
+    <w:p>
+      <w:pPr>
+        <w:spacing w:line="336" w:lineRule="auto" w:after="180"/>
+      </w:pPr>
+      <w:r>
+        <w:rPr>
+          <w:b w:val="0"/>
+        </w:rPr>
+        <w:t xml:space="preserve">Specify </w:t>
+      </w:r>
+      <w:r>
+        <w:rPr>
+          <w:b/>
+        </w:rPr>
+        <w:t>regression</w:t>
+      </w:r>
+      <w:r>
+        <w:rPr>
+          <w:b w:val="0"/>
+        </w:rPr>
+        <w:t xml:space="preserve"> for duration in minutes and check numerical error, such as mean </w:t>
+      </w:r>
+      <w:r>
+        <w:rPr>
+          <w:b/>
+        </w:rPr>
+        <w:t>absolute error</w:t>
+      </w:r>
+      <w:r>
+        <w:rPr>
+          <w:b w:val="0"/>
+        </w:rPr>
+        <w:t xml:space="preserve"> in minutes.</w:t>
+      </w:r>
+    </w:p>
+    <w:p>
+      <w:pPr>
+        <w:spacing w:line="336" w:lineRule="auto" w:after="180"/>
+      </w:pPr>
+      <w:r>
+        <w:rPr>
+          <w:b w:val="0"/>
+        </w:rPr>
+        <w:t>The category omits the estimated duration and how far it is from the boundary; it cannot answer the requested quantity.</w:t>
+      </w:r>
+    </w:p>
+    <w:p>
+      <w:pPr>
+        <w:pStyle w:val="Heading2"/>
+      </w:pPr>
+      <w:r>
+        <w:t>Earlier wording, alternatives and picture transcripts · reference / check after trying</w:t>
+      </w:r>
+    </w:p>
+    <w:p>
+      <w:pPr>
+        <w:spacing w:line="336" w:lineRule="auto" w:after="180"/>
+      </w:pPr>
+      <w:r>
+        <w:rPr>
+          <w:b w:val="0"/>
+        </w:rPr>
+        <w:t>Assess and explain the answers</w:t>
       </w:r>
     </w:p>
     <w:p>
@@ -4145,22 +4810,116 @@
     </w:p>
     <w:p>
       <w:pPr>
+        <w:spacing w:line="336" w:lineRule="auto" w:after="180"/>
+      </w:pPr>
+      <w:r>
+        <w:rPr>
+          <w:b w:val="0"/>
+        </w:rPr>
+        <w:t xml:space="preserve">A is </w:t>
+      </w:r>
+      <w:r>
+        <w:rPr>
+          <w:b/>
+        </w:rPr>
+        <w:t>classification</w:t>
+      </w:r>
+      <w:r>
+        <w:rPr>
+          <w:b w:val="0"/>
+        </w:rPr>
+        <w:t xml:space="preserve"> with categorical </w:t>
+      </w:r>
+      <w:r>
+        <w:rPr>
+          <w:b/>
+        </w:rPr>
+        <w:t>output</w:t>
+      </w:r>
+      <w:r>
+        <w:rPr>
+          <w:b w:val="0"/>
+        </w:rPr>
+        <w:t xml:space="preserve">; B is </w:t>
+      </w:r>
+      <w:r>
+        <w:rPr>
+          <w:b/>
+        </w:rPr>
+        <w:t>regression</w:t>
+      </w:r>
+      <w:r>
+        <w:rPr>
+          <w:b w:val="0"/>
+        </w:rPr>
+        <w:t xml:space="preserve"> with numeric </w:t>
+      </w:r>
+      <w:r>
+        <w:rPr>
+          <w:b/>
+        </w:rPr>
+        <w:t>output</w:t>
+      </w:r>
+      <w:r>
+        <w:rPr>
+          <w:b w:val="0"/>
+        </w:rPr>
+        <w:t xml:space="preserve"> and units. Numeric </w:t>
+      </w:r>
+      <w:r>
+        <w:rPr>
+          <w:b/>
+        </w:rPr>
+        <w:t>class</w:t>
+      </w:r>
+      <w:r>
+        <w:rPr>
+          <w:b w:val="0"/>
+        </w:rPr>
+        <w:t xml:space="preserve"> codes do not make </w:t>
+      </w:r>
+      <w:r>
+        <w:rPr>
+          <w:b/>
+        </w:rPr>
+        <w:t>classification</w:t>
+      </w:r>
+      <w:r>
+        <w:rPr>
+          <w:b w:val="0"/>
+        </w:rPr>
+        <w:t xml:space="preserve"> </w:t>
+      </w:r>
+      <w:r>
+        <w:rPr>
+          <w:b/>
+        </w:rPr>
+        <w:t>regression</w:t>
+      </w:r>
+      <w:r>
+        <w:rPr>
+          <w:b w:val="0"/>
+        </w:rPr>
+        <w:t>.</w:t>
+      </w:r>
+    </w:p>
+    <w:p>
+      <w:pPr>
         <w:pStyle w:val="Heading3"/>
       </w:pPr>
       <w:r>
-        <w:t>Teacher key · Worked case answer</w:t>
+        <w:t>Additional transfer practice question</w:t>
       </w:r>
     </w:p>
     <w:p>
       <w:pPr>
         <w:spacing w:line="336" w:lineRule="auto" w:after="180"/>
-        <w:shd w:fill="F1F6FC"/>
-      </w:pPr>
-      <w:r>
-        <w:rPr>
-          <w:b w:val="0"/>
-        </w:rPr>
-        <w:t xml:space="preserve">A is </w:t>
+      </w:pPr>
+      <w:r>
+        <w:rPr>
+          <w:b w:val="0"/>
+        </w:rPr>
+        <w:t xml:space="preserve">Task A predicts whether a plant is fern or grass. Task B predicts its height in centimetres. Which is </w:t>
       </w:r>
       <w:r>
         <w:rPr>
@@ -4172,79 +4931,19 @@
         <w:rPr>
           <w:b w:val="0"/>
         </w:rPr>
-        <w:t xml:space="preserve"> with categorical </w:t>
+        <w:t xml:space="preserve"> and which is </w:t>
       </w:r>
       <w:r>
         <w:rPr>
           <w:b/>
         </w:rPr>
-        <w:t>output</w:t>
-      </w:r>
-      <w:r>
-        <w:rPr>
-          <w:b w:val="0"/>
-        </w:rPr>
-        <w:t xml:space="preserve">; B is </w:t>
-      </w:r>
-      <w:r>
-        <w:rPr>
-          <w:b/>
-        </w:rPr>
         <w:t>regression</w:t>
       </w:r>
       <w:r>
         <w:rPr>
           <w:b w:val="0"/>
         </w:rPr>
-        <w:t xml:space="preserve"> with numeric </w:t>
-      </w:r>
-      <w:r>
-        <w:rPr>
-          <w:b/>
-        </w:rPr>
-        <w:t>output</w:t>
-      </w:r>
-      <w:r>
-        <w:rPr>
-          <w:b w:val="0"/>
-        </w:rPr>
-        <w:t xml:space="preserve"> and units. Numeric </w:t>
-      </w:r>
-      <w:r>
-        <w:rPr>
-          <w:b/>
-        </w:rPr>
-        <w:t>class</w:t>
-      </w:r>
-      <w:r>
-        <w:rPr>
-          <w:b w:val="0"/>
-        </w:rPr>
-        <w:t xml:space="preserve"> codes do not make </w:t>
-      </w:r>
-      <w:r>
-        <w:rPr>
-          <w:b/>
-        </w:rPr>
-        <w:t>classification</w:t>
-      </w:r>
-      <w:r>
-        <w:rPr>
-          <w:b w:val="0"/>
-        </w:rPr>
-        <w:t xml:space="preserve"> </w:t>
-      </w:r>
-      <w:r>
-        <w:rPr>
-          <w:b/>
-        </w:rPr>
-        <w:t>regression</w:t>
-      </w:r>
-      <w:r>
-        <w:rPr>
-          <w:b w:val="0"/>
-        </w:rPr>
-        <w:t>.</w:t>
+        <w:t>?</w:t>
       </w:r>
     </w:p>
     <w:p>
@@ -4252,73 +4951,12 @@
         <w:pStyle w:val="Heading3"/>
       </w:pPr>
       <w:r>
-        <w:t>Independent question</w:t>
-      </w:r>
-    </w:p>
-    <w:p>
-      <w:pPr>
-        <w:pStyle w:val="Heading3"/>
-      </w:pPr>
-      <w:r>
-        <w:t>Independent question · withhold the key</w:t>
+        <w:t>Reasoned practice answer</w:t>
       </w:r>
     </w:p>
     <w:p>
       <w:pPr>
         <w:spacing w:line="336" w:lineRule="auto" w:after="180"/>
-        <w:shd w:fill="F5F1FB"/>
-      </w:pPr>
-      <w:r>
-        <w:rPr>
-          <w:b w:val="0"/>
-        </w:rPr>
-        <w:t xml:space="preserve">Task A predicts whether a plant is fern or grass. Task B predicts its height in centimetres. Which is </w:t>
-      </w:r>
-      <w:r>
-        <w:rPr>
-          <w:b/>
-        </w:rPr>
-        <w:t>classification</w:t>
-      </w:r>
-      <w:r>
-        <w:rPr>
-          <w:b w:val="0"/>
-        </w:rPr>
-        <w:t xml:space="preserve"> and which is </w:t>
-      </w:r>
-      <w:r>
-        <w:rPr>
-          <w:b/>
-        </w:rPr>
-        <w:t>regression</w:t>
-      </w:r>
-      <w:r>
-        <w:rPr>
-          <w:b w:val="0"/>
-        </w:rPr>
-        <w:t>?</w:t>
-      </w:r>
-    </w:p>
-    <w:p>
-      <w:pPr>
-        <w:pStyle w:val="Heading3"/>
-      </w:pPr>
-      <w:r>
-        <w:t>Expected independent answer</w:t>
-      </w:r>
-    </w:p>
-    <w:p>
-      <w:pPr>
-        <w:pStyle w:val="Heading3"/>
-      </w:pPr>
-      <w:r>
-        <w:t>Teacher key · Expected independent answer</w:t>
-      </w:r>
-    </w:p>
-    <w:p>
-      <w:pPr>
-        <w:spacing w:line="336" w:lineRule="auto" w:after="180"/>
-        <w:shd w:fill="F1F6FC"/>
       </w:pPr>
       <w:r>
         <w:rPr>
@@ -4684,1085 +5322,465 @@
     </w:p>
     <w:p>
       <w:pPr>
+        <w:spacing w:line="336" w:lineRule="auto" w:after="180"/>
+      </w:pPr>
+      <w:r>
+        <w:rPr>
+          <w:b w:val="0"/>
+        </w:rPr>
+        <w:t xml:space="preserve">A is </w:t>
+      </w:r>
+      <w:r>
+        <w:rPr>
+          <w:b/>
+        </w:rPr>
+        <w:t>classification</w:t>
+      </w:r>
+      <w:r>
+        <w:rPr>
+          <w:b w:val="0"/>
+        </w:rPr>
+        <w:t xml:space="preserve">; B is </w:t>
+      </w:r>
+      <w:r>
+        <w:rPr>
+          <w:b/>
+        </w:rPr>
+        <w:t>regression</w:t>
+      </w:r>
+      <w:r>
+        <w:rPr>
+          <w:b w:val="0"/>
+        </w:rPr>
+        <w:t>. The codes name categories and do not establish arithmetic differences between species.</w:t>
+      </w:r>
+    </w:p>
+    <w:p>
+      <w:pPr>
+        <w:spacing w:line="336" w:lineRule="auto" w:after="180"/>
+      </w:pPr>
+      <w:r>
+        <w:rPr>
+          <w:b w:val="0"/>
+        </w:rPr>
+        <w:t xml:space="preserve">Area is a numeric target with meaningful units and distances; choose evaluation appropriate to each </w:t>
+      </w:r>
+      <w:r>
+        <w:rPr>
+          <w:b/>
+        </w:rPr>
+        <w:t>output</w:t>
+      </w:r>
+      <w:r>
+        <w:rPr>
+          <w:b w:val="0"/>
+        </w:rPr>
+        <w:t>.</w:t>
+      </w:r>
+    </w:p>
+    <w:p>
+      <w:pPr>
         <w:pStyle w:val="Heading3"/>
       </w:pPr>
       <w:r>
-        <w:t>Teacher key · Original transfer answer</w:t>
+        <w:t>Explanations for the additional workbook examples</w:t>
+      </w:r>
+    </w:p>
+    <w:p>
+      <w:pPr>
+        <w:pStyle w:val="Heading3"/>
+      </w:pPr>
+      <w:r>
+        <w:t>W1 Classify the target meaning</w:t>
+      </w:r>
+    </w:p>
+    <w:p>
+      <w:pPr>
+        <w:pStyle w:val="Heading3"/>
+      </w:pPr>
+      <w:r>
+        <w:t>W2 Trace both checks</w:t>
+      </w:r>
+    </w:p>
+    <w:p>
+      <w:pPr>
+        <w:pStyle w:val="Heading3"/>
+      </w:pPr>
+      <w:r>
+        <w:t>W3 Repair a category average</w:t>
+      </w:r>
+    </w:p>
+    <w:p>
+      <w:pPr>
+        <w:pStyle w:val="Heading3"/>
+      </w:pPr>
+      <w:r>
+        <w:t>W4 Compare new evidence independently</w:t>
       </w:r>
     </w:p>
     <w:p>
       <w:pPr>
         <w:spacing w:line="336" w:lineRule="auto" w:after="180"/>
-        <w:shd w:fill="F1F6FC"/>
-      </w:pPr>
-      <w:r>
-        <w:rPr>
-          <w:b w:val="0"/>
-        </w:rPr>
-        <w:t xml:space="preserve">A is </w:t>
+      </w:pPr>
+      <w:r>
+        <w:rPr>
+          <w:b w:val="0"/>
+        </w:rPr>
+        <w:t>For three fictional print jobs, actual completion times are 4, 5 and 9 minutes; estimates are 6, 5 and 8 minutes in matching order. Slow means more than 5 minutes.</w:t>
+      </w:r>
+    </w:p>
+    <w:p>
+      <w:pPr>
+        <w:spacing w:line="336" w:lineRule="auto" w:after="180"/>
+      </w:pPr>
+      <w:r>
+        <w:rPr>
+          <w:b w:val="0"/>
+        </w:rPr>
+        <w:t xml:space="preserve">Write actual and predicted category lists, count correct categories, calculate each </w:t>
       </w:r>
       <w:r>
         <w:rPr>
           <w:b/>
         </w:rPr>
+        <w:t>absolute error</w:t>
+      </w:r>
+      <w:r>
+        <w:rPr>
+          <w:b w:val="0"/>
+        </w:rPr>
+        <w:t xml:space="preserve"> and the mean error in minutes. State what each result measures.</w:t>
+      </w:r>
+    </w:p>
+    <w:p>
+      <w:pPr>
+        <w:spacing w:line="336" w:lineRule="auto" w:after="180"/>
+      </w:pPr>
+      <w:r>
+        <w:rPr>
+          <w:b w:val="0"/>
+        </w:rPr>
+        <w:t xml:space="preserve">Actual categories are [0, 0, 1]; predicted categories are [1, 0, 1], so 2 of 3 match. </w:t>
+      </w:r>
+      <w:r>
+        <w:rPr>
+          <w:b/>
+        </w:rPr>
+        <w:t>Absolute error</w:t>
+      </w:r>
+      <w:r>
+        <w:rPr>
+          <w:b w:val="0"/>
+        </w:rPr>
+        <w:t>s are [2, 0, 1] minutes; their mean is 1 minute.</w:t>
+      </w:r>
+    </w:p>
+    <w:p>
+      <w:pPr>
+        <w:spacing w:line="336" w:lineRule="auto" w:after="180"/>
+      </w:pPr>
+      <w:r>
+        <w:rPr>
+          <w:b w:val="0"/>
+        </w:rPr>
+        <w:t xml:space="preserve">The fraction measures </w:t>
+      </w:r>
+      <w:r>
+        <w:rPr>
+          <w:b/>
+        </w:rPr>
+        <w:t>threshold</w:t>
+      </w:r>
+      <w:r>
+        <w:rPr>
+          <w:b w:val="0"/>
+        </w:rPr>
+        <w:t xml:space="preserve">-category agreement on these jobs, while mean </w:t>
+      </w:r>
+      <w:r>
+        <w:rPr>
+          <w:b/>
+        </w:rPr>
+        <w:t>absolute error</w:t>
+      </w:r>
+      <w:r>
+        <w:rPr>
+          <w:b w:val="0"/>
+        </w:rPr>
+        <w:t xml:space="preserve"> measures average duration discrepancy.</w:t>
+      </w:r>
+    </w:p>
+    <w:p>
+      <w:pPr>
+        <w:pStyle w:val="Heading3"/>
+      </w:pPr>
+      <w:r>
+        <w:t>W5 Specify a useful output</w:t>
+      </w:r>
+    </w:p>
+    <w:p>
+      <w:pPr>
+        <w:pStyle w:val="Heading3"/>
+      </w:pPr>
+      <w:r>
+        <w:t>Assess independent transfer</w:t>
+      </w:r>
+    </w:p>
+    <w:p>
+      <w:pPr>
+        <w:pStyle w:val="Heading3"/>
+      </w:pPr>
+      <w:r>
+        <w:t>Selected case answer</w:t>
+      </w:r>
+    </w:p>
+    <w:p>
+      <w:pPr>
+        <w:pStyle w:val="Heading3"/>
+      </w:pPr>
+      <w:r>
+        <w:t>Feedback that the learner uses</w:t>
+      </w:r>
+    </w:p>
+    <w:p>
+      <w:pPr>
+        <w:pStyle w:val="Heading1"/>
+      </w:pPr>
+      <w:r>
+        <w:t>06. Connect, support and revisit the experiment</w:t>
+      </w:r>
+    </w:p>
+    <w:p>
+      <w:r>
+        <w:t>Retain failures and assess a fresh parallel case after help.</w:t>
+      </w:r>
+    </w:p>
+    <w:p>
+      <w:pPr>
+        <w:pStyle w:val="Heading2"/>
+      </w:pPr>
+      <w:r>
+        <w:t>Project evidence</w:t>
+      </w:r>
+    </w:p>
+    <w:p>
+      <w:pPr>
+        <w:spacing w:line="336" w:lineRule="auto" w:after="180"/>
+      </w:pPr>
+      <w:r>
+        <w:rPr>
+          <w:b w:val="0"/>
+        </w:rPr>
+        <w:t xml:space="preserve">Confirm whether Plant </w:t>
+      </w:r>
+      <w:r>
+        <w:rPr>
+          <w:b/>
+        </w:rPr>
+        <w:t>Class</w:t>
+      </w:r>
+      <w:r>
+        <w:rPr>
+          <w:b w:val="0"/>
+        </w:rPr>
+        <w:t>ifier predicts a health category or a numerical severity score; document why.</w:t>
+      </w:r>
+    </w:p>
+    <w:p>
+      <w:pPr>
+        <w:spacing w:line="336" w:lineRule="auto" w:after="180"/>
+      </w:pPr>
+      <w:r>
+        <w:rPr>
+          <w:b w:val="0"/>
+        </w:rPr>
+        <w:t xml:space="preserve">Keep the decision, </w:t>
+      </w:r>
+      <w:r>
+        <w:rPr>
+          <w:b/>
+        </w:rPr>
+        <w:t>input</w:t>
+      </w:r>
+      <w:r>
+        <w:rPr>
+          <w:b w:val="0"/>
+        </w:rPr>
+        <w:t xml:space="preserve">, result, explanation and remaining limitation in the project </w:t>
+      </w:r>
+      <w:r>
+        <w:rPr>
+          <w:b/>
+        </w:rPr>
+        <w:t>evidence</w:t>
+      </w:r>
+      <w:r>
+        <w:rPr>
+          <w:b w:val="0"/>
+        </w:rPr>
+        <w:t xml:space="preserve"> record. Retrieve this record next week rather than restarting the project.</w:t>
+      </w:r>
+    </w:p>
+    <w:p>
+      <w:pPr>
+        <w:spacing w:line="336" w:lineRule="auto" w:after="180"/>
+      </w:pPr>
+      <w:r>
+        <w:rPr>
+          <w:b w:val="0"/>
+        </w:rPr>
+        <w:t xml:space="preserve">For your Responsible Plant </w:t>
+      </w:r>
+      <w:r>
+        <w:rPr>
+          <w:b/>
+        </w:rPr>
+        <w:t>Class</w:t>
+      </w:r>
+      <w:r>
+        <w:rPr>
+          <w:b w:val="0"/>
+        </w:rPr>
+        <w:t xml:space="preserve">ifier, save the </w:t>
+      </w:r>
+      <w:r>
+        <w:rPr>
+          <w:b/>
+        </w:rPr>
+        <w:t>input</w:t>
+      </w:r>
+      <w:r>
+        <w:rPr>
+          <w:b w:val="0"/>
+        </w:rPr>
+        <w:t>, procedure, observed result and limitation of this check.</w:t>
+      </w:r>
+    </w:p>
+    <w:p>
+      <w:pPr>
+        <w:spacing w:line="336" w:lineRule="auto" w:after="180"/>
+      </w:pPr>
+      <w:r>
+        <w:rPr>
+          <w:b w:val="0"/>
+        </w:rPr>
+        <w:t>Label this worked example as practice; use a different, previously unreviewed case when checking independent understanding.</w:t>
+      </w:r>
+    </w:p>
+    <w:p>
+      <w:pPr>
+        <w:pStyle w:val="Heading2"/>
+      </w:pPr>
+      <w:r>
+        <w:t>Support and selected reassessment</w:t>
+      </w:r>
+    </w:p>
+    <w:p>
+      <w:pPr>
+        <w:spacing w:line="336" w:lineRule="auto" w:after="180"/>
+      </w:pPr>
+      <w:r>
+        <w:rPr>
+          <w:b w:val="0"/>
+        </w:rPr>
+        <w:t xml:space="preserve">Use a tiny labelled dataset, explicit units and a named positive </w:t>
+      </w:r>
+      <w:r>
+        <w:rPr>
+          <w:b/>
+        </w:rPr>
+        <w:t>class</w:t>
+      </w:r>
+      <w:r>
+        <w:rPr>
+          <w:b w:val="0"/>
+        </w:rPr>
+        <w:t>. Stretch: require a baseline, held-out evaluation and subgroup or shifted-condition analysis with denominators.</w:t>
+      </w:r>
+    </w:p>
+    <w:p>
+      <w:pPr>
+        <w:spacing w:line="336" w:lineRule="auto" w:after="180"/>
+      </w:pPr>
+      <w:r>
+        <w:rPr>
+          <w:b w:val="0"/>
+        </w:rPr>
+        <w:t>Use a number line to mark actual and estimated times, then color which side of the boundary each lies on. Supply a blank table without answers. Extension: recode no and yes as 7 and 9.</w:t>
+      </w:r>
+    </w:p>
+    <w:p>
+      <w:pPr>
+        <w:spacing w:line="336" w:lineRule="auto" w:after="180"/>
+      </w:pPr>
+      <w:r>
+        <w:rPr>
+          <w:b w:val="0"/>
+        </w:rPr>
+        <w:t xml:space="preserve">The </w:t>
+      </w:r>
+      <w:r>
+        <w:rPr>
+          <w:b/>
+        </w:rPr>
         <w:t>classification</w:t>
       </w:r>
       <w:r>
         <w:rPr>
           <w:b w:val="0"/>
         </w:rPr>
-        <w:t xml:space="preserve">; B is </w:t>
+        <w:t xml:space="preserve"> task and matching count stay the same, while distances between those codes are not time errors.</w:t>
+      </w:r>
+    </w:p>
+    <w:p>
+      <w:pPr>
+        <w:spacing w:line="336" w:lineRule="auto" w:after="180"/>
+      </w:pPr>
+      <w:r>
+        <w:rPr>
+          <w:b w:val="0"/>
+        </w:rPr>
+        <w:t xml:space="preserve">Require W4 actual categories [0,0,1], predicted [1,0,1], 2 of 3 correct, </w:t>
       </w:r>
       <w:r>
         <w:rPr>
           <w:b/>
         </w:rPr>
-        <w:t>regression</w:t>
-      </w:r>
-      <w:r>
-        <w:rPr>
-          <w:b w:val="0"/>
-        </w:rPr>
-        <w:t>. The codes name categories and do not establish arithmetic differences between species.</w:t>
+        <w:t>absolute error</w:t>
+      </w:r>
+      <w:r>
+        <w:rPr>
+          <w:b w:val="0"/>
+        </w:rPr>
+        <w:t>s [2,0,1] and mean 1 minute. The learner must explain both meanings.</w:t>
       </w:r>
     </w:p>
     <w:p>
       <w:pPr>
         <w:spacing w:line="336" w:lineRule="auto" w:after="180"/>
-        <w:shd w:fill="F1F6FC"/>
-      </w:pPr>
-      <w:r>
-        <w:rPr>
-          <w:b w:val="0"/>
-        </w:rPr>
-        <w:t xml:space="preserve">Area is a numeric target with meaningful units and distances; choose evaluation appropriate to each </w:t>
+      </w:pPr>
+      <w:r>
+        <w:rPr>
+          <w:b w:val="0"/>
+        </w:rPr>
+        <w:t xml:space="preserve">Fresh retry: actual times 3,6,8 and estimates 4,5,10; slow means greater than 6. Actual and predicted categories are both [0,0,1], so 3 of 3 match. </w:t>
       </w:r>
       <w:r>
         <w:rPr>
           <w:b/>
         </w:rPr>
-        <w:t>output</w:t>
-      </w:r>
-      <w:r>
-        <w:rPr>
-          <w:b w:val="0"/>
-        </w:rPr>
-        <w:t>.</w:t>
-      </w:r>
-    </w:p>
-    <w:p>
-      <w:pPr>
-        <w:pStyle w:val="Heading3"/>
-      </w:pPr>
-      <w:r>
-        <w:t>Explanations for the additional workbook examples</w:t>
-      </w:r>
-    </w:p>
-    <w:p>
-      <w:pPr>
-        <w:pStyle w:val="Heading3"/>
-      </w:pPr>
-      <w:r>
-        <w:t>W1 Classify the target meaning</w:t>
-      </w:r>
-    </w:p>
-    <w:p>
-      <w:pPr>
-        <w:pStyle w:val="Heading3"/>
-      </w:pPr>
-      <w:r>
-        <w:t>Workbook question · W1</w:t>
+        <w:t>Absolute error</w:t>
+      </w:r>
+      <w:r>
+        <w:rPr>
+          <w:b w:val="0"/>
+        </w:rPr>
+        <w:t>s [1,1,2] have mean 4/3 minutes, about 1.33.</w:t>
       </w:r>
     </w:p>
     <w:p>
       <w:pPr>
         <w:spacing w:line="336" w:lineRule="auto" w:after="180"/>
-        <w:shd w:fill="F5F1FB"/>
-      </w:pPr>
-      <w:r>
-        <w:rPr>
-          <w:b w:val="0"/>
-        </w:rPr>
-        <w:t>At dispatch, identify the task for predicting route type coded 1 or 2, duration in whole minutes, and whether duration exceeds 10 minutes. Explain your choices.</w:t>
-      </w:r>
-    </w:p>
-    <w:p>
-      <w:pPr>
-        <w:pStyle w:val="Heading3"/>
-      </w:pPr>
-      <w:r>
-        <w:t>Teacher reasoning · W1</w:t>
-      </w:r>
-    </w:p>
-    <w:p>
-      <w:pPr>
-        <w:spacing w:line="336" w:lineRule="auto" w:after="180"/>
-        <w:shd w:fill="F1F6FC"/>
-      </w:pPr>
-      <w:r>
-        <w:rPr>
-          <w:b w:val="0"/>
-        </w:rPr>
-        <w:t xml:space="preserve">Route type is </w:t>
-      </w:r>
-      <w:r>
-        <w:rPr>
-          <w:b/>
-        </w:rPr>
-        <w:t>classification</w:t>
-      </w:r>
-      <w:r>
-        <w:rPr>
-          <w:b w:val="0"/>
-        </w:rPr>
-        <w:t xml:space="preserve"> because 1 and 2 encode categories. Whole-minute duration is </w:t>
-      </w:r>
-      <w:r>
-        <w:rPr>
-          <w:b/>
-        </w:rPr>
-        <w:t>regression</w:t>
-      </w:r>
-      <w:r>
-        <w:rPr>
-          <w:b w:val="0"/>
-        </w:rPr>
-        <w:t xml:space="preserve"> because numerical differences measure time. Exceeding 10 minutes is binary </w:t>
-      </w:r>
-      <w:r>
-        <w:rPr>
-          <w:b/>
-        </w:rPr>
-        <w:t>classification</w:t>
-      </w:r>
-      <w:r>
-        <w:rPr>
-          <w:b w:val="0"/>
-        </w:rPr>
-        <w:t xml:space="preserve"> because the target is yes or no.</w:t>
-      </w:r>
-    </w:p>
-    <w:p>
-      <w:pPr>
-        <w:pStyle w:val="Heading3"/>
-      </w:pPr>
-      <w:r>
-        <w:t>W2 Trace both checks</w:t>
-      </w:r>
-    </w:p>
-    <w:p>
-      <w:pPr>
-        <w:pStyle w:val="Heading3"/>
-      </w:pPr>
-      <w:r>
-        <w:t>Workbook question · W2</w:t>
-      </w:r>
-    </w:p>
-    <w:p>
-      <w:pPr>
-        <w:spacing w:line="336" w:lineRule="auto" w:after="180"/>
-        <w:shd w:fill="F5F1FB"/>
-      </w:pPr>
-      <w:r>
-        <w:rPr>
-          <w:b w:val="0"/>
-        </w:rPr>
-        <w:t xml:space="preserve">For actual 14 minutes and estimate </w:t>
-      </w:r>
-      <w:r>
-        <w:rPr>
-          <w:b/>
-        </w:rPr>
-        <w:t>12 minutes</w:t>
-      </w:r>
-      <w:r>
-        <w:rPr>
-          <w:b w:val="0"/>
-        </w:rPr>
-        <w:t xml:space="preserve">, calculate </w:t>
-      </w:r>
-      <w:r>
-        <w:rPr>
-          <w:b/>
-        </w:rPr>
-        <w:t>absolute error</w:t>
-      </w:r>
-      <w:r>
-        <w:rPr>
-          <w:b w:val="0"/>
-        </w:rPr>
-        <w:t xml:space="preserve"> and both slow categories using greater than 10. Explain why a correct category does not mean an exact duration.</w:t>
-      </w:r>
-    </w:p>
-    <w:p>
-      <w:pPr>
-        <w:pStyle w:val="Heading3"/>
-      </w:pPr>
-      <w:r>
-        <w:t>Teacher reasoning · W2</w:t>
-      </w:r>
-    </w:p>
-    <w:p>
-      <w:pPr>
-        <w:spacing w:line="336" w:lineRule="auto" w:after="180"/>
-        <w:shd w:fill="F1F6FC"/>
-      </w:pPr>
-      <w:r>
-        <w:rPr>
-          <w:b/>
-        </w:rPr>
-        <w:t>Absolute error</w:t>
-      </w:r>
-      <w:r>
-        <w:rPr>
-          <w:b w:val="0"/>
-        </w:rPr>
-        <w:t xml:space="preserve"> is 2 minutes. Both actual and predicted categories are 1, so the category matches even though the duration estimate is 2 minutes too low.</w:t>
-      </w:r>
-    </w:p>
-    <w:p>
-      <w:pPr>
-        <w:pStyle w:val="Heading3"/>
-      </w:pPr>
-      <w:r>
-        <w:t>W3 Repair a category average</w:t>
-      </w:r>
-    </w:p>
-    <w:p>
-      <w:pPr>
-        <w:pStyle w:val="Heading3"/>
-      </w:pPr>
-      <w:r>
-        <w:t>Workbook question · W3</w:t>
-      </w:r>
-    </w:p>
-    <w:p>
-      <w:pPr>
-        <w:spacing w:line="336" w:lineRule="auto" w:after="180"/>
-        <w:shd w:fill="F5F1FB"/>
-      </w:pPr>
-      <w:r>
-        <w:rPr>
-          <w:b w:val="0"/>
-        </w:rPr>
-        <w:t xml:space="preserve">Indoor is coded 1 and outdoor is coded 2. Someone averages </w:t>
-      </w:r>
-      <w:r>
-        <w:rPr>
-          <w:b/>
-        </w:rPr>
-        <w:t>prediction</w:t>
-      </w:r>
-      <w:r>
-        <w:rPr>
-          <w:b w:val="0"/>
-        </w:rPr>
-        <w:t>s and reports route type 1.5 as an accurate halfway category. Explain the problem and name an appropriate check.</w:t>
-      </w:r>
-    </w:p>
-    <w:p>
-      <w:pPr>
-        <w:pStyle w:val="Heading3"/>
-      </w:pPr>
-      <w:r>
-        <w:t>Teacher reasoning · W3</w:t>
-      </w:r>
-    </w:p>
-    <w:p>
-      <w:pPr>
-        <w:spacing w:line="336" w:lineRule="auto" w:after="180"/>
-        <w:shd w:fill="F1F6FC"/>
-      </w:pPr>
-      <w:r>
-        <w:rPr>
-          <w:b w:val="0"/>
-        </w:rPr>
-        <w:t>The codes label categories, so 1.5 is not a defined route type. Predict one of the defined categories and compare it with the observed category. A numerical midpoint of arbitrary codes does not establish correctness.</w:t>
-      </w:r>
-    </w:p>
-    <w:p>
-      <w:pPr>
-        <w:pStyle w:val="Heading3"/>
-      </w:pPr>
-      <w:r>
-        <w:t>W4 Compare new evidence independently</w:t>
-      </w:r>
-    </w:p>
-    <w:p>
-      <w:pPr>
-        <w:pStyle w:val="Heading3"/>
-      </w:pPr>
-      <w:r>
-        <w:t>Workbook question · W4</w:t>
-      </w:r>
-    </w:p>
-    <w:p>
-      <w:pPr>
-        <w:spacing w:line="336" w:lineRule="auto" w:after="180"/>
-        <w:shd w:fill="F5F1FB"/>
-      </w:pPr>
-      <w:r>
-        <w:rPr>
-          <w:b w:val="0"/>
-        </w:rPr>
-        <w:t>For three fictional print jobs, actual completion times are 4, 5 and 9 minutes; estimates are 6, 5 and 8 minutes in matching order. Slow means more than 5 minutes.</w:t>
-      </w:r>
-    </w:p>
-    <w:p>
-      <w:pPr>
-        <w:spacing w:line="336" w:lineRule="auto" w:after="180"/>
-        <w:shd w:fill="F5F1FB"/>
-      </w:pPr>
-      <w:r>
-        <w:rPr>
-          <w:b w:val="0"/>
-        </w:rPr>
-        <w:t xml:space="preserve">Write actual and predicted category lists, count correct categories, calculate each </w:t>
-      </w:r>
-      <w:r>
-        <w:rPr>
-          <w:b/>
-        </w:rPr>
-        <w:t>absolute error</w:t>
-      </w:r>
-      <w:r>
-        <w:rPr>
-          <w:b w:val="0"/>
-        </w:rPr>
-        <w:t xml:space="preserve"> and the mean error in minutes. State what each result measures.</w:t>
-      </w:r>
-    </w:p>
-    <w:p>
-      <w:pPr>
-        <w:pStyle w:val="Heading3"/>
-      </w:pPr>
-      <w:r>
-        <w:t>Teacher reasoning · W4</w:t>
-      </w:r>
-    </w:p>
-    <w:p>
-      <w:pPr>
-        <w:spacing w:line="336" w:lineRule="auto" w:after="180"/>
-        <w:shd w:fill="F1F6FC"/>
-      </w:pPr>
-      <w:r>
-        <w:rPr>
-          <w:b w:val="0"/>
-        </w:rPr>
-        <w:t xml:space="preserve">Actual categories are [0, 0, 1]; predicted categories are [1, 0, 1], so 2 of 3 match. </w:t>
-      </w:r>
-      <w:r>
-        <w:rPr>
-          <w:b/>
-        </w:rPr>
-        <w:t>Absolute error</w:t>
-      </w:r>
-      <w:r>
-        <w:rPr>
-          <w:b w:val="0"/>
-        </w:rPr>
-        <w:t>s are [2, 0, 1] minutes; their mean is 1 minute.</w:t>
-      </w:r>
-    </w:p>
-    <w:p>
-      <w:pPr>
-        <w:spacing w:line="336" w:lineRule="auto" w:after="180"/>
-        <w:shd w:fill="F1F6FC"/>
-      </w:pPr>
-      <w:r>
-        <w:rPr>
-          <w:b w:val="0"/>
-        </w:rPr>
-        <w:t xml:space="preserve">The fraction measures </w:t>
-      </w:r>
-      <w:r>
-        <w:rPr>
-          <w:b/>
-        </w:rPr>
-        <w:t>threshold</w:t>
-      </w:r>
-      <w:r>
-        <w:rPr>
-          <w:b w:val="0"/>
-        </w:rPr>
-        <w:t xml:space="preserve">-category agreement on these jobs, while mean </w:t>
-      </w:r>
-      <w:r>
-        <w:rPr>
-          <w:b/>
-        </w:rPr>
-        <w:t>absolute error</w:t>
-      </w:r>
-      <w:r>
-        <w:rPr>
-          <w:b w:val="0"/>
-        </w:rPr>
-        <w:t xml:space="preserve"> measures average duration discrepancy.</w:t>
-      </w:r>
-    </w:p>
-    <w:p>
-      <w:pPr>
-        <w:pStyle w:val="Heading3"/>
-      </w:pPr>
-      <w:r>
-        <w:t>W5 Specify a useful output</w:t>
-      </w:r>
-    </w:p>
-    <w:p>
-      <w:pPr>
-        <w:pStyle w:val="Heading3"/>
-      </w:pPr>
-      <w:r>
-        <w:t>Workbook question · W5</w:t>
-      </w:r>
-    </w:p>
-    <w:p>
-      <w:pPr>
-        <w:spacing w:line="336" w:lineRule="auto" w:after="180"/>
-        <w:shd w:fill="F5F1FB"/>
-      </w:pPr>
-      <w:r>
-        <w:rPr>
-          <w:b w:val="0"/>
-        </w:rPr>
-        <w:t xml:space="preserve">A user needs the arrival duration in minutes, but a report gives only slow or not slow. What task should be specified, and what information was lost by the category </w:t>
-      </w:r>
-      <w:r>
-        <w:rPr>
-          <w:b/>
-        </w:rPr>
-        <w:t>output</w:t>
-      </w:r>
-      <w:r>
-        <w:rPr>
-          <w:b w:val="0"/>
-        </w:rPr>
-        <w:t>?</w:t>
-      </w:r>
-    </w:p>
-    <w:p>
-      <w:pPr>
-        <w:pStyle w:val="Heading3"/>
-      </w:pPr>
-      <w:r>
-        <w:t>Teacher reasoning · W5</w:t>
-      </w:r>
-    </w:p>
-    <w:p>
-      <w:pPr>
-        <w:spacing w:line="336" w:lineRule="auto" w:after="180"/>
-        <w:shd w:fill="F1F6FC"/>
-      </w:pPr>
-      <w:r>
-        <w:rPr>
-          <w:b w:val="0"/>
-        </w:rPr>
-        <w:t xml:space="preserve">Specify </w:t>
-      </w:r>
-      <w:r>
-        <w:rPr>
-          <w:b/>
-        </w:rPr>
-        <w:t>regression</w:t>
-      </w:r>
-      <w:r>
-        <w:rPr>
-          <w:b w:val="0"/>
-        </w:rPr>
-        <w:t xml:space="preserve"> for duration in minutes and check numerical error, such as mean </w:t>
-      </w:r>
-      <w:r>
-        <w:rPr>
-          <w:b/>
-        </w:rPr>
-        <w:t>absolute error</w:t>
-      </w:r>
-      <w:r>
-        <w:rPr>
-          <w:b w:val="0"/>
-        </w:rPr>
-        <w:t xml:space="preserve"> in minutes.</w:t>
-      </w:r>
-    </w:p>
-    <w:p>
-      <w:pPr>
-        <w:spacing w:line="336" w:lineRule="auto" w:after="180"/>
-        <w:shd w:fill="F1F6FC"/>
-      </w:pPr>
-      <w:r>
-        <w:rPr>
-          <w:b w:val="0"/>
-        </w:rPr>
-        <w:t>The category omits the estimated duration and how far it is from the boundary; it cannot answer the requested quantity.</w:t>
-      </w:r>
-    </w:p>
-    <w:p>
-      <w:pPr>
-        <w:pStyle w:val="Heading3"/>
-      </w:pPr>
-      <w:r>
-        <w:t>Assess independent transfer</w:t>
-      </w:r>
-    </w:p>
-    <w:p>
-      <w:pPr>
-        <w:pStyle w:val="Heading3"/>
-      </w:pPr>
-      <w:r>
-        <w:t>Independent question · withhold the key</w:t>
-      </w:r>
-    </w:p>
-    <w:p>
-      <w:pPr>
-        <w:spacing w:line="336" w:lineRule="auto" w:after="180"/>
-        <w:shd w:fill="F5F1FB"/>
-      </w:pPr>
-      <w:r>
-        <w:rPr>
-          <w:b w:val="0"/>
-        </w:rPr>
-        <w:t>Selected case: For three fictional print jobs, actual completion times are 4, 5 and 9 minutes; estimates are 6, 5 and 8 minutes in matching order. Slow means more than 5 minutes.</w:t>
-      </w:r>
-    </w:p>
-    <w:p>
-      <w:pPr>
-        <w:spacing w:line="336" w:lineRule="auto" w:after="180"/>
-        <w:shd w:fill="F5F1FB"/>
-      </w:pPr>
-      <w:r>
-        <w:rPr>
-          <w:b w:val="0"/>
-        </w:rPr>
-        <w:t xml:space="preserve">Write actual and predicted category lists, count correct categories, calculate each </w:t>
-      </w:r>
-      <w:r>
-        <w:rPr>
-          <w:b/>
-        </w:rPr>
-        <w:t>absolute error</w:t>
-      </w:r>
-      <w:r>
-        <w:rPr>
-          <w:b w:val="0"/>
-        </w:rPr>
-        <w:t xml:space="preserve"> and the mean error in minutes. State what each result measures.</w:t>
-      </w:r>
-    </w:p>
-    <w:p>
-      <w:pPr>
-        <w:pStyle w:val="Heading3"/>
-      </w:pPr>
-      <w:r>
-        <w:t>Selected case answer</w:t>
-      </w:r>
-    </w:p>
-    <w:p>
-      <w:pPr>
-        <w:pStyle w:val="Heading3"/>
-      </w:pPr>
-      <w:r>
-        <w:t>Teacher key · Selected case answer</w:t>
-      </w:r>
-    </w:p>
-    <w:p>
-      <w:pPr>
-        <w:spacing w:line="336" w:lineRule="auto" w:after="180"/>
-        <w:shd w:fill="F1F6FC"/>
-      </w:pPr>
-      <w:r>
-        <w:rPr>
-          <w:b w:val="0"/>
-        </w:rPr>
-        <w:t xml:space="preserve">Actual categories are [0, 0, 1]; predicted categories are [1, 0, 1], so 2 of 3 match. </w:t>
-      </w:r>
-      <w:r>
-        <w:rPr>
-          <w:b/>
-        </w:rPr>
-        <w:t>Absolute error</w:t>
-      </w:r>
-      <w:r>
-        <w:rPr>
-          <w:b w:val="0"/>
-        </w:rPr>
-        <w:t>s are [2, 0, 1] minutes; their mean is 1 minute.</w:t>
-      </w:r>
-    </w:p>
-    <w:p>
-      <w:pPr>
-        <w:spacing w:line="336" w:lineRule="auto" w:after="180"/>
-        <w:shd w:fill="F1F6FC"/>
-      </w:pPr>
-      <w:r>
-        <w:rPr>
-          <w:b w:val="0"/>
-        </w:rPr>
-        <w:t xml:space="preserve">The fraction measures </w:t>
-      </w:r>
-      <w:r>
-        <w:rPr>
-          <w:b/>
-        </w:rPr>
-        <w:t>threshold</w:t>
-      </w:r>
-      <w:r>
-        <w:rPr>
-          <w:b w:val="0"/>
-        </w:rPr>
-        <w:t xml:space="preserve">-category agreement on these jobs, while mean </w:t>
-      </w:r>
-      <w:r>
-        <w:rPr>
-          <w:b/>
-        </w:rPr>
-        <w:t>absolute error</w:t>
-      </w:r>
-      <w:r>
-        <w:rPr>
-          <w:b w:val="0"/>
-        </w:rPr>
-        <w:t xml:space="preserve"> measures average duration discrepancy.</w:t>
-      </w:r>
-    </w:p>
-    <w:tbl>
-      <w:tblPr>
-        <w:tblStyle w:val="LightShading-Accent1"/>
-        <w:tblW w:type="auto" w:w="0"/>
-        <w:tblLook w:firstColumn="1" w:firstRow="1" w:lastColumn="0" w:lastRow="0" w:noHBand="0" w:noVBand="1" w:val="04A0"/>
-      </w:tblPr>
-      <w:tblGrid>
-        <w:gridCol w:w="5112"/>
-        <w:gridCol w:w="5112"/>
-      </w:tblGrid>
-      <w:tr>
-        <w:trPr>
-          <w:tblHeader/>
-        </w:trPr>
-        <w:tc>
-          <w:tcPr>
-            <w:tcW w:type="dxa" w:w="5112"/>
-          </w:tcPr>
-          <w:p>
-            <w:r>
-              <w:t>Dimension</w:t>
-            </w:r>
-          </w:p>
-        </w:tc>
-        <w:tc>
-          <w:tcPr>
-            <w:tcW w:type="dxa" w:w="5112"/>
-          </w:tcPr>
-          <w:p>
-            <w:r>
-              <w:t>Evidence required</w:t>
-            </w:r>
-          </w:p>
-        </w:tc>
-      </w:tr>
-      <w:tr>
-        <w:tc>
-          <w:tcPr>
-            <w:tcW w:type="dxa" w:w="5112"/>
-          </w:tcPr>
-          <w:p>
-            <w:r>
-              <w:t>Explanation</w:t>
-            </w:r>
-          </w:p>
-        </w:tc>
-        <w:tc>
-          <w:tcPr>
-            <w:tcW w:type="dxa" w:w="5112"/>
-          </w:tcPr>
-          <w:p>
-            <w:r>
-              <w:t>Names the applicable idea or procedure and ties it to the supplied facts.</w:t>
-            </w:r>
-          </w:p>
-        </w:tc>
-      </w:tr>
-      <w:tr>
-        <w:tc>
-          <w:tcPr>
-            <w:tcW w:type="dxa" w:w="5112"/>
-          </w:tcPr>
-          <w:p>
-            <w:r>
-              <w:t>Trace and result</w:t>
-            </w:r>
-          </w:p>
-        </w:tc>
-        <w:tc>
-          <w:tcPr>
-            <w:tcW w:type="dxa" w:w="5112"/>
-          </w:tcPr>
-          <w:p>
-            <w:r>
-              <w:t>Preserves the given inputs and shows the relevant intermediate steps; distinguishes a prediction from an observed execution.</w:t>
-            </w:r>
-          </w:p>
-        </w:tc>
-      </w:tr>
-      <w:tr>
-        <w:tc>
-          <w:tcPr>
-            <w:tcW w:type="dxa" w:w="5112"/>
-          </w:tcPr>
-          <w:p>
-            <w:r>
-              <w:t>Limits</w:t>
-            </w:r>
-          </w:p>
-        </w:tc>
-        <w:tc>
-          <w:tcPr>
-            <w:tcW w:type="dxa" w:w="5112"/>
-          </w:tcPr>
-          <w:p>
-            <w:r>
-              <w:t>States the assumptions, missing evidence or conditions under which the result would change.</w:t>
-            </w:r>
-          </w:p>
-        </w:tc>
-      </w:tr>
-    </w:tbl>
-    <w:p>
-      <w:pPr>
-        <w:pStyle w:val="Heading3"/>
-      </w:pPr>
-      <w:r>
-        <w:t>Teacher key · Selected case answer</w:t>
-      </w:r>
-    </w:p>
-    <w:p>
-      <w:pPr>
-        <w:spacing w:line="336" w:lineRule="auto" w:after="180"/>
-        <w:shd w:fill="F1F6FC"/>
-      </w:pPr>
-      <w:r>
-        <w:rPr>
-          <w:b w:val="0"/>
-        </w:rPr>
-        <w:t>Record each dimension as not yet, with support, or independent. Accept a valid alternative procedure with a defensible trace.</w:t>
-      </w:r>
-    </w:p>
-    <w:p>
-      <w:pPr>
-        <w:spacing w:line="336" w:lineRule="auto" w:after="180"/>
-        <w:shd w:fill="F1F6FC"/>
-      </w:pPr>
-      <w:r>
-        <w:rPr>
-          <w:b w:val="0"/>
-        </w:rPr>
-        <w:t xml:space="preserve">Do not penalise an honestly recorded model failure if the learner correctly explains its </w:t>
-      </w:r>
-      <w:r>
-        <w:rPr>
-          <w:b/>
-        </w:rPr>
-        <w:t>evidence</w:t>
-      </w:r>
-      <w:r>
-        <w:rPr>
-          <w:b w:val="0"/>
-        </w:rPr>
-        <w:t xml:space="preserve"> and limits.</w:t>
-      </w:r>
-    </w:p>
-    <w:p>
-      <w:pPr>
-        <w:pStyle w:val="Heading3"/>
-      </w:pPr>
-      <w:r>
-        <w:t>Feedback that the learner uses</w:t>
-      </w:r>
-    </w:p>
-    <w:p>
-      <w:pPr>
-        <w:spacing w:line="336" w:lineRule="auto" w:after="180"/>
-      </w:pPr>
-      <w:r>
-        <w:rPr>
-          <w:b w:val="0"/>
-        </w:rPr>
-        <w:t>Name the earliest unsupported step and give one action to repair it. Have the learner make that repair now and explain why. Then assess the relevant skill on a fresh, fully specified case.</w:t>
-      </w:r>
-    </w:p>
-    <w:p>
-      <w:pPr>
-        <w:spacing w:line="336" w:lineRule="auto" w:after="180"/>
-      </w:pPr>
-      <w:r>
-        <w:rPr>
-          <w:b w:val="0"/>
-        </w:rPr>
-        <w:t>Confirm it was not previously practised with feedback; solve and check the new case before assigning it. A follow-up design prompt is a starting brief, not automatically an equivalent test.</w:t>
-      </w:r>
-    </w:p>
-    <w:p>
-      <w:pPr>
-        <w:pStyle w:val="Heading1"/>
-      </w:pPr>
-      <w:r>
-        <w:t>06. Connect and extend learning</w:t>
-      </w:r>
-    </w:p>
-    <w:p>
-      <w:r>
-        <w:t>Connect Classification or Regression? to Responsible Plant Classifier, adapt support and plan a later changed-case check.</w:t>
-      </w:r>
-    </w:p>
-    <w:p>
-      <w:pPr>
-        <w:pStyle w:val="Heading3"/>
-      </w:pPr>
-      <w:r>
-        <w:t>Responsible Plant Classifier</w:t>
-      </w:r>
-    </w:p>
-    <w:p>
-      <w:pPr>
-        <w:spacing w:line="336" w:lineRule="auto" w:after="180"/>
-      </w:pPr>
-      <w:r>
-        <w:rPr>
-          <w:b w:val="0"/>
-        </w:rPr>
-        <w:t xml:space="preserve">Confirm whether Plant </w:t>
-      </w:r>
-      <w:r>
-        <w:rPr>
-          <w:b/>
-        </w:rPr>
-        <w:t>Class</w:t>
-      </w:r>
-      <w:r>
-        <w:rPr>
-          <w:b w:val="0"/>
-        </w:rPr>
-        <w:t>ifier predicts a health category or a numerical severity score; document why.</w:t>
-      </w:r>
-    </w:p>
-    <w:p>
-      <w:pPr>
-        <w:spacing w:line="336" w:lineRule="auto" w:after="180"/>
-      </w:pPr>
-      <w:r>
-        <w:rPr>
-          <w:b w:val="0"/>
-        </w:rPr>
-        <w:t xml:space="preserve">Keep the decision, </w:t>
-      </w:r>
-      <w:r>
-        <w:rPr>
-          <w:b/>
-        </w:rPr>
-        <w:t>input</w:t>
-      </w:r>
-      <w:r>
-        <w:rPr>
-          <w:b w:val="0"/>
-        </w:rPr>
-        <w:t xml:space="preserve">, result, explanation and remaining limitation in the project </w:t>
-      </w:r>
-      <w:r>
-        <w:rPr>
-          <w:b/>
-        </w:rPr>
-        <w:t>evidence</w:t>
-      </w:r>
-      <w:r>
-        <w:rPr>
-          <w:b w:val="0"/>
-        </w:rPr>
-        <w:t xml:space="preserve"> record. Retrieve this record next week rather than restarting the project.</w:t>
-      </w:r>
-    </w:p>
-    <w:p>
-      <w:pPr>
-        <w:pStyle w:val="Heading3"/>
-      </w:pPr>
-      <w:r>
-        <w:t>Support and stretch</w:t>
-      </w:r>
-    </w:p>
-    <w:p>
-      <w:pPr>
-        <w:spacing w:line="336" w:lineRule="auto" w:after="180"/>
-      </w:pPr>
-      <w:r>
-        <w:rPr>
-          <w:b w:val="0"/>
-        </w:rPr>
-        <w:t xml:space="preserve">Use a tiny labelled dataset, explicit units and a named positive </w:t>
-      </w:r>
-      <w:r>
-        <w:rPr>
-          <w:b/>
-        </w:rPr>
-        <w:t>class</w:t>
-      </w:r>
-      <w:r>
-        <w:rPr>
-          <w:b w:val="0"/>
-        </w:rPr>
-        <w:t>. Stretch: require a baseline, held-out evaluation and subgroup or shifted-condition analysis with denominators.</w:t>
-      </w:r>
-    </w:p>
-    <w:p>
-      <w:pPr>
-        <w:pStyle w:val="Heading3"/>
-      </w:pPr>
-      <w:r>
-        <w:t>Exit reflection</w:t>
-      </w:r>
-    </w:p>
-    <w:p>
-      <w:pPr>
-        <w:spacing w:line="336" w:lineRule="auto" w:after="180"/>
-      </w:pPr>
-      <w:r>
-        <w:rPr>
-          <w:b w:val="0"/>
-        </w:rPr>
-        <w:t xml:space="preserve">Ask for one decision the learner can now justify and one situation requiring more </w:t>
-      </w:r>
-      <w:r>
-        <w:rPr>
-          <w:b/>
-        </w:rPr>
-        <w:t>evidence</w:t>
-      </w:r>
-      <w:r>
-        <w:rPr>
-          <w:b w:val="0"/>
-        </w:rPr>
-        <w:t xml:space="preserve"> or human review. Confidence ratings are separate from correct independent performance.</w:t>
-      </w:r>
-    </w:p>
-    <w:p>
-      <w:pPr>
-        <w:pStyle w:val="Heading3"/>
-      </w:pPr>
-      <w:r>
-        <w:t>Bridge to the next week</w:t>
-      </w:r>
-    </w:p>
-    <w:p>
-      <w:pPr>
-        <w:spacing w:line="336" w:lineRule="auto" w:after="180"/>
-      </w:pPr>
-      <w:r>
-        <w:rPr>
-          <w:b w:val="0"/>
-        </w:rPr>
-        <w:t xml:space="preserve">Next: Week 4: Python and Table Readiness. Retrieve today’s </w:t>
-      </w:r>
-      <w:r>
-        <w:rPr>
-          <w:b/>
-        </w:rPr>
-        <w:t>evidence</w:t>
-      </w:r>
-      <w:r>
-        <w:rPr>
-          <w:b w:val="0"/>
-        </w:rPr>
-        <w:t xml:space="preserve"> and identify what carries forward and what is new.</w:t>
-      </w:r>
-    </w:p>
-    <w:p>
-      <w:pPr>
-        <w:pStyle w:val="Heading3"/>
-      </w:pPr>
-      <w:r>
-        <w:t>Support and fresh reassessment</w:t>
-      </w:r>
-    </w:p>
-    <w:p>
-      <w:pPr>
-        <w:spacing w:line="336" w:lineRule="auto" w:after="180"/>
-      </w:pPr>
-      <w:r>
-        <w:rPr>
-          <w:b w:val="0"/>
-        </w:rPr>
-        <w:t>Use a number line to mark actual and estimated times, then color which side of the boundary each lies on. Supply a blank table without answers. Extension: recode no and yes as 7 and 9.</w:t>
-      </w:r>
-    </w:p>
-    <w:p>
-      <w:pPr>
-        <w:spacing w:line="336" w:lineRule="auto" w:after="180"/>
-      </w:pPr>
-      <w:r>
-        <w:rPr>
-          <w:b w:val="0"/>
-        </w:rPr>
-        <w:t xml:space="preserve">The </w:t>
-      </w:r>
-      <w:r>
-        <w:rPr>
-          <w:b/>
-        </w:rPr>
-        <w:t>classification</w:t>
-      </w:r>
-      <w:r>
-        <w:rPr>
-          <w:b w:val="0"/>
-        </w:rPr>
-        <w:t xml:space="preserve"> task and matching count stay the same, while distances between those codes are not time errors.</w:t>
-      </w:r>
-    </w:p>
-    <w:p>
-      <w:pPr>
-        <w:spacing w:line="336" w:lineRule="auto" w:after="180"/>
-      </w:pPr>
-      <w:r>
-        <w:rPr>
-          <w:b w:val="0"/>
-        </w:rPr>
-        <w:t xml:space="preserve">Require W4 actual categories [0,0,1], predicted [1,0,1], 2 of 3 correct, </w:t>
-      </w:r>
-      <w:r>
-        <w:rPr>
-          <w:b/>
-        </w:rPr>
-        <w:t>absolute error</w:t>
-      </w:r>
-      <w:r>
-        <w:rPr>
-          <w:b w:val="0"/>
-        </w:rPr>
-        <w:t>s [2,0,1] and mean 1 minute. The learner must explain both meanings.</w:t>
-      </w:r>
-    </w:p>
-    <w:p>
-      <w:pPr>
-        <w:spacing w:line="336" w:lineRule="auto" w:after="180"/>
-      </w:pPr>
-      <w:r>
-        <w:rPr>
-          <w:b w:val="0"/>
-        </w:rPr>
-        <w:t xml:space="preserve">Fresh retry: actual times 3,6,8 and estimates 4,5,10; slow means greater than 6. Actual and predicted categories are both [0,0,1], so 3 of 3 match. </w:t>
-      </w:r>
-      <w:r>
-        <w:rPr>
-          <w:b/>
-        </w:rPr>
-        <w:t>Absolute error</w:t>
-      </w:r>
-      <w:r>
-        <w:rPr>
-          <w:b w:val="0"/>
-        </w:rPr>
-        <w:t>s [1,1,2] have mean 4/3 minutes, about 1.33.</w:t>
-      </w:r>
-    </w:p>
-    <w:p>
-      <w:pPr>
-        <w:spacing w:line="336" w:lineRule="auto" w:after="180"/>
       </w:pPr>
       <w:r>
         <w:rPr>
@@ -5773,68 +5791,10 @@
     </w:p>
     <w:p>
       <w:pPr>
-        <w:spacing w:line="336" w:lineRule="auto" w:after="180"/>
-      </w:pPr>
-      <w:r>
-        <w:rPr>
-          <w:b w:val="0"/>
-        </w:rPr>
-        <w:t xml:space="preserve">Week 4 inspects datasets and documents their origin, units and limitations. Carry forward the target definition, </w:t>
-      </w:r>
-      <w:r>
-        <w:rPr>
-          <w:b/>
-        </w:rPr>
-        <w:t>prediction</w:t>
-      </w:r>
-      <w:r>
-        <w:rPr>
-          <w:b w:val="0"/>
-        </w:rPr>
-        <w:t xml:space="preserve"> moment and measurement units.</w:t>
-      </w:r>
-    </w:p>
-    <w:p>
-      <w:pPr>
-        <w:spacing w:line="336" w:lineRule="auto" w:after="180"/>
-      </w:pPr>
-      <w:r>
-        <w:rPr>
-          <w:b w:val="0"/>
-        </w:rPr>
-        <w:t>Teacher reference: https://scikit-learn.org/1.0/tutorial/basic/tutorial.html (</w:t>
-      </w:r>
-      <w:r>
-        <w:rPr>
-          <w:b/>
-        </w:rPr>
-        <w:t>classification</w:t>
-      </w:r>
-      <w:r>
-        <w:rPr>
-          <w:b w:val="0"/>
-        </w:rPr>
-        <w:t xml:space="preserve"> and </w:t>
-      </w:r>
-      <w:r>
-        <w:rPr>
-          <w:b/>
-        </w:rPr>
-        <w:t>regression</w:t>
-      </w:r>
-      <w:r>
-        <w:rPr>
-          <w:b w:val="0"/>
-        </w:rPr>
-        <w:t xml:space="preserve"> definitions; reviewed 2026-09-26).</w:t>
-      </w:r>
-    </w:p>
-    <w:p>
-      <w:pPr>
-        <w:pStyle w:val="Heading3"/>
-      </w:pPr>
-      <w:r>
-        <w:t>Plan the delayed return</w:t>
+        <w:pStyle w:val="Heading2"/>
+      </w:pPr>
+      <w:r>
+        <w:t>Delayed return</w:t>
       </w:r>
     </w:p>
     <w:p>
@@ -6063,83 +6023,223 @@
     </w:p>
     <w:p>
       <w:pPr>
+        <w:pStyle w:val="Heading2"/>
+      </w:pPr>
+      <w:r>
+        <w:t>Bridge and reflection</w:t>
+      </w:r>
+    </w:p>
+    <w:p>
+      <w:pPr>
+        <w:spacing w:line="336" w:lineRule="auto" w:after="180"/>
+      </w:pPr>
+      <w:r>
+        <w:rPr>
+          <w:b w:val="0"/>
+        </w:rPr>
+        <w:t xml:space="preserve">Ask for one decision the learner can now justify and one situation requiring more </w:t>
+      </w:r>
+      <w:r>
+        <w:rPr>
+          <w:b/>
+        </w:rPr>
+        <w:t>evidence</w:t>
+      </w:r>
+      <w:r>
+        <w:rPr>
+          <w:b w:val="0"/>
+        </w:rPr>
+        <w:t xml:space="preserve"> or human review. Confidence ratings are separate from correct independent performance.</w:t>
+      </w:r>
+    </w:p>
+    <w:p>
+      <w:pPr>
+        <w:spacing w:line="336" w:lineRule="auto" w:after="180"/>
+      </w:pPr>
+      <w:r>
+        <w:rPr>
+          <w:b w:val="0"/>
+        </w:rPr>
+        <w:t xml:space="preserve">Next: Week 4: Python and Table Readiness. Retrieve today’s </w:t>
+      </w:r>
+      <w:r>
+        <w:rPr>
+          <w:b/>
+        </w:rPr>
+        <w:t>evidence</w:t>
+      </w:r>
+      <w:r>
+        <w:rPr>
+          <w:b w:val="0"/>
+        </w:rPr>
+        <w:t xml:space="preserve"> and identify what carries forward and what is new.</w:t>
+      </w:r>
+    </w:p>
+    <w:p>
+      <w:pPr>
+        <w:spacing w:line="336" w:lineRule="auto" w:after="180"/>
+      </w:pPr>
+      <w:r>
+        <w:rPr>
+          <w:b w:val="0"/>
+        </w:rPr>
+        <w:t xml:space="preserve">Week 4 inspects datasets and documents their origin, units and limitations. Carry forward the target definition, </w:t>
+      </w:r>
+      <w:r>
+        <w:rPr>
+          <w:b/>
+        </w:rPr>
+        <w:t>prediction</w:t>
+      </w:r>
+      <w:r>
+        <w:rPr>
+          <w:b w:val="0"/>
+        </w:rPr>
+        <w:t xml:space="preserve"> moment and measurement units.</w:t>
+      </w:r>
+    </w:p>
+    <w:p>
+      <w:pPr>
+        <w:spacing w:line="336" w:lineRule="auto" w:after="180"/>
+      </w:pPr>
+      <w:r>
+        <w:rPr>
+          <w:b w:val="0"/>
+        </w:rPr>
+        <w:t>Teacher reference: https://scikit-learn.org/1.0/tutorial/basic/tutorial.html (</w:t>
+      </w:r>
+      <w:r>
+        <w:rPr>
+          <w:b/>
+        </w:rPr>
+        <w:t>classification</w:t>
+      </w:r>
+      <w:r>
+        <w:rPr>
+          <w:b w:val="0"/>
+        </w:rPr>
+        <w:t xml:space="preserve"> and </w:t>
+      </w:r>
+      <w:r>
+        <w:rPr>
+          <w:b/>
+        </w:rPr>
+        <w:t>regression</w:t>
+      </w:r>
+      <w:r>
+        <w:rPr>
+          <w:b w:val="0"/>
+        </w:rPr>
+        <w:t xml:space="preserve"> definitions; reviewed 2026-09-26).</w:t>
+      </w:r>
+    </w:p>
+    <w:p>
+      <w:pPr>
+        <w:pStyle w:val="Heading2"/>
+      </w:pPr>
+      <w:r>
+        <w:t>Earlier wording, alternatives and picture transcripts · reference / check after trying</w:t>
+      </w:r>
+    </w:p>
+    <w:p>
+      <w:pPr>
+        <w:spacing w:line="336" w:lineRule="auto" w:after="180"/>
+      </w:pPr>
+      <w:r>
+        <w:rPr>
+          <w:b w:val="0"/>
+        </w:rPr>
+        <w:t>Connect and extend learning</w:t>
+      </w:r>
+    </w:p>
+    <w:p>
+      <w:pPr>
         <w:pStyle w:val="Heading3"/>
       </w:pPr>
       <w:r>
+        <w:t>Responsible Plant Classifier</w:t>
+      </w:r>
+    </w:p>
+    <w:p>
+      <w:pPr>
+        <w:pStyle w:val="Heading3"/>
+      </w:pPr>
+      <w:r>
+        <w:t>Support and stretch</w:t>
+      </w:r>
+    </w:p>
+    <w:p>
+      <w:pPr>
+        <w:pStyle w:val="Heading3"/>
+      </w:pPr>
+      <w:r>
+        <w:t>Exit reflection</w:t>
+      </w:r>
+    </w:p>
+    <w:p>
+      <w:pPr>
+        <w:pStyle w:val="Heading3"/>
+      </w:pPr>
+      <w:r>
+        <w:t>Bridge to the next week</w:t>
+      </w:r>
+    </w:p>
+    <w:p>
+      <w:pPr>
+        <w:pStyle w:val="Heading3"/>
+      </w:pPr>
+      <w:r>
+        <w:t>Support and fresh reassessment</w:t>
+      </w:r>
+    </w:p>
+    <w:p>
+      <w:pPr>
+        <w:pStyle w:val="Heading3"/>
+      </w:pPr>
+      <w:r>
+        <w:t>Plan the delayed return</w:t>
+      </w:r>
+    </w:p>
+    <w:p>
+      <w:pPr>
+        <w:pStyle w:val="Heading3"/>
+      </w:pPr>
+      <w:r>
         <w:t>Project evidence from this case</w:t>
       </w:r>
     </w:p>
     <w:p>
       <w:pPr>
+        <w:pStyle w:val="Heading1"/>
+      </w:pPr>
+      <w:r>
+        <w:t>Reference bank and extra practice</w:t>
+      </w:r>
+    </w:p>
+    <w:p>
+      <w:pPr>
+        <w:pStyle w:val="Heading1"/>
+      </w:pPr>
+      <w:r>
+        <w:t>07. Reference · Alternative planning checklist</w:t>
+      </w:r>
+    </w:p>
+    <w:p>
+      <w:r>
+        <w:t>Use alongside the main route without repeating the whole cycle.</w:t>
+      </w:r>
+    </w:p>
+    <w:p>
+      <w:pPr>
+        <w:pStyle w:val="Heading2"/>
+      </w:pPr>
+      <w:r>
+        <w:t>Planning and assessment reference</w:t>
+      </w:r>
+    </w:p>
+    <w:p>
+      <w:pPr>
         <w:spacing w:line="336" w:lineRule="auto" w:after="180"/>
-      </w:pPr>
-      <w:r>
-        <w:rPr>
-          <w:b w:val="0"/>
-        </w:rPr>
-        <w:t xml:space="preserve">For your Responsible Plant </w:t>
-      </w:r>
-      <w:r>
-        <w:rPr>
-          <w:b/>
-        </w:rPr>
-        <w:t>Class</w:t>
-      </w:r>
-      <w:r>
-        <w:rPr>
-          <w:b w:val="0"/>
-        </w:rPr>
-        <w:t xml:space="preserve">ifier, save the </w:t>
-      </w:r>
-      <w:r>
-        <w:rPr>
-          <w:b/>
-        </w:rPr>
-        <w:t>input</w:t>
-      </w:r>
-      <w:r>
-        <w:rPr>
-          <w:b w:val="0"/>
-        </w:rPr>
-        <w:t>, procedure, observed result and limitation of this check.</w:t>
-      </w:r>
-    </w:p>
-    <w:p>
-      <w:pPr>
-        <w:spacing w:line="336" w:lineRule="auto" w:after="180"/>
-      </w:pPr>
-      <w:r>
-        <w:rPr>
-          <w:b w:val="0"/>
-        </w:rPr>
-        <w:t>Label this worked example as practice; use a different, previously unreviewed case when checking independent understanding.</w:t>
-      </w:r>
-    </w:p>
-    <w:p>
-      <w:pPr>
-        <w:pStyle w:val="Heading1"/>
-      </w:pPr>
-      <w:r>
-        <w:t>07. Prepare, teach and assess</w:t>
-      </w:r>
-    </w:p>
-    <w:p>
-      <w:r>
-        <w:t>Use this preparation summary alongside the detailed Classification or Regression? lesson; it is a checklist rather than a replacement for the full sequence.</w:t>
-      </w:r>
-    </w:p>
-    <w:p>
-      <w:pPr>
-        <w:pStyle w:val="Heading3"/>
-      </w:pPr>
-      <w:r>
-        <w:t>Teaching target</w:t>
-      </w:r>
-    </w:p>
-    <w:p>
-      <w:pPr>
-        <w:spacing w:line="336" w:lineRule="auto" w:after="180"/>
-        <w:shd w:fill="EDF7F3"/>
       </w:pPr>
       <w:r>
         <w:rPr>
@@ -6386,16 +6486,7 @@
     </w:p>
     <w:p>
       <w:pPr>
-        <w:pStyle w:val="Heading3"/>
-      </w:pPr>
-      <w:r>
-        <w:t>Supported practice answer</w:t>
-      </w:r>
-    </w:p>
-    <w:p>
-      <w:pPr>
         <w:spacing w:line="336" w:lineRule="auto" w:after="180"/>
-        <w:shd w:fill="F1F6FC"/>
       </w:pPr>
       <w:r>
         <w:rPr>
@@ -6476,16 +6567,7 @@
     </w:p>
     <w:p>
       <w:pPr>
-        <w:pStyle w:val="Heading3"/>
-      </w:pPr>
-      <w:r>
-        <w:t>Repair the misconception</w:t>
-      </w:r>
-    </w:p>
-    <w:p>
-      <w:pPr>
         <w:spacing w:line="336" w:lineRule="auto" w:after="180"/>
-        <w:shd w:fill="FFF5E6"/>
       </w:pPr>
       <w:r>
         <w:rPr>
@@ -6496,16 +6578,7 @@
     </w:p>
     <w:p>
       <w:pPr>
-        <w:pStyle w:val="Heading3"/>
-      </w:pPr>
-      <w:r>
-        <w:t>Support without giving away the answer</w:t>
-      </w:r>
-    </w:p>
-    <w:p>
-      <w:pPr>
         <w:spacing w:line="336" w:lineRule="auto" w:after="180"/>
-        <w:shd w:fill="F1F6F8"/>
       </w:pPr>
       <w:r>
         <w:rPr>
@@ -6528,16 +6601,7 @@
     </w:p>
     <w:p>
       <w:pPr>
-        <w:pStyle w:val="Heading3"/>
-      </w:pPr>
-      <w:r>
-        <w:t>Extend the reasoning</w:t>
-      </w:r>
-    </w:p>
-    <w:p>
-      <w:pPr>
         <w:spacing w:line="336" w:lineRule="auto" w:after="180"/>
-        <w:shd w:fill="F5F1FB"/>
       </w:pPr>
       <w:r>
         <w:rPr>
@@ -6561,7 +6625,6 @@
     <w:p>
       <w:pPr>
         <w:spacing w:line="336" w:lineRule="auto" w:after="180"/>
-        <w:shd w:fill="F5F1FB"/>
       </w:pPr>
       <w:r>
         <w:rPr>
@@ -6572,16 +6635,7 @@
     </w:p>
     <w:p>
       <w:pPr>
-        <w:pStyle w:val="Heading3"/>
-      </w:pPr>
-      <w:r>
-        <w:t>Protect the independent attempt</w:t>
-      </w:r>
-    </w:p>
-    <w:p>
-      <w:pPr>
         <w:spacing w:line="336" w:lineRule="auto" w:after="180"/>
-        <w:shd w:fill="FFF5E6"/>
       </w:pPr>
       <w:r>
         <w:rPr>
@@ -6776,16 +6830,7 @@
     </w:tbl>
     <w:p>
       <w:pPr>
-        <w:pStyle w:val="Heading3"/>
-      </w:pPr>
-      <w:r>
-        <w:t>Project checkpoint</w:t>
-      </w:r>
-    </w:p>
-    <w:p>
-      <w:pPr>
         <w:spacing w:line="336" w:lineRule="auto" w:after="180"/>
-        <w:shd w:fill="EDF7F3"/>
       </w:pPr>
       <w:r>
         <w:rPr>
@@ -6834,12 +6879,20 @@
         <w:pStyle w:val="Heading1"/>
       </w:pPr>
       <w:r>
-        <w:t>08. Use feedback, labs and repair paths</w:t>
-      </w:r>
-    </w:p>
-    <w:p>
-      <w:r>
-        <w:t>Use feedback, earlier review and portfolios purposefully. Apply the coding routine only when this lesson has an executable lab.</w:t>
+        <w:t>08. Reference · Feedback and evidence records</w:t>
+      </w:r>
+    </w:p>
+    <w:p>
+      <w:r>
+        <w:t>Keep supported rehearsal separate from independent performance.</w:t>
+      </w:r>
+    </w:p>
+    <w:p>
+      <w:pPr>
+        <w:pStyle w:val="Heading2"/>
+      </w:pPr>
+      <w:r>
+        <w:t>Record and repair</w:t>
       </w:r>
     </w:p>
     <w:p>
@@ -6884,6 +6937,48 @@
         <w:rPr>
           <w:b w:val="0"/>
         </w:rPr>
+        <w:t>Use the earlier worked-explanation links to address a specific missing building block, then return to the current question. Adapt this suggestion after observing the learner; it is not an automatic diagnosis.</w:t>
+      </w:r>
+    </w:p>
+    <w:p>
+      <w:pPr>
+        <w:spacing w:line="336" w:lineRule="auto" w:after="180"/>
+      </w:pPr>
+      <w:r>
+        <w:rPr>
+          <w:b w:val="0"/>
+        </w:rPr>
+        <w:t xml:space="preserve">Collect the completed-work portfolio as </w:t>
+      </w:r>
+      <w:r>
+        <w:rPr>
+          <w:b/>
+        </w:rPr>
+        <w:t>evidence</w:t>
+      </w:r>
+      <w:r>
+        <w:rPr>
+          <w:b w:val="0"/>
+        </w:rPr>
+        <w:t>. Record support separately from correctness, and assess explanation, trace/test and limitations. Progress ticks and quiz selections alone do not establish mastery.</w:t>
+      </w:r>
+    </w:p>
+    <w:p>
+      <w:pPr>
+        <w:pStyle w:val="Heading2"/>
+      </w:pPr>
+      <w:r>
+        <w:t>Earlier wording, alternatives and picture transcripts · reference / check after trying</w:t>
+      </w:r>
+    </w:p>
+    <w:p>
+      <w:pPr>
+        <w:spacing w:line="336" w:lineRule="auto" w:after="180"/>
+      </w:pPr>
+      <w:r>
+        <w:rPr>
+          <w:b w:val="0"/>
+        </w:rPr>
         <w:t xml:space="preserve">Ask students to predict before running code. Preserve errors and actual </w:t>
       </w:r>
       <w:r>
@@ -6901,77 +6996,20 @@
     </w:p>
     <w:p>
       <w:pPr>
-        <w:spacing w:line="336" w:lineRule="auto" w:after="180"/>
-      </w:pPr>
-      <w:r>
-        <w:rPr>
-          <w:b w:val="0"/>
-        </w:rPr>
-        <w:t>Use the earlier worked-explanation links to address a specific missing building block, then return to the current question. Adapt this suggestion after observing the learner; it is not an automatic diagnosis.</w:t>
-      </w:r>
-    </w:p>
-    <w:p>
-      <w:pPr>
-        <w:spacing w:line="336" w:lineRule="auto" w:after="180"/>
-      </w:pPr>
-      <w:r>
-        <w:rPr>
-          <w:b w:val="0"/>
-        </w:rPr>
-        <w:t xml:space="preserve">Collect the completed-work portfolio as </w:t>
-      </w:r>
-      <w:r>
-        <w:rPr>
-          <w:b/>
-        </w:rPr>
-        <w:t>evidence</w:t>
-      </w:r>
-      <w:r>
-        <w:rPr>
-          <w:b w:val="0"/>
-        </w:rPr>
-        <w:t>. Record support separately from correctness, and assess explanation, trace/test and limitations. Progress ticks and quiz selections alone do not establish mastery.</w:t>
-      </w:r>
-    </w:p>
-    <w:p>
-      <w:pPr>
         <w:pStyle w:val="Heading1"/>
       </w:pPr>
       <w:r>
-        <w:t>09. Visual concept journey</w:t>
-      </w:r>
-    </w:p>
-    <w:p>
-      <w:r>
-        <w:t>Show one Classification or Regression? graphic at a time, request a prediction and discuss its trace before the independent assessment.</w:t>
-      </w:r>
-    </w:p>
-    <w:p>
-      <w:pPr>
-        <w:spacing w:line="336" w:lineRule="auto" w:after="180"/>
-      </w:pPr>
-      <w:r>
-        <w:rPr>
-          <w:b w:val="0"/>
-        </w:rPr>
-        <w:t xml:space="preserve">Use one picture at a time. Hide a worked result before asking for a </w:t>
-      </w:r>
-      <w:r>
-        <w:rPr>
-          <w:b/>
-        </w:rPr>
-        <w:t>prediction</w:t>
-      </w:r>
-      <w:r>
-        <w:rPr>
-          <w:b w:val="0"/>
-        </w:rPr>
-        <w:t>, then reveal it for feedback. These are supported teaching cases; retain the separate independent assessment for a fresh first attempt.</w:t>
-      </w:r>
-    </w:p>
-    <w:p>
-      <w:pPr>
-        <w:pStyle w:val="Heading3"/>
+        <w:t>09. Reference · Teach with the six pictures</w:t>
+      </w:r>
+    </w:p>
+    <w:p>
+      <w:r>
+        <w:t>Choose one picture for a specific reasoning move.</w:t>
+      </w:r>
+    </w:p>
+    <w:p>
+      <w:pPr>
+        <w:pStyle w:val="Heading2"/>
       </w:pPr>
       <w:r>
         <w:t>01. Classification or Regression?: the case</w:t>
@@ -6982,7 +7020,7 @@
         <w:drawing>
           <wp:inline xmlns:a="http://schemas.openxmlformats.org/drawingml/2006/main" xmlns:pic="http://schemas.openxmlformats.org/drawingml/2006/picture">
             <wp:extent cx="5486400" cy="3142488"/>
-            <wp:docPr id="3" name="Picture 3" descr="Distinguish predicting growth height from predicting a growth category. Supplied facts: Actual heights are [4, 7, 9] cm; estimates are [5, 6, 10] cm. Tall means strictly greater than 6 cm. All inputs and outcomes in this worked example are invented classroom data; no real model run is claimed."/>
+            <wp:docPr id="4" name="Picture 4" descr="Distinguish predicting growth height from predicting a growth category. Supplied facts: Actual heights are [4, 7, 9] cm; estimates are [5, 6, 10] cm. Tall means strictly greater than 6 cm. All inputs and outcomes in this worked example are invented classroom data; no real model run is claimed."/>
             <wp:cNvGraphicFramePr>
               <a:graphicFrameLocks noChangeAspect="1"/>
             </wp:cNvGraphicFramePr>
@@ -6994,7 +7032,7 @@
                     <pic:cNvPicPr/>
                   </pic:nvPicPr>
                   <pic:blipFill>
-                    <a:blip r:embed="rId11"/>
+                    <a:blip r:embed="rId12"/>
                     <a:stretch>
                       <a:fillRect/>
                     </a:stretch>
@@ -7062,7 +7100,6 @@
     <w:p>
       <w:pPr>
         <w:spacing w:line="336" w:lineRule="auto" w:after="180"/>
-        <w:shd w:fill="F5F1FB"/>
       </w:pPr>
       <w:r>
         <w:rPr>
@@ -7073,16 +7110,7 @@
     </w:p>
     <w:p>
       <w:pPr>
-        <w:pStyle w:val="Heading3"/>
-      </w:pPr>
-      <w:r>
-        <w:t>Discuss while showing the picture</w:t>
-      </w:r>
-    </w:p>
-    <w:p>
-      <w:pPr>
         <w:spacing w:line="336" w:lineRule="auto" w:after="180"/>
-        <w:shd w:fill="F1F6F8"/>
       </w:pPr>
       <w:r>
         <w:rPr>
@@ -7093,7 +7121,7 @@
     </w:p>
     <w:p>
       <w:pPr>
-        <w:pStyle w:val="Heading3"/>
+        <w:pStyle w:val="Heading2"/>
       </w:pPr>
       <w:r>
         <w:t>02. Follow the deciding steps</w:t>
@@ -7104,7 +7132,7 @@
         <w:drawing>
           <wp:inline xmlns:a="http://schemas.openxmlformats.org/drawingml/2006/main" xmlns:pic="http://schemas.openxmlformats.org/drawingml/2006/picture">
             <wp:extent cx="5486400" cy="3182112"/>
-            <wp:docPr id="4" name="Picture 4" descr="Regression errors: Absolute errors are 1, 1, 1 cm; mean absolute error is 1 cm. → Actual categories: Actual classes are short, tall, tall. → Predicted categories: Estimated classes are short, short, tall: 2/3 correct."/>
+            <wp:docPr id="5" name="Picture 5" descr="Regression errors: Absolute errors are 1, 1, 1 cm; mean absolute error is 1 cm. → Actual categories: Actual classes are short, tall, tall. → Predicted categories: Estimated classes are short, short, tall: 2/3 correct."/>
             <wp:cNvGraphicFramePr>
               <a:graphicFrameLocks noChangeAspect="1"/>
             </wp:cNvGraphicFramePr>
@@ -7116,7 +7144,7 @@
                     <pic:cNvPicPr/>
                   </pic:nvPicPr>
                   <pic:blipFill>
-                    <a:blip r:embed="rId12"/>
+                    <a:blip r:embed="rId9"/>
                     <a:stretch>
                       <a:fillRect/>
                     </a:stretch>
@@ -7203,7 +7231,6 @@
     <w:p>
       <w:pPr>
         <w:spacing w:line="336" w:lineRule="auto" w:after="180"/>
-        <w:shd w:fill="F5F1FB"/>
       </w:pPr>
       <w:r>
         <w:rPr>
@@ -7226,16 +7253,7 @@
     </w:p>
     <w:p>
       <w:pPr>
-        <w:pStyle w:val="Heading3"/>
-      </w:pPr>
-      <w:r>
-        <w:t>Discuss while showing the picture</w:t>
-      </w:r>
-    </w:p>
-    <w:p>
-      <w:pPr>
         <w:spacing w:line="336" w:lineRule="auto" w:after="180"/>
-        <w:shd w:fill="F1F6F8"/>
       </w:pPr>
       <w:r>
         <w:rPr>
@@ -7258,7 +7276,7 @@
     </w:p>
     <w:p>
       <w:pPr>
-        <w:pStyle w:val="Heading3"/>
+        <w:pStyle w:val="Heading2"/>
       </w:pPr>
       <w:r>
         <w:t>03. Actual and estimated heights (paired order)</w:t>
@@ -7269,7 +7287,7 @@
         <w:drawing>
           <wp:inline xmlns:a="http://schemas.openxmlformats.org/drawingml/2006/main" xmlns:pic="http://schemas.openxmlformats.org/drawingml/2006/picture">
             <wp:extent cx="5486400" cy="3938016"/>
-            <wp:docPr id="5" name="Picture 5" descr="Actual and estimated heights (paired order). Units: cm. actual1: 4. estimate1: 5. actual2: 7. estimate2: 6. actual3: 9. estimate3: 10."/>
+            <wp:docPr id="6" name="Picture 6" descr="Actual and estimated heights (paired order). Units: cm. actual1: 4. estimate1: 5. actual2: 7. estimate2: 6. actual3: 9. estimate3: 10."/>
             <wp:cNvGraphicFramePr>
               <a:graphicFrameLocks noChangeAspect="1"/>
             </wp:cNvGraphicFramePr>
@@ -7314,7 +7332,6 @@
     <w:p>
       <w:pPr>
         <w:spacing w:line="336" w:lineRule="auto" w:after="180"/>
-        <w:shd w:fill="F5F1FB"/>
       </w:pPr>
       <w:r>
         <w:rPr>
@@ -7325,16 +7342,7 @@
     </w:p>
     <w:p>
       <w:pPr>
-        <w:pStyle w:val="Heading3"/>
-      </w:pPr>
-      <w:r>
-        <w:t>Discuss while showing the picture</w:t>
-      </w:r>
-    </w:p>
-    <w:p>
-      <w:pPr>
         <w:spacing w:line="336" w:lineRule="auto" w:after="180"/>
-        <w:shd w:fill="F1F6F8"/>
       </w:pPr>
       <w:r>
         <w:rPr>
@@ -7346,7 +7354,6 @@
     <w:p>
       <w:pPr>
         <w:spacing w:line="336" w:lineRule="auto" w:after="180"/>
-        <w:shd w:fill="F1F6F8"/>
       </w:pPr>
       <w:r>
         <w:rPr>
@@ -7369,7 +7376,7 @@
     </w:p>
     <w:p>
       <w:pPr>
-        <w:pStyle w:val="Heading3"/>
+        <w:pStyle w:val="Heading2"/>
       </w:pPr>
       <w:r>
         <w:t>04. Change one thing. Trace what follows.</w:t>
@@ -7380,7 +7387,7 @@
         <w:drawing>
           <wp:inline xmlns:a="http://schemas.openxmlformats.org/drawingml/2006/main" xmlns:pic="http://schemas.openxmlformats.org/drawingml/2006/picture">
             <wp:extent cx="5486400" cy="3026664"/>
-            <wp:docPr id="6" name="Picture 6" descr="Original case: Estimated classes are short, short, tall: 2/3 correct. Changed condition: Change the category boundary to strictly greater than 7 cm. Expected result: Actual and estimated categories both become short, short, tall: 3/3 correct. Reason: The numerical estimates did not improve; the decision definition changed."/>
+            <wp:docPr id="7" name="Picture 7" descr="Original case: Estimated classes are short, short, tall: 2/3 correct. Changed condition: Change the category boundary to strictly greater than 7 cm. Expected result: Actual and estimated categories both become short, short, tall: 3/3 correct. Reason: The numerical estimates did not improve; the decision definition changed."/>
             <wp:cNvGraphicFramePr>
               <a:graphicFrameLocks noChangeAspect="1"/>
             </wp:cNvGraphicFramePr>
@@ -7448,7 +7455,6 @@
     <w:p>
       <w:pPr>
         <w:spacing w:line="336" w:lineRule="auto" w:after="180"/>
-        <w:shd w:fill="F5F1FB"/>
       </w:pPr>
       <w:r>
         <w:rPr>
@@ -7459,16 +7465,7 @@
     </w:p>
     <w:p>
       <w:pPr>
-        <w:pStyle w:val="Heading3"/>
-      </w:pPr>
-      <w:r>
-        <w:t>Discuss while showing the picture</w:t>
-      </w:r>
-    </w:p>
-    <w:p>
-      <w:pPr>
         <w:spacing w:line="336" w:lineRule="auto" w:after="180"/>
-        <w:shd w:fill="F1F6F8"/>
       </w:pPr>
       <w:r>
         <w:rPr>
@@ -7480,7 +7477,6 @@
     <w:p>
       <w:pPr>
         <w:spacing w:line="336" w:lineRule="auto" w:after="180"/>
-        <w:shd w:fill="F1F6F8"/>
       </w:pPr>
       <w:r>
         <w:rPr>
@@ -7491,7 +7487,7 @@
     </w:p>
     <w:p>
       <w:pPr>
-        <w:pStyle w:val="Heading3"/>
+        <w:pStyle w:val="Heading2"/>
       </w:pPr>
       <w:r>
         <w:t>05. Connect the explanation to its limit</w:t>
@@ -7502,7 +7498,7 @@
         <w:drawing>
           <wp:inline xmlns:a="http://schemas.openxmlformats.org/drawingml/2006/main" xmlns:pic="http://schemas.openxmlformats.org/drawingml/2006/picture">
             <wp:extent cx="5486400" cy="2834640"/>
-            <wp:docPr id="7" name="Picture 7" descr="Read the picture in order. Estimated classes are short, short, tall: 2/3 correct. The arrows show which recorded input or intermediate result each decision uses. Explain the deciding step aloud before checking the changed case; pointing to the final answer alone does not show how it follows. Limit: Regression error and category accuracy measure different targets; neither alone covers every use consequence."/>
+            <wp:docPr id="8" name="Picture 8" descr="Read the picture in order. Estimated classes are short, short, tall: 2/3 correct. The arrows show which recorded input or intermediate result each decision uses. Explain the deciding step aloud before checking the changed case; pointing to the final answer alone does not show how it follows. Limit: Regression error and category accuracy measure different targets; neither alone covers every use consequence."/>
             <wp:cNvGraphicFramePr>
               <a:graphicFrameLocks noChangeAspect="1"/>
             </wp:cNvGraphicFramePr>
@@ -7605,7 +7601,6 @@
     <w:p>
       <w:pPr>
         <w:spacing w:line="336" w:lineRule="auto" w:after="180"/>
-        <w:shd w:fill="F5F1FB"/>
       </w:pPr>
       <w:r>
         <w:rPr>
@@ -7616,16 +7611,7 @@
     </w:p>
     <w:p>
       <w:pPr>
-        <w:pStyle w:val="Heading3"/>
-      </w:pPr>
-      <w:r>
-        <w:t>Discuss while showing the picture</w:t>
-      </w:r>
-    </w:p>
-    <w:p>
-      <w:pPr>
         <w:spacing w:line="336" w:lineRule="auto" w:after="180"/>
-        <w:shd w:fill="F1F6F8"/>
       </w:pPr>
       <w:r>
         <w:rPr>
@@ -7637,7 +7623,6 @@
     <w:p>
       <w:pPr>
         <w:spacing w:line="336" w:lineRule="auto" w:after="180"/>
-        <w:shd w:fill="F1F6F8"/>
       </w:pPr>
       <w:r>
         <w:rPr>
@@ -7660,7 +7645,7 @@
     </w:p>
     <w:p>
       <w:pPr>
-        <w:pStyle w:val="Heading3"/>
+        <w:pStyle w:val="Heading2"/>
       </w:pPr>
       <w:r>
         <w:t>06. Make the idea visible in your project</w:t>
@@ -7671,7 +7656,7 @@
         <w:drawing>
           <wp:inline xmlns:a="http://schemas.openxmlformats.org/drawingml/2006/main" xmlns:pic="http://schemas.openxmlformats.org/drawingml/2006/picture">
             <wp:extent cx="5486400" cy="3681984"/>
-            <wp:docPr id="8" name="Picture 8" descr="For your Responsible Plant Classifier, save the input, procedure, observed result and limitation of this check. Label this worked example as practice; use a different, previously unreviewed case when checking independent understanding. Draw your input, deciding step, result and limit. Supported question: Did regression MAE improve when the boundary changed? Point to the relevant step in the picture, then write the changed result and the rule or evidence that supports it."/>
+            <wp:docPr id="9" name="Picture 9" descr="For your Responsible Plant Classifier, save the input, procedure, observed result and limitation of this check. Label this worked example as practice; use a different, previously unreviewed case when checking independent understanding. Draw your input, deciding step, result and limit. Supported question: Did regression MAE improve when the boundary changed? Point to the relevant step in the picture, then write the changed result and the rule or evidence that supports it."/>
             <wp:cNvGraphicFramePr>
               <a:graphicFrameLocks noChangeAspect="1"/>
             </wp:cNvGraphicFramePr>
@@ -7798,7 +7783,6 @@
     <w:p>
       <w:pPr>
         <w:spacing w:line="336" w:lineRule="auto" w:after="180"/>
-        <w:shd w:fill="F5F1FB"/>
       </w:pPr>
       <w:r>
         <w:rPr>
@@ -7821,82 +7805,150 @@
     </w:p>
     <w:p>
       <w:pPr>
+        <w:spacing w:line="336" w:lineRule="auto" w:after="180"/>
+      </w:pPr>
+      <w:r>
+        <w:rPr>
+          <w:b w:val="0"/>
+        </w:rPr>
+        <w:t xml:space="preserve">Teacher prompt: Draw your project trace and justify the deciding step using </w:t>
+      </w:r>
+      <w:r>
+        <w:rPr>
+          <w:b/>
+        </w:rPr>
+        <w:t>evidence</w:t>
+      </w:r>
+      <w:r>
+        <w:rPr>
+          <w:b w:val="0"/>
+        </w:rPr>
+        <w:t>. Ask learners to describe one label or arrow in ordinary words. Use the adjacent transcript if the image is difficult to see.</w:t>
+      </w:r>
+    </w:p>
+    <w:p>
+      <w:pPr>
+        <w:spacing w:line="336" w:lineRule="auto" w:after="180"/>
+      </w:pPr>
+      <w:r>
+        <w:rPr>
+          <w:b w:val="0"/>
+        </w:rPr>
+        <w:t xml:space="preserve">Supported practice key: No. MAE remains 1 cm. Category agreement rose because the </w:t>
+      </w:r>
+      <w:r>
+        <w:rPr>
+          <w:b/>
+        </w:rPr>
+        <w:t>class</w:t>
+      </w:r>
+      <w:r>
+        <w:rPr>
+          <w:b w:val="0"/>
+        </w:rPr>
+        <w:t xml:space="preserve"> boundary changed, not because </w:t>
+      </w:r>
+      <w:r>
+        <w:rPr>
+          <w:b/>
+        </w:rPr>
+        <w:t>prediction</w:t>
+      </w:r>
+      <w:r>
+        <w:rPr>
+          <w:b w:val="0"/>
+        </w:rPr>
+        <w:t>s became numerically closer.</w:t>
+      </w:r>
+    </w:p>
+    <w:p>
+      <w:pPr>
+        <w:spacing w:line="336" w:lineRule="auto" w:after="180"/>
+      </w:pPr>
+      <w:r>
+        <w:rPr>
+          <w:b w:val="0"/>
+        </w:rPr>
+        <w:t>Changed-case check: Actual and estimated categories both become short, short, tall: 3/3 correct. The numerical estimates did not improve; the decision definition changed.</w:t>
+      </w:r>
+    </w:p>
+    <w:p>
+      <w:pPr>
+        <w:pStyle w:val="Heading2"/>
+      </w:pPr>
+      <w:r>
+        <w:t>Earlier wording, alternatives and picture transcripts · reference / check after trying</w:t>
+      </w:r>
+    </w:p>
+    <w:p>
+      <w:pPr>
+        <w:spacing w:line="336" w:lineRule="auto" w:after="180"/>
+      </w:pPr>
+      <w:r>
+        <w:rPr>
+          <w:b w:val="0"/>
+        </w:rPr>
+        <w:t xml:space="preserve">Use one picture at a time. Hide a worked result before asking for a </w:t>
+      </w:r>
+      <w:r>
+        <w:rPr>
+          <w:b/>
+        </w:rPr>
+        <w:t>prediction</w:t>
+      </w:r>
+      <w:r>
+        <w:rPr>
+          <w:b w:val="0"/>
+        </w:rPr>
+        <w:t>, then reveal it for feedback. These are supported teaching cases; retain the separate independent assessment for a fresh first attempt.</w:t>
+      </w:r>
+    </w:p>
+    <w:p>
+      <w:pPr>
         <w:pStyle w:val="Heading3"/>
       </w:pPr>
       <w:r>
-        <w:t>Discuss while showing the picture</w:t>
-      </w:r>
-    </w:p>
-    <w:p>
-      <w:pPr>
-        <w:spacing w:line="336" w:lineRule="auto" w:after="180"/>
-        <w:shd w:fill="F1F6F8"/>
-      </w:pPr>
-      <w:r>
-        <w:rPr>
-          <w:b w:val="0"/>
-        </w:rPr>
-        <w:t xml:space="preserve">Teacher prompt: Draw your project trace and justify the deciding step using </w:t>
-      </w:r>
-      <w:r>
-        <w:rPr>
-          <w:b/>
-        </w:rPr>
-        <w:t>evidence</w:t>
-      </w:r>
-      <w:r>
-        <w:rPr>
-          <w:b w:val="0"/>
-        </w:rPr>
-        <w:t>. Ask learners to describe one label or arrow in ordinary words. Use the adjacent transcript if the image is difficult to see.</w:t>
-      </w:r>
-    </w:p>
-    <w:p>
-      <w:pPr>
-        <w:spacing w:line="336" w:lineRule="auto" w:after="180"/>
-        <w:shd w:fill="F1F6F8"/>
-      </w:pPr>
-      <w:r>
-        <w:rPr>
-          <w:b w:val="0"/>
-        </w:rPr>
-        <w:t xml:space="preserve">Supported practice key: No. MAE remains 1 cm. Category agreement rose because the </w:t>
-      </w:r>
-      <w:r>
-        <w:rPr>
-          <w:b/>
-        </w:rPr>
-        <w:t>class</w:t>
-      </w:r>
-      <w:r>
-        <w:rPr>
-          <w:b w:val="0"/>
-        </w:rPr>
-        <w:t xml:space="preserve"> boundary changed, not because </w:t>
-      </w:r>
-      <w:r>
-        <w:rPr>
-          <w:b/>
-        </w:rPr>
-        <w:t>prediction</w:t>
-      </w:r>
-      <w:r>
-        <w:rPr>
-          <w:b w:val="0"/>
-        </w:rPr>
-        <w:t>s became numerically closer.</w:t>
-      </w:r>
-    </w:p>
-    <w:p>
-      <w:pPr>
-        <w:spacing w:line="336" w:lineRule="auto" w:after="180"/>
-        <w:shd w:fill="F1F6F8"/>
-      </w:pPr>
-      <w:r>
-        <w:rPr>
-          <w:b w:val="0"/>
-        </w:rPr>
-        <w:t>Changed-case check: Actual and estimated categories both become short, short, tall: 3/3 correct. The numerical estimates did not improve; the decision definition changed.</w:t>
+        <w:t>01. Classification or Regression?: the case</w:t>
+      </w:r>
+    </w:p>
+    <w:p>
+      <w:pPr>
+        <w:pStyle w:val="Heading3"/>
+      </w:pPr>
+      <w:r>
+        <w:t>02. Follow the deciding steps</w:t>
+      </w:r>
+    </w:p>
+    <w:p>
+      <w:pPr>
+        <w:pStyle w:val="Heading3"/>
+      </w:pPr>
+      <w:r>
+        <w:t>03. Actual and estimated heights (paired order)</w:t>
+      </w:r>
+    </w:p>
+    <w:p>
+      <w:pPr>
+        <w:pStyle w:val="Heading3"/>
+      </w:pPr>
+      <w:r>
+        <w:t>04. Change one thing. Trace what follows.</w:t>
+      </w:r>
+    </w:p>
+    <w:p>
+      <w:pPr>
+        <w:pStyle w:val="Heading3"/>
+      </w:pPr>
+      <w:r>
+        <w:t>05. Connect the explanation to its limit</w:t>
+      </w:r>
+    </w:p>
+    <w:p>
+      <w:pPr>
+        <w:pStyle w:val="Heading3"/>
+      </w:pPr>
+      <w:r>
+        <w:t>06. Make the idea visible in your project</w:t>
       </w:r>
     </w:p>
     <w:sectPr>
